--- a/Кейс 3 - Автосервис.docx
+++ b/Кейс 3 - Автосервис.docx
@@ -1,22 +1,430 @@
 
 <file path=word/document.xml><?xml version="1.0" encoding="utf-8"?>
-<w:document xmlns:wpc="http://schemas.microsoft.com/office/word/2010/wordprocessingCanvas" xmlns:cx="http://schemas.microsoft.com/office/drawing/2014/chartex" xmlns:cx1="http://schemas.microsoft.com/office/drawing/2015/9/8/chartex" xmlns:cx2="http://schemas.microsoft.com/office/drawing/2015/10/21/chartex" xmlns:cx3="http://schemas.microsoft.com/office/drawing/2016/5/9/chartex" xmlns:cx4="http://schemas.microsoft.com/office/drawing/2016/5/10/chartex" xmlns:cx5="http://schemas.microsoft.com/office/drawing/2016/5/11/chartex" xmlns:cx6="http://schemas.microsoft.com/office/drawing/2016/5/12/chartex" xmlns:cx7="http://schemas.microsoft.com/office/drawing/2016/5/13/chartex" xmlns:cx8="http://schemas.microsoft.com/office/drawing/2016/5/14/chartex" xmlns:mc="http://schemas.openxmlformats.org/markup-compatibility/2006" xmlns:aink="http://schemas.microsoft.com/office/drawing/2016/ink" xmlns:am3d="http://schemas.microsoft.com/office/drawing/2017/model3d" xmlns:o="urn:schemas-microsoft-com:office:office" xmlns:oel="http://schemas.microsoft.com/office/2019/extlst" xmlns:r="http://schemas.openxmlformats.org/officeDocument/2006/relationships" xmlns:m="http://schemas.openxmlformats.org/officeDocument/2006/math" xmlns:v="urn:schemas-microsoft-com:vml" xmlns:wp14="http://schemas.microsoft.com/office/word/2010/wordprocessingDrawing" xmlns:wp="http://schemas.openxmlformats.org/drawingml/2006/wordprocessingDrawing" xmlns:w10="urn:schemas-microsoft-com:office:word" xmlns:w="http://schemas.openxmlformats.org/wordprocessingml/2006/main" xmlns:w14="http://schemas.microsoft.com/office/word/2010/wordml" xmlns:w15="http://schemas.microsoft.com/office/word/2012/wordml" xmlns:w16cex="http://schemas.microsoft.com/office/word/2018/wordml/cex" xmlns:w16cid="http://schemas.microsoft.com/office/word/2016/wordml/cid" xmlns:w16="http://schemas.microsoft.com/office/word/2018/wordml" xmlns:w16du="http://schemas.microsoft.com/office/word/2023/wordml/word16du" xmlns:w16sdtdh="http://schemas.microsoft.com/office/word/2020/wordml/sdtdatahash" xmlns:w16sdtfl="http://schemas.microsoft.com/office/word/2024/wordml/sdtformatlock" xmlns:w16se="http://schemas.microsoft.com/office/word/2015/wordml/symex" xmlns:wpg="http://schemas.microsoft.com/office/word/2010/wordprocessingGroup" xmlns:wpi="http://schemas.microsoft.com/office/word/2010/wordprocessingInk" xmlns:wne="http://schemas.microsoft.com/office/word/2006/wordml" xmlns:wps="http://schemas.microsoft.com/office/word/2010/wordprocessingShape" mc:Ignorable="w14 w15 w16se w16cid w16 w16cex w16sdtdh w16sdtfl w16du wp14">
+<w:document xmlns:wpc="http://schemas.microsoft.com/office/word/2010/wordprocessingCanvas" xmlns:cx="http://schemas.microsoft.com/office/drawing/2014/chartex" xmlns:mc="http://schemas.openxmlformats.org/markup-compatibility/2006" xmlns:o="urn:schemas-microsoft-com:office:office" xmlns:r="http://schemas.openxmlformats.org/officeDocument/2006/relationships" xmlns:m="http://schemas.openxmlformats.org/officeDocument/2006/math" xmlns:v="urn:schemas-microsoft-com:vml" xmlns:wp14="http://schemas.microsoft.com/office/word/2010/wordprocessingDrawing" xmlns:wp="http://schemas.openxmlformats.org/drawingml/2006/wordprocessingDrawing" xmlns:w10="urn:schemas-microsoft-com:office:word" xmlns:w="http://schemas.openxmlformats.org/wordprocessingml/2006/main" xmlns:w14="http://schemas.microsoft.com/office/word/2010/wordml" xmlns:w15="http://schemas.microsoft.com/office/word/2012/wordml" xmlns:w16se="http://schemas.microsoft.com/office/word/2015/wordml/symex" xmlns:wpg="http://schemas.microsoft.com/office/word/2010/wordprocessingGroup" xmlns:wpi="http://schemas.microsoft.com/office/word/2010/wordprocessingInk" xmlns:wne="http://schemas.microsoft.com/office/word/2006/wordml" xmlns:wps="http://schemas.microsoft.com/office/word/2010/wordprocessingShape" mc:Ignorable="w14 w15 w16se wp14">
   <w:body>
     <w:p>
-      <w:pPr>
-        <w:shd w:val="clear" w:color="auto" w:fill="FFFFFF"/>
-        <w:spacing w:before="120" w:after="120" w:line="480" w:lineRule="atLeast"/>
-        <w:outlineLvl w:val="1"/>
+      <w:bookmarkStart w:id="0" w:name="_GoBack"/>
+      <w:bookmarkEnd w:id="0"/>
+      <w:r>
+        <w:rPr>
+          <w:noProof/>
+          <w:lang w:eastAsia="ru-RU"/>
+        </w:rPr>
+        <w:drawing>
+          <wp:inline distT="0" distB="0" distL="0" distR="0" wp14:anchorId="6714E5B3" wp14:editId="27BD0355">
+            <wp:extent cx="3057952" cy="2667372"/>
+            <wp:effectExtent l="0" t="0" r="9525" b="0"/>
+            <wp:docPr id="1" name="Рисунок 1"/>
+            <wp:cNvGraphicFramePr>
+              <a:graphicFrameLocks xmlns:a="http://schemas.openxmlformats.org/drawingml/2006/main" noChangeAspect="1"/>
+            </wp:cNvGraphicFramePr>
+            <a:graphic xmlns:a="http://schemas.openxmlformats.org/drawingml/2006/main">
+              <a:graphicData uri="http://schemas.openxmlformats.org/drawingml/2006/picture">
+                <pic:pic xmlns:pic="http://schemas.openxmlformats.org/drawingml/2006/picture">
+                  <pic:nvPicPr>
+                    <pic:cNvPr id="1" name=""/>
+                    <pic:cNvPicPr/>
+                  </pic:nvPicPr>
+                  <pic:blipFill>
+                    <a:blip r:embed="rId5"/>
+                    <a:stretch>
+                      <a:fillRect/>
+                    </a:stretch>
+                  </pic:blipFill>
+                  <pic:spPr>
+                    <a:xfrm>
+                      <a:off x="0" y="0"/>
+                      <a:ext cx="3057952" cy="2667372"/>
+                    </a:xfrm>
+                    <a:prstGeom prst="rect">
+                      <a:avLst/>
+                    </a:prstGeom>
+                  </pic:spPr>
+                </pic:pic>
+              </a:graphicData>
+            </a:graphic>
+          </wp:inline>
+        </w:drawing>
+      </w:r>
+    </w:p>
+    <w:p>
+      <w:pPr>
+        <w:rPr>
+          <w:b/>
+          <w:sz w:val="32"/>
+        </w:rPr>
+      </w:pPr>
+      <w:r>
+        <w:rPr>
+          <w:b/>
+          <w:sz w:val="32"/>
+        </w:rPr>
+        <w:t>Текстуальный анализ</w:t>
+      </w:r>
+    </w:p>
+    <w:p>
+      <w:pPr>
+        <w:pStyle w:val="ac"/>
+      </w:pPr>
+      <w:r>
+        <w:rPr>
+          <w:rStyle w:val="ad"/>
+          <w:rFonts w:eastAsiaTheme="majorEastAsia"/>
+        </w:rPr>
+        <w:t>Сеть автосервисов «</w:t>
+      </w:r>
+      <w:proofErr w:type="spellStart"/>
+      <w:r>
+        <w:rPr>
+          <w:rStyle w:val="ad"/>
+          <w:rFonts w:eastAsiaTheme="majorEastAsia"/>
+        </w:rPr>
+        <w:t>AutoService</w:t>
+      </w:r>
+      <w:proofErr w:type="spellEnd"/>
+      <w:r>
+        <w:rPr>
+          <w:rStyle w:val="ad"/>
+          <w:rFonts w:eastAsiaTheme="majorEastAsia"/>
+        </w:rPr>
+        <w:t>» внедряет информационную систему для управления записью клиентов, ведения истории обслуживания автомобилей и контроля работы мастеров.</w:t>
+      </w:r>
+    </w:p>
+    <w:p>
+      <w:pPr>
+        <w:pStyle w:val="ac"/>
+      </w:pPr>
+      <w:r>
+        <w:rPr>
+          <w:rStyle w:val="ad"/>
+          <w:rFonts w:eastAsiaTheme="majorEastAsia"/>
+        </w:rPr>
+        <w:t>Платформа позволяет клиенту зарегистрироваться в системе, указав номер телефона (используемый как логин), пароль, ФИО, адрес электронной почты, а также марку, модель и государственный номер своего автомобиля. Клиент, создавший учетную запись, получает доступ к личному кабинету, где может просматривать историю обслуживания своих автомобилей, записываться на сервис и управлять своими данными.</w:t>
+      </w:r>
+    </w:p>
+    <w:p>
+      <w:pPr>
+        <w:pStyle w:val="ac"/>
+      </w:pPr>
+      <w:r>
+        <w:rPr>
+          <w:rStyle w:val="ad"/>
+          <w:rFonts w:eastAsiaTheme="majorEastAsia"/>
+        </w:rPr>
+        <w:t>Клиент может добавить в свой профиль несколько автомобилей. Для каждого автомобиля указываются марка, модель, год выпуска, VIN-номер, государственный номер и текущий пробег. Клиент может редактировать данные об автомобилях и удалять автомобили из своего профиля.</w:t>
+      </w:r>
+    </w:p>
+    <w:p>
+      <w:pPr>
+        <w:pStyle w:val="ac"/>
+      </w:pPr>
+      <w:r>
+        <w:rPr>
+          <w:rStyle w:val="ad"/>
+          <w:rFonts w:eastAsiaTheme="majorEastAsia"/>
+        </w:rPr>
+        <w:t>Для записи на сервис клиент выбирает удобную дату и время из доступных слотов, указывает автомобиль и желаемую услугу. При записи клиент может выбрать, будет ли он оплачивать услугу баллами лояльности или деньгами. Система блокирует необходимое количество баллов, если выбран вариант оплаты баллами, или резервирует стоимость услуги на карте, если выбран вариант оплаты деньгами. Клиент может отменить или перенести запись, но не позднее чем за 12 часов до назначенного времени. При отмене в более поздний срок с карты клиента списывается штраф в размере 50 баллов лояльности. После завершения услуги клиент может оставить отзыв о качестве работы, оценив его по пятибалльной шкале.</w:t>
+      </w:r>
+    </w:p>
+    <w:p>
+      <w:pPr>
+        <w:pStyle w:val="ac"/>
+      </w:pPr>
+      <w:r>
+        <w:rPr>
+          <w:rStyle w:val="ad"/>
+          <w:rFonts w:eastAsiaTheme="majorEastAsia"/>
+        </w:rPr>
+        <w:t>Система ведет детальную историю обслуживания для каждого автомобиля: фиксируются дата и время визита, пробег на момент визита, выполненные работы, замененные детали, стоимость услуг и мастер, выполнявший работы. Клиент может просматривать историю обслуживания, фильтровать ее по датам и видам работ, скачивать отчет по истории обслуживания своего автомобиля в формате PDF.</w:t>
+      </w:r>
+    </w:p>
+    <w:p>
+      <w:pPr>
+        <w:pStyle w:val="ac"/>
+      </w:pPr>
+      <w:r>
+        <w:rPr>
+          <w:rStyle w:val="ad"/>
+          <w:rFonts w:eastAsiaTheme="majorEastAsia"/>
+        </w:rPr>
+        <w:t>Система автоматически рассчитывает и отправляет клиенту уведомления о необходимости планового технического обслуживания на основе пробега и даты последнего визита.</w:t>
+      </w:r>
+    </w:p>
+    <w:p>
+      <w:pPr>
+        <w:pStyle w:val="ac"/>
+      </w:pPr>
+      <w:r>
+        <w:rPr>
+          <w:rStyle w:val="ad"/>
+          <w:rFonts w:eastAsiaTheme="majorEastAsia"/>
+        </w:rPr>
+        <w:lastRenderedPageBreak/>
+        <w:t>Администратор системы может управлять пользователями (блокировать и разблокировать учетные записи), управлять расписанием работы автосервиса, открывать и закрывать слоты для записи, изменять стоимость услуг, назначать мастеров на смены. Администратор также может просматривать финансовую отчетность: доходы по видам услуг, по мастерам, по периодам времени.</w:t>
+      </w:r>
+    </w:p>
+    <w:p>
+      <w:pPr>
+        <w:pStyle w:val="ac"/>
+      </w:pPr>
+      <w:r>
+        <w:rPr>
+          <w:rStyle w:val="ad"/>
+          <w:rFonts w:eastAsiaTheme="majorEastAsia"/>
+        </w:rPr>
+        <w:t>Мастер автосервиса имеет доступ к системе для просмотра расписания своих записей на текущий день, отметки о начале и завершении работ, ведения учета выполненных операций и замененных деталей. После завершения работы мастер отмечает услугу как выполненную, система отправляет клиенту уведомление о готовности автомобиля.</w:t>
+      </w:r>
+    </w:p>
+    <w:p>
+      <w:pPr>
+        <w:pStyle w:val="ac"/>
+      </w:pPr>
+      <w:r>
+        <w:rPr>
+          <w:rStyle w:val="ad"/>
+          <w:rFonts w:eastAsiaTheme="majorEastAsia"/>
+        </w:rPr>
+        <w:t>Система управляет справочником услуг и нормативов. Для каждой услуги указываются название, описание, стандартная стоимость, нормативная трудоемкость в часах и перечень необходимых материалов.</w:t>
+      </w:r>
+    </w:p>
+    <w:p>
+      <w:pPr>
+        <w:pStyle w:val="ac"/>
+      </w:pPr>
+      <w:r>
+        <w:rPr>
+          <w:rStyle w:val="ad"/>
+          <w:rFonts w:eastAsiaTheme="majorEastAsia"/>
+        </w:rPr>
+        <w:t>Система лояльности работает следующим образом. За каждые полные 500 рублей, потраченные на техническое обслуживание, клиенту начисляется 10 баллов лояльности. Накопленные баллы суммируются по всем автомобилям клиента. Клиент может конвертировать накопленные баллы в вознаграждения. Клиент активирует вознаграждение в личном кабинете, после чего генерируется уникальный QR-код, который предъявляется в автосервисе.</w:t>
+      </w:r>
+    </w:p>
+    <w:p>
+      <w:pPr>
+        <w:pStyle w:val="ac"/>
+      </w:pPr>
+      <w:r>
+        <w:rPr>
+          <w:rStyle w:val="ad"/>
+          <w:rFonts w:eastAsiaTheme="majorEastAsia"/>
+        </w:rPr>
+        <w:t>Менеджер автосервиса может изменять старые правила и заводить новые правила начисления баллов и вознаграждений за услуги. Менеджер также может публиковать на сайте полезные статьи и видео о техническом обслуживании автомобилей.</w:t>
+      </w:r>
+    </w:p>
+    <w:p>
+      <w:pPr>
+        <w:rPr>
+          <w:b/>
+          <w:sz w:val="32"/>
+        </w:rPr>
+      </w:pPr>
+    </w:p>
+    <w:p>
+      <w:pPr>
+        <w:rPr>
+          <w:b/>
+          <w:sz w:val="32"/>
+        </w:rPr>
+      </w:pPr>
+      <w:r>
+        <w:rPr>
+          <w:b/>
+          <w:sz w:val="32"/>
+        </w:rPr>
+        <w:t>Анализ списка классов-кандидатов</w:t>
+      </w:r>
+    </w:p>
+    <w:p>
+      <w:pPr>
+        <w:rPr>
+          <w:b/>
+          <w:sz w:val="32"/>
+        </w:rPr>
+      </w:pPr>
+      <w:r>
+        <w:rPr>
+          <w:b/>
+          <w:noProof/>
+          <w:sz w:val="32"/>
+          <w:lang w:eastAsia="ru-RU"/>
+        </w:rPr>
+        <w:drawing>
+          <wp:inline distT="0" distB="0" distL="0" distR="0" wp14:anchorId="19359EA9" wp14:editId="39147783">
+            <wp:extent cx="5940425" cy="1409065"/>
+            <wp:effectExtent l="0" t="0" r="3175" b="635"/>
+            <wp:docPr id="5" name="Рисунок 5"/>
+            <wp:cNvGraphicFramePr>
+              <a:graphicFrameLocks xmlns:a="http://schemas.openxmlformats.org/drawingml/2006/main" noChangeAspect="1"/>
+            </wp:cNvGraphicFramePr>
+            <a:graphic xmlns:a="http://schemas.openxmlformats.org/drawingml/2006/main">
+              <a:graphicData uri="http://schemas.openxmlformats.org/drawingml/2006/picture">
+                <pic:pic xmlns:pic="http://schemas.openxmlformats.org/drawingml/2006/picture">
+                  <pic:nvPicPr>
+                    <pic:cNvPr id="1" name=""/>
+                    <pic:cNvPicPr/>
+                  </pic:nvPicPr>
+                  <pic:blipFill>
+                    <a:blip r:embed="rId6"/>
+                    <a:stretch>
+                      <a:fillRect/>
+                    </a:stretch>
+                  </pic:blipFill>
+                  <pic:spPr>
+                    <a:xfrm>
+                      <a:off x="0" y="0"/>
+                      <a:ext cx="5940425" cy="1409065"/>
+                    </a:xfrm>
+                    <a:prstGeom prst="rect">
+                      <a:avLst/>
+                    </a:prstGeom>
+                  </pic:spPr>
+                </pic:pic>
+              </a:graphicData>
+            </a:graphic>
+          </wp:inline>
+        </w:drawing>
+      </w:r>
+    </w:p>
+    <w:p>
+      <w:pPr>
+        <w:rPr>
+          <w:b/>
+          <w:sz w:val="32"/>
+        </w:rPr>
+      </w:pPr>
+      <w:r>
+        <w:rPr>
+          <w:b/>
+          <w:sz w:val="32"/>
+        </w:rPr>
+        <w:t>Глоссарий</w:t>
+      </w:r>
+    </w:p>
+    <w:p>
+      <w:pPr>
+        <w:rPr>
+          <w:b/>
+          <w:sz w:val="32"/>
+        </w:rPr>
+      </w:pPr>
+      <w:r>
+        <w:rPr>
+          <w:b/>
+          <w:noProof/>
+          <w:sz w:val="32"/>
+          <w:lang w:eastAsia="ru-RU"/>
+        </w:rPr>
+        <w:lastRenderedPageBreak/>
+        <w:drawing>
+          <wp:inline distT="0" distB="0" distL="0" distR="0" wp14:anchorId="6139A651" wp14:editId="7BAE676F">
+            <wp:extent cx="5940425" cy="3903980"/>
+            <wp:effectExtent l="0" t="0" r="3175" b="1270"/>
+            <wp:docPr id="4" name="Рисунок 4"/>
+            <wp:cNvGraphicFramePr>
+              <a:graphicFrameLocks xmlns:a="http://schemas.openxmlformats.org/drawingml/2006/main" noChangeAspect="1"/>
+            </wp:cNvGraphicFramePr>
+            <a:graphic xmlns:a="http://schemas.openxmlformats.org/drawingml/2006/main">
+              <a:graphicData uri="http://schemas.openxmlformats.org/drawingml/2006/picture">
+                <pic:pic xmlns:pic="http://schemas.openxmlformats.org/drawingml/2006/picture">
+                  <pic:nvPicPr>
+                    <pic:cNvPr id="1" name=""/>
+                    <pic:cNvPicPr/>
+                  </pic:nvPicPr>
+                  <pic:blipFill>
+                    <a:blip r:embed="rId7"/>
+                    <a:stretch>
+                      <a:fillRect/>
+                    </a:stretch>
+                  </pic:blipFill>
+                  <pic:spPr>
+                    <a:xfrm>
+                      <a:off x="0" y="0"/>
+                      <a:ext cx="5940425" cy="3903980"/>
+                    </a:xfrm>
+                    <a:prstGeom prst="rect">
+                      <a:avLst/>
+                    </a:prstGeom>
+                  </pic:spPr>
+                </pic:pic>
+              </a:graphicData>
+            </a:graphic>
+          </wp:inline>
+        </w:drawing>
+      </w:r>
+    </w:p>
+    <w:p>
+      <w:pPr>
+        <w:rPr>
+          <w:b/>
+          <w:sz w:val="32"/>
+        </w:rPr>
+      </w:pPr>
+      <w:r>
+        <w:rPr>
+          <w:b/>
+          <w:sz w:val="32"/>
+        </w:rPr>
+        <w:t>Диаграмма классов</w:t>
+      </w:r>
+    </w:p>
+    <w:p>
+      <w:pPr>
+        <w:rPr>
+          <w:b/>
+          <w:sz w:val="32"/>
+        </w:rPr>
+      </w:pPr>
+      <w:r>
+        <w:rPr>
+          <w:noProof/>
+          <w:lang w:eastAsia="ru-RU"/>
+        </w:rPr>
+        <w:drawing>
+          <wp:inline distT="0" distB="0" distL="0" distR="0" wp14:anchorId="6CC310BF" wp14:editId="1266604F">
+            <wp:extent cx="5940425" cy="3202940"/>
+            <wp:effectExtent l="0" t="0" r="3175" b="0"/>
+            <wp:docPr id="6" name="Рисунок 6"/>
+            <wp:cNvGraphicFramePr>
+              <a:graphicFrameLocks xmlns:a="http://schemas.openxmlformats.org/drawingml/2006/main" noChangeAspect="1"/>
+            </wp:cNvGraphicFramePr>
+            <a:graphic xmlns:a="http://schemas.openxmlformats.org/drawingml/2006/main">
+              <a:graphicData uri="http://schemas.openxmlformats.org/drawingml/2006/picture">
+                <pic:pic xmlns:pic="http://schemas.openxmlformats.org/drawingml/2006/picture">
+                  <pic:nvPicPr>
+                    <pic:cNvPr id="1" name=""/>
+                    <pic:cNvPicPr/>
+                  </pic:nvPicPr>
+                  <pic:blipFill>
+                    <a:blip r:embed="rId8"/>
+                    <a:stretch>
+                      <a:fillRect/>
+                    </a:stretch>
+                  </pic:blipFill>
+                  <pic:spPr>
+                    <a:xfrm>
+                      <a:off x="0" y="0"/>
+                      <a:ext cx="5940425" cy="3202940"/>
+                    </a:xfrm>
+                    <a:prstGeom prst="rect">
+                      <a:avLst/>
+                    </a:prstGeom>
+                  </pic:spPr>
+                </pic:pic>
+              </a:graphicData>
+            </a:graphic>
+          </wp:inline>
+        </w:drawing>
+      </w:r>
+    </w:p>
+    <w:p>
+      <w:pPr>
+        <w:spacing w:before="100" w:beforeAutospacing="1" w:after="100" w:afterAutospacing="1" w:line="240" w:lineRule="auto"/>
+        <w:outlineLvl w:val="3"/>
         <w:rPr>
           <w:rFonts w:ascii="Times New Roman" w:eastAsia="Times New Roman" w:hAnsi="Times New Roman" w:cs="Times New Roman"/>
           <w:b/>
           <w:bCs/>
-          <w:color w:val="0F1115"/>
-          <w:kern w:val="0"/>
-          <w:sz w:val="33"/>
-          <w:szCs w:val="33"/>
-          <w:lang w:eastAsia="ru-RU"/>
-          <w14:ligatures w14:val="none"/>
+          <w:lang w:eastAsia="ru-RU"/>
         </w:rPr>
       </w:pPr>
       <w:r>
@@ -24,14 +432,379 @@
           <w:rFonts w:ascii="Times New Roman" w:eastAsia="Times New Roman" w:hAnsi="Times New Roman" w:cs="Times New Roman"/>
           <w:b/>
           <w:bCs/>
-          <w:color w:val="0F1115"/>
-          <w:kern w:val="0"/>
-          <w:sz w:val="33"/>
-          <w:szCs w:val="33"/>
-          <w:lang w:eastAsia="ru-RU"/>
-          <w14:ligatures w14:val="none"/>
-        </w:rPr>
-        <w:t>Кейс №3: Система управления автосервисом «</w:t>
+          <w:lang w:eastAsia="ru-RU"/>
+        </w:rPr>
+        <w:t xml:space="preserve">Названия связей — как осмысленные предложения </w:t>
+      </w:r>
+    </w:p>
+    <w:p>
+      <w:pPr>
+        <w:numPr>
+          <w:ilvl w:val="0"/>
+          <w:numId w:val="1"/>
+        </w:numPr>
+        <w:spacing w:before="100" w:beforeAutospacing="1" w:after="100" w:afterAutospacing="1" w:line="240" w:lineRule="auto"/>
+        <w:rPr>
+          <w:rFonts w:ascii="Times New Roman" w:eastAsia="Times New Roman" w:hAnsi="Times New Roman" w:cs="Times New Roman"/>
+          <w:lang w:eastAsia="ru-RU"/>
+        </w:rPr>
+      </w:pPr>
+      <w:r>
+        <w:rPr>
+          <w:rFonts w:ascii="Times New Roman" w:eastAsia="Times New Roman" w:hAnsi="Times New Roman" w:cs="Times New Roman"/>
+          <w:lang w:eastAsia="ru-RU"/>
+        </w:rPr>
+        <w:t xml:space="preserve">Клиент — Автомобиль: </w:t>
+      </w:r>
+      <w:r>
+        <w:rPr>
+          <w:rFonts w:ascii="Times New Roman" w:eastAsia="Times New Roman" w:hAnsi="Times New Roman" w:cs="Times New Roman"/>
+          <w:b/>
+          <w:bCs/>
+          <w:lang w:eastAsia="ru-RU"/>
+        </w:rPr>
+        <w:t>«Клиент владеет автомобилем»</w:t>
+      </w:r>
+    </w:p>
+    <w:p>
+      <w:pPr>
+        <w:numPr>
+          <w:ilvl w:val="0"/>
+          <w:numId w:val="1"/>
+        </w:numPr>
+        <w:spacing w:before="100" w:beforeAutospacing="1" w:after="100" w:afterAutospacing="1" w:line="240" w:lineRule="auto"/>
+        <w:rPr>
+          <w:rFonts w:ascii="Times New Roman" w:eastAsia="Times New Roman" w:hAnsi="Times New Roman" w:cs="Times New Roman"/>
+          <w:lang w:eastAsia="ru-RU"/>
+        </w:rPr>
+      </w:pPr>
+      <w:r>
+        <w:rPr>
+          <w:rFonts w:ascii="Times New Roman" w:eastAsia="Times New Roman" w:hAnsi="Times New Roman" w:cs="Times New Roman"/>
+          <w:lang w:eastAsia="ru-RU"/>
+        </w:rPr>
+        <w:t xml:space="preserve">Клиент — Запись на сервис: </w:t>
+      </w:r>
+      <w:r>
+        <w:rPr>
+          <w:rFonts w:ascii="Times New Roman" w:eastAsia="Times New Roman" w:hAnsi="Times New Roman" w:cs="Times New Roman"/>
+          <w:b/>
+          <w:bCs/>
+          <w:lang w:eastAsia="ru-RU"/>
+        </w:rPr>
+        <w:t>«Клиент оформляет запись на сервис»</w:t>
+      </w:r>
+    </w:p>
+    <w:p>
+      <w:pPr>
+        <w:numPr>
+          <w:ilvl w:val="0"/>
+          <w:numId w:val="1"/>
+        </w:numPr>
+        <w:spacing w:before="100" w:beforeAutospacing="1" w:after="100" w:afterAutospacing="1" w:line="240" w:lineRule="auto"/>
+        <w:rPr>
+          <w:rFonts w:ascii="Times New Roman" w:eastAsia="Times New Roman" w:hAnsi="Times New Roman" w:cs="Times New Roman"/>
+          <w:lang w:eastAsia="ru-RU"/>
+        </w:rPr>
+      </w:pPr>
+      <w:r>
+        <w:rPr>
+          <w:rFonts w:ascii="Times New Roman" w:eastAsia="Times New Roman" w:hAnsi="Times New Roman" w:cs="Times New Roman"/>
+          <w:lang w:eastAsia="ru-RU"/>
+        </w:rPr>
+        <w:t xml:space="preserve">Автомобиль — Запись на сервис: </w:t>
+      </w:r>
+      <w:r>
+        <w:rPr>
+          <w:rFonts w:ascii="Times New Roman" w:eastAsia="Times New Roman" w:hAnsi="Times New Roman" w:cs="Times New Roman"/>
+          <w:b/>
+          <w:bCs/>
+          <w:lang w:eastAsia="ru-RU"/>
+        </w:rPr>
+        <w:t>«Запись на сервис оформляется для автомобиля»</w:t>
+      </w:r>
+    </w:p>
+    <w:p>
+      <w:pPr>
+        <w:numPr>
+          <w:ilvl w:val="0"/>
+          <w:numId w:val="1"/>
+        </w:numPr>
+        <w:spacing w:before="100" w:beforeAutospacing="1" w:after="100" w:afterAutospacing="1" w:line="240" w:lineRule="auto"/>
+        <w:rPr>
+          <w:rFonts w:ascii="Times New Roman" w:eastAsia="Times New Roman" w:hAnsi="Times New Roman" w:cs="Times New Roman"/>
+          <w:lang w:eastAsia="ru-RU"/>
+        </w:rPr>
+      </w:pPr>
+      <w:r>
+        <w:rPr>
+          <w:rFonts w:ascii="Times New Roman" w:eastAsia="Times New Roman" w:hAnsi="Times New Roman" w:cs="Times New Roman"/>
+          <w:lang w:eastAsia="ru-RU"/>
+        </w:rPr>
+        <w:t xml:space="preserve">Запись на сервис — Услуга: </w:t>
+      </w:r>
+      <w:r>
+        <w:rPr>
+          <w:rFonts w:ascii="Times New Roman" w:eastAsia="Times New Roman" w:hAnsi="Times New Roman" w:cs="Times New Roman"/>
+          <w:b/>
+          <w:bCs/>
+          <w:lang w:eastAsia="ru-RU"/>
+        </w:rPr>
+        <w:t>«Запись на сервис относится к услуге»</w:t>
+      </w:r>
+    </w:p>
+    <w:p>
+      <w:pPr>
+        <w:numPr>
+          <w:ilvl w:val="0"/>
+          <w:numId w:val="1"/>
+        </w:numPr>
+        <w:spacing w:before="100" w:beforeAutospacing="1" w:after="100" w:afterAutospacing="1" w:line="240" w:lineRule="auto"/>
+        <w:rPr>
+          <w:rFonts w:ascii="Times New Roman" w:eastAsia="Times New Roman" w:hAnsi="Times New Roman" w:cs="Times New Roman"/>
+          <w:lang w:eastAsia="ru-RU"/>
+        </w:rPr>
+      </w:pPr>
+      <w:r>
+        <w:rPr>
+          <w:rFonts w:ascii="Times New Roman" w:eastAsia="Times New Roman" w:hAnsi="Times New Roman" w:cs="Times New Roman"/>
+          <w:lang w:eastAsia="ru-RU"/>
+        </w:rPr>
+        <w:lastRenderedPageBreak/>
+        <w:t xml:space="preserve">Мастер — История обслуживания: </w:t>
+      </w:r>
+      <w:r>
+        <w:rPr>
+          <w:rFonts w:ascii="Times New Roman" w:eastAsia="Times New Roman" w:hAnsi="Times New Roman" w:cs="Times New Roman"/>
+          <w:b/>
+          <w:bCs/>
+          <w:lang w:eastAsia="ru-RU"/>
+        </w:rPr>
+        <w:t>«Мастер выполняет работы из истории обслуживания»</w:t>
+      </w:r>
+    </w:p>
+    <w:p>
+      <w:pPr>
+        <w:numPr>
+          <w:ilvl w:val="0"/>
+          <w:numId w:val="1"/>
+        </w:numPr>
+        <w:spacing w:before="100" w:beforeAutospacing="1" w:after="100" w:afterAutospacing="1" w:line="240" w:lineRule="auto"/>
+        <w:rPr>
+          <w:rFonts w:ascii="Times New Roman" w:eastAsia="Times New Roman" w:hAnsi="Times New Roman" w:cs="Times New Roman"/>
+          <w:lang w:eastAsia="ru-RU"/>
+        </w:rPr>
+      </w:pPr>
+      <w:r>
+        <w:rPr>
+          <w:rFonts w:ascii="Times New Roman" w:eastAsia="Times New Roman" w:hAnsi="Times New Roman" w:cs="Times New Roman"/>
+          <w:lang w:eastAsia="ru-RU"/>
+        </w:rPr>
+        <w:t xml:space="preserve">Автомобиль — История обслуживания: </w:t>
+      </w:r>
+      <w:r>
+        <w:rPr>
+          <w:rFonts w:ascii="Times New Roman" w:eastAsia="Times New Roman" w:hAnsi="Times New Roman" w:cs="Times New Roman"/>
+          <w:b/>
+          <w:bCs/>
+          <w:lang w:eastAsia="ru-RU"/>
+        </w:rPr>
+        <w:t>«Автомобиль имеет историю обслуживания»</w:t>
+      </w:r>
+    </w:p>
+    <w:p>
+      <w:pPr>
+        <w:numPr>
+          <w:ilvl w:val="0"/>
+          <w:numId w:val="1"/>
+        </w:numPr>
+        <w:spacing w:before="100" w:beforeAutospacing="1" w:after="100" w:afterAutospacing="1" w:line="240" w:lineRule="auto"/>
+        <w:rPr>
+          <w:rFonts w:ascii="Times New Roman" w:eastAsia="Times New Roman" w:hAnsi="Times New Roman" w:cs="Times New Roman"/>
+          <w:lang w:eastAsia="ru-RU"/>
+        </w:rPr>
+      </w:pPr>
+      <w:r>
+        <w:rPr>
+          <w:rFonts w:ascii="Times New Roman" w:eastAsia="Times New Roman" w:hAnsi="Times New Roman" w:cs="Times New Roman"/>
+          <w:lang w:eastAsia="ru-RU"/>
+        </w:rPr>
+        <w:t xml:space="preserve">Услуга — История обслуживания: </w:t>
+      </w:r>
+      <w:r>
+        <w:rPr>
+          <w:rFonts w:ascii="Times New Roman" w:eastAsia="Times New Roman" w:hAnsi="Times New Roman" w:cs="Times New Roman"/>
+          <w:b/>
+          <w:bCs/>
+          <w:lang w:eastAsia="ru-RU"/>
+        </w:rPr>
+        <w:t>«История обслуживания фиксирует оказанную услугу»</w:t>
+      </w:r>
+    </w:p>
+    <w:p>
+      <w:pPr>
+        <w:numPr>
+          <w:ilvl w:val="0"/>
+          <w:numId w:val="1"/>
+        </w:numPr>
+        <w:spacing w:before="100" w:beforeAutospacing="1" w:after="100" w:afterAutospacing="1" w:line="240" w:lineRule="auto"/>
+        <w:rPr>
+          <w:rFonts w:ascii="Times New Roman" w:eastAsia="Times New Roman" w:hAnsi="Times New Roman" w:cs="Times New Roman"/>
+          <w:lang w:eastAsia="ru-RU"/>
+        </w:rPr>
+      </w:pPr>
+      <w:r>
+        <w:rPr>
+          <w:rFonts w:ascii="Times New Roman" w:eastAsia="Times New Roman" w:hAnsi="Times New Roman" w:cs="Times New Roman"/>
+          <w:lang w:eastAsia="ru-RU"/>
+        </w:rPr>
+        <w:t xml:space="preserve">Запись на сервис — История обслуживания: </w:t>
+      </w:r>
+      <w:r>
+        <w:rPr>
+          <w:rFonts w:ascii="Times New Roman" w:eastAsia="Times New Roman" w:hAnsi="Times New Roman" w:cs="Times New Roman"/>
+          <w:b/>
+          <w:bCs/>
+          <w:lang w:eastAsia="ru-RU"/>
+        </w:rPr>
+        <w:t>«Запись на сервис порождает запись в истории обслуживания»</w:t>
+      </w:r>
+    </w:p>
+    <w:p>
+      <w:pPr>
+        <w:numPr>
+          <w:ilvl w:val="0"/>
+          <w:numId w:val="1"/>
+        </w:numPr>
+        <w:spacing w:before="100" w:beforeAutospacing="1" w:after="100" w:afterAutospacing="1" w:line="240" w:lineRule="auto"/>
+        <w:rPr>
+          <w:rFonts w:ascii="Times New Roman" w:eastAsia="Times New Roman" w:hAnsi="Times New Roman" w:cs="Times New Roman"/>
+          <w:lang w:eastAsia="ru-RU"/>
+        </w:rPr>
+      </w:pPr>
+      <w:r>
+        <w:rPr>
+          <w:rFonts w:ascii="Times New Roman" w:eastAsia="Times New Roman" w:hAnsi="Times New Roman" w:cs="Times New Roman"/>
+          <w:lang w:eastAsia="ru-RU"/>
+        </w:rPr>
+        <w:t xml:space="preserve">Запись на сервис — Отзыв: </w:t>
+      </w:r>
+      <w:r>
+        <w:rPr>
+          <w:rFonts w:ascii="Times New Roman" w:eastAsia="Times New Roman" w:hAnsi="Times New Roman" w:cs="Times New Roman"/>
+          <w:b/>
+          <w:bCs/>
+          <w:lang w:eastAsia="ru-RU"/>
+        </w:rPr>
+        <w:t>«Запись на сервис сопровождается отзывом»</w:t>
+      </w:r>
+    </w:p>
+    <w:p>
+      <w:pPr>
+        <w:numPr>
+          <w:ilvl w:val="0"/>
+          <w:numId w:val="1"/>
+        </w:numPr>
+        <w:spacing w:before="100" w:beforeAutospacing="1" w:after="100" w:afterAutospacing="1" w:line="240" w:lineRule="auto"/>
+        <w:rPr>
+          <w:rFonts w:ascii="Times New Roman" w:eastAsia="Times New Roman" w:hAnsi="Times New Roman" w:cs="Times New Roman"/>
+          <w:lang w:eastAsia="ru-RU"/>
+        </w:rPr>
+      </w:pPr>
+      <w:r>
+        <w:rPr>
+          <w:rFonts w:ascii="Times New Roman" w:eastAsia="Times New Roman" w:hAnsi="Times New Roman" w:cs="Times New Roman"/>
+          <w:lang w:eastAsia="ru-RU"/>
+        </w:rPr>
+        <w:t xml:space="preserve">Клиент — Вознаграждение: </w:t>
+      </w:r>
+      <w:r>
+        <w:rPr>
+          <w:rFonts w:ascii="Times New Roman" w:eastAsia="Times New Roman" w:hAnsi="Times New Roman" w:cs="Times New Roman"/>
+          <w:b/>
+          <w:bCs/>
+          <w:lang w:eastAsia="ru-RU"/>
+        </w:rPr>
+        <w:t>«Клиент активирует вознаграждение»</w:t>
+      </w:r>
+    </w:p>
+    <w:p>
+      <w:pPr>
+        <w:numPr>
+          <w:ilvl w:val="0"/>
+          <w:numId w:val="1"/>
+        </w:numPr>
+        <w:spacing w:before="100" w:beforeAutospacing="1" w:after="100" w:afterAutospacing="1" w:line="240" w:lineRule="auto"/>
+        <w:rPr>
+          <w:rFonts w:ascii="Times New Roman" w:eastAsia="Times New Roman" w:hAnsi="Times New Roman" w:cs="Times New Roman"/>
+          <w:lang w:eastAsia="ru-RU"/>
+        </w:rPr>
+      </w:pPr>
+      <w:r>
+        <w:rPr>
+          <w:rFonts w:ascii="Times New Roman" w:eastAsia="Times New Roman" w:hAnsi="Times New Roman" w:cs="Times New Roman"/>
+          <w:lang w:eastAsia="ru-RU"/>
+        </w:rPr>
+        <w:t xml:space="preserve">Администратор — Мастер: </w:t>
+      </w:r>
+      <w:r>
+        <w:rPr>
+          <w:rFonts w:ascii="Times New Roman" w:eastAsia="Times New Roman" w:hAnsi="Times New Roman" w:cs="Times New Roman"/>
+          <w:b/>
+          <w:bCs/>
+          <w:lang w:eastAsia="ru-RU"/>
+        </w:rPr>
+        <w:t>«Администратор назначает мастера на смену»</w:t>
+      </w:r>
+    </w:p>
+    <w:p>
+      <w:pPr>
+        <w:numPr>
+          <w:ilvl w:val="0"/>
+          <w:numId w:val="1"/>
+        </w:numPr>
+        <w:spacing w:before="100" w:beforeAutospacing="1" w:after="100" w:afterAutospacing="1" w:line="240" w:lineRule="auto"/>
+        <w:rPr>
+          <w:rFonts w:ascii="Times New Roman" w:eastAsia="Times New Roman" w:hAnsi="Times New Roman" w:cs="Times New Roman"/>
+          <w:lang w:eastAsia="ru-RU"/>
+        </w:rPr>
+      </w:pPr>
+      <w:r>
+        <w:rPr>
+          <w:rFonts w:ascii="Times New Roman" w:eastAsia="Times New Roman" w:hAnsi="Times New Roman" w:cs="Times New Roman"/>
+          <w:lang w:eastAsia="ru-RU"/>
+        </w:rPr>
+        <w:t xml:space="preserve">Менеджер — Вознаграждение: </w:t>
+      </w:r>
+      <w:r>
+        <w:rPr>
+          <w:rFonts w:ascii="Times New Roman" w:eastAsia="Times New Roman" w:hAnsi="Times New Roman" w:cs="Times New Roman"/>
+          <w:b/>
+          <w:bCs/>
+          <w:lang w:eastAsia="ru-RU"/>
+        </w:rPr>
+        <w:t>«Менеджер добавляет вид вознаграждения»</w:t>
+      </w:r>
+    </w:p>
+    <w:p>
+      <w:pPr>
+        <w:spacing w:before="100" w:beforeAutospacing="1" w:after="100" w:afterAutospacing="1" w:line="240" w:lineRule="auto"/>
+        <w:outlineLvl w:val="3"/>
+        <w:rPr>
+          <w:rFonts w:ascii="Times New Roman" w:eastAsia="Times New Roman" w:hAnsi="Times New Roman" w:cs="Times New Roman"/>
+          <w:b/>
+          <w:bCs/>
+          <w:lang w:eastAsia="ru-RU"/>
+        </w:rPr>
+      </w:pPr>
+      <w:r>
+        <w:rPr>
+          <w:rFonts w:ascii="Times New Roman" w:eastAsia="Times New Roman" w:hAnsi="Times New Roman" w:cs="Times New Roman"/>
+          <w:b/>
+          <w:bCs/>
+          <w:lang w:eastAsia="ru-RU"/>
+        </w:rPr>
+        <w:t xml:space="preserve">Ассоциации-кандидаты и </w:t>
       </w:r>
       <w:proofErr w:type="spellStart"/>
       <w:r>
@@ -39,14 +812,9 @@
           <w:rFonts w:ascii="Times New Roman" w:eastAsia="Times New Roman" w:hAnsi="Times New Roman" w:cs="Times New Roman"/>
           <w:b/>
           <w:bCs/>
-          <w:color w:val="0F1115"/>
-          <w:kern w:val="0"/>
-          <w:sz w:val="33"/>
-          <w:szCs w:val="33"/>
-          <w:lang w:eastAsia="ru-RU"/>
-          <w14:ligatures w14:val="none"/>
-        </w:rPr>
-        <w:t>AutoService</w:t>
+          <w:lang w:eastAsia="ru-RU"/>
+        </w:rPr>
+        <w:t>мультипличность</w:t>
       </w:r>
       <w:proofErr w:type="spellEnd"/>
       <w:r>
@@ -54,409 +822,4709 @@
           <w:rFonts w:ascii="Times New Roman" w:eastAsia="Times New Roman" w:hAnsi="Times New Roman" w:cs="Times New Roman"/>
           <w:b/>
           <w:bCs/>
-          <w:color w:val="0F1115"/>
-          <w:kern w:val="0"/>
-          <w:sz w:val="33"/>
-          <w:szCs w:val="33"/>
-          <w:lang w:eastAsia="ru-RU"/>
-          <w14:ligatures w14:val="none"/>
-        </w:rPr>
-        <w:t>»</w:t>
-      </w:r>
-    </w:p>
-    <w:p>
-      <w:pPr>
-        <w:shd w:val="clear" w:color="auto" w:fill="FFFFFF"/>
-        <w:spacing w:before="120" w:after="120" w:line="450" w:lineRule="atLeast"/>
-        <w:outlineLvl w:val="2"/>
+          <w:lang w:eastAsia="ru-RU"/>
+        </w:rPr>
+        <w:t xml:space="preserve"> </w:t>
+      </w:r>
+    </w:p>
+    <w:p>
+      <w:pPr>
+        <w:numPr>
+          <w:ilvl w:val="0"/>
+          <w:numId w:val="2"/>
+        </w:numPr>
+        <w:spacing w:before="100" w:beforeAutospacing="1" w:after="100" w:afterAutospacing="1" w:line="240" w:lineRule="auto"/>
+        <w:rPr>
+          <w:rFonts w:ascii="Times New Roman" w:eastAsia="Times New Roman" w:hAnsi="Times New Roman" w:cs="Times New Roman"/>
+          <w:lang w:eastAsia="ru-RU"/>
+        </w:rPr>
+      </w:pPr>
+      <w:r>
+        <w:rPr>
+          <w:rFonts w:ascii="Times New Roman" w:eastAsia="Times New Roman" w:hAnsi="Times New Roman" w:cs="Times New Roman"/>
+          <w:lang w:eastAsia="ru-RU"/>
+        </w:rPr>
+        <w:t xml:space="preserve">Клиент может иметь один или несколько автомобилей — связь </w:t>
+      </w:r>
+      <w:r>
         <w:rPr>
           <w:rFonts w:ascii="Times New Roman" w:eastAsia="Times New Roman" w:hAnsi="Times New Roman" w:cs="Times New Roman"/>
           <w:b/>
           <w:bCs/>
-          <w:color w:val="0F1115"/>
-          <w:kern w:val="0"/>
-          <w:sz w:val="30"/>
-          <w:szCs w:val="30"/>
-          <w:lang w:eastAsia="ru-RU"/>
-          <w14:ligatures w14:val="none"/>
-        </w:rPr>
-      </w:pPr>
+          <w:lang w:eastAsia="ru-RU"/>
+        </w:rPr>
+        <w:t xml:space="preserve">1 – </w:t>
+      </w:r>
+      <w:proofErr w:type="gramStart"/>
       <w:r>
         <w:rPr>
           <w:rFonts w:ascii="Times New Roman" w:eastAsia="Times New Roman" w:hAnsi="Times New Roman" w:cs="Times New Roman"/>
           <w:b/>
           <w:bCs/>
-          <w:color w:val="0F1115"/>
-          <w:kern w:val="0"/>
-          <w:sz w:val="30"/>
-          <w:szCs w:val="30"/>
-          <w:lang w:eastAsia="ru-RU"/>
-          <w14:ligatures w14:val="none"/>
-        </w:rPr>
-        <w:t>Описание учебной задачи</w:t>
-      </w:r>
-    </w:p>
-    <w:p>
-      <w:pPr>
-        <w:shd w:val="clear" w:color="auto" w:fill="FFFFFF"/>
-        <w:spacing w:before="240" w:after="240" w:line="240" w:lineRule="auto"/>
-        <w:rPr>
-          <w:rFonts w:ascii="Times New Roman" w:eastAsia="Times New Roman" w:hAnsi="Times New Roman" w:cs="Times New Roman"/>
-          <w:color w:val="0F1115"/>
-          <w:kern w:val="0"/>
-          <w:lang w:eastAsia="ru-RU"/>
-          <w14:ligatures w14:val="none"/>
-        </w:rPr>
-      </w:pPr>
-      <w:r>
-        <w:rPr>
-          <w:rFonts w:ascii="Times New Roman" w:eastAsia="Times New Roman" w:hAnsi="Times New Roman" w:cs="Times New Roman"/>
-          <w:color w:val="0F1115"/>
-          <w:kern w:val="0"/>
-          <w:lang w:eastAsia="ru-RU"/>
-          <w14:ligatures w14:val="none"/>
-        </w:rPr>
-        <w:t>В лабораторном практикуме разбирается учебная задача по моделированию системы управления автосервисом для сети станций технического обслуживания «</w:t>
+          <w:lang w:eastAsia="ru-RU"/>
+        </w:rPr>
+        <w:t>1..</w:t>
+      </w:r>
+      <w:proofErr w:type="gramEnd"/>
+      <w:r>
+        <w:rPr>
+          <w:rFonts w:ascii="Times New Roman" w:eastAsia="Times New Roman" w:hAnsi="Times New Roman" w:cs="Times New Roman"/>
+          <w:b/>
+          <w:bCs/>
+          <w:lang w:eastAsia="ru-RU"/>
+        </w:rPr>
+        <w:t>*</w:t>
+      </w:r>
+      <w:r>
+        <w:rPr>
+          <w:rFonts w:ascii="Times New Roman" w:eastAsia="Times New Roman" w:hAnsi="Times New Roman" w:cs="Times New Roman"/>
+          <w:lang w:eastAsia="ru-RU"/>
+        </w:rPr>
+        <w:t xml:space="preserve"> </w:t>
+      </w:r>
+      <w:r>
+        <w:rPr>
+          <w:rFonts w:ascii="Times New Roman" w:eastAsia="Times New Roman" w:hAnsi="Times New Roman" w:cs="Times New Roman"/>
+          <w:i/>
+          <w:iCs/>
+          <w:lang w:eastAsia="ru-RU"/>
+        </w:rPr>
+        <w:t>(по тексту, автомобиль указывается уже при регистрации, значит минимум один)</w:t>
+      </w:r>
+    </w:p>
+    <w:p>
+      <w:pPr>
+        <w:numPr>
+          <w:ilvl w:val="0"/>
+          <w:numId w:val="2"/>
+        </w:numPr>
+        <w:spacing w:before="100" w:beforeAutospacing="1" w:after="100" w:afterAutospacing="1" w:line="240" w:lineRule="auto"/>
+        <w:rPr>
+          <w:rFonts w:ascii="Times New Roman" w:eastAsia="Times New Roman" w:hAnsi="Times New Roman" w:cs="Times New Roman"/>
+          <w:lang w:eastAsia="ru-RU"/>
+        </w:rPr>
+      </w:pPr>
+      <w:r>
+        <w:rPr>
+          <w:rFonts w:ascii="Times New Roman" w:eastAsia="Times New Roman" w:hAnsi="Times New Roman" w:cs="Times New Roman"/>
+          <w:lang w:eastAsia="ru-RU"/>
+        </w:rPr>
+        <w:t xml:space="preserve">Автомобиль принадлежит ровно одному клиенту — обратная сторона связи 1 </w:t>
+      </w:r>
+      <w:r>
+        <w:rPr>
+          <w:rFonts w:ascii="Times New Roman" w:eastAsia="Times New Roman" w:hAnsi="Times New Roman" w:cs="Times New Roman"/>
+          <w:i/>
+          <w:iCs/>
+          <w:lang w:eastAsia="ru-RU"/>
+        </w:rPr>
+        <w:t>(не отдельная связь, просто то же ребро, читаемое с другой стороны)</w:t>
+      </w:r>
+    </w:p>
+    <w:p>
+      <w:pPr>
+        <w:numPr>
+          <w:ilvl w:val="0"/>
+          <w:numId w:val="2"/>
+        </w:numPr>
+        <w:spacing w:before="100" w:beforeAutospacing="1" w:after="100" w:afterAutospacing="1" w:line="240" w:lineRule="auto"/>
+        <w:rPr>
+          <w:rFonts w:ascii="Times New Roman" w:eastAsia="Times New Roman" w:hAnsi="Times New Roman" w:cs="Times New Roman"/>
+          <w:lang w:eastAsia="ru-RU"/>
+        </w:rPr>
+      </w:pPr>
+      <w:r>
+        <w:rPr>
+          <w:rFonts w:ascii="Times New Roman" w:eastAsia="Times New Roman" w:hAnsi="Times New Roman" w:cs="Times New Roman"/>
+          <w:lang w:eastAsia="ru-RU"/>
+        </w:rPr>
+        <w:t xml:space="preserve">Клиент может сделать ноль или несколько записей на сервис — связь </w:t>
+      </w:r>
+      <w:r>
+        <w:rPr>
+          <w:rFonts w:ascii="Times New Roman" w:eastAsia="Times New Roman" w:hAnsi="Times New Roman" w:cs="Times New Roman"/>
+          <w:b/>
+          <w:bCs/>
+          <w:lang w:eastAsia="ru-RU"/>
+        </w:rPr>
+        <w:t xml:space="preserve">1 – </w:t>
+      </w:r>
+      <w:proofErr w:type="gramStart"/>
+      <w:r>
+        <w:rPr>
+          <w:rFonts w:ascii="Times New Roman" w:eastAsia="Times New Roman" w:hAnsi="Times New Roman" w:cs="Times New Roman"/>
+          <w:b/>
+          <w:bCs/>
+          <w:lang w:eastAsia="ru-RU"/>
+        </w:rPr>
+        <w:t>0..</w:t>
+      </w:r>
+      <w:proofErr w:type="gramEnd"/>
+      <w:r>
+        <w:rPr>
+          <w:rFonts w:ascii="Times New Roman" w:eastAsia="Times New Roman" w:hAnsi="Times New Roman" w:cs="Times New Roman"/>
+          <w:b/>
+          <w:bCs/>
+          <w:lang w:eastAsia="ru-RU"/>
+        </w:rPr>
+        <w:t>*</w:t>
+      </w:r>
+    </w:p>
+    <w:p>
+      <w:pPr>
+        <w:numPr>
+          <w:ilvl w:val="0"/>
+          <w:numId w:val="2"/>
+        </w:numPr>
+        <w:spacing w:before="100" w:beforeAutospacing="1" w:after="100" w:afterAutospacing="1" w:line="240" w:lineRule="auto"/>
+        <w:rPr>
+          <w:rFonts w:ascii="Times New Roman" w:eastAsia="Times New Roman" w:hAnsi="Times New Roman" w:cs="Times New Roman"/>
+          <w:lang w:eastAsia="ru-RU"/>
+        </w:rPr>
+      </w:pPr>
+      <w:r>
+        <w:rPr>
+          <w:rFonts w:ascii="Times New Roman" w:eastAsia="Times New Roman" w:hAnsi="Times New Roman" w:cs="Times New Roman"/>
+          <w:lang w:eastAsia="ru-RU"/>
+        </w:rPr>
+        <w:t xml:space="preserve">Автомобиль может быть указан в ноль или нескольких записях на сервис — связь </w:t>
+      </w:r>
+      <w:r>
+        <w:rPr>
+          <w:rFonts w:ascii="Times New Roman" w:eastAsia="Times New Roman" w:hAnsi="Times New Roman" w:cs="Times New Roman"/>
+          <w:b/>
+          <w:bCs/>
+          <w:lang w:eastAsia="ru-RU"/>
+        </w:rPr>
+        <w:t xml:space="preserve">1 – </w:t>
+      </w:r>
+      <w:proofErr w:type="gramStart"/>
+      <w:r>
+        <w:rPr>
+          <w:rFonts w:ascii="Times New Roman" w:eastAsia="Times New Roman" w:hAnsi="Times New Roman" w:cs="Times New Roman"/>
+          <w:b/>
+          <w:bCs/>
+          <w:lang w:eastAsia="ru-RU"/>
+        </w:rPr>
+        <w:t>0..</w:t>
+      </w:r>
+      <w:proofErr w:type="gramEnd"/>
+      <w:r>
+        <w:rPr>
+          <w:rFonts w:ascii="Times New Roman" w:eastAsia="Times New Roman" w:hAnsi="Times New Roman" w:cs="Times New Roman"/>
+          <w:b/>
+          <w:bCs/>
+          <w:lang w:eastAsia="ru-RU"/>
+        </w:rPr>
+        <w:t>*</w:t>
+      </w:r>
+    </w:p>
+    <w:p>
+      <w:pPr>
+        <w:numPr>
+          <w:ilvl w:val="0"/>
+          <w:numId w:val="2"/>
+        </w:numPr>
+        <w:spacing w:before="100" w:beforeAutospacing="1" w:after="100" w:afterAutospacing="1" w:line="240" w:lineRule="auto"/>
+        <w:rPr>
+          <w:rFonts w:ascii="Times New Roman" w:eastAsia="Times New Roman" w:hAnsi="Times New Roman" w:cs="Times New Roman"/>
+          <w:lang w:eastAsia="ru-RU"/>
+        </w:rPr>
+      </w:pPr>
+      <w:r>
+        <w:rPr>
+          <w:rFonts w:ascii="Times New Roman" w:eastAsia="Times New Roman" w:hAnsi="Times New Roman" w:cs="Times New Roman"/>
+          <w:lang w:eastAsia="ru-RU"/>
+        </w:rPr>
+        <w:t xml:space="preserve">Запись на сервис ссылается ровно на одну услугу — связь </w:t>
+      </w:r>
+      <w:proofErr w:type="gramStart"/>
+      <w:r>
+        <w:rPr>
+          <w:rFonts w:ascii="Times New Roman" w:eastAsia="Times New Roman" w:hAnsi="Times New Roman" w:cs="Times New Roman"/>
+          <w:b/>
+          <w:bCs/>
+          <w:lang w:eastAsia="ru-RU"/>
+        </w:rPr>
+        <w:t>0..</w:t>
+      </w:r>
+      <w:proofErr w:type="gramEnd"/>
+      <w:r>
+        <w:rPr>
+          <w:rFonts w:ascii="Times New Roman" w:eastAsia="Times New Roman" w:hAnsi="Times New Roman" w:cs="Times New Roman"/>
+          <w:b/>
+          <w:bCs/>
+          <w:lang w:eastAsia="ru-RU"/>
+        </w:rPr>
+        <w:t>* – 1</w:t>
+      </w:r>
+      <w:r>
+        <w:rPr>
+          <w:rFonts w:ascii="Times New Roman" w:eastAsia="Times New Roman" w:hAnsi="Times New Roman" w:cs="Times New Roman"/>
+          <w:lang w:eastAsia="ru-RU"/>
+        </w:rPr>
+        <w:t xml:space="preserve"> </w:t>
+      </w:r>
+      <w:r>
+        <w:rPr>
+          <w:rFonts w:ascii="Times New Roman" w:eastAsia="Times New Roman" w:hAnsi="Times New Roman" w:cs="Times New Roman"/>
+          <w:i/>
+          <w:iCs/>
+          <w:lang w:eastAsia="ru-RU"/>
+        </w:rPr>
+        <w:t>(услуга может фигурировать в ноль или многих записях, но одна конкретная запись — это ровно одна услуга)</w:t>
+      </w:r>
+    </w:p>
+    <w:p>
+      <w:pPr>
+        <w:numPr>
+          <w:ilvl w:val="0"/>
+          <w:numId w:val="2"/>
+        </w:numPr>
+        <w:spacing w:before="100" w:beforeAutospacing="1" w:after="100" w:afterAutospacing="1" w:line="240" w:lineRule="auto"/>
+        <w:rPr>
+          <w:rFonts w:ascii="Times New Roman" w:eastAsia="Times New Roman" w:hAnsi="Times New Roman" w:cs="Times New Roman"/>
+          <w:lang w:eastAsia="ru-RU"/>
+        </w:rPr>
+      </w:pPr>
+      <w:r>
+        <w:rPr>
+          <w:rFonts w:ascii="Times New Roman" w:eastAsia="Times New Roman" w:hAnsi="Times New Roman" w:cs="Times New Roman"/>
+          <w:lang w:eastAsia="ru-RU"/>
+        </w:rPr>
+        <w:t xml:space="preserve">Мастер может выполнить ноль или несколько записей в истории обслуживания — связь </w:t>
+      </w:r>
+      <w:r>
+        <w:rPr>
+          <w:rFonts w:ascii="Times New Roman" w:eastAsia="Times New Roman" w:hAnsi="Times New Roman" w:cs="Times New Roman"/>
+          <w:b/>
+          <w:bCs/>
+          <w:lang w:eastAsia="ru-RU"/>
+        </w:rPr>
+        <w:t xml:space="preserve">1 – </w:t>
+      </w:r>
+      <w:proofErr w:type="gramStart"/>
+      <w:r>
+        <w:rPr>
+          <w:rFonts w:ascii="Times New Roman" w:eastAsia="Times New Roman" w:hAnsi="Times New Roman" w:cs="Times New Roman"/>
+          <w:b/>
+          <w:bCs/>
+          <w:lang w:eastAsia="ru-RU"/>
+        </w:rPr>
+        <w:t>0..</w:t>
+      </w:r>
+      <w:proofErr w:type="gramEnd"/>
+      <w:r>
+        <w:rPr>
+          <w:rFonts w:ascii="Times New Roman" w:eastAsia="Times New Roman" w:hAnsi="Times New Roman" w:cs="Times New Roman"/>
+          <w:b/>
+          <w:bCs/>
+          <w:lang w:eastAsia="ru-RU"/>
+        </w:rPr>
+        <w:t>*</w:t>
+      </w:r>
+    </w:p>
+    <w:p>
+      <w:pPr>
+        <w:numPr>
+          <w:ilvl w:val="0"/>
+          <w:numId w:val="2"/>
+        </w:numPr>
+        <w:spacing w:before="100" w:beforeAutospacing="1" w:after="100" w:afterAutospacing="1" w:line="240" w:lineRule="auto"/>
+        <w:rPr>
+          <w:rFonts w:ascii="Times New Roman" w:eastAsia="Times New Roman" w:hAnsi="Times New Roman" w:cs="Times New Roman"/>
+          <w:lang w:eastAsia="ru-RU"/>
+        </w:rPr>
+      </w:pPr>
+      <w:r>
+        <w:rPr>
+          <w:rFonts w:ascii="Times New Roman" w:eastAsia="Times New Roman" w:hAnsi="Times New Roman" w:cs="Times New Roman"/>
+          <w:lang w:eastAsia="ru-RU"/>
+        </w:rPr>
+        <w:t xml:space="preserve">Автомобиль может иметь ноль или несколько записей в истории обслуживания — связь </w:t>
+      </w:r>
+      <w:r>
+        <w:rPr>
+          <w:rFonts w:ascii="Times New Roman" w:eastAsia="Times New Roman" w:hAnsi="Times New Roman" w:cs="Times New Roman"/>
+          <w:b/>
+          <w:bCs/>
+          <w:lang w:eastAsia="ru-RU"/>
+        </w:rPr>
+        <w:t xml:space="preserve">1 – </w:t>
+      </w:r>
+      <w:proofErr w:type="gramStart"/>
+      <w:r>
+        <w:rPr>
+          <w:rFonts w:ascii="Times New Roman" w:eastAsia="Times New Roman" w:hAnsi="Times New Roman" w:cs="Times New Roman"/>
+          <w:b/>
+          <w:bCs/>
+          <w:lang w:eastAsia="ru-RU"/>
+        </w:rPr>
+        <w:t>0..</w:t>
+      </w:r>
+      <w:proofErr w:type="gramEnd"/>
+      <w:r>
+        <w:rPr>
+          <w:rFonts w:ascii="Times New Roman" w:eastAsia="Times New Roman" w:hAnsi="Times New Roman" w:cs="Times New Roman"/>
+          <w:b/>
+          <w:bCs/>
+          <w:lang w:eastAsia="ru-RU"/>
+        </w:rPr>
+        <w:t>*</w:t>
+      </w:r>
+    </w:p>
+    <w:p>
+      <w:pPr>
+        <w:numPr>
+          <w:ilvl w:val="0"/>
+          <w:numId w:val="2"/>
+        </w:numPr>
+        <w:spacing w:before="100" w:beforeAutospacing="1" w:after="100" w:afterAutospacing="1" w:line="240" w:lineRule="auto"/>
+        <w:rPr>
+          <w:rFonts w:ascii="Times New Roman" w:eastAsia="Times New Roman" w:hAnsi="Times New Roman" w:cs="Times New Roman"/>
+          <w:lang w:eastAsia="ru-RU"/>
+        </w:rPr>
+      </w:pPr>
+      <w:r>
+        <w:rPr>
+          <w:rFonts w:ascii="Times New Roman" w:eastAsia="Times New Roman" w:hAnsi="Times New Roman" w:cs="Times New Roman"/>
+          <w:lang w:eastAsia="ru-RU"/>
+        </w:rPr>
+        <w:t xml:space="preserve">Услуга может фигурировать в ноль или нескольких записях истории обслуживания — связь </w:t>
+      </w:r>
+      <w:r>
+        <w:rPr>
+          <w:rFonts w:ascii="Times New Roman" w:eastAsia="Times New Roman" w:hAnsi="Times New Roman" w:cs="Times New Roman"/>
+          <w:b/>
+          <w:bCs/>
+          <w:lang w:eastAsia="ru-RU"/>
+        </w:rPr>
+        <w:t xml:space="preserve">1 – </w:t>
+      </w:r>
+      <w:proofErr w:type="gramStart"/>
+      <w:r>
+        <w:rPr>
+          <w:rFonts w:ascii="Times New Roman" w:eastAsia="Times New Roman" w:hAnsi="Times New Roman" w:cs="Times New Roman"/>
+          <w:b/>
+          <w:bCs/>
+          <w:lang w:eastAsia="ru-RU"/>
+        </w:rPr>
+        <w:t>0..</w:t>
+      </w:r>
+      <w:proofErr w:type="gramEnd"/>
+      <w:r>
+        <w:rPr>
+          <w:rFonts w:ascii="Times New Roman" w:eastAsia="Times New Roman" w:hAnsi="Times New Roman" w:cs="Times New Roman"/>
+          <w:b/>
+          <w:bCs/>
+          <w:lang w:eastAsia="ru-RU"/>
+        </w:rPr>
+        <w:t>*</w:t>
+      </w:r>
+    </w:p>
+    <w:p>
+      <w:pPr>
+        <w:numPr>
+          <w:ilvl w:val="0"/>
+          <w:numId w:val="2"/>
+        </w:numPr>
+        <w:spacing w:before="100" w:beforeAutospacing="1" w:after="100" w:afterAutospacing="1" w:line="240" w:lineRule="auto"/>
+        <w:rPr>
+          <w:rFonts w:ascii="Times New Roman" w:eastAsia="Times New Roman" w:hAnsi="Times New Roman" w:cs="Times New Roman"/>
+          <w:lang w:eastAsia="ru-RU"/>
+        </w:rPr>
+      </w:pPr>
+      <w:r>
+        <w:rPr>
+          <w:rFonts w:ascii="Times New Roman" w:eastAsia="Times New Roman" w:hAnsi="Times New Roman" w:cs="Times New Roman"/>
+          <w:lang w:eastAsia="ru-RU"/>
+        </w:rPr>
+        <w:t xml:space="preserve">Запись на сервис может породить ноль или одну запись в истории обслуживания (после завершения) — связь </w:t>
+      </w:r>
+      <w:r>
+        <w:rPr>
+          <w:rFonts w:ascii="Times New Roman" w:eastAsia="Times New Roman" w:hAnsi="Times New Roman" w:cs="Times New Roman"/>
+          <w:b/>
+          <w:bCs/>
+          <w:lang w:eastAsia="ru-RU"/>
+        </w:rPr>
+        <w:t xml:space="preserve">1 – </w:t>
+      </w:r>
+      <w:proofErr w:type="gramStart"/>
+      <w:r>
+        <w:rPr>
+          <w:rFonts w:ascii="Times New Roman" w:eastAsia="Times New Roman" w:hAnsi="Times New Roman" w:cs="Times New Roman"/>
+          <w:b/>
+          <w:bCs/>
+          <w:lang w:eastAsia="ru-RU"/>
+        </w:rPr>
+        <w:t>0..</w:t>
+      </w:r>
+      <w:proofErr w:type="gramEnd"/>
+      <w:r>
+        <w:rPr>
+          <w:rFonts w:ascii="Times New Roman" w:eastAsia="Times New Roman" w:hAnsi="Times New Roman" w:cs="Times New Roman"/>
+          <w:b/>
+          <w:bCs/>
+          <w:lang w:eastAsia="ru-RU"/>
+        </w:rPr>
+        <w:t>1</w:t>
+      </w:r>
+    </w:p>
+    <w:p>
+      <w:pPr>
+        <w:numPr>
+          <w:ilvl w:val="0"/>
+          <w:numId w:val="2"/>
+        </w:numPr>
+        <w:spacing w:before="100" w:beforeAutospacing="1" w:after="100" w:afterAutospacing="1" w:line="240" w:lineRule="auto"/>
+        <w:rPr>
+          <w:rFonts w:ascii="Times New Roman" w:eastAsia="Times New Roman" w:hAnsi="Times New Roman" w:cs="Times New Roman"/>
+          <w:lang w:eastAsia="ru-RU"/>
+        </w:rPr>
+      </w:pPr>
+      <w:r>
+        <w:rPr>
+          <w:rFonts w:ascii="Times New Roman" w:eastAsia="Times New Roman" w:hAnsi="Times New Roman" w:cs="Times New Roman"/>
+          <w:lang w:eastAsia="ru-RU"/>
+        </w:rPr>
+        <w:t xml:space="preserve">Запись на сервис может получить ноль или один отзыв — связь </w:t>
+      </w:r>
+      <w:r>
+        <w:rPr>
+          <w:rFonts w:ascii="Times New Roman" w:eastAsia="Times New Roman" w:hAnsi="Times New Roman" w:cs="Times New Roman"/>
+          <w:b/>
+          <w:bCs/>
+          <w:lang w:eastAsia="ru-RU"/>
+        </w:rPr>
+        <w:t xml:space="preserve">1 – </w:t>
+      </w:r>
+      <w:proofErr w:type="gramStart"/>
+      <w:r>
+        <w:rPr>
+          <w:rFonts w:ascii="Times New Roman" w:eastAsia="Times New Roman" w:hAnsi="Times New Roman" w:cs="Times New Roman"/>
+          <w:b/>
+          <w:bCs/>
+          <w:lang w:eastAsia="ru-RU"/>
+        </w:rPr>
+        <w:t>0..</w:t>
+      </w:r>
+      <w:proofErr w:type="gramEnd"/>
+      <w:r>
+        <w:rPr>
+          <w:rFonts w:ascii="Times New Roman" w:eastAsia="Times New Roman" w:hAnsi="Times New Roman" w:cs="Times New Roman"/>
+          <w:b/>
+          <w:bCs/>
+          <w:lang w:eastAsia="ru-RU"/>
+        </w:rPr>
+        <w:t>1</w:t>
+      </w:r>
+      <w:r>
+        <w:rPr>
+          <w:rFonts w:ascii="Times New Roman" w:eastAsia="Times New Roman" w:hAnsi="Times New Roman" w:cs="Times New Roman"/>
+          <w:lang w:eastAsia="ru-RU"/>
+        </w:rPr>
+        <w:t xml:space="preserve"> </w:t>
+      </w:r>
+      <w:r>
+        <w:rPr>
+          <w:rFonts w:ascii="Times New Roman" w:eastAsia="Times New Roman" w:hAnsi="Times New Roman" w:cs="Times New Roman"/>
+          <w:i/>
+          <w:iCs/>
+          <w:lang w:eastAsia="ru-RU"/>
+        </w:rPr>
+        <w:t>(отзыв оставляется именно на завершённую запись, а не «вообще» от клиента — так понятнее, за что именно оценка)</w:t>
+      </w:r>
+    </w:p>
+    <w:p>
+      <w:pPr>
+        <w:numPr>
+          <w:ilvl w:val="0"/>
+          <w:numId w:val="2"/>
+        </w:numPr>
+        <w:spacing w:before="100" w:beforeAutospacing="1" w:after="100" w:afterAutospacing="1" w:line="240" w:lineRule="auto"/>
+        <w:rPr>
+          <w:rFonts w:ascii="Times New Roman" w:eastAsia="Times New Roman" w:hAnsi="Times New Roman" w:cs="Times New Roman"/>
+          <w:lang w:eastAsia="ru-RU"/>
+        </w:rPr>
+      </w:pPr>
+      <w:r>
+        <w:rPr>
+          <w:rFonts w:ascii="Times New Roman" w:eastAsia="Times New Roman" w:hAnsi="Times New Roman" w:cs="Times New Roman"/>
+          <w:lang w:eastAsia="ru-RU"/>
+        </w:rPr>
+        <w:t xml:space="preserve">Клиент может активировать ноль или несколько вознаграждений — связь </w:t>
+      </w:r>
+      <w:r>
+        <w:rPr>
+          <w:rFonts w:ascii="Times New Roman" w:eastAsia="Times New Roman" w:hAnsi="Times New Roman" w:cs="Times New Roman"/>
+          <w:b/>
+          <w:bCs/>
+          <w:lang w:eastAsia="ru-RU"/>
+        </w:rPr>
+        <w:t xml:space="preserve">1 – </w:t>
+      </w:r>
+      <w:proofErr w:type="gramStart"/>
+      <w:r>
+        <w:rPr>
+          <w:rFonts w:ascii="Times New Roman" w:eastAsia="Times New Roman" w:hAnsi="Times New Roman" w:cs="Times New Roman"/>
+          <w:b/>
+          <w:bCs/>
+          <w:lang w:eastAsia="ru-RU"/>
+        </w:rPr>
+        <w:t>0..</w:t>
+      </w:r>
+      <w:proofErr w:type="gramEnd"/>
+      <w:r>
+        <w:rPr>
+          <w:rFonts w:ascii="Times New Roman" w:eastAsia="Times New Roman" w:hAnsi="Times New Roman" w:cs="Times New Roman"/>
+          <w:b/>
+          <w:bCs/>
+          <w:lang w:eastAsia="ru-RU"/>
+        </w:rPr>
+        <w:t>*</w:t>
+      </w:r>
+    </w:p>
+    <w:p>
+      <w:pPr>
+        <w:spacing w:before="100" w:beforeAutospacing="1" w:after="100" w:afterAutospacing="1" w:line="240" w:lineRule="auto"/>
+        <w:rPr>
+          <w:rFonts w:ascii="Times New Roman" w:eastAsia="Times New Roman" w:hAnsi="Times New Roman" w:cs="Times New Roman"/>
+          <w:lang w:eastAsia="ru-RU"/>
+        </w:rPr>
+      </w:pPr>
+      <w:r>
+        <w:rPr>
+          <w:rFonts w:ascii="Times New Roman" w:eastAsia="Times New Roman" w:hAnsi="Times New Roman" w:cs="Times New Roman"/>
+          <w:b/>
+          <w:bCs/>
+          <w:lang w:eastAsia="ru-RU"/>
+        </w:rPr>
+        <w:t>Слабые связи ради правила «каждый класс должен быть связан»:</w:t>
+      </w:r>
+    </w:p>
+    <w:p>
+      <w:pPr>
+        <w:numPr>
+          <w:ilvl w:val="0"/>
+          <w:numId w:val="3"/>
+        </w:numPr>
+        <w:spacing w:before="100" w:beforeAutospacing="1" w:after="100" w:afterAutospacing="1" w:line="240" w:lineRule="auto"/>
+        <w:rPr>
+          <w:rFonts w:ascii="Times New Roman" w:eastAsia="Times New Roman" w:hAnsi="Times New Roman" w:cs="Times New Roman"/>
+          <w:lang w:eastAsia="ru-RU"/>
+        </w:rPr>
+      </w:pPr>
+      <w:r>
+        <w:rPr>
+          <w:rFonts w:ascii="Times New Roman" w:eastAsia="Times New Roman" w:hAnsi="Times New Roman" w:cs="Times New Roman"/>
+          <w:lang w:eastAsia="ru-RU"/>
+        </w:rPr>
+        <w:t xml:space="preserve">Администратор может назначать ноль или нескольких мастеров на смены — связь </w:t>
+      </w:r>
+      <w:r>
+        <w:rPr>
+          <w:rFonts w:ascii="Times New Roman" w:eastAsia="Times New Roman" w:hAnsi="Times New Roman" w:cs="Times New Roman"/>
+          <w:b/>
+          <w:bCs/>
+          <w:lang w:eastAsia="ru-RU"/>
+        </w:rPr>
+        <w:t xml:space="preserve">1 – </w:t>
+      </w:r>
+      <w:proofErr w:type="gramStart"/>
+      <w:r>
+        <w:rPr>
+          <w:rFonts w:ascii="Times New Roman" w:eastAsia="Times New Roman" w:hAnsi="Times New Roman" w:cs="Times New Roman"/>
+          <w:b/>
+          <w:bCs/>
+          <w:lang w:eastAsia="ru-RU"/>
+        </w:rPr>
+        <w:t>0..</w:t>
+      </w:r>
+      <w:proofErr w:type="gramEnd"/>
+      <w:r>
+        <w:rPr>
+          <w:rFonts w:ascii="Times New Roman" w:eastAsia="Times New Roman" w:hAnsi="Times New Roman" w:cs="Times New Roman"/>
+          <w:b/>
+          <w:bCs/>
+          <w:lang w:eastAsia="ru-RU"/>
+        </w:rPr>
+        <w:t>*</w:t>
+      </w:r>
+      <w:r>
+        <w:rPr>
+          <w:rFonts w:ascii="Times New Roman" w:eastAsia="Times New Roman" w:hAnsi="Times New Roman" w:cs="Times New Roman"/>
+          <w:lang w:eastAsia="ru-RU"/>
+        </w:rPr>
+        <w:t xml:space="preserve"> </w:t>
+      </w:r>
+      <w:r>
+        <w:rPr>
+          <w:rFonts w:ascii="Times New Roman" w:eastAsia="Times New Roman" w:hAnsi="Times New Roman" w:cs="Times New Roman"/>
+          <w:i/>
+          <w:iCs/>
+          <w:lang w:eastAsia="ru-RU"/>
+        </w:rPr>
+        <w:t>(это по факту про расписание, а не про жёсткую структуру данных, но без неё Администратор вообще ни с кем не связан)</w:t>
+      </w:r>
+    </w:p>
+    <w:p>
+      <w:pPr>
+        <w:numPr>
+          <w:ilvl w:val="0"/>
+          <w:numId w:val="3"/>
+        </w:numPr>
+        <w:spacing w:before="100" w:beforeAutospacing="1" w:after="100" w:afterAutospacing="1" w:line="240" w:lineRule="auto"/>
+        <w:rPr>
+          <w:rFonts w:ascii="Times New Roman" w:eastAsia="Times New Roman" w:hAnsi="Times New Roman" w:cs="Times New Roman"/>
+          <w:lang w:eastAsia="ru-RU"/>
+        </w:rPr>
+      </w:pPr>
+      <w:r>
+        <w:rPr>
+          <w:rFonts w:ascii="Times New Roman" w:eastAsia="Times New Roman" w:hAnsi="Times New Roman" w:cs="Times New Roman"/>
+          <w:lang w:eastAsia="ru-RU"/>
+        </w:rPr>
+        <w:t xml:space="preserve">Менеджер может добавлять ноль или несколько видов вознаграждений — связь </w:t>
+      </w:r>
+      <w:r>
+        <w:rPr>
+          <w:rFonts w:ascii="Times New Roman" w:eastAsia="Times New Roman" w:hAnsi="Times New Roman" w:cs="Times New Roman"/>
+          <w:b/>
+          <w:bCs/>
+          <w:lang w:eastAsia="ru-RU"/>
+        </w:rPr>
+        <w:t xml:space="preserve">1 – </w:t>
+      </w:r>
+      <w:proofErr w:type="gramStart"/>
+      <w:r>
+        <w:rPr>
+          <w:rFonts w:ascii="Times New Roman" w:eastAsia="Times New Roman" w:hAnsi="Times New Roman" w:cs="Times New Roman"/>
+          <w:b/>
+          <w:bCs/>
+          <w:lang w:eastAsia="ru-RU"/>
+        </w:rPr>
+        <w:t>0..</w:t>
+      </w:r>
+      <w:proofErr w:type="gramEnd"/>
+      <w:r>
+        <w:rPr>
+          <w:rFonts w:ascii="Times New Roman" w:eastAsia="Times New Roman" w:hAnsi="Times New Roman" w:cs="Times New Roman"/>
+          <w:b/>
+          <w:bCs/>
+          <w:lang w:eastAsia="ru-RU"/>
+        </w:rPr>
+        <w:t>*</w:t>
+      </w:r>
+      <w:r>
+        <w:rPr>
+          <w:rFonts w:ascii="Times New Roman" w:eastAsia="Times New Roman" w:hAnsi="Times New Roman" w:cs="Times New Roman"/>
+          <w:lang w:eastAsia="ru-RU"/>
+        </w:rPr>
+        <w:t xml:space="preserve"> </w:t>
+      </w:r>
+    </w:p>
+    <w:p>
+      <w:pPr>
+        <w:spacing w:before="100" w:beforeAutospacing="1" w:after="100" w:afterAutospacing="1" w:line="240" w:lineRule="auto"/>
+        <w:rPr>
+          <w:rFonts w:ascii="Times New Roman" w:eastAsia="Times New Roman" w:hAnsi="Times New Roman" w:cs="Times New Roman"/>
+          <w:b/>
+          <w:sz w:val="32"/>
+          <w:lang w:eastAsia="ru-RU"/>
+        </w:rPr>
+      </w:pPr>
+    </w:p>
+    <w:p>
+      <w:pPr>
+        <w:spacing w:before="100" w:beforeAutospacing="1" w:after="100" w:afterAutospacing="1" w:line="240" w:lineRule="auto"/>
+        <w:rPr>
+          <w:rFonts w:ascii="Times New Roman" w:eastAsia="Times New Roman" w:hAnsi="Times New Roman" w:cs="Times New Roman"/>
+          <w:b/>
+          <w:sz w:val="32"/>
+          <w:lang w:eastAsia="ru-RU"/>
+        </w:rPr>
+      </w:pPr>
+    </w:p>
+    <w:p>
+      <w:pPr>
+        <w:spacing w:before="100" w:beforeAutospacing="1" w:after="100" w:afterAutospacing="1" w:line="240" w:lineRule="auto"/>
+        <w:rPr>
+          <w:rFonts w:ascii="Times New Roman" w:eastAsia="Times New Roman" w:hAnsi="Times New Roman" w:cs="Times New Roman"/>
+          <w:b/>
+          <w:sz w:val="32"/>
+          <w:lang w:eastAsia="ru-RU"/>
+        </w:rPr>
+      </w:pPr>
+    </w:p>
+    <w:p>
+      <w:pPr>
+        <w:spacing w:before="100" w:beforeAutospacing="1" w:after="100" w:afterAutospacing="1" w:line="240" w:lineRule="auto"/>
+        <w:rPr>
+          <w:rFonts w:ascii="Times New Roman" w:eastAsia="Times New Roman" w:hAnsi="Times New Roman" w:cs="Times New Roman"/>
+          <w:b/>
+          <w:sz w:val="32"/>
+          <w:lang w:eastAsia="ru-RU"/>
+        </w:rPr>
+      </w:pPr>
+      <w:r>
+        <w:rPr>
+          <w:rFonts w:ascii="Times New Roman" w:eastAsia="Times New Roman" w:hAnsi="Times New Roman" w:cs="Times New Roman"/>
+          <w:b/>
+          <w:sz w:val="32"/>
+          <w:lang w:eastAsia="ru-RU"/>
+        </w:rPr>
+        <w:lastRenderedPageBreak/>
+        <w:t>Диаграммы объектов:</w:t>
+      </w:r>
+    </w:p>
+    <w:p>
+      <w:pPr>
+        <w:pStyle w:val="a7"/>
+        <w:numPr>
+          <w:ilvl w:val="0"/>
+          <w:numId w:val="4"/>
+        </w:numPr>
+        <w:spacing w:before="100" w:beforeAutospacing="1" w:after="100" w:afterAutospacing="1" w:line="240" w:lineRule="auto"/>
+        <w:rPr>
+          <w:rFonts w:ascii="Times New Roman" w:eastAsia="Times New Roman" w:hAnsi="Times New Roman" w:cs="Times New Roman"/>
+          <w:b/>
+          <w:sz w:val="32"/>
+          <w:lang w:eastAsia="ru-RU"/>
+        </w:rPr>
+      </w:pPr>
+      <w:r>
+        <w:rPr>
+          <w:b/>
+          <w:sz w:val="28"/>
+        </w:rPr>
+        <w:t>«Автомобили клиента и его записи на сервис»</w:t>
+      </w:r>
+    </w:p>
+    <w:p>
+      <w:pPr>
+        <w:pStyle w:val="a7"/>
+        <w:spacing w:before="100" w:beforeAutospacing="1" w:after="100" w:afterAutospacing="1" w:line="240" w:lineRule="auto"/>
+        <w:rPr>
+          <w:rFonts w:ascii="Times New Roman" w:eastAsia="Times New Roman" w:hAnsi="Times New Roman" w:cs="Times New Roman"/>
+          <w:b/>
+          <w:sz w:val="32"/>
+          <w:lang w:eastAsia="ru-RU"/>
+        </w:rPr>
+      </w:pPr>
+      <w:r>
+        <w:rPr>
+          <w:rFonts w:ascii="Times New Roman" w:eastAsia="Times New Roman" w:hAnsi="Times New Roman" w:cs="Times New Roman"/>
+          <w:b/>
+          <w:noProof/>
+          <w:sz w:val="32"/>
+          <w:lang w:eastAsia="ru-RU"/>
+        </w:rPr>
+        <w:drawing>
+          <wp:inline distT="0" distB="0" distL="0" distR="0" wp14:anchorId="7C895FFB" wp14:editId="3D34239C">
+            <wp:extent cx="3996805" cy="2412609"/>
+            <wp:effectExtent l="0" t="0" r="3810" b="6985"/>
+            <wp:docPr id="10" name="Рисунок 10"/>
+            <wp:cNvGraphicFramePr>
+              <a:graphicFrameLocks xmlns:a="http://schemas.openxmlformats.org/drawingml/2006/main" noChangeAspect="1"/>
+            </wp:cNvGraphicFramePr>
+            <a:graphic xmlns:a="http://schemas.openxmlformats.org/drawingml/2006/main">
+              <a:graphicData uri="http://schemas.openxmlformats.org/drawingml/2006/picture">
+                <pic:pic xmlns:pic="http://schemas.openxmlformats.org/drawingml/2006/picture">
+                  <pic:nvPicPr>
+                    <pic:cNvPr id="1" name=""/>
+                    <pic:cNvPicPr/>
+                  </pic:nvPicPr>
+                  <pic:blipFill>
+                    <a:blip r:embed="rId9"/>
+                    <a:stretch>
+                      <a:fillRect/>
+                    </a:stretch>
+                  </pic:blipFill>
+                  <pic:spPr>
+                    <a:xfrm>
+                      <a:off x="0" y="0"/>
+                      <a:ext cx="4003634" cy="2416731"/>
+                    </a:xfrm>
+                    <a:prstGeom prst="rect">
+                      <a:avLst/>
+                    </a:prstGeom>
+                  </pic:spPr>
+                </pic:pic>
+              </a:graphicData>
+            </a:graphic>
+          </wp:inline>
+        </w:drawing>
+      </w:r>
+    </w:p>
+    <w:p>
+      <w:pPr>
+        <w:pStyle w:val="a7"/>
+        <w:numPr>
+          <w:ilvl w:val="0"/>
+          <w:numId w:val="4"/>
+        </w:numPr>
+        <w:spacing w:before="100" w:beforeAutospacing="1" w:after="100" w:afterAutospacing="1" w:line="240" w:lineRule="auto"/>
+        <w:rPr>
+          <w:rFonts w:ascii="Times New Roman" w:eastAsia="Times New Roman" w:hAnsi="Times New Roman" w:cs="Times New Roman"/>
+          <w:b/>
+          <w:sz w:val="44"/>
+          <w:lang w:eastAsia="ru-RU"/>
+        </w:rPr>
+      </w:pPr>
+      <w:r>
+        <w:rPr>
+          <w:b/>
+          <w:sz w:val="32"/>
+        </w:rPr>
+        <w:t>«Выполнение услуги и история обслуживания»</w:t>
+      </w:r>
+    </w:p>
+    <w:p>
+      <w:pPr>
+        <w:pStyle w:val="a7"/>
+        <w:spacing w:before="100" w:beforeAutospacing="1" w:after="100" w:afterAutospacing="1" w:line="240" w:lineRule="auto"/>
+        <w:rPr>
+          <w:rFonts w:ascii="Times New Roman" w:eastAsia="Times New Roman" w:hAnsi="Times New Roman" w:cs="Times New Roman"/>
+          <w:b/>
+          <w:sz w:val="44"/>
+          <w:lang w:eastAsia="ru-RU"/>
+        </w:rPr>
+      </w:pPr>
+      <w:r>
+        <w:rPr>
+          <w:noProof/>
+          <w:lang w:eastAsia="ru-RU"/>
+        </w:rPr>
+        <w:drawing>
+          <wp:inline distT="0" distB="0" distL="0" distR="0" wp14:anchorId="1446E23B" wp14:editId="7E619AA4">
+            <wp:extent cx="3959968" cy="2862775"/>
+            <wp:effectExtent l="0" t="0" r="2540" b="0"/>
+            <wp:docPr id="8" name="Рисунок 8"/>
+            <wp:cNvGraphicFramePr>
+              <a:graphicFrameLocks xmlns:a="http://schemas.openxmlformats.org/drawingml/2006/main" noChangeAspect="1"/>
+            </wp:cNvGraphicFramePr>
+            <a:graphic xmlns:a="http://schemas.openxmlformats.org/drawingml/2006/main">
+              <a:graphicData uri="http://schemas.openxmlformats.org/drawingml/2006/picture">
+                <pic:pic xmlns:pic="http://schemas.openxmlformats.org/drawingml/2006/picture">
+                  <pic:nvPicPr>
+                    <pic:cNvPr id="1" name=""/>
+                    <pic:cNvPicPr/>
+                  </pic:nvPicPr>
+                  <pic:blipFill>
+                    <a:blip r:embed="rId10"/>
+                    <a:stretch>
+                      <a:fillRect/>
+                    </a:stretch>
+                  </pic:blipFill>
+                  <pic:spPr>
+                    <a:xfrm>
+                      <a:off x="0" y="0"/>
+                      <a:ext cx="3979641" cy="2876997"/>
+                    </a:xfrm>
+                    <a:prstGeom prst="rect">
+                      <a:avLst/>
+                    </a:prstGeom>
+                  </pic:spPr>
+                </pic:pic>
+              </a:graphicData>
+            </a:graphic>
+          </wp:inline>
+        </w:drawing>
+      </w:r>
+    </w:p>
+    <w:p>
+      <w:pPr>
+        <w:pStyle w:val="a7"/>
+        <w:numPr>
+          <w:ilvl w:val="0"/>
+          <w:numId w:val="4"/>
+        </w:numPr>
+        <w:spacing w:before="100" w:beforeAutospacing="1" w:after="100" w:afterAutospacing="1" w:line="240" w:lineRule="auto"/>
+        <w:rPr>
+          <w:rFonts w:ascii="Times New Roman" w:eastAsia="Times New Roman" w:hAnsi="Times New Roman" w:cs="Times New Roman"/>
+          <w:b/>
+          <w:sz w:val="56"/>
+          <w:lang w:eastAsia="ru-RU"/>
+        </w:rPr>
+      </w:pPr>
+      <w:r>
+        <w:rPr>
+          <w:b/>
+          <w:sz w:val="32"/>
+        </w:rPr>
+        <w:t>«Вознаграждения и управление»</w:t>
+      </w:r>
+    </w:p>
+    <w:p>
+      <w:pPr>
+        <w:spacing w:before="100" w:beforeAutospacing="1" w:after="100" w:afterAutospacing="1" w:line="240" w:lineRule="auto"/>
+        <w:ind w:left="720"/>
+        <w:rPr>
+          <w:rFonts w:ascii="Times New Roman" w:eastAsia="Times New Roman" w:hAnsi="Times New Roman" w:cs="Times New Roman"/>
+          <w:lang w:val="en-US" w:eastAsia="ru-RU"/>
+        </w:rPr>
+      </w:pPr>
+      <w:r>
+        <w:rPr>
+          <w:rFonts w:ascii="Times New Roman" w:eastAsia="Times New Roman" w:hAnsi="Times New Roman" w:cs="Times New Roman"/>
+          <w:noProof/>
+          <w:lang w:eastAsia="ru-RU"/>
+        </w:rPr>
+        <w:drawing>
+          <wp:inline distT="0" distB="0" distL="0" distR="0" wp14:anchorId="0176820A" wp14:editId="3A6761DF">
+            <wp:extent cx="4424290" cy="2575594"/>
+            <wp:effectExtent l="0" t="0" r="0" b="0"/>
+            <wp:docPr id="11" name="Рисунок 11"/>
+            <wp:cNvGraphicFramePr>
+              <a:graphicFrameLocks xmlns:a="http://schemas.openxmlformats.org/drawingml/2006/main" noChangeAspect="1"/>
+            </wp:cNvGraphicFramePr>
+            <a:graphic xmlns:a="http://schemas.openxmlformats.org/drawingml/2006/main">
+              <a:graphicData uri="http://schemas.openxmlformats.org/drawingml/2006/picture">
+                <pic:pic xmlns:pic="http://schemas.openxmlformats.org/drawingml/2006/picture">
+                  <pic:nvPicPr>
+                    <pic:cNvPr id="1" name=""/>
+                    <pic:cNvPicPr/>
+                  </pic:nvPicPr>
+                  <pic:blipFill>
+                    <a:blip r:embed="rId11"/>
+                    <a:stretch>
+                      <a:fillRect/>
+                    </a:stretch>
+                  </pic:blipFill>
+                  <pic:spPr>
+                    <a:xfrm>
+                      <a:off x="0" y="0"/>
+                      <a:ext cx="4431626" cy="2579865"/>
+                    </a:xfrm>
+                    <a:prstGeom prst="rect">
+                      <a:avLst/>
+                    </a:prstGeom>
+                  </pic:spPr>
+                </pic:pic>
+              </a:graphicData>
+            </a:graphic>
+          </wp:inline>
+        </w:drawing>
+      </w:r>
+    </w:p>
+    <w:p>
+      <w:pPr>
+        <w:rPr>
+          <w:b/>
+          <w:sz w:val="32"/>
+        </w:rPr>
+      </w:pPr>
+      <w:r>
+        <w:rPr>
+          <w:b/>
+          <w:sz w:val="32"/>
+        </w:rPr>
+        <w:lastRenderedPageBreak/>
+        <w:t xml:space="preserve">2. </w:t>
       </w:r>
       <w:proofErr w:type="spellStart"/>
       <w:r>
         <w:rPr>
-          <w:rFonts w:ascii="Times New Roman" w:eastAsia="Times New Roman" w:hAnsi="Times New Roman" w:cs="Times New Roman"/>
-          <w:color w:val="0F1115"/>
-          <w:kern w:val="0"/>
-          <w:lang w:eastAsia="ru-RU"/>
-          <w14:ligatures w14:val="none"/>
-        </w:rPr>
-        <w:t>AutoService</w:t>
+          <w:b/>
+          <w:sz w:val="32"/>
+        </w:rPr>
+        <w:t>ававав</w:t>
       </w:r>
       <w:proofErr w:type="spellEnd"/>
-      <w:r>
-        <w:rPr>
-          <w:rFonts w:ascii="Times New Roman" w:eastAsia="Times New Roman" w:hAnsi="Times New Roman" w:cs="Times New Roman"/>
-          <w:color w:val="0F1115"/>
-          <w:kern w:val="0"/>
-          <w:lang w:eastAsia="ru-RU"/>
-          <w14:ligatures w14:val="none"/>
-        </w:rPr>
-        <w:t>».</w:t>
-      </w:r>
-    </w:p>
-    <w:p>
-      <w:pPr>
-        <w:shd w:val="clear" w:color="auto" w:fill="FFFFFF"/>
-        <w:spacing w:before="240" w:after="240" w:line="240" w:lineRule="auto"/>
-        <w:rPr>
-          <w:rFonts w:ascii="Times New Roman" w:eastAsia="Times New Roman" w:hAnsi="Times New Roman" w:cs="Times New Roman"/>
-          <w:color w:val="0F1115"/>
-          <w:kern w:val="0"/>
-          <w:lang w:eastAsia="ru-RU"/>
-          <w14:ligatures w14:val="none"/>
-        </w:rPr>
-      </w:pPr>
-      <w:r>
-        <w:rPr>
-          <w:rFonts w:ascii="Times New Roman" w:eastAsia="Times New Roman" w:hAnsi="Times New Roman" w:cs="Times New Roman"/>
-          <w:color w:val="0F1115"/>
-          <w:kern w:val="0"/>
-          <w:lang w:eastAsia="ru-RU"/>
-          <w14:ligatures w14:val="none"/>
-        </w:rPr>
-        <w:t>Сеть автосервисов «</w:t>
+    </w:p>
+    <w:p>
+      <w:pPr>
+        <w:spacing w:before="100" w:beforeAutospacing="1" w:after="100" w:afterAutospacing="1" w:line="240" w:lineRule="auto"/>
+        <w:outlineLvl w:val="3"/>
+        <w:rPr>
+          <w:rFonts w:ascii="Times New Roman" w:eastAsia="Times New Roman" w:hAnsi="Times New Roman" w:cs="Times New Roman"/>
+          <w:b/>
+          <w:bCs/>
+          <w:lang w:eastAsia="ru-RU"/>
+        </w:rPr>
+      </w:pPr>
+      <w:r>
+        <w:rPr>
+          <w:rFonts w:ascii="Times New Roman" w:eastAsia="Times New Roman" w:hAnsi="Times New Roman" w:cs="Times New Roman"/>
+          <w:b/>
+          <w:bCs/>
+          <w:lang w:eastAsia="ru-RU"/>
+        </w:rPr>
+        <w:t>Лаба 2; пункт 2.3. Список действующих лиц и их задач</w:t>
+      </w:r>
+    </w:p>
+    <w:tbl>
+      <w:tblPr>
+        <w:tblW w:w="0" w:type="auto"/>
+        <w:tblCellSpacing w:w="15" w:type="dxa"/>
+        <w:tblBorders>
+          <w:top w:val="single" w:sz="4" w:space="0" w:color="auto"/>
+          <w:left w:val="single" w:sz="4" w:space="0" w:color="auto"/>
+          <w:bottom w:val="single" w:sz="4" w:space="0" w:color="auto"/>
+          <w:right w:val="single" w:sz="4" w:space="0" w:color="auto"/>
+          <w:insideH w:val="single" w:sz="4" w:space="0" w:color="auto"/>
+          <w:insideV w:val="single" w:sz="4" w:space="0" w:color="auto"/>
+        </w:tblBorders>
+        <w:tblCellMar>
+          <w:top w:w="15" w:type="dxa"/>
+          <w:left w:w="15" w:type="dxa"/>
+          <w:bottom w:w="15" w:type="dxa"/>
+          <w:right w:w="15" w:type="dxa"/>
+        </w:tblCellMar>
+        <w:tblLook w:val="04A0" w:firstRow="1" w:lastRow="0" w:firstColumn="1" w:lastColumn="0" w:noHBand="0" w:noVBand="1"/>
+      </w:tblPr>
+      <w:tblGrid>
+        <w:gridCol w:w="1849"/>
+        <w:gridCol w:w="2916"/>
+        <w:gridCol w:w="4580"/>
+      </w:tblGrid>
+      <w:tr>
+        <w:trPr>
+          <w:tblHeader/>
+          <w:tblCellSpacing w:w="15" w:type="dxa"/>
+        </w:trPr>
+        <w:tc>
+          <w:tcPr>
+            <w:tcW w:w="0" w:type="auto"/>
+            <w:vAlign w:val="center"/>
+            <w:hideMark/>
+          </w:tcPr>
+          <w:p>
+            <w:pPr>
+              <w:spacing w:after="0" w:line="240" w:lineRule="auto"/>
+              <w:jc w:val="center"/>
+              <w:rPr>
+                <w:rFonts w:ascii="Times New Roman" w:eastAsia="Times New Roman" w:hAnsi="Times New Roman" w:cs="Times New Roman"/>
+                <w:b/>
+                <w:bCs/>
+                <w:lang w:eastAsia="ru-RU"/>
+              </w:rPr>
+            </w:pPr>
+            <w:r>
+              <w:rPr>
+                <w:rFonts w:ascii="Times New Roman" w:eastAsia="Times New Roman" w:hAnsi="Times New Roman" w:cs="Times New Roman"/>
+                <w:b/>
+                <w:bCs/>
+                <w:lang w:eastAsia="ru-RU"/>
+              </w:rPr>
+              <w:t>Действующее лицо</w:t>
+            </w:r>
+          </w:p>
+        </w:tc>
+        <w:tc>
+          <w:tcPr>
+            <w:tcW w:w="0" w:type="auto"/>
+            <w:vAlign w:val="center"/>
+            <w:hideMark/>
+          </w:tcPr>
+          <w:p>
+            <w:pPr>
+              <w:spacing w:after="0" w:line="240" w:lineRule="auto"/>
+              <w:jc w:val="center"/>
+              <w:rPr>
+                <w:rFonts w:ascii="Times New Roman" w:eastAsia="Times New Roman" w:hAnsi="Times New Roman" w:cs="Times New Roman"/>
+                <w:b/>
+                <w:bCs/>
+                <w:lang w:eastAsia="ru-RU"/>
+              </w:rPr>
+            </w:pPr>
+            <w:r>
+              <w:rPr>
+                <w:rFonts w:ascii="Times New Roman" w:eastAsia="Times New Roman" w:hAnsi="Times New Roman" w:cs="Times New Roman"/>
+                <w:b/>
+                <w:bCs/>
+                <w:lang w:eastAsia="ru-RU"/>
+              </w:rPr>
+              <w:t>Описание</w:t>
+            </w:r>
+          </w:p>
+        </w:tc>
+        <w:tc>
+          <w:tcPr>
+            <w:tcW w:w="0" w:type="auto"/>
+            <w:vAlign w:val="center"/>
+            <w:hideMark/>
+          </w:tcPr>
+          <w:p>
+            <w:pPr>
+              <w:spacing w:after="0" w:line="240" w:lineRule="auto"/>
+              <w:jc w:val="center"/>
+              <w:rPr>
+                <w:rFonts w:ascii="Times New Roman" w:eastAsia="Times New Roman" w:hAnsi="Times New Roman" w:cs="Times New Roman"/>
+                <w:b/>
+                <w:bCs/>
+                <w:lang w:eastAsia="ru-RU"/>
+              </w:rPr>
+            </w:pPr>
+            <w:r>
+              <w:rPr>
+                <w:rFonts w:ascii="Times New Roman" w:eastAsia="Times New Roman" w:hAnsi="Times New Roman" w:cs="Times New Roman"/>
+                <w:b/>
+                <w:bCs/>
+                <w:lang w:eastAsia="ru-RU"/>
+              </w:rPr>
+              <w:t>Задачи</w:t>
+            </w:r>
+          </w:p>
+        </w:tc>
+      </w:tr>
+      <w:tr>
+        <w:trPr>
+          <w:tblCellSpacing w:w="15" w:type="dxa"/>
+        </w:trPr>
+        <w:tc>
+          <w:tcPr>
+            <w:tcW w:w="0" w:type="auto"/>
+            <w:vAlign w:val="center"/>
+            <w:hideMark/>
+          </w:tcPr>
+          <w:p>
+            <w:pPr>
+              <w:spacing w:after="0" w:line="240" w:lineRule="auto"/>
+              <w:rPr>
+                <w:rFonts w:ascii="Times New Roman" w:eastAsia="Times New Roman" w:hAnsi="Times New Roman" w:cs="Times New Roman"/>
+                <w:lang w:eastAsia="ru-RU"/>
+              </w:rPr>
+            </w:pPr>
+            <w:r>
+              <w:rPr>
+                <w:rFonts w:ascii="Times New Roman" w:eastAsia="Times New Roman" w:hAnsi="Times New Roman" w:cs="Times New Roman"/>
+                <w:b/>
+                <w:bCs/>
+                <w:lang w:eastAsia="ru-RU"/>
+              </w:rPr>
+              <w:t>Посетитель</w:t>
+            </w:r>
+          </w:p>
+        </w:tc>
+        <w:tc>
+          <w:tcPr>
+            <w:tcW w:w="0" w:type="auto"/>
+            <w:vAlign w:val="center"/>
+            <w:hideMark/>
+          </w:tcPr>
+          <w:p>
+            <w:pPr>
+              <w:spacing w:after="0" w:line="240" w:lineRule="auto"/>
+              <w:rPr>
+                <w:rFonts w:ascii="Times New Roman" w:eastAsia="Times New Roman" w:hAnsi="Times New Roman" w:cs="Times New Roman"/>
+                <w:lang w:eastAsia="ru-RU"/>
+              </w:rPr>
+            </w:pPr>
+            <w:r>
+              <w:rPr>
+                <w:rFonts w:ascii="Times New Roman" w:eastAsia="Times New Roman" w:hAnsi="Times New Roman" w:cs="Times New Roman"/>
+                <w:lang w:eastAsia="ru-RU"/>
+              </w:rPr>
+              <w:t>Ещё не зарегистрированный пользователь</w:t>
+            </w:r>
+          </w:p>
+        </w:tc>
+        <w:tc>
+          <w:tcPr>
+            <w:tcW w:w="0" w:type="auto"/>
+            <w:vAlign w:val="center"/>
+            <w:hideMark/>
+          </w:tcPr>
+          <w:p>
+            <w:pPr>
+              <w:spacing w:after="0" w:line="240" w:lineRule="auto"/>
+              <w:rPr>
+                <w:rFonts w:ascii="Times New Roman" w:eastAsia="Times New Roman" w:hAnsi="Times New Roman" w:cs="Times New Roman"/>
+                <w:lang w:eastAsia="ru-RU"/>
+              </w:rPr>
+            </w:pPr>
+            <w:r>
+              <w:rPr>
+                <w:rFonts w:ascii="Times New Roman" w:eastAsia="Times New Roman" w:hAnsi="Times New Roman" w:cs="Times New Roman"/>
+                <w:lang w:eastAsia="ru-RU"/>
+              </w:rPr>
+              <w:t>Зарегистрироваться в системе</w:t>
+            </w:r>
+          </w:p>
+        </w:tc>
+      </w:tr>
+      <w:tr>
+        <w:trPr>
+          <w:tblCellSpacing w:w="15" w:type="dxa"/>
+        </w:trPr>
+        <w:tc>
+          <w:tcPr>
+            <w:tcW w:w="0" w:type="auto"/>
+            <w:vAlign w:val="center"/>
+            <w:hideMark/>
+          </w:tcPr>
+          <w:p>
+            <w:pPr>
+              <w:spacing w:after="0" w:line="240" w:lineRule="auto"/>
+              <w:rPr>
+                <w:rFonts w:ascii="Times New Roman" w:eastAsia="Times New Roman" w:hAnsi="Times New Roman" w:cs="Times New Roman"/>
+                <w:lang w:eastAsia="ru-RU"/>
+              </w:rPr>
+            </w:pPr>
+            <w:r>
+              <w:rPr>
+                <w:rFonts w:ascii="Times New Roman" w:eastAsia="Times New Roman" w:hAnsi="Times New Roman" w:cs="Times New Roman"/>
+                <w:b/>
+                <w:bCs/>
+                <w:lang w:eastAsia="ru-RU"/>
+              </w:rPr>
+              <w:t>Клиент</w:t>
+            </w:r>
+          </w:p>
+        </w:tc>
+        <w:tc>
+          <w:tcPr>
+            <w:tcW w:w="0" w:type="auto"/>
+            <w:vAlign w:val="center"/>
+            <w:hideMark/>
+          </w:tcPr>
+          <w:p>
+            <w:pPr>
+              <w:spacing w:after="0" w:line="240" w:lineRule="auto"/>
+              <w:rPr>
+                <w:rFonts w:ascii="Times New Roman" w:eastAsia="Times New Roman" w:hAnsi="Times New Roman" w:cs="Times New Roman"/>
+                <w:lang w:eastAsia="ru-RU"/>
+              </w:rPr>
+            </w:pPr>
+            <w:r>
+              <w:rPr>
+                <w:rFonts w:ascii="Times New Roman" w:eastAsia="Times New Roman" w:hAnsi="Times New Roman" w:cs="Times New Roman"/>
+                <w:lang w:eastAsia="ru-RU"/>
+              </w:rPr>
+              <w:t>Зарегистрированный пользователь, владеющий автомобилями</w:t>
+            </w:r>
+          </w:p>
+        </w:tc>
+        <w:tc>
+          <w:tcPr>
+            <w:tcW w:w="0" w:type="auto"/>
+            <w:vAlign w:val="center"/>
+            <w:hideMark/>
+          </w:tcPr>
+          <w:p>
+            <w:pPr>
+              <w:spacing w:after="0" w:line="240" w:lineRule="auto"/>
+              <w:rPr>
+                <w:rFonts w:ascii="Times New Roman" w:eastAsia="Times New Roman" w:hAnsi="Times New Roman" w:cs="Times New Roman"/>
+                <w:lang w:eastAsia="ru-RU"/>
+              </w:rPr>
+            </w:pPr>
+            <w:r>
+              <w:rPr>
+                <w:rFonts w:ascii="Times New Roman" w:eastAsia="Times New Roman" w:hAnsi="Times New Roman" w:cs="Times New Roman"/>
+                <w:lang w:eastAsia="ru-RU"/>
+              </w:rPr>
+              <w:t>Войти в систему [1]; Добавить автомобиль; Редактировать автомобиль; Удалить автомобиль; Записаться на сервис; Отменить запись; Перенести запись; Просмотреть историю обслуживания; Скачать отчёт истории; Оставить отзыв; Активировать вознаграждение; Редактировать профиль</w:t>
+            </w:r>
+          </w:p>
+        </w:tc>
+      </w:tr>
+      <w:tr>
+        <w:trPr>
+          <w:tblCellSpacing w:w="15" w:type="dxa"/>
+        </w:trPr>
+        <w:tc>
+          <w:tcPr>
+            <w:tcW w:w="0" w:type="auto"/>
+            <w:vAlign w:val="center"/>
+            <w:hideMark/>
+          </w:tcPr>
+          <w:p>
+            <w:pPr>
+              <w:spacing w:after="0" w:line="240" w:lineRule="auto"/>
+              <w:rPr>
+                <w:rFonts w:ascii="Times New Roman" w:eastAsia="Times New Roman" w:hAnsi="Times New Roman" w:cs="Times New Roman"/>
+                <w:lang w:eastAsia="ru-RU"/>
+              </w:rPr>
+            </w:pPr>
+            <w:r>
+              <w:rPr>
+                <w:rFonts w:ascii="Times New Roman" w:eastAsia="Times New Roman" w:hAnsi="Times New Roman" w:cs="Times New Roman"/>
+                <w:b/>
+                <w:bCs/>
+                <w:lang w:eastAsia="ru-RU"/>
+              </w:rPr>
+              <w:t>Платёжная система</w:t>
+            </w:r>
+          </w:p>
+        </w:tc>
+        <w:tc>
+          <w:tcPr>
+            <w:tcW w:w="0" w:type="auto"/>
+            <w:vAlign w:val="center"/>
+            <w:hideMark/>
+          </w:tcPr>
+          <w:p>
+            <w:pPr>
+              <w:spacing w:after="0" w:line="240" w:lineRule="auto"/>
+              <w:rPr>
+                <w:rFonts w:ascii="Times New Roman" w:eastAsia="Times New Roman" w:hAnsi="Times New Roman" w:cs="Times New Roman"/>
+                <w:lang w:eastAsia="ru-RU"/>
+              </w:rPr>
+            </w:pPr>
+            <w:r>
+              <w:rPr>
+                <w:rFonts w:ascii="Times New Roman" w:eastAsia="Times New Roman" w:hAnsi="Times New Roman" w:cs="Times New Roman"/>
+                <w:lang w:eastAsia="ru-RU"/>
+              </w:rPr>
+              <w:t>Внешняя система, резервирующая средства на карте клиента</w:t>
+            </w:r>
+          </w:p>
+        </w:tc>
+        <w:tc>
+          <w:tcPr>
+            <w:tcW w:w="0" w:type="auto"/>
+            <w:vAlign w:val="center"/>
+            <w:hideMark/>
+          </w:tcPr>
+          <w:p>
+            <w:pPr>
+              <w:spacing w:after="0" w:line="240" w:lineRule="auto"/>
+              <w:rPr>
+                <w:rFonts w:ascii="Times New Roman" w:eastAsia="Times New Roman" w:hAnsi="Times New Roman" w:cs="Times New Roman"/>
+                <w:lang w:eastAsia="ru-RU"/>
+              </w:rPr>
+            </w:pPr>
+            <w:r>
+              <w:rPr>
+                <w:rFonts w:ascii="Times New Roman" w:eastAsia="Times New Roman" w:hAnsi="Times New Roman" w:cs="Times New Roman"/>
+                <w:lang w:eastAsia="ru-RU"/>
+              </w:rPr>
+              <w:t>Зарезервировать стоимость услуги [2]</w:t>
+            </w:r>
+          </w:p>
+        </w:tc>
+      </w:tr>
+      <w:tr>
+        <w:trPr>
+          <w:tblCellSpacing w:w="15" w:type="dxa"/>
+        </w:trPr>
+        <w:tc>
+          <w:tcPr>
+            <w:tcW w:w="0" w:type="auto"/>
+            <w:vAlign w:val="center"/>
+            <w:hideMark/>
+          </w:tcPr>
+          <w:p>
+            <w:pPr>
+              <w:spacing w:after="0" w:line="240" w:lineRule="auto"/>
+              <w:rPr>
+                <w:rFonts w:ascii="Times New Roman" w:eastAsia="Times New Roman" w:hAnsi="Times New Roman" w:cs="Times New Roman"/>
+                <w:lang w:eastAsia="ru-RU"/>
+              </w:rPr>
+            </w:pPr>
+            <w:r>
+              <w:rPr>
+                <w:rFonts w:ascii="Times New Roman" w:eastAsia="Times New Roman" w:hAnsi="Times New Roman" w:cs="Times New Roman"/>
+                <w:b/>
+                <w:bCs/>
+                <w:lang w:eastAsia="ru-RU"/>
+              </w:rPr>
+              <w:t>Мастер</w:t>
+            </w:r>
+          </w:p>
+        </w:tc>
+        <w:tc>
+          <w:tcPr>
+            <w:tcW w:w="0" w:type="auto"/>
+            <w:vAlign w:val="center"/>
+            <w:hideMark/>
+          </w:tcPr>
+          <w:p>
+            <w:pPr>
+              <w:spacing w:after="0" w:line="240" w:lineRule="auto"/>
+              <w:rPr>
+                <w:rFonts w:ascii="Times New Roman" w:eastAsia="Times New Roman" w:hAnsi="Times New Roman" w:cs="Times New Roman"/>
+                <w:lang w:eastAsia="ru-RU"/>
+              </w:rPr>
+            </w:pPr>
+            <w:r>
+              <w:rPr>
+                <w:rFonts w:ascii="Times New Roman" w:eastAsia="Times New Roman" w:hAnsi="Times New Roman" w:cs="Times New Roman"/>
+                <w:lang w:eastAsia="ru-RU"/>
+              </w:rPr>
+              <w:t>Сотрудник, выполняющий записанные услуги</w:t>
+            </w:r>
+          </w:p>
+        </w:tc>
+        <w:tc>
+          <w:tcPr>
+            <w:tcW w:w="0" w:type="auto"/>
+            <w:vAlign w:val="center"/>
+            <w:hideMark/>
+          </w:tcPr>
+          <w:p>
+            <w:pPr>
+              <w:spacing w:after="0" w:line="240" w:lineRule="auto"/>
+              <w:rPr>
+                <w:rFonts w:ascii="Times New Roman" w:eastAsia="Times New Roman" w:hAnsi="Times New Roman" w:cs="Times New Roman"/>
+                <w:lang w:eastAsia="ru-RU"/>
+              </w:rPr>
+            </w:pPr>
+            <w:r>
+              <w:rPr>
+                <w:rFonts w:ascii="Times New Roman" w:eastAsia="Times New Roman" w:hAnsi="Times New Roman" w:cs="Times New Roman"/>
+                <w:lang w:eastAsia="ru-RU"/>
+              </w:rPr>
+              <w:t>Просмотреть расписание записей; Отметить начало работ; Завершить услугу; Вести учёт операций и деталей</w:t>
+            </w:r>
+          </w:p>
+        </w:tc>
+      </w:tr>
+      <w:tr>
+        <w:trPr>
+          <w:tblCellSpacing w:w="15" w:type="dxa"/>
+        </w:trPr>
+        <w:tc>
+          <w:tcPr>
+            <w:tcW w:w="0" w:type="auto"/>
+            <w:vAlign w:val="center"/>
+            <w:hideMark/>
+          </w:tcPr>
+          <w:p>
+            <w:pPr>
+              <w:spacing w:after="0" w:line="240" w:lineRule="auto"/>
+              <w:rPr>
+                <w:rFonts w:ascii="Times New Roman" w:eastAsia="Times New Roman" w:hAnsi="Times New Roman" w:cs="Times New Roman"/>
+                <w:lang w:eastAsia="ru-RU"/>
+              </w:rPr>
+            </w:pPr>
+            <w:r>
+              <w:rPr>
+                <w:rFonts w:ascii="Times New Roman" w:eastAsia="Times New Roman" w:hAnsi="Times New Roman" w:cs="Times New Roman"/>
+                <w:b/>
+                <w:bCs/>
+                <w:lang w:eastAsia="ru-RU"/>
+              </w:rPr>
+              <w:t>Администратор</w:t>
+            </w:r>
+          </w:p>
+        </w:tc>
+        <w:tc>
+          <w:tcPr>
+            <w:tcW w:w="0" w:type="auto"/>
+            <w:vAlign w:val="center"/>
+            <w:hideMark/>
+          </w:tcPr>
+          <w:p>
+            <w:pPr>
+              <w:spacing w:after="0" w:line="240" w:lineRule="auto"/>
+              <w:rPr>
+                <w:rFonts w:ascii="Times New Roman" w:eastAsia="Times New Roman" w:hAnsi="Times New Roman" w:cs="Times New Roman"/>
+                <w:lang w:eastAsia="ru-RU"/>
+              </w:rPr>
+            </w:pPr>
+            <w:r>
+              <w:rPr>
+                <w:rFonts w:ascii="Times New Roman" w:eastAsia="Times New Roman" w:hAnsi="Times New Roman" w:cs="Times New Roman"/>
+                <w:lang w:eastAsia="ru-RU"/>
+              </w:rPr>
+              <w:t>Сотрудник, управляющий пользователями, расписанием, ценами</w:t>
+            </w:r>
+          </w:p>
+        </w:tc>
+        <w:tc>
+          <w:tcPr>
+            <w:tcW w:w="0" w:type="auto"/>
+            <w:vAlign w:val="center"/>
+            <w:hideMark/>
+          </w:tcPr>
+          <w:p>
+            <w:pPr>
+              <w:spacing w:after="0" w:line="240" w:lineRule="auto"/>
+              <w:rPr>
+                <w:rFonts w:ascii="Times New Roman" w:eastAsia="Times New Roman" w:hAnsi="Times New Roman" w:cs="Times New Roman"/>
+                <w:lang w:eastAsia="ru-RU"/>
+              </w:rPr>
+            </w:pPr>
+            <w:r>
+              <w:rPr>
+                <w:rFonts w:ascii="Times New Roman" w:eastAsia="Times New Roman" w:hAnsi="Times New Roman" w:cs="Times New Roman"/>
+                <w:lang w:eastAsia="ru-RU"/>
+              </w:rPr>
+              <w:t>Управлять пользователями; Управлять расписанием работы; Управлять слотами записи; Изменить стоимость услуги; Назначить мастера на смену; Просмотреть финансовую отчётность; Редактировать справочник услуг</w:t>
+            </w:r>
+          </w:p>
+        </w:tc>
+      </w:tr>
+      <w:tr>
+        <w:trPr>
+          <w:tblCellSpacing w:w="15" w:type="dxa"/>
+        </w:trPr>
+        <w:tc>
+          <w:tcPr>
+            <w:tcW w:w="0" w:type="auto"/>
+            <w:vAlign w:val="center"/>
+            <w:hideMark/>
+          </w:tcPr>
+          <w:p>
+            <w:pPr>
+              <w:spacing w:after="0" w:line="240" w:lineRule="auto"/>
+              <w:rPr>
+                <w:rFonts w:ascii="Times New Roman" w:eastAsia="Times New Roman" w:hAnsi="Times New Roman" w:cs="Times New Roman"/>
+                <w:lang w:eastAsia="ru-RU"/>
+              </w:rPr>
+            </w:pPr>
+            <w:r>
+              <w:rPr>
+                <w:rFonts w:ascii="Times New Roman" w:eastAsia="Times New Roman" w:hAnsi="Times New Roman" w:cs="Times New Roman"/>
+                <w:b/>
+                <w:bCs/>
+                <w:lang w:eastAsia="ru-RU"/>
+              </w:rPr>
+              <w:t>Менеджер</w:t>
+            </w:r>
+          </w:p>
+        </w:tc>
+        <w:tc>
+          <w:tcPr>
+            <w:tcW w:w="0" w:type="auto"/>
+            <w:vAlign w:val="center"/>
+            <w:hideMark/>
+          </w:tcPr>
+          <w:p>
+            <w:pPr>
+              <w:spacing w:after="0" w:line="240" w:lineRule="auto"/>
+              <w:rPr>
+                <w:rFonts w:ascii="Times New Roman" w:eastAsia="Times New Roman" w:hAnsi="Times New Roman" w:cs="Times New Roman"/>
+                <w:lang w:eastAsia="ru-RU"/>
+              </w:rPr>
+            </w:pPr>
+            <w:r>
+              <w:rPr>
+                <w:rFonts w:ascii="Times New Roman" w:eastAsia="Times New Roman" w:hAnsi="Times New Roman" w:cs="Times New Roman"/>
+                <w:lang w:eastAsia="ru-RU"/>
+              </w:rPr>
+              <w:t>Сотрудник, управляющий правилами лояльности и публикациями</w:t>
+            </w:r>
+          </w:p>
+        </w:tc>
+        <w:tc>
+          <w:tcPr>
+            <w:tcW w:w="0" w:type="auto"/>
+            <w:vAlign w:val="center"/>
+            <w:hideMark/>
+          </w:tcPr>
+          <w:p>
+            <w:pPr>
+              <w:spacing w:after="0" w:line="240" w:lineRule="auto"/>
+              <w:rPr>
+                <w:rFonts w:ascii="Times New Roman" w:eastAsia="Times New Roman" w:hAnsi="Times New Roman" w:cs="Times New Roman"/>
+                <w:lang w:eastAsia="ru-RU"/>
+              </w:rPr>
+            </w:pPr>
+            <w:r>
+              <w:rPr>
+                <w:rFonts w:ascii="Times New Roman" w:eastAsia="Times New Roman" w:hAnsi="Times New Roman" w:cs="Times New Roman"/>
+                <w:lang w:eastAsia="ru-RU"/>
+              </w:rPr>
+              <w:t>Изменить правило начисления баллов; Завести правило начисления баллов; Добавить вид вознаграждения; Опубликовать статью</w:t>
+            </w:r>
+          </w:p>
+        </w:tc>
+      </w:tr>
+      <w:tr>
+        <w:trPr>
+          <w:tblCellSpacing w:w="15" w:type="dxa"/>
+        </w:trPr>
+        <w:tc>
+          <w:tcPr>
+            <w:tcW w:w="0" w:type="auto"/>
+            <w:vAlign w:val="center"/>
+            <w:hideMark/>
+          </w:tcPr>
+          <w:p>
+            <w:pPr>
+              <w:spacing w:after="0" w:line="240" w:lineRule="auto"/>
+              <w:rPr>
+                <w:rFonts w:ascii="Times New Roman" w:eastAsia="Times New Roman" w:hAnsi="Times New Roman" w:cs="Times New Roman"/>
+                <w:lang w:eastAsia="ru-RU"/>
+              </w:rPr>
+            </w:pPr>
+            <w:r>
+              <w:rPr>
+                <w:rFonts w:ascii="Times New Roman" w:eastAsia="Times New Roman" w:hAnsi="Times New Roman" w:cs="Times New Roman"/>
+                <w:b/>
+                <w:bCs/>
+                <w:lang w:eastAsia="ru-RU"/>
+              </w:rPr>
+              <w:t>Таймер</w:t>
+            </w:r>
+          </w:p>
+        </w:tc>
+        <w:tc>
+          <w:tcPr>
+            <w:tcW w:w="0" w:type="auto"/>
+            <w:vAlign w:val="center"/>
+            <w:hideMark/>
+          </w:tcPr>
+          <w:p>
+            <w:pPr>
+              <w:spacing w:after="0" w:line="240" w:lineRule="auto"/>
+              <w:rPr>
+                <w:rFonts w:ascii="Times New Roman" w:eastAsia="Times New Roman" w:hAnsi="Times New Roman" w:cs="Times New Roman"/>
+                <w:lang w:eastAsia="ru-RU"/>
+              </w:rPr>
+            </w:pPr>
+            <w:r>
+              <w:rPr>
+                <w:rFonts w:ascii="Times New Roman" w:eastAsia="Times New Roman" w:hAnsi="Times New Roman" w:cs="Times New Roman"/>
+                <w:lang w:eastAsia="ru-RU"/>
+              </w:rPr>
+              <w:t>Особое действующее лицо — инициирует автоматические действия по условию (пробег + дата)</w:t>
+            </w:r>
+          </w:p>
+        </w:tc>
+        <w:tc>
+          <w:tcPr>
+            <w:tcW w:w="0" w:type="auto"/>
+            <w:vAlign w:val="center"/>
+            <w:hideMark/>
+          </w:tcPr>
+          <w:p>
+            <w:pPr>
+              <w:spacing w:after="0" w:line="240" w:lineRule="auto"/>
+              <w:rPr>
+                <w:rFonts w:ascii="Times New Roman" w:eastAsia="Times New Roman" w:hAnsi="Times New Roman" w:cs="Times New Roman"/>
+                <w:lang w:eastAsia="ru-RU"/>
+              </w:rPr>
+            </w:pPr>
+            <w:r>
+              <w:rPr>
+                <w:rFonts w:ascii="Times New Roman" w:eastAsia="Times New Roman" w:hAnsi="Times New Roman" w:cs="Times New Roman"/>
+                <w:lang w:eastAsia="ru-RU"/>
+              </w:rPr>
+              <w:t>Отправить уведомление о плановом ТО</w:t>
+            </w:r>
+          </w:p>
+        </w:tc>
+      </w:tr>
+    </w:tbl>
+    <w:p>
+      <w:pPr>
+        <w:spacing w:before="100" w:beforeAutospacing="1" w:after="100" w:afterAutospacing="1" w:line="240" w:lineRule="auto"/>
+        <w:rPr>
+          <w:rFonts w:ascii="Times New Roman" w:eastAsia="Times New Roman" w:hAnsi="Times New Roman" w:cs="Times New Roman"/>
+          <w:lang w:eastAsia="ru-RU"/>
+        </w:rPr>
+      </w:pPr>
+      <w:r>
+        <w:rPr>
+          <w:rFonts w:ascii="Times New Roman" w:eastAsia="Times New Roman" w:hAnsi="Times New Roman" w:cs="Times New Roman"/>
+          <w:i/>
+          <w:iCs/>
+          <w:lang w:eastAsia="ru-RU"/>
+        </w:rPr>
+        <w:t>Примечания (как в примере методички):</w:t>
+      </w:r>
+      <w:r>
+        <w:rPr>
+          <w:rFonts w:ascii="Times New Roman" w:eastAsia="Times New Roman" w:hAnsi="Times New Roman" w:cs="Times New Roman"/>
+          <w:lang w:eastAsia="ru-RU"/>
+        </w:rPr>
+        <w:br/>
+      </w:r>
+      <w:r>
+        <w:rPr>
+          <w:rFonts w:ascii="Times New Roman" w:eastAsia="Times New Roman" w:hAnsi="Times New Roman" w:cs="Times New Roman"/>
+          <w:i/>
+          <w:iCs/>
+          <w:lang w:eastAsia="ru-RU"/>
+        </w:rPr>
+        <w:t xml:space="preserve">[1] В тексте явно не сказано «войти в систему», но раз есть регистрация и личный кабинет — логично, что этот </w:t>
       </w:r>
       <w:proofErr w:type="spellStart"/>
       <w:r>
         <w:rPr>
           <w:rFonts w:ascii="Times New Roman" w:eastAsia="Times New Roman" w:hAnsi="Times New Roman" w:cs="Times New Roman"/>
-          <w:color w:val="0F1115"/>
-          <w:kern w:val="0"/>
-          <w:lang w:eastAsia="ru-RU"/>
-          <w14:ligatures w14:val="none"/>
-        </w:rPr>
-        <w:t>AutoService</w:t>
+          <w:i/>
+          <w:iCs/>
+          <w:lang w:eastAsia="ru-RU"/>
+        </w:rPr>
+        <w:t>use</w:t>
       </w:r>
       <w:proofErr w:type="spellEnd"/>
       <w:r>
         <w:rPr>
           <w:rFonts w:ascii="Times New Roman" w:eastAsia="Times New Roman" w:hAnsi="Times New Roman" w:cs="Times New Roman"/>
-          <w:color w:val="0F1115"/>
-          <w:kern w:val="0"/>
-          <w:lang w:eastAsia="ru-RU"/>
-          <w14:ligatures w14:val="none"/>
-        </w:rPr>
-        <w:t>» внедряет информационную систему для управления записью клиентов, ведения истории обслуживания автомобилей и контроля работы мастеров.</w:t>
-      </w:r>
-    </w:p>
-    <w:p>
-      <w:pPr>
-        <w:shd w:val="clear" w:color="auto" w:fill="FFFFFF"/>
-        <w:spacing w:before="240" w:after="240" w:line="240" w:lineRule="auto"/>
-        <w:rPr>
-          <w:rFonts w:ascii="Times New Roman" w:eastAsia="Times New Roman" w:hAnsi="Times New Roman" w:cs="Times New Roman"/>
-          <w:color w:val="0F1115"/>
-          <w:kern w:val="0"/>
-          <w:lang w:eastAsia="ru-RU"/>
-          <w14:ligatures w14:val="none"/>
-        </w:rPr>
-      </w:pPr>
-      <w:r>
-        <w:rPr>
-          <w:rFonts w:ascii="Times New Roman" w:eastAsia="Times New Roman" w:hAnsi="Times New Roman" w:cs="Times New Roman"/>
-          <w:color w:val="0F1115"/>
-          <w:kern w:val="0"/>
-          <w:lang w:eastAsia="ru-RU"/>
-          <w14:ligatures w14:val="none"/>
-        </w:rPr>
-        <w:t>Платформа позволяет клиенту зарегистрироваться в системе, указав номер телефона (используемый как логин), пароль, ФИО, адрес электронной почты, а также марку, модель и государственный номер своего автомобиля. Клиент, создавший учетную запись, получает доступ к личному кабинету, где может просматривать историю обслуживания своих автомобилей, записываться на сервис и управлять своими данными.</w:t>
-      </w:r>
-    </w:p>
-    <w:p>
-      <w:pPr>
-        <w:shd w:val="clear" w:color="auto" w:fill="FFFFFF"/>
-        <w:spacing w:before="240" w:after="240" w:line="240" w:lineRule="auto"/>
-        <w:rPr>
-          <w:rFonts w:ascii="Times New Roman" w:eastAsia="Times New Roman" w:hAnsi="Times New Roman" w:cs="Times New Roman"/>
-          <w:color w:val="0F1115"/>
-          <w:kern w:val="0"/>
-          <w:lang w:eastAsia="ru-RU"/>
-          <w14:ligatures w14:val="none"/>
-        </w:rPr>
-      </w:pPr>
-      <w:r>
-        <w:rPr>
-          <w:rFonts w:ascii="Times New Roman" w:eastAsia="Times New Roman" w:hAnsi="Times New Roman" w:cs="Times New Roman"/>
-          <w:color w:val="0F1115"/>
-          <w:kern w:val="0"/>
-          <w:lang w:eastAsia="ru-RU"/>
-          <w14:ligatures w14:val="none"/>
-        </w:rPr>
-        <w:t>Клиент может добавить в свой профиль несколько автомобилей. Для каждого автомобиля указываются марка, модель, год выпуска, VIN-номер, государственный номер и текущий пробег. Клиент может редактировать данные об автомобилях и удалять автомобили из своего профиля.</w:t>
-      </w:r>
-    </w:p>
-    <w:p>
-      <w:pPr>
-        <w:shd w:val="clear" w:color="auto" w:fill="FFFFFF"/>
-        <w:spacing w:before="240" w:after="240" w:line="240" w:lineRule="auto"/>
-        <w:rPr>
-          <w:rFonts w:ascii="Times New Roman" w:eastAsia="Times New Roman" w:hAnsi="Times New Roman" w:cs="Times New Roman"/>
-          <w:color w:val="0F1115"/>
-          <w:kern w:val="0"/>
-          <w:lang w:eastAsia="ru-RU"/>
-          <w14:ligatures w14:val="none"/>
-        </w:rPr>
-      </w:pPr>
-      <w:r>
-        <w:rPr>
-          <w:rFonts w:ascii="Times New Roman" w:eastAsia="Times New Roman" w:hAnsi="Times New Roman" w:cs="Times New Roman"/>
-          <w:color w:val="0F1115"/>
-          <w:kern w:val="0"/>
-          <w:lang w:eastAsia="ru-RU"/>
-          <w14:ligatures w14:val="none"/>
-        </w:rPr>
-        <w:t>Для записи на сервис клиент выбирает удобную дату и время из доступных слотов, указывает автомобиль и желаемую услугу. При записи клиент может выбрать, будет ли он оплачивать услугу баллами лояльности или деньгами. Система блокирует необходимое количество баллов, если выбран вариант оплаты баллами, или резервирует стоимость услуги на карте, если выбран вариант оплаты деньгами. Клиент может отменить или перенести запись, но не позднее чем за 12 часов до назначенного времени. При отмене в более поздний срок с карты клиента списывается штраф в размере 50 баллов лояльности. После завершения услуги клиент может оставить отзыв о качестве работы, оценив его по пятибалльной шкале.</w:t>
-      </w:r>
-    </w:p>
-    <w:p>
-      <w:pPr>
-        <w:shd w:val="clear" w:color="auto" w:fill="FFFFFF"/>
-        <w:spacing w:before="240" w:after="240" w:line="240" w:lineRule="auto"/>
-        <w:rPr>
-          <w:rFonts w:ascii="Times New Roman" w:eastAsia="Times New Roman" w:hAnsi="Times New Roman" w:cs="Times New Roman"/>
-          <w:color w:val="0F1115"/>
-          <w:kern w:val="0"/>
-          <w:lang w:eastAsia="ru-RU"/>
-          <w14:ligatures w14:val="none"/>
-        </w:rPr>
-      </w:pPr>
-      <w:r>
-        <w:rPr>
-          <w:rFonts w:ascii="Times New Roman" w:eastAsia="Times New Roman" w:hAnsi="Times New Roman" w:cs="Times New Roman"/>
-          <w:color w:val="0F1115"/>
-          <w:kern w:val="0"/>
-          <w:lang w:eastAsia="ru-RU"/>
-          <w14:ligatures w14:val="none"/>
-        </w:rPr>
-        <w:t>Система ведет детальную историю обслуживания для каждого автомобиля: фиксируются дата и время визита, пробег на момент визита, выполненные работы, замененные детали, стоимость услуг и мастер, выполнявший работы. Клиент может просматривать историю обслуживания, фильтровать ее по датам и видам работ, скачивать отчет по истории обслуживания своего автомобиля в формате PDF.</w:t>
-      </w:r>
-    </w:p>
-    <w:p>
-      <w:pPr>
-        <w:shd w:val="clear" w:color="auto" w:fill="FFFFFF"/>
-        <w:spacing w:before="240" w:after="240" w:line="240" w:lineRule="auto"/>
-        <w:rPr>
-          <w:rFonts w:ascii="Times New Roman" w:eastAsia="Times New Roman" w:hAnsi="Times New Roman" w:cs="Times New Roman"/>
-          <w:color w:val="0F1115"/>
-          <w:kern w:val="0"/>
-          <w:lang w:eastAsia="ru-RU"/>
-          <w14:ligatures w14:val="none"/>
-        </w:rPr>
-      </w:pPr>
-      <w:r>
-        <w:rPr>
-          <w:rFonts w:ascii="Times New Roman" w:eastAsia="Times New Roman" w:hAnsi="Times New Roman" w:cs="Times New Roman"/>
-          <w:color w:val="0F1115"/>
-          <w:kern w:val="0"/>
-          <w:lang w:eastAsia="ru-RU"/>
-          <w14:ligatures w14:val="none"/>
-        </w:rPr>
-        <w:t>Система автоматически рассчитывает и отправляет клиенту уведомления о необходимости планового технического обслуживания на основе пробега и даты последнего визита. Например, система может сообщить, что автомобилю требуется замена масла через 2000 километров или что скоро истечет срок замены тормозных колодок.</w:t>
-      </w:r>
-    </w:p>
-    <w:p>
-      <w:pPr>
-        <w:shd w:val="clear" w:color="auto" w:fill="FFFFFF"/>
-        <w:spacing w:before="240" w:after="240" w:line="240" w:lineRule="auto"/>
-        <w:rPr>
-          <w:rFonts w:ascii="Times New Roman" w:eastAsia="Times New Roman" w:hAnsi="Times New Roman" w:cs="Times New Roman"/>
-          <w:color w:val="0F1115"/>
-          <w:kern w:val="0"/>
-          <w:lang w:eastAsia="ru-RU"/>
-          <w14:ligatures w14:val="none"/>
-        </w:rPr>
-      </w:pPr>
-      <w:r>
-        <w:rPr>
-          <w:rFonts w:ascii="Times New Roman" w:eastAsia="Times New Roman" w:hAnsi="Times New Roman" w:cs="Times New Roman"/>
-          <w:color w:val="0F1115"/>
-          <w:kern w:val="0"/>
-          <w:lang w:eastAsia="ru-RU"/>
-          <w14:ligatures w14:val="none"/>
-        </w:rPr>
-        <w:t>Администратор системы может управлять пользователями (блокировать и разблокировать учетные записи), управлять расписанием работы автосервиса, открывать и закрывать слоты для записи, изменять стоимость услуг, назначать мастеров на смены. Администратор также может просматривать финансовую отчетность: доходы по видам услуг, по мастерам, по периодам времени.</w:t>
-      </w:r>
-    </w:p>
-    <w:p>
-      <w:pPr>
-        <w:shd w:val="clear" w:color="auto" w:fill="FFFFFF"/>
-        <w:spacing w:before="240" w:after="240" w:line="240" w:lineRule="auto"/>
-        <w:rPr>
-          <w:rFonts w:ascii="Times New Roman" w:eastAsia="Times New Roman" w:hAnsi="Times New Roman" w:cs="Times New Roman"/>
-          <w:color w:val="0F1115"/>
-          <w:kern w:val="0"/>
-          <w:lang w:eastAsia="ru-RU"/>
-          <w14:ligatures w14:val="none"/>
-        </w:rPr>
-      </w:pPr>
-      <w:r>
-        <w:rPr>
-          <w:rFonts w:ascii="Times New Roman" w:eastAsia="Times New Roman" w:hAnsi="Times New Roman" w:cs="Times New Roman"/>
-          <w:color w:val="0F1115"/>
-          <w:kern w:val="0"/>
-          <w:lang w:eastAsia="ru-RU"/>
-          <w14:ligatures w14:val="none"/>
-        </w:rPr>
-        <w:t xml:space="preserve">Мастер автосервиса имеет доступ к системе для просмотра расписания своих записей на текущий день, отметки о начале и завершении работ, ведения учета выполненных </w:t>
-      </w:r>
-      <w:r>
-        <w:rPr>
-          <w:rFonts w:ascii="Times New Roman" w:eastAsia="Times New Roman" w:hAnsi="Times New Roman" w:cs="Times New Roman"/>
-          <w:color w:val="0F1115"/>
-          <w:kern w:val="0"/>
-          <w:lang w:eastAsia="ru-RU"/>
-          <w14:ligatures w14:val="none"/>
+          <w:i/>
+          <w:iCs/>
+          <w:lang w:eastAsia="ru-RU"/>
+        </w:rPr>
+        <w:t xml:space="preserve"> </w:t>
+      </w:r>
+      <w:proofErr w:type="spellStart"/>
+      <w:r>
+        <w:rPr>
+          <w:rFonts w:ascii="Times New Roman" w:eastAsia="Times New Roman" w:hAnsi="Times New Roman" w:cs="Times New Roman"/>
+          <w:i/>
+          <w:iCs/>
+          <w:lang w:eastAsia="ru-RU"/>
+        </w:rPr>
+        <w:t>case</w:t>
+      </w:r>
+      <w:proofErr w:type="spellEnd"/>
+      <w:r>
+        <w:rPr>
+          <w:rFonts w:ascii="Times New Roman" w:eastAsia="Times New Roman" w:hAnsi="Times New Roman" w:cs="Times New Roman"/>
+          <w:i/>
+          <w:iCs/>
+          <w:lang w:eastAsia="ru-RU"/>
+        </w:rPr>
+        <w:t xml:space="preserve"> должен существовать (как и «Выйти из системы»).</w:t>
+      </w:r>
+      <w:r>
+        <w:rPr>
+          <w:rFonts w:ascii="Times New Roman" w:eastAsia="Times New Roman" w:hAnsi="Times New Roman" w:cs="Times New Roman"/>
+          <w:lang w:eastAsia="ru-RU"/>
+        </w:rPr>
+        <w:br/>
+      </w:r>
+      <w:r>
+        <w:rPr>
+          <w:rFonts w:ascii="Times New Roman" w:eastAsia="Times New Roman" w:hAnsi="Times New Roman" w:cs="Times New Roman"/>
+          <w:i/>
+          <w:iCs/>
+          <w:lang w:eastAsia="ru-RU"/>
+        </w:rPr>
+        <w:t>[2] Платёжная система — вспомогательное действующее лицо: она не инициирует действие сама, а помогает Клиенту при записи на сервис.</w:t>
+      </w:r>
+    </w:p>
+    <w:p>
+      <w:pPr>
+        <w:spacing w:before="100" w:beforeAutospacing="1" w:after="100" w:afterAutospacing="1" w:line="240" w:lineRule="auto"/>
+        <w:outlineLvl w:val="3"/>
+        <w:rPr>
+          <w:rFonts w:ascii="Times New Roman" w:eastAsia="Times New Roman" w:hAnsi="Times New Roman" w:cs="Times New Roman"/>
+          <w:b/>
+          <w:bCs/>
+          <w:lang w:eastAsia="ru-RU"/>
+        </w:rPr>
+      </w:pPr>
+      <w:r>
+        <w:rPr>
+          <w:rFonts w:ascii="Times New Roman" w:eastAsia="Times New Roman" w:hAnsi="Times New Roman" w:cs="Times New Roman"/>
+          <w:b/>
+          <w:bCs/>
+          <w:lang w:eastAsia="ru-RU"/>
+        </w:rPr>
+        <w:t>Лаба 2; пункт 2.4. Краткое описание вариантов использования</w:t>
+      </w:r>
+    </w:p>
+    <w:tbl>
+      <w:tblPr>
+        <w:tblW w:w="0" w:type="auto"/>
+        <w:tblCellSpacing w:w="15" w:type="dxa"/>
+        <w:tblBorders>
+          <w:top w:val="single" w:sz="4" w:space="0" w:color="auto"/>
+          <w:left w:val="single" w:sz="4" w:space="0" w:color="auto"/>
+          <w:bottom w:val="single" w:sz="4" w:space="0" w:color="auto"/>
+          <w:right w:val="single" w:sz="4" w:space="0" w:color="auto"/>
+          <w:insideH w:val="single" w:sz="4" w:space="0" w:color="auto"/>
+          <w:insideV w:val="single" w:sz="4" w:space="0" w:color="auto"/>
+        </w:tblBorders>
+        <w:tblCellMar>
+          <w:top w:w="15" w:type="dxa"/>
+          <w:left w:w="15" w:type="dxa"/>
+          <w:bottom w:w="15" w:type="dxa"/>
+          <w:right w:w="15" w:type="dxa"/>
+        </w:tblCellMar>
+        <w:tblLook w:val="04A0" w:firstRow="1" w:lastRow="0" w:firstColumn="1" w:lastColumn="0" w:noHBand="0" w:noVBand="1"/>
+      </w:tblPr>
+      <w:tblGrid>
+        <w:gridCol w:w="2795"/>
+        <w:gridCol w:w="6550"/>
+      </w:tblGrid>
+      <w:tr>
+        <w:trPr>
+          <w:tblHeader/>
+          <w:tblCellSpacing w:w="15" w:type="dxa"/>
+        </w:trPr>
+        <w:tc>
+          <w:tcPr>
+            <w:tcW w:w="0" w:type="auto"/>
+            <w:vAlign w:val="center"/>
+            <w:hideMark/>
+          </w:tcPr>
+          <w:p>
+            <w:pPr>
+              <w:spacing w:after="0" w:line="240" w:lineRule="auto"/>
+              <w:jc w:val="center"/>
+              <w:rPr>
+                <w:rFonts w:ascii="Times New Roman" w:eastAsia="Times New Roman" w:hAnsi="Times New Roman" w:cs="Times New Roman"/>
+                <w:b/>
+                <w:bCs/>
+                <w:lang w:eastAsia="ru-RU"/>
+              </w:rPr>
+            </w:pPr>
+            <w:proofErr w:type="spellStart"/>
+            <w:r>
+              <w:rPr>
+                <w:rFonts w:ascii="Times New Roman" w:eastAsia="Times New Roman" w:hAnsi="Times New Roman" w:cs="Times New Roman"/>
+                <w:b/>
+                <w:bCs/>
+                <w:lang w:eastAsia="ru-RU"/>
+              </w:rPr>
+              <w:lastRenderedPageBreak/>
+              <w:t>Use</w:t>
+            </w:r>
+            <w:proofErr w:type="spellEnd"/>
+            <w:r>
+              <w:rPr>
+                <w:rFonts w:ascii="Times New Roman" w:eastAsia="Times New Roman" w:hAnsi="Times New Roman" w:cs="Times New Roman"/>
+                <w:b/>
+                <w:bCs/>
+                <w:lang w:eastAsia="ru-RU"/>
+              </w:rPr>
+              <w:t xml:space="preserve"> </w:t>
+            </w:r>
+            <w:proofErr w:type="spellStart"/>
+            <w:r>
+              <w:rPr>
+                <w:rFonts w:ascii="Times New Roman" w:eastAsia="Times New Roman" w:hAnsi="Times New Roman" w:cs="Times New Roman"/>
+                <w:b/>
+                <w:bCs/>
+                <w:lang w:eastAsia="ru-RU"/>
+              </w:rPr>
+              <w:t>case</w:t>
+            </w:r>
+            <w:proofErr w:type="spellEnd"/>
+          </w:p>
+        </w:tc>
+        <w:tc>
+          <w:tcPr>
+            <w:tcW w:w="0" w:type="auto"/>
+            <w:vAlign w:val="center"/>
+            <w:hideMark/>
+          </w:tcPr>
+          <w:p>
+            <w:pPr>
+              <w:spacing w:after="0" w:line="240" w:lineRule="auto"/>
+              <w:jc w:val="center"/>
+              <w:rPr>
+                <w:rFonts w:ascii="Times New Roman" w:eastAsia="Times New Roman" w:hAnsi="Times New Roman" w:cs="Times New Roman"/>
+                <w:b/>
+                <w:bCs/>
+                <w:lang w:eastAsia="ru-RU"/>
+              </w:rPr>
+            </w:pPr>
+            <w:r>
+              <w:rPr>
+                <w:rFonts w:ascii="Times New Roman" w:eastAsia="Times New Roman" w:hAnsi="Times New Roman" w:cs="Times New Roman"/>
+                <w:b/>
+                <w:bCs/>
+                <w:lang w:eastAsia="ru-RU"/>
+              </w:rPr>
+              <w:t>Краткое описание</w:t>
+            </w:r>
+          </w:p>
+        </w:tc>
+      </w:tr>
+      <w:tr>
+        <w:trPr>
+          <w:tblCellSpacing w:w="15" w:type="dxa"/>
+        </w:trPr>
+        <w:tc>
+          <w:tcPr>
+            <w:tcW w:w="0" w:type="auto"/>
+            <w:vAlign w:val="center"/>
+            <w:hideMark/>
+          </w:tcPr>
+          <w:p>
+            <w:pPr>
+              <w:spacing w:after="0" w:line="240" w:lineRule="auto"/>
+              <w:rPr>
+                <w:rFonts w:ascii="Times New Roman" w:eastAsia="Times New Roman" w:hAnsi="Times New Roman" w:cs="Times New Roman"/>
+                <w:lang w:eastAsia="ru-RU"/>
+              </w:rPr>
+            </w:pPr>
+            <w:r>
+              <w:rPr>
+                <w:rFonts w:ascii="Times New Roman" w:eastAsia="Times New Roman" w:hAnsi="Times New Roman" w:cs="Times New Roman"/>
+                <w:lang w:eastAsia="ru-RU"/>
+              </w:rPr>
+              <w:t>Зарегистрироваться в системе</w:t>
+            </w:r>
+          </w:p>
+        </w:tc>
+        <w:tc>
+          <w:tcPr>
+            <w:tcW w:w="0" w:type="auto"/>
+            <w:vAlign w:val="center"/>
+            <w:hideMark/>
+          </w:tcPr>
+          <w:p>
+            <w:pPr>
+              <w:spacing w:after="0" w:line="240" w:lineRule="auto"/>
+              <w:rPr>
+                <w:rFonts w:ascii="Times New Roman" w:eastAsia="Times New Roman" w:hAnsi="Times New Roman" w:cs="Times New Roman"/>
+                <w:lang w:eastAsia="ru-RU"/>
+              </w:rPr>
+            </w:pPr>
+            <w:r>
+              <w:rPr>
+                <w:rFonts w:ascii="Times New Roman" w:eastAsia="Times New Roman" w:hAnsi="Times New Roman" w:cs="Times New Roman"/>
+                <w:lang w:eastAsia="ru-RU"/>
+              </w:rPr>
+              <w:t xml:space="preserve">Посетитель указывает телефон (логин), пароль, ФИО, </w:t>
+            </w:r>
+            <w:proofErr w:type="spellStart"/>
+            <w:r>
+              <w:rPr>
+                <w:rFonts w:ascii="Times New Roman" w:eastAsia="Times New Roman" w:hAnsi="Times New Roman" w:cs="Times New Roman"/>
+                <w:lang w:eastAsia="ru-RU"/>
+              </w:rPr>
+              <w:t>email</w:t>
+            </w:r>
+            <w:proofErr w:type="spellEnd"/>
+            <w:r>
+              <w:rPr>
+                <w:rFonts w:ascii="Times New Roman" w:eastAsia="Times New Roman" w:hAnsi="Times New Roman" w:cs="Times New Roman"/>
+                <w:lang w:eastAsia="ru-RU"/>
+              </w:rPr>
+              <w:t xml:space="preserve"> и данные первого автомобиля, становясь Клиентом</w:t>
+            </w:r>
+          </w:p>
+        </w:tc>
+      </w:tr>
+      <w:tr>
+        <w:trPr>
+          <w:tblCellSpacing w:w="15" w:type="dxa"/>
+        </w:trPr>
+        <w:tc>
+          <w:tcPr>
+            <w:tcW w:w="0" w:type="auto"/>
+            <w:vAlign w:val="center"/>
+            <w:hideMark/>
+          </w:tcPr>
+          <w:p>
+            <w:pPr>
+              <w:spacing w:after="0" w:line="240" w:lineRule="auto"/>
+              <w:rPr>
+                <w:rFonts w:ascii="Times New Roman" w:eastAsia="Times New Roman" w:hAnsi="Times New Roman" w:cs="Times New Roman"/>
+                <w:lang w:eastAsia="ru-RU"/>
+              </w:rPr>
+            </w:pPr>
+            <w:r>
+              <w:rPr>
+                <w:rFonts w:ascii="Times New Roman" w:eastAsia="Times New Roman" w:hAnsi="Times New Roman" w:cs="Times New Roman"/>
+                <w:lang w:eastAsia="ru-RU"/>
+              </w:rPr>
+              <w:t>Войти в систему</w:t>
+            </w:r>
+          </w:p>
+        </w:tc>
+        <w:tc>
+          <w:tcPr>
+            <w:tcW w:w="0" w:type="auto"/>
+            <w:vAlign w:val="center"/>
+            <w:hideMark/>
+          </w:tcPr>
+          <w:p>
+            <w:pPr>
+              <w:spacing w:after="0" w:line="240" w:lineRule="auto"/>
+              <w:rPr>
+                <w:rFonts w:ascii="Times New Roman" w:eastAsia="Times New Roman" w:hAnsi="Times New Roman" w:cs="Times New Roman"/>
+                <w:lang w:eastAsia="ru-RU"/>
+              </w:rPr>
+            </w:pPr>
+            <w:r>
+              <w:rPr>
+                <w:rFonts w:ascii="Times New Roman" w:eastAsia="Times New Roman" w:hAnsi="Times New Roman" w:cs="Times New Roman"/>
+                <w:lang w:eastAsia="ru-RU"/>
+              </w:rPr>
+              <w:t>Клиент получает доступ к личному кабинету по логину и паролю</w:t>
+            </w:r>
+          </w:p>
+        </w:tc>
+      </w:tr>
+      <w:tr>
+        <w:trPr>
+          <w:tblCellSpacing w:w="15" w:type="dxa"/>
+        </w:trPr>
+        <w:tc>
+          <w:tcPr>
+            <w:tcW w:w="0" w:type="auto"/>
+            <w:vAlign w:val="center"/>
+            <w:hideMark/>
+          </w:tcPr>
+          <w:p>
+            <w:pPr>
+              <w:spacing w:after="0" w:line="240" w:lineRule="auto"/>
+              <w:rPr>
+                <w:rFonts w:ascii="Times New Roman" w:eastAsia="Times New Roman" w:hAnsi="Times New Roman" w:cs="Times New Roman"/>
+                <w:lang w:eastAsia="ru-RU"/>
+              </w:rPr>
+            </w:pPr>
+            <w:r>
+              <w:rPr>
+                <w:rFonts w:ascii="Times New Roman" w:eastAsia="Times New Roman" w:hAnsi="Times New Roman" w:cs="Times New Roman"/>
+                <w:lang w:eastAsia="ru-RU"/>
+              </w:rPr>
+              <w:t>Добавить автомобиль</w:t>
+            </w:r>
+          </w:p>
+        </w:tc>
+        <w:tc>
+          <w:tcPr>
+            <w:tcW w:w="0" w:type="auto"/>
+            <w:vAlign w:val="center"/>
+            <w:hideMark/>
+          </w:tcPr>
+          <w:p>
+            <w:pPr>
+              <w:spacing w:after="0" w:line="240" w:lineRule="auto"/>
+              <w:rPr>
+                <w:rFonts w:ascii="Times New Roman" w:eastAsia="Times New Roman" w:hAnsi="Times New Roman" w:cs="Times New Roman"/>
+                <w:lang w:eastAsia="ru-RU"/>
+              </w:rPr>
+            </w:pPr>
+            <w:r>
+              <w:rPr>
+                <w:rFonts w:ascii="Times New Roman" w:eastAsia="Times New Roman" w:hAnsi="Times New Roman" w:cs="Times New Roman"/>
+                <w:lang w:eastAsia="ru-RU"/>
+              </w:rPr>
+              <w:t xml:space="preserve">Клиент указывает марку, модель, год, VIN и </w:t>
+            </w:r>
+            <w:proofErr w:type="spellStart"/>
+            <w:r>
+              <w:rPr>
+                <w:rFonts w:ascii="Times New Roman" w:eastAsia="Times New Roman" w:hAnsi="Times New Roman" w:cs="Times New Roman"/>
+                <w:lang w:eastAsia="ru-RU"/>
+              </w:rPr>
+              <w:t>гос.номер</w:t>
+            </w:r>
+            <w:proofErr w:type="spellEnd"/>
+            <w:r>
+              <w:rPr>
+                <w:rFonts w:ascii="Times New Roman" w:eastAsia="Times New Roman" w:hAnsi="Times New Roman" w:cs="Times New Roman"/>
+                <w:lang w:eastAsia="ru-RU"/>
+              </w:rPr>
+              <w:t xml:space="preserve"> нового автомобиля в своём профиле</w:t>
+            </w:r>
+          </w:p>
+        </w:tc>
+      </w:tr>
+      <w:tr>
+        <w:trPr>
+          <w:tblCellSpacing w:w="15" w:type="dxa"/>
+        </w:trPr>
+        <w:tc>
+          <w:tcPr>
+            <w:tcW w:w="0" w:type="auto"/>
+            <w:vAlign w:val="center"/>
+            <w:hideMark/>
+          </w:tcPr>
+          <w:p>
+            <w:pPr>
+              <w:spacing w:after="0" w:line="240" w:lineRule="auto"/>
+              <w:rPr>
+                <w:rFonts w:ascii="Times New Roman" w:eastAsia="Times New Roman" w:hAnsi="Times New Roman" w:cs="Times New Roman"/>
+                <w:lang w:eastAsia="ru-RU"/>
+              </w:rPr>
+            </w:pPr>
+            <w:r>
+              <w:rPr>
+                <w:rFonts w:ascii="Times New Roman" w:eastAsia="Times New Roman" w:hAnsi="Times New Roman" w:cs="Times New Roman"/>
+                <w:lang w:eastAsia="ru-RU"/>
+              </w:rPr>
+              <w:t>Редактировать автомобиль</w:t>
+            </w:r>
+          </w:p>
+        </w:tc>
+        <w:tc>
+          <w:tcPr>
+            <w:tcW w:w="0" w:type="auto"/>
+            <w:vAlign w:val="center"/>
+            <w:hideMark/>
+          </w:tcPr>
+          <w:p>
+            <w:pPr>
+              <w:spacing w:after="0" w:line="240" w:lineRule="auto"/>
+              <w:rPr>
+                <w:rFonts w:ascii="Times New Roman" w:eastAsia="Times New Roman" w:hAnsi="Times New Roman" w:cs="Times New Roman"/>
+                <w:lang w:eastAsia="ru-RU"/>
+              </w:rPr>
+            </w:pPr>
+            <w:r>
+              <w:rPr>
+                <w:rFonts w:ascii="Times New Roman" w:eastAsia="Times New Roman" w:hAnsi="Times New Roman" w:cs="Times New Roman"/>
+                <w:lang w:eastAsia="ru-RU"/>
+              </w:rPr>
+              <w:t>Клиент изменяет данные ранее добавленного автомобиля</w:t>
+            </w:r>
+          </w:p>
+        </w:tc>
+      </w:tr>
+      <w:tr>
+        <w:trPr>
+          <w:tblCellSpacing w:w="15" w:type="dxa"/>
+        </w:trPr>
+        <w:tc>
+          <w:tcPr>
+            <w:tcW w:w="0" w:type="auto"/>
+            <w:vAlign w:val="center"/>
+            <w:hideMark/>
+          </w:tcPr>
+          <w:p>
+            <w:pPr>
+              <w:spacing w:after="0" w:line="240" w:lineRule="auto"/>
+              <w:rPr>
+                <w:rFonts w:ascii="Times New Roman" w:eastAsia="Times New Roman" w:hAnsi="Times New Roman" w:cs="Times New Roman"/>
+                <w:lang w:eastAsia="ru-RU"/>
+              </w:rPr>
+            </w:pPr>
+            <w:r>
+              <w:rPr>
+                <w:rFonts w:ascii="Times New Roman" w:eastAsia="Times New Roman" w:hAnsi="Times New Roman" w:cs="Times New Roman"/>
+                <w:lang w:eastAsia="ru-RU"/>
+              </w:rPr>
+              <w:t>Удалить автомобиль</w:t>
+            </w:r>
+          </w:p>
+        </w:tc>
+        <w:tc>
+          <w:tcPr>
+            <w:tcW w:w="0" w:type="auto"/>
+            <w:vAlign w:val="center"/>
+            <w:hideMark/>
+          </w:tcPr>
+          <w:p>
+            <w:pPr>
+              <w:spacing w:after="0" w:line="240" w:lineRule="auto"/>
+              <w:rPr>
+                <w:rFonts w:ascii="Times New Roman" w:eastAsia="Times New Roman" w:hAnsi="Times New Roman" w:cs="Times New Roman"/>
+                <w:lang w:eastAsia="ru-RU"/>
+              </w:rPr>
+            </w:pPr>
+            <w:r>
+              <w:rPr>
+                <w:rFonts w:ascii="Times New Roman" w:eastAsia="Times New Roman" w:hAnsi="Times New Roman" w:cs="Times New Roman"/>
+                <w:lang w:eastAsia="ru-RU"/>
+              </w:rPr>
+              <w:t>Клиент удаляет автомобиль из своего профиля</w:t>
+            </w:r>
+          </w:p>
+        </w:tc>
+      </w:tr>
+      <w:tr>
+        <w:trPr>
+          <w:tblCellSpacing w:w="15" w:type="dxa"/>
+        </w:trPr>
+        <w:tc>
+          <w:tcPr>
+            <w:tcW w:w="0" w:type="auto"/>
+            <w:vAlign w:val="center"/>
+            <w:hideMark/>
+          </w:tcPr>
+          <w:p>
+            <w:pPr>
+              <w:spacing w:after="0" w:line="240" w:lineRule="auto"/>
+              <w:rPr>
+                <w:rFonts w:ascii="Times New Roman" w:eastAsia="Times New Roman" w:hAnsi="Times New Roman" w:cs="Times New Roman"/>
+                <w:lang w:eastAsia="ru-RU"/>
+              </w:rPr>
+            </w:pPr>
+            <w:r>
+              <w:rPr>
+                <w:rFonts w:ascii="Times New Roman" w:eastAsia="Times New Roman" w:hAnsi="Times New Roman" w:cs="Times New Roman"/>
+                <w:lang w:eastAsia="ru-RU"/>
+              </w:rPr>
+              <w:t>Записаться на сервис</w:t>
+            </w:r>
+          </w:p>
+        </w:tc>
+        <w:tc>
+          <w:tcPr>
+            <w:tcW w:w="0" w:type="auto"/>
+            <w:vAlign w:val="center"/>
+            <w:hideMark/>
+          </w:tcPr>
+          <w:p>
+            <w:pPr>
+              <w:spacing w:after="0" w:line="240" w:lineRule="auto"/>
+              <w:rPr>
+                <w:rFonts w:ascii="Times New Roman" w:eastAsia="Times New Roman" w:hAnsi="Times New Roman" w:cs="Times New Roman"/>
+                <w:lang w:eastAsia="ru-RU"/>
+              </w:rPr>
+            </w:pPr>
+            <w:r>
+              <w:rPr>
+                <w:rFonts w:ascii="Times New Roman" w:eastAsia="Times New Roman" w:hAnsi="Times New Roman" w:cs="Times New Roman"/>
+                <w:lang w:eastAsia="ru-RU"/>
+              </w:rPr>
+              <w:t>Клиент выбирает автомобиль, услугу, дату/время из слотов и способ оплаты (баллами или деньгами)</w:t>
+            </w:r>
+          </w:p>
+        </w:tc>
+      </w:tr>
+      <w:tr>
+        <w:trPr>
+          <w:tblCellSpacing w:w="15" w:type="dxa"/>
+        </w:trPr>
+        <w:tc>
+          <w:tcPr>
+            <w:tcW w:w="0" w:type="auto"/>
+            <w:vAlign w:val="center"/>
+            <w:hideMark/>
+          </w:tcPr>
+          <w:p>
+            <w:pPr>
+              <w:spacing w:after="0" w:line="240" w:lineRule="auto"/>
+              <w:rPr>
+                <w:rFonts w:ascii="Times New Roman" w:eastAsia="Times New Roman" w:hAnsi="Times New Roman" w:cs="Times New Roman"/>
+                <w:lang w:eastAsia="ru-RU"/>
+              </w:rPr>
+            </w:pPr>
+            <w:r>
+              <w:rPr>
+                <w:rFonts w:ascii="Times New Roman" w:eastAsia="Times New Roman" w:hAnsi="Times New Roman" w:cs="Times New Roman"/>
+                <w:lang w:eastAsia="ru-RU"/>
+              </w:rPr>
+              <w:t>Отменить запись</w:t>
+            </w:r>
+          </w:p>
+        </w:tc>
+        <w:tc>
+          <w:tcPr>
+            <w:tcW w:w="0" w:type="auto"/>
+            <w:vAlign w:val="center"/>
+            <w:hideMark/>
+          </w:tcPr>
+          <w:p>
+            <w:pPr>
+              <w:spacing w:after="0" w:line="240" w:lineRule="auto"/>
+              <w:rPr>
+                <w:rFonts w:ascii="Times New Roman" w:eastAsia="Times New Roman" w:hAnsi="Times New Roman" w:cs="Times New Roman"/>
+                <w:lang w:eastAsia="ru-RU"/>
+              </w:rPr>
+            </w:pPr>
+            <w:r>
+              <w:rPr>
+                <w:rFonts w:ascii="Times New Roman" w:eastAsia="Times New Roman" w:hAnsi="Times New Roman" w:cs="Times New Roman"/>
+                <w:lang w:eastAsia="ru-RU"/>
+              </w:rPr>
+              <w:t>Клиент отменяет запись не позднее чем за 12 часов до визита, иначе списывается штраф</w:t>
+            </w:r>
+          </w:p>
+        </w:tc>
+      </w:tr>
+      <w:tr>
+        <w:trPr>
+          <w:tblCellSpacing w:w="15" w:type="dxa"/>
+        </w:trPr>
+        <w:tc>
+          <w:tcPr>
+            <w:tcW w:w="0" w:type="auto"/>
+            <w:vAlign w:val="center"/>
+            <w:hideMark/>
+          </w:tcPr>
+          <w:p>
+            <w:pPr>
+              <w:spacing w:after="0" w:line="240" w:lineRule="auto"/>
+              <w:rPr>
+                <w:rFonts w:ascii="Times New Roman" w:eastAsia="Times New Roman" w:hAnsi="Times New Roman" w:cs="Times New Roman"/>
+                <w:lang w:eastAsia="ru-RU"/>
+              </w:rPr>
+            </w:pPr>
+            <w:r>
+              <w:rPr>
+                <w:rFonts w:ascii="Times New Roman" w:eastAsia="Times New Roman" w:hAnsi="Times New Roman" w:cs="Times New Roman"/>
+                <w:lang w:eastAsia="ru-RU"/>
+              </w:rPr>
+              <w:t>Перенести запись</w:t>
+            </w:r>
+          </w:p>
+        </w:tc>
+        <w:tc>
+          <w:tcPr>
+            <w:tcW w:w="0" w:type="auto"/>
+            <w:vAlign w:val="center"/>
+            <w:hideMark/>
+          </w:tcPr>
+          <w:p>
+            <w:pPr>
+              <w:spacing w:after="0" w:line="240" w:lineRule="auto"/>
+              <w:rPr>
+                <w:rFonts w:ascii="Times New Roman" w:eastAsia="Times New Roman" w:hAnsi="Times New Roman" w:cs="Times New Roman"/>
+                <w:lang w:eastAsia="ru-RU"/>
+              </w:rPr>
+            </w:pPr>
+            <w:r>
+              <w:rPr>
+                <w:rFonts w:ascii="Times New Roman" w:eastAsia="Times New Roman" w:hAnsi="Times New Roman" w:cs="Times New Roman"/>
+                <w:lang w:eastAsia="ru-RU"/>
+              </w:rPr>
+              <w:t>Клиент переносит запись на другое время с теми же ограничениями по срокам</w:t>
+            </w:r>
+          </w:p>
+        </w:tc>
+      </w:tr>
+      <w:tr>
+        <w:trPr>
+          <w:tblCellSpacing w:w="15" w:type="dxa"/>
+        </w:trPr>
+        <w:tc>
+          <w:tcPr>
+            <w:tcW w:w="0" w:type="auto"/>
+            <w:vAlign w:val="center"/>
+            <w:hideMark/>
+          </w:tcPr>
+          <w:p>
+            <w:pPr>
+              <w:spacing w:after="0" w:line="240" w:lineRule="auto"/>
+              <w:rPr>
+                <w:rFonts w:ascii="Times New Roman" w:eastAsia="Times New Roman" w:hAnsi="Times New Roman" w:cs="Times New Roman"/>
+                <w:lang w:eastAsia="ru-RU"/>
+              </w:rPr>
+            </w:pPr>
+            <w:r>
+              <w:rPr>
+                <w:rFonts w:ascii="Times New Roman" w:eastAsia="Times New Roman" w:hAnsi="Times New Roman" w:cs="Times New Roman"/>
+                <w:lang w:eastAsia="ru-RU"/>
+              </w:rPr>
+              <w:t>Просмотреть историю обслуживания</w:t>
+            </w:r>
+          </w:p>
+        </w:tc>
+        <w:tc>
+          <w:tcPr>
+            <w:tcW w:w="0" w:type="auto"/>
+            <w:vAlign w:val="center"/>
+            <w:hideMark/>
+          </w:tcPr>
+          <w:p>
+            <w:pPr>
+              <w:spacing w:after="0" w:line="240" w:lineRule="auto"/>
+              <w:rPr>
+                <w:rFonts w:ascii="Times New Roman" w:eastAsia="Times New Roman" w:hAnsi="Times New Roman" w:cs="Times New Roman"/>
+                <w:lang w:eastAsia="ru-RU"/>
+              </w:rPr>
+            </w:pPr>
+            <w:r>
+              <w:rPr>
+                <w:rFonts w:ascii="Times New Roman" w:eastAsia="Times New Roman" w:hAnsi="Times New Roman" w:cs="Times New Roman"/>
+                <w:lang w:eastAsia="ru-RU"/>
+              </w:rPr>
+              <w:t>Клиент смотрит и фильтрует по датам/видам работ историю визитов своего автомобиля</w:t>
+            </w:r>
+          </w:p>
+        </w:tc>
+      </w:tr>
+      <w:tr>
+        <w:trPr>
+          <w:tblCellSpacing w:w="15" w:type="dxa"/>
+        </w:trPr>
+        <w:tc>
+          <w:tcPr>
+            <w:tcW w:w="0" w:type="auto"/>
+            <w:vAlign w:val="center"/>
+            <w:hideMark/>
+          </w:tcPr>
+          <w:p>
+            <w:pPr>
+              <w:spacing w:after="0" w:line="240" w:lineRule="auto"/>
+              <w:rPr>
+                <w:rFonts w:ascii="Times New Roman" w:eastAsia="Times New Roman" w:hAnsi="Times New Roman" w:cs="Times New Roman"/>
+                <w:lang w:eastAsia="ru-RU"/>
+              </w:rPr>
+            </w:pPr>
+            <w:r>
+              <w:rPr>
+                <w:rFonts w:ascii="Times New Roman" w:eastAsia="Times New Roman" w:hAnsi="Times New Roman" w:cs="Times New Roman"/>
+                <w:lang w:eastAsia="ru-RU"/>
+              </w:rPr>
+              <w:t>Скачать отчёт истории</w:t>
+            </w:r>
+          </w:p>
+        </w:tc>
+        <w:tc>
+          <w:tcPr>
+            <w:tcW w:w="0" w:type="auto"/>
+            <w:vAlign w:val="center"/>
+            <w:hideMark/>
+          </w:tcPr>
+          <w:p>
+            <w:pPr>
+              <w:spacing w:after="0" w:line="240" w:lineRule="auto"/>
+              <w:rPr>
+                <w:rFonts w:ascii="Times New Roman" w:eastAsia="Times New Roman" w:hAnsi="Times New Roman" w:cs="Times New Roman"/>
+                <w:lang w:eastAsia="ru-RU"/>
+              </w:rPr>
+            </w:pPr>
+            <w:r>
+              <w:rPr>
+                <w:rFonts w:ascii="Times New Roman" w:eastAsia="Times New Roman" w:hAnsi="Times New Roman" w:cs="Times New Roman"/>
+                <w:lang w:eastAsia="ru-RU"/>
+              </w:rPr>
+              <w:t>Клиент получает PDF-отчёт по истории обслуживания конкретного автомобиля</w:t>
+            </w:r>
+          </w:p>
+        </w:tc>
+      </w:tr>
+      <w:tr>
+        <w:trPr>
+          <w:tblCellSpacing w:w="15" w:type="dxa"/>
+        </w:trPr>
+        <w:tc>
+          <w:tcPr>
+            <w:tcW w:w="0" w:type="auto"/>
+            <w:vAlign w:val="center"/>
+            <w:hideMark/>
+          </w:tcPr>
+          <w:p>
+            <w:pPr>
+              <w:spacing w:after="0" w:line="240" w:lineRule="auto"/>
+              <w:rPr>
+                <w:rFonts w:ascii="Times New Roman" w:eastAsia="Times New Roman" w:hAnsi="Times New Roman" w:cs="Times New Roman"/>
+                <w:lang w:eastAsia="ru-RU"/>
+              </w:rPr>
+            </w:pPr>
+            <w:r>
+              <w:rPr>
+                <w:rFonts w:ascii="Times New Roman" w:eastAsia="Times New Roman" w:hAnsi="Times New Roman" w:cs="Times New Roman"/>
+                <w:lang w:eastAsia="ru-RU"/>
+              </w:rPr>
+              <w:t>Оставить отзыв</w:t>
+            </w:r>
+          </w:p>
+        </w:tc>
+        <w:tc>
+          <w:tcPr>
+            <w:tcW w:w="0" w:type="auto"/>
+            <w:vAlign w:val="center"/>
+            <w:hideMark/>
+          </w:tcPr>
+          <w:p>
+            <w:pPr>
+              <w:spacing w:after="0" w:line="240" w:lineRule="auto"/>
+              <w:rPr>
+                <w:rFonts w:ascii="Times New Roman" w:eastAsia="Times New Roman" w:hAnsi="Times New Roman" w:cs="Times New Roman"/>
+                <w:lang w:eastAsia="ru-RU"/>
+              </w:rPr>
+            </w:pPr>
+            <w:r>
+              <w:rPr>
+                <w:rFonts w:ascii="Times New Roman" w:eastAsia="Times New Roman" w:hAnsi="Times New Roman" w:cs="Times New Roman"/>
+                <w:lang w:eastAsia="ru-RU"/>
+              </w:rPr>
+              <w:t>После завершения услуги клиент оценивает качество работы по пятибалльной шкале</w:t>
+            </w:r>
+          </w:p>
+        </w:tc>
+      </w:tr>
+      <w:tr>
+        <w:trPr>
+          <w:tblCellSpacing w:w="15" w:type="dxa"/>
+        </w:trPr>
+        <w:tc>
+          <w:tcPr>
+            <w:tcW w:w="0" w:type="auto"/>
+            <w:vAlign w:val="center"/>
+            <w:hideMark/>
+          </w:tcPr>
+          <w:p>
+            <w:pPr>
+              <w:spacing w:after="0" w:line="240" w:lineRule="auto"/>
+              <w:rPr>
+                <w:rFonts w:ascii="Times New Roman" w:eastAsia="Times New Roman" w:hAnsi="Times New Roman" w:cs="Times New Roman"/>
+                <w:lang w:eastAsia="ru-RU"/>
+              </w:rPr>
+            </w:pPr>
+            <w:r>
+              <w:rPr>
+                <w:rFonts w:ascii="Times New Roman" w:eastAsia="Times New Roman" w:hAnsi="Times New Roman" w:cs="Times New Roman"/>
+                <w:lang w:eastAsia="ru-RU"/>
+              </w:rPr>
+              <w:t>Активировать вознаграждение</w:t>
+            </w:r>
+          </w:p>
+        </w:tc>
+        <w:tc>
+          <w:tcPr>
+            <w:tcW w:w="0" w:type="auto"/>
+            <w:vAlign w:val="center"/>
+            <w:hideMark/>
+          </w:tcPr>
+          <w:p>
+            <w:pPr>
+              <w:spacing w:after="0" w:line="240" w:lineRule="auto"/>
+              <w:rPr>
+                <w:rFonts w:ascii="Times New Roman" w:eastAsia="Times New Roman" w:hAnsi="Times New Roman" w:cs="Times New Roman"/>
+                <w:lang w:eastAsia="ru-RU"/>
+              </w:rPr>
+            </w:pPr>
+            <w:r>
+              <w:rPr>
+                <w:rFonts w:ascii="Times New Roman" w:eastAsia="Times New Roman" w:hAnsi="Times New Roman" w:cs="Times New Roman"/>
+                <w:lang w:eastAsia="ru-RU"/>
+              </w:rPr>
+              <w:t>Клиент обменивает баллы лояльности на вознаграждение, получая уникальный QR-код</w:t>
+            </w:r>
+          </w:p>
+        </w:tc>
+      </w:tr>
+      <w:tr>
+        <w:trPr>
+          <w:tblCellSpacing w:w="15" w:type="dxa"/>
+        </w:trPr>
+        <w:tc>
+          <w:tcPr>
+            <w:tcW w:w="0" w:type="auto"/>
+            <w:vAlign w:val="center"/>
+            <w:hideMark/>
+          </w:tcPr>
+          <w:p>
+            <w:pPr>
+              <w:spacing w:after="0" w:line="240" w:lineRule="auto"/>
+              <w:rPr>
+                <w:rFonts w:ascii="Times New Roman" w:eastAsia="Times New Roman" w:hAnsi="Times New Roman" w:cs="Times New Roman"/>
+                <w:lang w:eastAsia="ru-RU"/>
+              </w:rPr>
+            </w:pPr>
+            <w:r>
+              <w:rPr>
+                <w:rFonts w:ascii="Times New Roman" w:eastAsia="Times New Roman" w:hAnsi="Times New Roman" w:cs="Times New Roman"/>
+                <w:lang w:eastAsia="ru-RU"/>
+              </w:rPr>
+              <w:t>Зарезервировать стоимость услуги</w:t>
+            </w:r>
+          </w:p>
+        </w:tc>
+        <w:tc>
+          <w:tcPr>
+            <w:tcW w:w="0" w:type="auto"/>
+            <w:vAlign w:val="center"/>
+            <w:hideMark/>
+          </w:tcPr>
+          <w:p>
+            <w:pPr>
+              <w:spacing w:after="0" w:line="240" w:lineRule="auto"/>
+              <w:rPr>
+                <w:rFonts w:ascii="Times New Roman" w:eastAsia="Times New Roman" w:hAnsi="Times New Roman" w:cs="Times New Roman"/>
+                <w:lang w:eastAsia="ru-RU"/>
+              </w:rPr>
+            </w:pPr>
+            <w:r>
+              <w:rPr>
+                <w:rFonts w:ascii="Times New Roman" w:eastAsia="Times New Roman" w:hAnsi="Times New Roman" w:cs="Times New Roman"/>
+                <w:lang w:eastAsia="ru-RU"/>
+              </w:rPr>
+              <w:t>Платёжная система резервирует деньги на карте клиента при записи с оплатой деньгами</w:t>
+            </w:r>
+          </w:p>
+        </w:tc>
+      </w:tr>
+      <w:tr>
+        <w:trPr>
+          <w:tblCellSpacing w:w="15" w:type="dxa"/>
+        </w:trPr>
+        <w:tc>
+          <w:tcPr>
+            <w:tcW w:w="0" w:type="auto"/>
+            <w:vAlign w:val="center"/>
+            <w:hideMark/>
+          </w:tcPr>
+          <w:p>
+            <w:pPr>
+              <w:spacing w:after="0" w:line="240" w:lineRule="auto"/>
+              <w:rPr>
+                <w:rFonts w:ascii="Times New Roman" w:eastAsia="Times New Roman" w:hAnsi="Times New Roman" w:cs="Times New Roman"/>
+                <w:lang w:eastAsia="ru-RU"/>
+              </w:rPr>
+            </w:pPr>
+            <w:r>
+              <w:rPr>
+                <w:rFonts w:ascii="Times New Roman" w:eastAsia="Times New Roman" w:hAnsi="Times New Roman" w:cs="Times New Roman"/>
+                <w:lang w:eastAsia="ru-RU"/>
+              </w:rPr>
+              <w:t>Просмотреть расписание записей</w:t>
+            </w:r>
+          </w:p>
+        </w:tc>
+        <w:tc>
+          <w:tcPr>
+            <w:tcW w:w="0" w:type="auto"/>
+            <w:vAlign w:val="center"/>
+            <w:hideMark/>
+          </w:tcPr>
+          <w:p>
+            <w:pPr>
+              <w:spacing w:after="0" w:line="240" w:lineRule="auto"/>
+              <w:rPr>
+                <w:rFonts w:ascii="Times New Roman" w:eastAsia="Times New Roman" w:hAnsi="Times New Roman" w:cs="Times New Roman"/>
+                <w:lang w:eastAsia="ru-RU"/>
+              </w:rPr>
+            </w:pPr>
+            <w:r>
+              <w:rPr>
+                <w:rFonts w:ascii="Times New Roman" w:eastAsia="Times New Roman" w:hAnsi="Times New Roman" w:cs="Times New Roman"/>
+                <w:lang w:eastAsia="ru-RU"/>
+              </w:rPr>
+              <w:t>Мастер видит список своих записей на текущий день</w:t>
+            </w:r>
+          </w:p>
+        </w:tc>
+      </w:tr>
+      <w:tr>
+        <w:trPr>
+          <w:tblCellSpacing w:w="15" w:type="dxa"/>
+        </w:trPr>
+        <w:tc>
+          <w:tcPr>
+            <w:tcW w:w="0" w:type="auto"/>
+            <w:vAlign w:val="center"/>
+            <w:hideMark/>
+          </w:tcPr>
+          <w:p>
+            <w:pPr>
+              <w:spacing w:after="0" w:line="240" w:lineRule="auto"/>
+              <w:rPr>
+                <w:rFonts w:ascii="Times New Roman" w:eastAsia="Times New Roman" w:hAnsi="Times New Roman" w:cs="Times New Roman"/>
+                <w:lang w:eastAsia="ru-RU"/>
+              </w:rPr>
+            </w:pPr>
+            <w:r>
+              <w:rPr>
+                <w:rFonts w:ascii="Times New Roman" w:eastAsia="Times New Roman" w:hAnsi="Times New Roman" w:cs="Times New Roman"/>
+                <w:lang w:eastAsia="ru-RU"/>
+              </w:rPr>
+              <w:t>Отметить начало работ</w:t>
+            </w:r>
+          </w:p>
+        </w:tc>
+        <w:tc>
+          <w:tcPr>
+            <w:tcW w:w="0" w:type="auto"/>
+            <w:vAlign w:val="center"/>
+            <w:hideMark/>
+          </w:tcPr>
+          <w:p>
+            <w:pPr>
+              <w:spacing w:after="0" w:line="240" w:lineRule="auto"/>
+              <w:rPr>
+                <w:rFonts w:ascii="Times New Roman" w:eastAsia="Times New Roman" w:hAnsi="Times New Roman" w:cs="Times New Roman"/>
+                <w:lang w:eastAsia="ru-RU"/>
+              </w:rPr>
+            </w:pPr>
+            <w:r>
+              <w:rPr>
+                <w:rFonts w:ascii="Times New Roman" w:eastAsia="Times New Roman" w:hAnsi="Times New Roman" w:cs="Times New Roman"/>
+                <w:lang w:eastAsia="ru-RU"/>
+              </w:rPr>
+              <w:t>Мастер фиксирует момент начала выполнения услуги</w:t>
+            </w:r>
+          </w:p>
+        </w:tc>
+      </w:tr>
+      <w:tr>
+        <w:trPr>
+          <w:tblCellSpacing w:w="15" w:type="dxa"/>
+        </w:trPr>
+        <w:tc>
+          <w:tcPr>
+            <w:tcW w:w="0" w:type="auto"/>
+            <w:vAlign w:val="center"/>
+            <w:hideMark/>
+          </w:tcPr>
+          <w:p>
+            <w:pPr>
+              <w:spacing w:after="0" w:line="240" w:lineRule="auto"/>
+              <w:rPr>
+                <w:rFonts w:ascii="Times New Roman" w:eastAsia="Times New Roman" w:hAnsi="Times New Roman" w:cs="Times New Roman"/>
+                <w:lang w:eastAsia="ru-RU"/>
+              </w:rPr>
+            </w:pPr>
+            <w:r>
+              <w:rPr>
+                <w:rFonts w:ascii="Times New Roman" w:eastAsia="Times New Roman" w:hAnsi="Times New Roman" w:cs="Times New Roman"/>
+                <w:lang w:eastAsia="ru-RU"/>
+              </w:rPr>
+              <w:t>Завершить услугу</w:t>
+            </w:r>
+          </w:p>
+        </w:tc>
+        <w:tc>
+          <w:tcPr>
+            <w:tcW w:w="0" w:type="auto"/>
+            <w:vAlign w:val="center"/>
+            <w:hideMark/>
+          </w:tcPr>
+          <w:p>
+            <w:pPr>
+              <w:spacing w:after="0" w:line="240" w:lineRule="auto"/>
+              <w:rPr>
+                <w:rFonts w:ascii="Times New Roman" w:eastAsia="Times New Roman" w:hAnsi="Times New Roman" w:cs="Times New Roman"/>
+                <w:lang w:eastAsia="ru-RU"/>
+              </w:rPr>
+            </w:pPr>
+            <w:r>
+              <w:rPr>
+                <w:rFonts w:ascii="Times New Roman" w:eastAsia="Times New Roman" w:hAnsi="Times New Roman" w:cs="Times New Roman"/>
+                <w:lang w:eastAsia="ru-RU"/>
+              </w:rPr>
+              <w:t>Мастер отмечает услугу выполненной, фиксирует работы/детали; клиенту уходит уведомление о готовности, начисляются баллы лояльности</w:t>
+            </w:r>
+          </w:p>
+        </w:tc>
+      </w:tr>
+      <w:tr>
+        <w:trPr>
+          <w:tblCellSpacing w:w="15" w:type="dxa"/>
+        </w:trPr>
+        <w:tc>
+          <w:tcPr>
+            <w:tcW w:w="0" w:type="auto"/>
+            <w:vAlign w:val="center"/>
+            <w:hideMark/>
+          </w:tcPr>
+          <w:p>
+            <w:pPr>
+              <w:spacing w:after="0" w:line="240" w:lineRule="auto"/>
+              <w:rPr>
+                <w:rFonts w:ascii="Times New Roman" w:eastAsia="Times New Roman" w:hAnsi="Times New Roman" w:cs="Times New Roman"/>
+                <w:lang w:eastAsia="ru-RU"/>
+              </w:rPr>
+            </w:pPr>
+            <w:r>
+              <w:rPr>
+                <w:rFonts w:ascii="Times New Roman" w:eastAsia="Times New Roman" w:hAnsi="Times New Roman" w:cs="Times New Roman"/>
+                <w:lang w:eastAsia="ru-RU"/>
+              </w:rPr>
+              <w:t>Вести учёт операций и деталей</w:t>
+            </w:r>
+          </w:p>
+        </w:tc>
+        <w:tc>
+          <w:tcPr>
+            <w:tcW w:w="0" w:type="auto"/>
+            <w:vAlign w:val="center"/>
+            <w:hideMark/>
+          </w:tcPr>
+          <w:p>
+            <w:pPr>
+              <w:spacing w:after="0" w:line="240" w:lineRule="auto"/>
+              <w:rPr>
+                <w:rFonts w:ascii="Times New Roman" w:eastAsia="Times New Roman" w:hAnsi="Times New Roman" w:cs="Times New Roman"/>
+                <w:lang w:eastAsia="ru-RU"/>
+              </w:rPr>
+            </w:pPr>
+            <w:r>
+              <w:rPr>
+                <w:rFonts w:ascii="Times New Roman" w:eastAsia="Times New Roman" w:hAnsi="Times New Roman" w:cs="Times New Roman"/>
+                <w:lang w:eastAsia="ru-RU"/>
+              </w:rPr>
+              <w:t>Мастер записывает, какие работы выполнены и какие детали заменены</w:t>
+            </w:r>
+          </w:p>
+        </w:tc>
+      </w:tr>
+      <w:tr>
+        <w:trPr>
+          <w:tblCellSpacing w:w="15" w:type="dxa"/>
+        </w:trPr>
+        <w:tc>
+          <w:tcPr>
+            <w:tcW w:w="0" w:type="auto"/>
+            <w:vAlign w:val="center"/>
+            <w:hideMark/>
+          </w:tcPr>
+          <w:p>
+            <w:pPr>
+              <w:spacing w:after="0" w:line="240" w:lineRule="auto"/>
+              <w:rPr>
+                <w:rFonts w:ascii="Times New Roman" w:eastAsia="Times New Roman" w:hAnsi="Times New Roman" w:cs="Times New Roman"/>
+                <w:lang w:eastAsia="ru-RU"/>
+              </w:rPr>
+            </w:pPr>
+            <w:r>
+              <w:rPr>
+                <w:rFonts w:ascii="Times New Roman" w:eastAsia="Times New Roman" w:hAnsi="Times New Roman" w:cs="Times New Roman"/>
+                <w:lang w:eastAsia="ru-RU"/>
+              </w:rPr>
+              <w:t>Управлять пользователями</w:t>
+            </w:r>
+          </w:p>
+        </w:tc>
+        <w:tc>
+          <w:tcPr>
+            <w:tcW w:w="0" w:type="auto"/>
+            <w:vAlign w:val="center"/>
+            <w:hideMark/>
+          </w:tcPr>
+          <w:p>
+            <w:pPr>
+              <w:spacing w:after="0" w:line="240" w:lineRule="auto"/>
+              <w:rPr>
+                <w:rFonts w:ascii="Times New Roman" w:eastAsia="Times New Roman" w:hAnsi="Times New Roman" w:cs="Times New Roman"/>
+                <w:lang w:eastAsia="ru-RU"/>
+              </w:rPr>
+            </w:pPr>
+            <w:r>
+              <w:rPr>
+                <w:rFonts w:ascii="Times New Roman" w:eastAsia="Times New Roman" w:hAnsi="Times New Roman" w:cs="Times New Roman"/>
+                <w:lang w:eastAsia="ru-RU"/>
+              </w:rPr>
+              <w:t>Администратор блокирует/разблокирует учётные записи</w:t>
+            </w:r>
+          </w:p>
+        </w:tc>
+      </w:tr>
+      <w:tr>
+        <w:trPr>
+          <w:tblCellSpacing w:w="15" w:type="dxa"/>
+        </w:trPr>
+        <w:tc>
+          <w:tcPr>
+            <w:tcW w:w="0" w:type="auto"/>
+            <w:vAlign w:val="center"/>
+            <w:hideMark/>
+          </w:tcPr>
+          <w:p>
+            <w:pPr>
+              <w:spacing w:after="0" w:line="240" w:lineRule="auto"/>
+              <w:rPr>
+                <w:rFonts w:ascii="Times New Roman" w:eastAsia="Times New Roman" w:hAnsi="Times New Roman" w:cs="Times New Roman"/>
+                <w:lang w:eastAsia="ru-RU"/>
+              </w:rPr>
+            </w:pPr>
+            <w:r>
+              <w:rPr>
+                <w:rFonts w:ascii="Times New Roman" w:eastAsia="Times New Roman" w:hAnsi="Times New Roman" w:cs="Times New Roman"/>
+                <w:lang w:eastAsia="ru-RU"/>
+              </w:rPr>
+              <w:t>Управлять расписанием работы</w:t>
+            </w:r>
+          </w:p>
+        </w:tc>
+        <w:tc>
+          <w:tcPr>
+            <w:tcW w:w="0" w:type="auto"/>
+            <w:vAlign w:val="center"/>
+            <w:hideMark/>
+          </w:tcPr>
+          <w:p>
+            <w:pPr>
+              <w:spacing w:after="0" w:line="240" w:lineRule="auto"/>
+              <w:rPr>
+                <w:rFonts w:ascii="Times New Roman" w:eastAsia="Times New Roman" w:hAnsi="Times New Roman" w:cs="Times New Roman"/>
+                <w:lang w:eastAsia="ru-RU"/>
+              </w:rPr>
+            </w:pPr>
+            <w:r>
+              <w:rPr>
+                <w:rFonts w:ascii="Times New Roman" w:eastAsia="Times New Roman" w:hAnsi="Times New Roman" w:cs="Times New Roman"/>
+                <w:lang w:eastAsia="ru-RU"/>
+              </w:rPr>
+              <w:t>Администратор задаёт график работы автосервиса</w:t>
+            </w:r>
+          </w:p>
+        </w:tc>
+      </w:tr>
+      <w:tr>
+        <w:trPr>
+          <w:tblCellSpacing w:w="15" w:type="dxa"/>
+        </w:trPr>
+        <w:tc>
+          <w:tcPr>
+            <w:tcW w:w="0" w:type="auto"/>
+            <w:vAlign w:val="center"/>
+            <w:hideMark/>
+          </w:tcPr>
+          <w:p>
+            <w:pPr>
+              <w:spacing w:after="0" w:line="240" w:lineRule="auto"/>
+              <w:rPr>
+                <w:rFonts w:ascii="Times New Roman" w:eastAsia="Times New Roman" w:hAnsi="Times New Roman" w:cs="Times New Roman"/>
+                <w:lang w:eastAsia="ru-RU"/>
+              </w:rPr>
+            </w:pPr>
+            <w:r>
+              <w:rPr>
+                <w:rFonts w:ascii="Times New Roman" w:eastAsia="Times New Roman" w:hAnsi="Times New Roman" w:cs="Times New Roman"/>
+                <w:lang w:eastAsia="ru-RU"/>
+              </w:rPr>
+              <w:t>Управлять слотами записи</w:t>
+            </w:r>
+          </w:p>
+        </w:tc>
+        <w:tc>
+          <w:tcPr>
+            <w:tcW w:w="0" w:type="auto"/>
+            <w:vAlign w:val="center"/>
+            <w:hideMark/>
+          </w:tcPr>
+          <w:p>
+            <w:pPr>
+              <w:spacing w:after="0" w:line="240" w:lineRule="auto"/>
+              <w:rPr>
+                <w:rFonts w:ascii="Times New Roman" w:eastAsia="Times New Roman" w:hAnsi="Times New Roman" w:cs="Times New Roman"/>
+                <w:lang w:eastAsia="ru-RU"/>
+              </w:rPr>
+            </w:pPr>
+            <w:r>
+              <w:rPr>
+                <w:rFonts w:ascii="Times New Roman" w:eastAsia="Times New Roman" w:hAnsi="Times New Roman" w:cs="Times New Roman"/>
+                <w:lang w:eastAsia="ru-RU"/>
+              </w:rPr>
+              <w:t>Администратор открывает/закрывает доступные слоты для записи</w:t>
+            </w:r>
+          </w:p>
+        </w:tc>
+      </w:tr>
+      <w:tr>
+        <w:trPr>
+          <w:tblCellSpacing w:w="15" w:type="dxa"/>
+        </w:trPr>
+        <w:tc>
+          <w:tcPr>
+            <w:tcW w:w="0" w:type="auto"/>
+            <w:vAlign w:val="center"/>
+            <w:hideMark/>
+          </w:tcPr>
+          <w:p>
+            <w:pPr>
+              <w:spacing w:after="0" w:line="240" w:lineRule="auto"/>
+              <w:rPr>
+                <w:rFonts w:ascii="Times New Roman" w:eastAsia="Times New Roman" w:hAnsi="Times New Roman" w:cs="Times New Roman"/>
+                <w:lang w:eastAsia="ru-RU"/>
+              </w:rPr>
+            </w:pPr>
+            <w:r>
+              <w:rPr>
+                <w:rFonts w:ascii="Times New Roman" w:eastAsia="Times New Roman" w:hAnsi="Times New Roman" w:cs="Times New Roman"/>
+                <w:lang w:eastAsia="ru-RU"/>
+              </w:rPr>
+              <w:t>Изменить стоимость услуги</w:t>
+            </w:r>
+          </w:p>
+        </w:tc>
+        <w:tc>
+          <w:tcPr>
+            <w:tcW w:w="0" w:type="auto"/>
+            <w:vAlign w:val="center"/>
+            <w:hideMark/>
+          </w:tcPr>
+          <w:p>
+            <w:pPr>
+              <w:spacing w:after="0" w:line="240" w:lineRule="auto"/>
+              <w:rPr>
+                <w:rFonts w:ascii="Times New Roman" w:eastAsia="Times New Roman" w:hAnsi="Times New Roman" w:cs="Times New Roman"/>
+                <w:lang w:eastAsia="ru-RU"/>
+              </w:rPr>
+            </w:pPr>
+            <w:r>
+              <w:rPr>
+                <w:rFonts w:ascii="Times New Roman" w:eastAsia="Times New Roman" w:hAnsi="Times New Roman" w:cs="Times New Roman"/>
+                <w:lang w:eastAsia="ru-RU"/>
+              </w:rPr>
+              <w:t>Администратор меняет цену конкретной услуги</w:t>
+            </w:r>
+          </w:p>
+        </w:tc>
+      </w:tr>
+      <w:tr>
+        <w:trPr>
+          <w:tblCellSpacing w:w="15" w:type="dxa"/>
+        </w:trPr>
+        <w:tc>
+          <w:tcPr>
+            <w:tcW w:w="0" w:type="auto"/>
+            <w:vAlign w:val="center"/>
+            <w:hideMark/>
+          </w:tcPr>
+          <w:p>
+            <w:pPr>
+              <w:spacing w:after="0" w:line="240" w:lineRule="auto"/>
+              <w:rPr>
+                <w:rFonts w:ascii="Times New Roman" w:eastAsia="Times New Roman" w:hAnsi="Times New Roman" w:cs="Times New Roman"/>
+                <w:lang w:eastAsia="ru-RU"/>
+              </w:rPr>
+            </w:pPr>
+            <w:r>
+              <w:rPr>
+                <w:rFonts w:ascii="Times New Roman" w:eastAsia="Times New Roman" w:hAnsi="Times New Roman" w:cs="Times New Roman"/>
+                <w:lang w:eastAsia="ru-RU"/>
+              </w:rPr>
+              <w:t>Назначить мастера на смену</w:t>
+            </w:r>
+          </w:p>
+        </w:tc>
+        <w:tc>
+          <w:tcPr>
+            <w:tcW w:w="0" w:type="auto"/>
+            <w:vAlign w:val="center"/>
+            <w:hideMark/>
+          </w:tcPr>
+          <w:p>
+            <w:pPr>
+              <w:spacing w:after="0" w:line="240" w:lineRule="auto"/>
+              <w:rPr>
+                <w:rFonts w:ascii="Times New Roman" w:eastAsia="Times New Roman" w:hAnsi="Times New Roman" w:cs="Times New Roman"/>
+                <w:lang w:eastAsia="ru-RU"/>
+              </w:rPr>
+            </w:pPr>
+            <w:r>
+              <w:rPr>
+                <w:rFonts w:ascii="Times New Roman" w:eastAsia="Times New Roman" w:hAnsi="Times New Roman" w:cs="Times New Roman"/>
+                <w:lang w:eastAsia="ru-RU"/>
+              </w:rPr>
+              <w:t>Администратор распределяет мастеров по сменам</w:t>
+            </w:r>
+          </w:p>
+        </w:tc>
+      </w:tr>
+      <w:tr>
+        <w:trPr>
+          <w:tblCellSpacing w:w="15" w:type="dxa"/>
+        </w:trPr>
+        <w:tc>
+          <w:tcPr>
+            <w:tcW w:w="0" w:type="auto"/>
+            <w:vAlign w:val="center"/>
+            <w:hideMark/>
+          </w:tcPr>
+          <w:p>
+            <w:pPr>
+              <w:spacing w:after="0" w:line="240" w:lineRule="auto"/>
+              <w:rPr>
+                <w:rFonts w:ascii="Times New Roman" w:eastAsia="Times New Roman" w:hAnsi="Times New Roman" w:cs="Times New Roman"/>
+                <w:lang w:eastAsia="ru-RU"/>
+              </w:rPr>
+            </w:pPr>
+            <w:r>
+              <w:rPr>
+                <w:rFonts w:ascii="Times New Roman" w:eastAsia="Times New Roman" w:hAnsi="Times New Roman" w:cs="Times New Roman"/>
+                <w:lang w:eastAsia="ru-RU"/>
+              </w:rPr>
+              <w:lastRenderedPageBreak/>
+              <w:t>Просмотреть финансовую отчётность</w:t>
+            </w:r>
+          </w:p>
+        </w:tc>
+        <w:tc>
+          <w:tcPr>
+            <w:tcW w:w="0" w:type="auto"/>
+            <w:vAlign w:val="center"/>
+            <w:hideMark/>
+          </w:tcPr>
+          <w:p>
+            <w:pPr>
+              <w:spacing w:after="0" w:line="240" w:lineRule="auto"/>
+              <w:rPr>
+                <w:rFonts w:ascii="Times New Roman" w:eastAsia="Times New Roman" w:hAnsi="Times New Roman" w:cs="Times New Roman"/>
+                <w:lang w:eastAsia="ru-RU"/>
+              </w:rPr>
+            </w:pPr>
+            <w:r>
+              <w:rPr>
+                <w:rFonts w:ascii="Times New Roman" w:eastAsia="Times New Roman" w:hAnsi="Times New Roman" w:cs="Times New Roman"/>
+                <w:lang w:eastAsia="ru-RU"/>
+              </w:rPr>
+              <w:t>Администратор смотрит доходы по услугам, мастерам, периодам</w:t>
+            </w:r>
+          </w:p>
+        </w:tc>
+      </w:tr>
+      <w:tr>
+        <w:trPr>
+          <w:tblCellSpacing w:w="15" w:type="dxa"/>
+        </w:trPr>
+        <w:tc>
+          <w:tcPr>
+            <w:tcW w:w="0" w:type="auto"/>
+            <w:vAlign w:val="center"/>
+            <w:hideMark/>
+          </w:tcPr>
+          <w:p>
+            <w:pPr>
+              <w:spacing w:after="0" w:line="240" w:lineRule="auto"/>
+              <w:rPr>
+                <w:rFonts w:ascii="Times New Roman" w:eastAsia="Times New Roman" w:hAnsi="Times New Roman" w:cs="Times New Roman"/>
+                <w:lang w:eastAsia="ru-RU"/>
+              </w:rPr>
+            </w:pPr>
+            <w:r>
+              <w:rPr>
+                <w:rFonts w:ascii="Times New Roman" w:eastAsia="Times New Roman" w:hAnsi="Times New Roman" w:cs="Times New Roman"/>
+                <w:lang w:eastAsia="ru-RU"/>
+              </w:rPr>
+              <w:t>Редактировать справочник услуг</w:t>
+            </w:r>
+          </w:p>
+        </w:tc>
+        <w:tc>
+          <w:tcPr>
+            <w:tcW w:w="0" w:type="auto"/>
+            <w:vAlign w:val="center"/>
+            <w:hideMark/>
+          </w:tcPr>
+          <w:p>
+            <w:pPr>
+              <w:spacing w:after="0" w:line="240" w:lineRule="auto"/>
+              <w:rPr>
+                <w:rFonts w:ascii="Times New Roman" w:eastAsia="Times New Roman" w:hAnsi="Times New Roman" w:cs="Times New Roman"/>
+                <w:lang w:eastAsia="ru-RU"/>
+              </w:rPr>
+            </w:pPr>
+            <w:r>
+              <w:rPr>
+                <w:rFonts w:ascii="Times New Roman" w:eastAsia="Times New Roman" w:hAnsi="Times New Roman" w:cs="Times New Roman"/>
+                <w:lang w:eastAsia="ru-RU"/>
+              </w:rPr>
+              <w:t>Администратор добавляет/изменяет услуги, их стоимость и нормативы</w:t>
+            </w:r>
+          </w:p>
+        </w:tc>
+      </w:tr>
+      <w:tr>
+        <w:trPr>
+          <w:tblCellSpacing w:w="15" w:type="dxa"/>
+        </w:trPr>
+        <w:tc>
+          <w:tcPr>
+            <w:tcW w:w="0" w:type="auto"/>
+            <w:vAlign w:val="center"/>
+            <w:hideMark/>
+          </w:tcPr>
+          <w:p>
+            <w:pPr>
+              <w:spacing w:after="0" w:line="240" w:lineRule="auto"/>
+              <w:rPr>
+                <w:rFonts w:ascii="Times New Roman" w:eastAsia="Times New Roman" w:hAnsi="Times New Roman" w:cs="Times New Roman"/>
+                <w:lang w:eastAsia="ru-RU"/>
+              </w:rPr>
+            </w:pPr>
+            <w:r>
+              <w:rPr>
+                <w:rFonts w:ascii="Times New Roman" w:eastAsia="Times New Roman" w:hAnsi="Times New Roman" w:cs="Times New Roman"/>
+                <w:lang w:eastAsia="ru-RU"/>
+              </w:rPr>
+              <w:t>Изменить правило начисления баллов</w:t>
+            </w:r>
+          </w:p>
+        </w:tc>
+        <w:tc>
+          <w:tcPr>
+            <w:tcW w:w="0" w:type="auto"/>
+            <w:vAlign w:val="center"/>
+            <w:hideMark/>
+          </w:tcPr>
+          <w:p>
+            <w:pPr>
+              <w:spacing w:after="0" w:line="240" w:lineRule="auto"/>
+              <w:rPr>
+                <w:rFonts w:ascii="Times New Roman" w:eastAsia="Times New Roman" w:hAnsi="Times New Roman" w:cs="Times New Roman"/>
+                <w:lang w:eastAsia="ru-RU"/>
+              </w:rPr>
+            </w:pPr>
+            <w:r>
+              <w:rPr>
+                <w:rFonts w:ascii="Times New Roman" w:eastAsia="Times New Roman" w:hAnsi="Times New Roman" w:cs="Times New Roman"/>
+                <w:lang w:eastAsia="ru-RU"/>
+              </w:rPr>
+              <w:t>Менеджер меняет существующее правило начисления баллов/вознаграждений</w:t>
+            </w:r>
+          </w:p>
+        </w:tc>
+      </w:tr>
+      <w:tr>
+        <w:trPr>
+          <w:tblCellSpacing w:w="15" w:type="dxa"/>
+        </w:trPr>
+        <w:tc>
+          <w:tcPr>
+            <w:tcW w:w="0" w:type="auto"/>
+            <w:vAlign w:val="center"/>
+            <w:hideMark/>
+          </w:tcPr>
+          <w:p>
+            <w:pPr>
+              <w:spacing w:after="0" w:line="240" w:lineRule="auto"/>
+              <w:rPr>
+                <w:rFonts w:ascii="Times New Roman" w:eastAsia="Times New Roman" w:hAnsi="Times New Roman" w:cs="Times New Roman"/>
+                <w:lang w:eastAsia="ru-RU"/>
+              </w:rPr>
+            </w:pPr>
+            <w:r>
+              <w:rPr>
+                <w:rFonts w:ascii="Times New Roman" w:eastAsia="Times New Roman" w:hAnsi="Times New Roman" w:cs="Times New Roman"/>
+                <w:lang w:eastAsia="ru-RU"/>
+              </w:rPr>
+              <w:t>Завести правило начисления баллов</w:t>
+            </w:r>
+          </w:p>
+        </w:tc>
+        <w:tc>
+          <w:tcPr>
+            <w:tcW w:w="0" w:type="auto"/>
+            <w:vAlign w:val="center"/>
+            <w:hideMark/>
+          </w:tcPr>
+          <w:p>
+            <w:pPr>
+              <w:spacing w:after="0" w:line="240" w:lineRule="auto"/>
+              <w:rPr>
+                <w:rFonts w:ascii="Times New Roman" w:eastAsia="Times New Roman" w:hAnsi="Times New Roman" w:cs="Times New Roman"/>
+                <w:lang w:eastAsia="ru-RU"/>
+              </w:rPr>
+            </w:pPr>
+            <w:r>
+              <w:rPr>
+                <w:rFonts w:ascii="Times New Roman" w:eastAsia="Times New Roman" w:hAnsi="Times New Roman" w:cs="Times New Roman"/>
+                <w:lang w:eastAsia="ru-RU"/>
+              </w:rPr>
+              <w:t>Менеджер создаёт новое правило начисления баллов/вознаграждений</w:t>
+            </w:r>
+          </w:p>
+        </w:tc>
+      </w:tr>
+      <w:tr>
+        <w:trPr>
+          <w:tblCellSpacing w:w="15" w:type="dxa"/>
+        </w:trPr>
+        <w:tc>
+          <w:tcPr>
+            <w:tcW w:w="0" w:type="auto"/>
+            <w:vAlign w:val="center"/>
+            <w:hideMark/>
+          </w:tcPr>
+          <w:p>
+            <w:pPr>
+              <w:spacing w:after="0" w:line="240" w:lineRule="auto"/>
+              <w:rPr>
+                <w:rFonts w:ascii="Times New Roman" w:eastAsia="Times New Roman" w:hAnsi="Times New Roman" w:cs="Times New Roman"/>
+                <w:lang w:eastAsia="ru-RU"/>
+              </w:rPr>
+            </w:pPr>
+            <w:r>
+              <w:rPr>
+                <w:rFonts w:ascii="Times New Roman" w:eastAsia="Times New Roman" w:hAnsi="Times New Roman" w:cs="Times New Roman"/>
+                <w:lang w:eastAsia="ru-RU"/>
+              </w:rPr>
+              <w:t>Добавить вид вознаграждения</w:t>
+            </w:r>
+          </w:p>
+        </w:tc>
+        <w:tc>
+          <w:tcPr>
+            <w:tcW w:w="0" w:type="auto"/>
+            <w:vAlign w:val="center"/>
+            <w:hideMark/>
+          </w:tcPr>
+          <w:p>
+            <w:pPr>
+              <w:spacing w:after="0" w:line="240" w:lineRule="auto"/>
+              <w:rPr>
+                <w:rFonts w:ascii="Times New Roman" w:eastAsia="Times New Roman" w:hAnsi="Times New Roman" w:cs="Times New Roman"/>
+                <w:lang w:eastAsia="ru-RU"/>
+              </w:rPr>
+            </w:pPr>
+            <w:r>
+              <w:rPr>
+                <w:rFonts w:ascii="Times New Roman" w:eastAsia="Times New Roman" w:hAnsi="Times New Roman" w:cs="Times New Roman"/>
+                <w:lang w:eastAsia="ru-RU"/>
+              </w:rPr>
+              <w:t>Менеджер добавляет новый тип вознаграждения, обмениваемый на баллы</w:t>
+            </w:r>
+          </w:p>
+        </w:tc>
+      </w:tr>
+      <w:tr>
+        <w:trPr>
+          <w:tblCellSpacing w:w="15" w:type="dxa"/>
+        </w:trPr>
+        <w:tc>
+          <w:tcPr>
+            <w:tcW w:w="0" w:type="auto"/>
+            <w:vAlign w:val="center"/>
+            <w:hideMark/>
+          </w:tcPr>
+          <w:p>
+            <w:pPr>
+              <w:spacing w:after="0" w:line="240" w:lineRule="auto"/>
+              <w:rPr>
+                <w:rFonts w:ascii="Times New Roman" w:eastAsia="Times New Roman" w:hAnsi="Times New Roman" w:cs="Times New Roman"/>
+                <w:lang w:eastAsia="ru-RU"/>
+              </w:rPr>
+            </w:pPr>
+            <w:r>
+              <w:rPr>
+                <w:rFonts w:ascii="Times New Roman" w:eastAsia="Times New Roman" w:hAnsi="Times New Roman" w:cs="Times New Roman"/>
+                <w:lang w:eastAsia="ru-RU"/>
+              </w:rPr>
+              <w:t>Опубликовать статью</w:t>
+            </w:r>
+          </w:p>
+        </w:tc>
+        <w:tc>
+          <w:tcPr>
+            <w:tcW w:w="0" w:type="auto"/>
+            <w:vAlign w:val="center"/>
+            <w:hideMark/>
+          </w:tcPr>
+          <w:p>
+            <w:pPr>
+              <w:spacing w:after="0" w:line="240" w:lineRule="auto"/>
+              <w:rPr>
+                <w:rFonts w:ascii="Times New Roman" w:eastAsia="Times New Roman" w:hAnsi="Times New Roman" w:cs="Times New Roman"/>
+                <w:lang w:eastAsia="ru-RU"/>
+              </w:rPr>
+            </w:pPr>
+            <w:r>
+              <w:rPr>
+                <w:rFonts w:ascii="Times New Roman" w:eastAsia="Times New Roman" w:hAnsi="Times New Roman" w:cs="Times New Roman"/>
+                <w:lang w:eastAsia="ru-RU"/>
+              </w:rPr>
+              <w:t>Менеджер публикует материалы о ТО и акциях на сайте</w:t>
+            </w:r>
+          </w:p>
+        </w:tc>
+      </w:tr>
+      <w:tr>
+        <w:trPr>
+          <w:tblCellSpacing w:w="15" w:type="dxa"/>
+        </w:trPr>
+        <w:tc>
+          <w:tcPr>
+            <w:tcW w:w="0" w:type="auto"/>
+            <w:vAlign w:val="center"/>
+            <w:hideMark/>
+          </w:tcPr>
+          <w:p>
+            <w:pPr>
+              <w:spacing w:after="0" w:line="240" w:lineRule="auto"/>
+              <w:rPr>
+                <w:rFonts w:ascii="Times New Roman" w:eastAsia="Times New Roman" w:hAnsi="Times New Roman" w:cs="Times New Roman"/>
+                <w:lang w:eastAsia="ru-RU"/>
+              </w:rPr>
+            </w:pPr>
+            <w:r>
+              <w:rPr>
+                <w:rFonts w:ascii="Times New Roman" w:eastAsia="Times New Roman" w:hAnsi="Times New Roman" w:cs="Times New Roman"/>
+                <w:lang w:eastAsia="ru-RU"/>
+              </w:rPr>
+              <w:t>Отправить уведомление о плановом ТО</w:t>
+            </w:r>
+          </w:p>
+        </w:tc>
+        <w:tc>
+          <w:tcPr>
+            <w:tcW w:w="0" w:type="auto"/>
+            <w:vAlign w:val="center"/>
+            <w:hideMark/>
+          </w:tcPr>
+          <w:p>
+            <w:pPr>
+              <w:spacing w:after="0" w:line="240" w:lineRule="auto"/>
+              <w:rPr>
+                <w:rFonts w:ascii="Times New Roman" w:eastAsia="Times New Roman" w:hAnsi="Times New Roman" w:cs="Times New Roman"/>
+                <w:lang w:eastAsia="ru-RU"/>
+              </w:rPr>
+            </w:pPr>
+            <w:r>
+              <w:rPr>
+                <w:rFonts w:ascii="Times New Roman" w:eastAsia="Times New Roman" w:hAnsi="Times New Roman" w:cs="Times New Roman"/>
+                <w:lang w:eastAsia="ru-RU"/>
+              </w:rPr>
+              <w:t>Система автоматически уведомляет клиента на основе пробега и даты последнего визита</w:t>
+            </w:r>
+          </w:p>
+        </w:tc>
+      </w:tr>
+    </w:tbl>
+    <w:p>
+      <w:pPr>
+        <w:rPr>
+          <w:b/>
+          <w:sz w:val="32"/>
+        </w:rPr>
+      </w:pPr>
+    </w:p>
+    <w:p>
+      <w:pPr>
+        <w:ind w:left="720"/>
+        <w:rPr>
+          <w:b/>
+          <w:sz w:val="32"/>
+        </w:rPr>
+      </w:pPr>
+      <w:r>
+        <w:rPr>
+          <w:b/>
+          <w:sz w:val="32"/>
+        </w:rPr>
+        <w:t>3.</w:t>
+      </w:r>
+      <w:r>
+        <w:rPr>
+          <w:b/>
+          <w:sz w:val="32"/>
+        </w:rPr>
+        <w:t xml:space="preserve"> </w:t>
+      </w:r>
+      <w:r>
+        <w:rPr>
+          <w:b/>
+          <w:sz w:val="28"/>
+        </w:rPr>
+        <w:t>Действующие лица и варианты использования</w:t>
+      </w:r>
+    </w:p>
+    <w:p>
+      <w:pPr>
+        <w:ind w:left="720"/>
+        <w:rPr>
+          <w:b/>
+          <w:sz w:val="32"/>
+          <w:lang w:val="en-US"/>
+        </w:rPr>
+      </w:pPr>
+      <w:r>
+        <w:rPr>
+          <w:b/>
+          <w:noProof/>
+          <w:sz w:val="32"/>
+          <w:lang w:eastAsia="ru-RU"/>
+        </w:rPr>
+        <w:drawing>
+          <wp:inline distT="0" distB="0" distL="0" distR="0" wp14:anchorId="2B22703F" wp14:editId="6338E3B9">
+            <wp:extent cx="5940425" cy="3122930"/>
+            <wp:effectExtent l="0" t="0" r="3175" b="1270"/>
+            <wp:docPr id="12" name="Рисунок 12"/>
+            <wp:cNvGraphicFramePr>
+              <a:graphicFrameLocks xmlns:a="http://schemas.openxmlformats.org/drawingml/2006/main" noChangeAspect="1"/>
+            </wp:cNvGraphicFramePr>
+            <a:graphic xmlns:a="http://schemas.openxmlformats.org/drawingml/2006/main">
+              <a:graphicData uri="http://schemas.openxmlformats.org/drawingml/2006/picture">
+                <pic:pic xmlns:pic="http://schemas.openxmlformats.org/drawingml/2006/picture">
+                  <pic:nvPicPr>
+                    <pic:cNvPr id="1" name=""/>
+                    <pic:cNvPicPr/>
+                  </pic:nvPicPr>
+                  <pic:blipFill>
+                    <a:blip r:embed="rId12"/>
+                    <a:stretch>
+                      <a:fillRect/>
+                    </a:stretch>
+                  </pic:blipFill>
+                  <pic:spPr>
+                    <a:xfrm>
+                      <a:off x="0" y="0"/>
+                      <a:ext cx="5940425" cy="3122930"/>
+                    </a:xfrm>
+                    <a:prstGeom prst="rect">
+                      <a:avLst/>
+                    </a:prstGeom>
+                  </pic:spPr>
+                </pic:pic>
+              </a:graphicData>
+            </a:graphic>
+          </wp:inline>
+        </w:drawing>
+      </w:r>
+    </w:p>
+    <w:p>
+      <w:pPr>
+        <w:ind w:left="720"/>
+        <w:rPr>
+          <w:b/>
+          <w:sz w:val="32"/>
+        </w:rPr>
+      </w:pPr>
+    </w:p>
+    <w:p>
+      <w:pPr>
+        <w:ind w:left="720"/>
+        <w:rPr>
+          <w:b/>
+          <w:sz w:val="32"/>
+          <w:lang w:val="en-US"/>
+        </w:rPr>
+      </w:pPr>
+      <w:r>
+        <w:rPr>
+          <w:b/>
+          <w:sz w:val="32"/>
+        </w:rPr>
+        <w:t xml:space="preserve">Диаграмма </w:t>
+      </w:r>
+      <w:r>
+        <w:rPr>
+          <w:b/>
+          <w:sz w:val="32"/>
+          <w:lang w:val="en-US"/>
+        </w:rPr>
+        <w:t xml:space="preserve">Use Case </w:t>
+      </w:r>
+    </w:p>
+    <w:p>
+      <w:pPr>
+        <w:ind w:left="720"/>
+        <w:rPr>
+          <w:b/>
+          <w:sz w:val="32"/>
+          <w:lang w:val="en-US"/>
+        </w:rPr>
+      </w:pPr>
+      <w:r>
+        <w:rPr>
+          <w:b/>
+          <w:noProof/>
+          <w:sz w:val="32"/>
+          <w:lang w:eastAsia="ru-RU"/>
         </w:rPr>
         <w:lastRenderedPageBreak/>
-        <w:t>операций и замененных деталей. После завершения работы мастер отмечает услугу как выполненную, система отправляет клиенту уведомление о готовности автомобиля.</w:t>
-      </w:r>
-    </w:p>
-    <w:p>
-      <w:pPr>
-        <w:shd w:val="clear" w:color="auto" w:fill="FFFFFF"/>
-        <w:spacing w:before="240" w:after="240" w:line="240" w:lineRule="auto"/>
-        <w:rPr>
-          <w:rFonts w:ascii="Times New Roman" w:eastAsia="Times New Roman" w:hAnsi="Times New Roman" w:cs="Times New Roman"/>
-          <w:color w:val="0F1115"/>
-          <w:kern w:val="0"/>
-          <w:lang w:eastAsia="ru-RU"/>
-          <w14:ligatures w14:val="none"/>
-        </w:rPr>
-      </w:pPr>
-      <w:r>
-        <w:rPr>
-          <w:rFonts w:ascii="Times New Roman" w:eastAsia="Times New Roman" w:hAnsi="Times New Roman" w:cs="Times New Roman"/>
-          <w:color w:val="0F1115"/>
-          <w:kern w:val="0"/>
-          <w:lang w:eastAsia="ru-RU"/>
-          <w14:ligatures w14:val="none"/>
-        </w:rPr>
-        <w:t>Система управляет справочником услуг и нормативов. Для каждой услуги указываются название, описание, стандартная стоимость, нормативная трудоемкость в часах и перечень необходимых материалов. Для разных марок и моделей автомобилей могут действовать разные нормативы стоимости и трудоемкости. Администратор может редактировать справочник услуг и добавлять новые услуги.</w:t>
-      </w:r>
-    </w:p>
-    <w:p>
-      <w:pPr>
-        <w:shd w:val="clear" w:color="auto" w:fill="FFFFFF"/>
-        <w:spacing w:before="240" w:after="240" w:line="240" w:lineRule="auto"/>
-        <w:rPr>
-          <w:rFonts w:ascii="Times New Roman" w:eastAsia="Times New Roman" w:hAnsi="Times New Roman" w:cs="Times New Roman"/>
-          <w:color w:val="0F1115"/>
-          <w:kern w:val="0"/>
-          <w:lang w:eastAsia="ru-RU"/>
-          <w14:ligatures w14:val="none"/>
-        </w:rPr>
-      </w:pPr>
-      <w:r>
-        <w:rPr>
-          <w:rFonts w:ascii="Times New Roman" w:eastAsia="Times New Roman" w:hAnsi="Times New Roman" w:cs="Times New Roman"/>
-          <w:color w:val="0F1115"/>
-          <w:kern w:val="0"/>
-          <w:lang w:eastAsia="ru-RU"/>
-          <w14:ligatures w14:val="none"/>
-        </w:rPr>
-        <w:t>Система лояльности работает следующим образом. За каждые полные 500 рублей, потраченные на техническое обслуживание, клиенту начисляется 10 баллов лояльности. За каждые полные 500 рублей, потраченные на ремонт, начисляется 5 баллов лояльности. За каждые полные 500 рублей, потраченные на сезонную смену шин, начисляется 15 баллов лояльности. Накопленные баллы суммируются по всем автомобилям клиента. Клиент может конвертировать накопленные баллы в вознаграждения: 100 баллов на вознаграждение «Бесплатная автомойка», 250 баллов на «Замену масла (без стоимости материалов)», 500 баллов на «Скидку 15% на комплексное техническое обслуживание», 1000 баллов на «Бесплатную диагностику ходовой части». Клиент активирует вознаграждение в личном кабинете, после чего генерируется уникальный QR-код, который предъявляется в автосервисе. При активации количество баллов уменьшается соответственно выбранному вознаграждению. Использованные QR-коды учитываются в системе автосервиса, которая помечает вознаграждение как использованное.</w:t>
-      </w:r>
-    </w:p>
-    <w:p>
-      <w:pPr>
-        <w:shd w:val="clear" w:color="auto" w:fill="FFFFFF"/>
-        <w:spacing w:before="240" w:after="240" w:line="240" w:lineRule="auto"/>
-        <w:rPr>
-          <w:rFonts w:ascii="Times New Roman" w:eastAsia="Times New Roman" w:hAnsi="Times New Roman" w:cs="Times New Roman"/>
-          <w:color w:val="0F1115"/>
-          <w:kern w:val="0"/>
-          <w:lang w:eastAsia="ru-RU"/>
-          <w14:ligatures w14:val="none"/>
-        </w:rPr>
-      </w:pPr>
-      <w:r>
-        <w:rPr>
-          <w:rFonts w:ascii="Times New Roman" w:eastAsia="Times New Roman" w:hAnsi="Times New Roman" w:cs="Times New Roman"/>
-          <w:color w:val="0F1115"/>
-          <w:kern w:val="0"/>
-          <w:lang w:eastAsia="ru-RU"/>
-          <w14:ligatures w14:val="none"/>
-        </w:rPr>
-        <w:t>Вознаграждение «Бесплатная проверка давления в шинах» начисляется клиенту после каждой покупки топлива на сумму, превышающую 3000 рублей. Вознаграждение «Скидка 10% на сезонную смену шин» начисляется клиенту, который посещает автосервис более трех раз в год. Вознаграждение «Бесплатный диагностический тест» начисляется клиенту после выполнения пяти заказов в течение календарного года.</w:t>
-      </w:r>
-    </w:p>
-    <w:p>
-      <w:pPr>
-        <w:shd w:val="clear" w:color="auto" w:fill="FFFFFF"/>
-        <w:spacing w:before="240" w:after="240" w:line="240" w:lineRule="auto"/>
-        <w:rPr>
-          <w:rFonts w:ascii="Times New Roman" w:eastAsia="Times New Roman" w:hAnsi="Times New Roman" w:cs="Times New Roman"/>
-          <w:color w:val="0F1115"/>
-          <w:kern w:val="0"/>
-          <w:lang w:eastAsia="ru-RU"/>
-          <w14:ligatures w14:val="none"/>
-        </w:rPr>
-      </w:pPr>
-      <w:r>
-        <w:rPr>
-          <w:rFonts w:ascii="Times New Roman" w:eastAsia="Times New Roman" w:hAnsi="Times New Roman" w:cs="Times New Roman"/>
-          <w:color w:val="0F1115"/>
-          <w:kern w:val="0"/>
-          <w:lang w:eastAsia="ru-RU"/>
-          <w14:ligatures w14:val="none"/>
-        </w:rPr>
-        <w:t>Менеджер автосервиса может изменять старые правила и заводить новые правила начисления баллов и вознаграждений за услуги. Менеджер также может публиковать на сайте полезные статьи и видео о техническом обслуживании автомобилей, сезонных рекомендациях, обзоры новых услуг и акций.</w:t>
-      </w:r>
-    </w:p>
-    <w:p>
-      <w:pPr>
-        <w:rPr>
-          <w:rFonts w:ascii="Times New Roman" w:hAnsi="Times New Roman" w:cs="Times New Roman"/>
-        </w:rPr>
-      </w:pPr>
-    </w:p>
+        <w:drawing>
+          <wp:inline distT="0" distB="0" distL="0" distR="0" wp14:anchorId="18850AF3" wp14:editId="4301BE7B">
+            <wp:extent cx="5772447" cy="6064562"/>
+            <wp:effectExtent l="0" t="0" r="0" b="0"/>
+            <wp:docPr id="14" name="Рисунок 14"/>
+            <wp:cNvGraphicFramePr>
+              <a:graphicFrameLocks xmlns:a="http://schemas.openxmlformats.org/drawingml/2006/main" noChangeAspect="1"/>
+            </wp:cNvGraphicFramePr>
+            <a:graphic xmlns:a="http://schemas.openxmlformats.org/drawingml/2006/main">
+              <a:graphicData uri="http://schemas.openxmlformats.org/drawingml/2006/picture">
+                <pic:pic xmlns:pic="http://schemas.openxmlformats.org/drawingml/2006/picture">
+                  <pic:nvPicPr>
+                    <pic:cNvPr id="1" name=""/>
+                    <pic:cNvPicPr/>
+                  </pic:nvPicPr>
+                  <pic:blipFill>
+                    <a:blip r:embed="rId13"/>
+                    <a:stretch>
+                      <a:fillRect/>
+                    </a:stretch>
+                  </pic:blipFill>
+                  <pic:spPr>
+                    <a:xfrm>
+                      <a:off x="0" y="0"/>
+                      <a:ext cx="5772447" cy="6064562"/>
+                    </a:xfrm>
+                    <a:prstGeom prst="rect">
+                      <a:avLst/>
+                    </a:prstGeom>
+                  </pic:spPr>
+                </pic:pic>
+              </a:graphicData>
+            </a:graphic>
+          </wp:inline>
+        </w:drawing>
+      </w:r>
+    </w:p>
+    <w:p>
+      <w:pPr>
+        <w:ind w:left="720"/>
+        <w:rPr>
+          <w:b/>
+          <w:sz w:val="32"/>
+        </w:rPr>
+      </w:pPr>
+      <w:r>
+        <w:rPr>
+          <w:b/>
+          <w:sz w:val="32"/>
+        </w:rPr>
+        <w:t xml:space="preserve">Добавлены 2 новых класса: </w:t>
+      </w:r>
+    </w:p>
+    <w:p>
+      <w:pPr>
+        <w:ind w:left="720"/>
+        <w:rPr>
+          <w:b/>
+          <w:sz w:val="32"/>
+        </w:rPr>
+      </w:pPr>
+      <w:r>
+        <w:rPr>
+          <w:b/>
+          <w:noProof/>
+          <w:sz w:val="32"/>
+          <w:lang w:eastAsia="ru-RU"/>
+        </w:rPr>
+        <w:drawing>
+          <wp:inline distT="0" distB="0" distL="0" distR="0" wp14:anchorId="34F542FC" wp14:editId="40179045">
+            <wp:extent cx="5940425" cy="299720"/>
+            <wp:effectExtent l="0" t="0" r="3175" b="5080"/>
+            <wp:docPr id="2" name="Рисунок 2"/>
+            <wp:cNvGraphicFramePr>
+              <a:graphicFrameLocks xmlns:a="http://schemas.openxmlformats.org/drawingml/2006/main" noChangeAspect="1"/>
+            </wp:cNvGraphicFramePr>
+            <a:graphic xmlns:a="http://schemas.openxmlformats.org/drawingml/2006/main">
+              <a:graphicData uri="http://schemas.openxmlformats.org/drawingml/2006/picture">
+                <pic:pic xmlns:pic="http://schemas.openxmlformats.org/drawingml/2006/picture">
+                  <pic:nvPicPr>
+                    <pic:cNvPr id="1" name=""/>
+                    <pic:cNvPicPr/>
+                  </pic:nvPicPr>
+                  <pic:blipFill>
+                    <a:blip r:embed="rId14"/>
+                    <a:stretch>
+                      <a:fillRect/>
+                    </a:stretch>
+                  </pic:blipFill>
+                  <pic:spPr>
+                    <a:xfrm>
+                      <a:off x="0" y="0"/>
+                      <a:ext cx="5940425" cy="299720"/>
+                    </a:xfrm>
+                    <a:prstGeom prst="rect">
+                      <a:avLst/>
+                    </a:prstGeom>
+                  </pic:spPr>
+                </pic:pic>
+              </a:graphicData>
+            </a:graphic>
+          </wp:inline>
+        </w:drawing>
+      </w:r>
+    </w:p>
+    <w:p>
+      <w:pPr>
+        <w:ind w:left="720"/>
+        <w:rPr>
+          <w:b/>
+          <w:sz w:val="32"/>
+        </w:rPr>
+      </w:pPr>
+      <w:r>
+        <w:rPr>
+          <w:b/>
+          <w:sz w:val="32"/>
+        </w:rPr>
+        <w:t>Новая диаграмма классов с добавлением атрибутов</w:t>
+      </w:r>
+    </w:p>
+    <w:p>
+      <w:pPr>
+        <w:ind w:left="720"/>
+        <w:rPr>
+          <w:b/>
+          <w:sz w:val="32"/>
+        </w:rPr>
+      </w:pPr>
+      <w:r>
+        <w:rPr>
+          <w:b/>
+          <w:sz w:val="32"/>
+        </w:rPr>
+        <w:lastRenderedPageBreak/>
+        <w:drawing>
+          <wp:inline distT="0" distB="0" distL="0" distR="0" wp14:anchorId="63066EEC" wp14:editId="08DA34FF">
+            <wp:extent cx="5940425" cy="3273425"/>
+            <wp:effectExtent l="0" t="0" r="3175" b="3175"/>
+            <wp:docPr id="3" name="Рисунок 3"/>
+            <wp:cNvGraphicFramePr>
+              <a:graphicFrameLocks xmlns:a="http://schemas.openxmlformats.org/drawingml/2006/main" noChangeAspect="1"/>
+            </wp:cNvGraphicFramePr>
+            <a:graphic xmlns:a="http://schemas.openxmlformats.org/drawingml/2006/main">
+              <a:graphicData uri="http://schemas.openxmlformats.org/drawingml/2006/picture">
+                <pic:pic xmlns:pic="http://schemas.openxmlformats.org/drawingml/2006/picture">
+                  <pic:nvPicPr>
+                    <pic:cNvPr id="1" name=""/>
+                    <pic:cNvPicPr/>
+                  </pic:nvPicPr>
+                  <pic:blipFill>
+                    <a:blip r:embed="rId15"/>
+                    <a:stretch>
+                      <a:fillRect/>
+                    </a:stretch>
+                  </pic:blipFill>
+                  <pic:spPr>
+                    <a:xfrm>
+                      <a:off x="0" y="0"/>
+                      <a:ext cx="5940425" cy="3273425"/>
+                    </a:xfrm>
+                    <a:prstGeom prst="rect">
+                      <a:avLst/>
+                    </a:prstGeom>
+                  </pic:spPr>
+                </pic:pic>
+              </a:graphicData>
+            </a:graphic>
+          </wp:inline>
+        </w:drawing>
+      </w:r>
+    </w:p>
+    <w:p>
+      <w:pPr>
+        <w:spacing w:before="100" w:beforeAutospacing="1" w:after="100" w:afterAutospacing="1" w:line="240" w:lineRule="auto"/>
+        <w:rPr>
+          <w:rFonts w:ascii="Times New Roman" w:eastAsia="Times New Roman" w:hAnsi="Times New Roman" w:cs="Times New Roman"/>
+          <w:lang w:eastAsia="ru-RU"/>
+        </w:rPr>
+      </w:pPr>
+      <w:r>
+        <w:rPr>
+          <w:rFonts w:ascii="Times New Roman" w:eastAsia="Times New Roman" w:hAnsi="Times New Roman" w:cs="Times New Roman"/>
+          <w:b/>
+          <w:bCs/>
+          <w:lang w:eastAsia="ru-RU"/>
+        </w:rPr>
+        <w:t>Атрибуты классам</w:t>
+      </w:r>
+    </w:p>
+    <w:tbl>
+      <w:tblPr>
+        <w:tblStyle w:val="ae"/>
+        <w:tblW w:w="0" w:type="auto"/>
+        <w:tblLook w:val="04A0" w:firstRow="1" w:lastRow="0" w:firstColumn="1" w:lastColumn="0" w:noHBand="0" w:noVBand="1"/>
+      </w:tblPr>
+      <w:tblGrid>
+        <w:gridCol w:w="3142"/>
+        <w:gridCol w:w="6203"/>
+      </w:tblGrid>
+      <w:tr>
+        <w:tc>
+          <w:tcPr>
+            <w:tcW w:w="0" w:type="auto"/>
+            <w:hideMark/>
+          </w:tcPr>
+          <w:p>
+            <w:pPr>
+              <w:jc w:val="center"/>
+              <w:rPr>
+                <w:rFonts w:ascii="Times New Roman" w:eastAsia="Times New Roman" w:hAnsi="Times New Roman" w:cs="Times New Roman"/>
+                <w:b/>
+                <w:bCs/>
+                <w:sz w:val="24"/>
+                <w:szCs w:val="24"/>
+                <w:lang w:eastAsia="ru-RU"/>
+              </w:rPr>
+            </w:pPr>
+            <w:r>
+              <w:rPr>
+                <w:rFonts w:ascii="Times New Roman" w:eastAsia="Times New Roman" w:hAnsi="Times New Roman" w:cs="Times New Roman"/>
+                <w:b/>
+                <w:bCs/>
+                <w:sz w:val="24"/>
+                <w:szCs w:val="24"/>
+                <w:lang w:eastAsia="ru-RU"/>
+              </w:rPr>
+              <w:t>Класс</w:t>
+            </w:r>
+          </w:p>
+        </w:tc>
+        <w:tc>
+          <w:tcPr>
+            <w:tcW w:w="0" w:type="auto"/>
+            <w:hideMark/>
+          </w:tcPr>
+          <w:p>
+            <w:pPr>
+              <w:jc w:val="center"/>
+              <w:rPr>
+                <w:rFonts w:ascii="Times New Roman" w:eastAsia="Times New Roman" w:hAnsi="Times New Roman" w:cs="Times New Roman"/>
+                <w:b/>
+                <w:bCs/>
+                <w:sz w:val="24"/>
+                <w:szCs w:val="24"/>
+                <w:lang w:eastAsia="ru-RU"/>
+              </w:rPr>
+            </w:pPr>
+            <w:r>
+              <w:rPr>
+                <w:rFonts w:ascii="Times New Roman" w:eastAsia="Times New Roman" w:hAnsi="Times New Roman" w:cs="Times New Roman"/>
+                <w:b/>
+                <w:bCs/>
+                <w:sz w:val="24"/>
+                <w:szCs w:val="24"/>
+                <w:lang w:eastAsia="ru-RU"/>
+              </w:rPr>
+              <w:t>Атрибуты</w:t>
+            </w:r>
+          </w:p>
+        </w:tc>
+      </w:tr>
+      <w:tr>
+        <w:tc>
+          <w:tcPr>
+            <w:tcW w:w="0" w:type="auto"/>
+            <w:hideMark/>
+          </w:tcPr>
+          <w:p>
+            <w:pPr>
+              <w:jc w:val="center"/>
+              <w:rPr>
+                <w:rFonts w:ascii="Times New Roman" w:eastAsia="Times New Roman" w:hAnsi="Times New Roman" w:cs="Times New Roman"/>
+                <w:sz w:val="24"/>
+                <w:szCs w:val="24"/>
+                <w:lang w:eastAsia="ru-RU"/>
+              </w:rPr>
+            </w:pPr>
+            <w:r>
+              <w:rPr>
+                <w:rFonts w:ascii="Times New Roman" w:eastAsia="Times New Roman" w:hAnsi="Times New Roman" w:cs="Times New Roman"/>
+                <w:sz w:val="24"/>
+                <w:szCs w:val="24"/>
+                <w:lang w:eastAsia="ru-RU"/>
+              </w:rPr>
+              <w:t>Клиент</w:t>
+            </w:r>
+          </w:p>
+        </w:tc>
+        <w:tc>
+          <w:tcPr>
+            <w:tcW w:w="0" w:type="auto"/>
+            <w:hideMark/>
+          </w:tcPr>
+          <w:p>
+            <w:pPr>
+              <w:jc w:val="center"/>
+              <w:rPr>
+                <w:rFonts w:ascii="Times New Roman" w:eastAsia="Times New Roman" w:hAnsi="Times New Roman" w:cs="Times New Roman"/>
+                <w:sz w:val="24"/>
+                <w:szCs w:val="24"/>
+                <w:lang w:eastAsia="ru-RU"/>
+              </w:rPr>
+            </w:pPr>
+            <w:r>
+              <w:rPr>
+                <w:rFonts w:ascii="Times New Roman" w:eastAsia="Times New Roman" w:hAnsi="Times New Roman" w:cs="Times New Roman"/>
+                <w:sz w:val="24"/>
+                <w:szCs w:val="24"/>
+                <w:lang w:eastAsia="ru-RU"/>
+              </w:rPr>
+              <w:t xml:space="preserve">Телефон (логин), Пароль, ФИО, </w:t>
+            </w:r>
+            <w:proofErr w:type="spellStart"/>
+            <w:r>
+              <w:rPr>
+                <w:rFonts w:ascii="Times New Roman" w:eastAsia="Times New Roman" w:hAnsi="Times New Roman" w:cs="Times New Roman"/>
+                <w:sz w:val="24"/>
+                <w:szCs w:val="24"/>
+                <w:lang w:eastAsia="ru-RU"/>
+              </w:rPr>
+              <w:t>Email</w:t>
+            </w:r>
+            <w:proofErr w:type="spellEnd"/>
+            <w:r>
+              <w:rPr>
+                <w:rFonts w:ascii="Times New Roman" w:eastAsia="Times New Roman" w:hAnsi="Times New Roman" w:cs="Times New Roman"/>
+                <w:sz w:val="24"/>
+                <w:szCs w:val="24"/>
+                <w:lang w:eastAsia="ru-RU"/>
+              </w:rPr>
+              <w:t>, Баллы лояльности</w:t>
+            </w:r>
+          </w:p>
+        </w:tc>
+      </w:tr>
+      <w:tr>
+        <w:tc>
+          <w:tcPr>
+            <w:tcW w:w="0" w:type="auto"/>
+            <w:hideMark/>
+          </w:tcPr>
+          <w:p>
+            <w:pPr>
+              <w:jc w:val="center"/>
+              <w:rPr>
+                <w:rFonts w:ascii="Times New Roman" w:eastAsia="Times New Roman" w:hAnsi="Times New Roman" w:cs="Times New Roman"/>
+                <w:sz w:val="24"/>
+                <w:szCs w:val="24"/>
+                <w:lang w:eastAsia="ru-RU"/>
+              </w:rPr>
+            </w:pPr>
+            <w:r>
+              <w:rPr>
+                <w:rFonts w:ascii="Times New Roman" w:eastAsia="Times New Roman" w:hAnsi="Times New Roman" w:cs="Times New Roman"/>
+                <w:sz w:val="24"/>
+                <w:szCs w:val="24"/>
+                <w:lang w:eastAsia="ru-RU"/>
+              </w:rPr>
+              <w:t>Автомобиль</w:t>
+            </w:r>
+          </w:p>
+        </w:tc>
+        <w:tc>
+          <w:tcPr>
+            <w:tcW w:w="0" w:type="auto"/>
+            <w:hideMark/>
+          </w:tcPr>
+          <w:p>
+            <w:pPr>
+              <w:jc w:val="center"/>
+              <w:rPr>
+                <w:rFonts w:ascii="Times New Roman" w:eastAsia="Times New Roman" w:hAnsi="Times New Roman" w:cs="Times New Roman"/>
+                <w:sz w:val="24"/>
+                <w:szCs w:val="24"/>
+                <w:lang w:eastAsia="ru-RU"/>
+              </w:rPr>
+            </w:pPr>
+            <w:r>
+              <w:rPr>
+                <w:rFonts w:ascii="Times New Roman" w:eastAsia="Times New Roman" w:hAnsi="Times New Roman" w:cs="Times New Roman"/>
+                <w:sz w:val="24"/>
+                <w:szCs w:val="24"/>
+                <w:lang w:eastAsia="ru-RU"/>
+              </w:rPr>
+              <w:t xml:space="preserve">Марка, Модель, Год выпуска, VIN-номер, </w:t>
+            </w:r>
+            <w:proofErr w:type="spellStart"/>
+            <w:r>
+              <w:rPr>
+                <w:rFonts w:ascii="Times New Roman" w:eastAsia="Times New Roman" w:hAnsi="Times New Roman" w:cs="Times New Roman"/>
+                <w:sz w:val="24"/>
+                <w:szCs w:val="24"/>
+                <w:lang w:eastAsia="ru-RU"/>
+              </w:rPr>
+              <w:t>Гос.номер</w:t>
+            </w:r>
+            <w:proofErr w:type="spellEnd"/>
+            <w:r>
+              <w:rPr>
+                <w:rFonts w:ascii="Times New Roman" w:eastAsia="Times New Roman" w:hAnsi="Times New Roman" w:cs="Times New Roman"/>
+                <w:sz w:val="24"/>
+                <w:szCs w:val="24"/>
+                <w:lang w:eastAsia="ru-RU"/>
+              </w:rPr>
+              <w:t>, Пробег</w:t>
+            </w:r>
+          </w:p>
+        </w:tc>
+      </w:tr>
+      <w:tr>
+        <w:tc>
+          <w:tcPr>
+            <w:tcW w:w="0" w:type="auto"/>
+            <w:hideMark/>
+          </w:tcPr>
+          <w:p>
+            <w:pPr>
+              <w:jc w:val="center"/>
+              <w:rPr>
+                <w:rFonts w:ascii="Times New Roman" w:eastAsia="Times New Roman" w:hAnsi="Times New Roman" w:cs="Times New Roman"/>
+                <w:sz w:val="24"/>
+                <w:szCs w:val="24"/>
+                <w:lang w:eastAsia="ru-RU"/>
+              </w:rPr>
+            </w:pPr>
+            <w:r>
+              <w:rPr>
+                <w:rFonts w:ascii="Times New Roman" w:eastAsia="Times New Roman" w:hAnsi="Times New Roman" w:cs="Times New Roman"/>
+                <w:sz w:val="24"/>
+                <w:szCs w:val="24"/>
+                <w:lang w:eastAsia="ru-RU"/>
+              </w:rPr>
+              <w:t>Запись на сервис</w:t>
+            </w:r>
+          </w:p>
+        </w:tc>
+        <w:tc>
+          <w:tcPr>
+            <w:tcW w:w="0" w:type="auto"/>
+            <w:hideMark/>
+          </w:tcPr>
+          <w:p>
+            <w:pPr>
+              <w:jc w:val="center"/>
+              <w:rPr>
+                <w:rFonts w:ascii="Times New Roman" w:eastAsia="Times New Roman" w:hAnsi="Times New Roman" w:cs="Times New Roman"/>
+                <w:sz w:val="24"/>
+                <w:szCs w:val="24"/>
+                <w:lang w:eastAsia="ru-RU"/>
+              </w:rPr>
+            </w:pPr>
+            <w:r>
+              <w:rPr>
+                <w:rFonts w:ascii="Times New Roman" w:eastAsia="Times New Roman" w:hAnsi="Times New Roman" w:cs="Times New Roman"/>
+                <w:sz w:val="24"/>
+                <w:szCs w:val="24"/>
+                <w:lang w:eastAsia="ru-RU"/>
+              </w:rPr>
+              <w:t>Дата, Время, Способ оплаты, Статус</w:t>
+            </w:r>
+          </w:p>
+        </w:tc>
+      </w:tr>
+      <w:tr>
+        <w:tc>
+          <w:tcPr>
+            <w:tcW w:w="0" w:type="auto"/>
+            <w:hideMark/>
+          </w:tcPr>
+          <w:p>
+            <w:pPr>
+              <w:jc w:val="center"/>
+              <w:rPr>
+                <w:rFonts w:ascii="Times New Roman" w:eastAsia="Times New Roman" w:hAnsi="Times New Roman" w:cs="Times New Roman"/>
+                <w:sz w:val="24"/>
+                <w:szCs w:val="24"/>
+                <w:lang w:eastAsia="ru-RU"/>
+              </w:rPr>
+            </w:pPr>
+            <w:r>
+              <w:rPr>
+                <w:rFonts w:ascii="Times New Roman" w:eastAsia="Times New Roman" w:hAnsi="Times New Roman" w:cs="Times New Roman"/>
+                <w:sz w:val="24"/>
+                <w:szCs w:val="24"/>
+                <w:lang w:eastAsia="ru-RU"/>
+              </w:rPr>
+              <w:t>Услуга</w:t>
+            </w:r>
+          </w:p>
+        </w:tc>
+        <w:tc>
+          <w:tcPr>
+            <w:tcW w:w="0" w:type="auto"/>
+            <w:hideMark/>
+          </w:tcPr>
+          <w:p>
+            <w:pPr>
+              <w:jc w:val="center"/>
+              <w:rPr>
+                <w:rFonts w:ascii="Times New Roman" w:eastAsia="Times New Roman" w:hAnsi="Times New Roman" w:cs="Times New Roman"/>
+                <w:sz w:val="24"/>
+                <w:szCs w:val="24"/>
+                <w:lang w:eastAsia="ru-RU"/>
+              </w:rPr>
+            </w:pPr>
+            <w:r>
+              <w:rPr>
+                <w:rFonts w:ascii="Times New Roman" w:eastAsia="Times New Roman" w:hAnsi="Times New Roman" w:cs="Times New Roman"/>
+                <w:sz w:val="24"/>
+                <w:szCs w:val="24"/>
+                <w:lang w:eastAsia="ru-RU"/>
+              </w:rPr>
+              <w:t>Название, Описание, Стоимость, Трудоёмкость (ч), Материалы</w:t>
+            </w:r>
+          </w:p>
+        </w:tc>
+      </w:tr>
+      <w:tr>
+        <w:tc>
+          <w:tcPr>
+            <w:tcW w:w="0" w:type="auto"/>
+            <w:hideMark/>
+          </w:tcPr>
+          <w:p>
+            <w:pPr>
+              <w:jc w:val="center"/>
+              <w:rPr>
+                <w:rFonts w:ascii="Times New Roman" w:eastAsia="Times New Roman" w:hAnsi="Times New Roman" w:cs="Times New Roman"/>
+                <w:sz w:val="24"/>
+                <w:szCs w:val="24"/>
+                <w:lang w:eastAsia="ru-RU"/>
+              </w:rPr>
+            </w:pPr>
+            <w:r>
+              <w:rPr>
+                <w:rFonts w:ascii="Times New Roman" w:eastAsia="Times New Roman" w:hAnsi="Times New Roman" w:cs="Times New Roman"/>
+                <w:sz w:val="24"/>
+                <w:szCs w:val="24"/>
+                <w:lang w:eastAsia="ru-RU"/>
+              </w:rPr>
+              <w:t>История обслуживания</w:t>
+            </w:r>
+          </w:p>
+        </w:tc>
+        <w:tc>
+          <w:tcPr>
+            <w:tcW w:w="0" w:type="auto"/>
+            <w:hideMark/>
+          </w:tcPr>
+          <w:p>
+            <w:pPr>
+              <w:jc w:val="center"/>
+              <w:rPr>
+                <w:rFonts w:ascii="Times New Roman" w:eastAsia="Times New Roman" w:hAnsi="Times New Roman" w:cs="Times New Roman"/>
+                <w:sz w:val="24"/>
+                <w:szCs w:val="24"/>
+                <w:lang w:eastAsia="ru-RU"/>
+              </w:rPr>
+            </w:pPr>
+            <w:r>
+              <w:rPr>
+                <w:rFonts w:ascii="Times New Roman" w:eastAsia="Times New Roman" w:hAnsi="Times New Roman" w:cs="Times New Roman"/>
+                <w:sz w:val="24"/>
+                <w:szCs w:val="24"/>
+                <w:lang w:eastAsia="ru-RU"/>
+              </w:rPr>
+              <w:t>Дата визита, Пробег на момент визита, Выполненные работы, Заменённые детали, Стоимость</w:t>
+            </w:r>
+          </w:p>
+        </w:tc>
+      </w:tr>
+      <w:tr>
+        <w:tc>
+          <w:tcPr>
+            <w:tcW w:w="0" w:type="auto"/>
+            <w:hideMark/>
+          </w:tcPr>
+          <w:p>
+            <w:pPr>
+              <w:jc w:val="center"/>
+              <w:rPr>
+                <w:rFonts w:ascii="Times New Roman" w:eastAsia="Times New Roman" w:hAnsi="Times New Roman" w:cs="Times New Roman"/>
+                <w:sz w:val="24"/>
+                <w:szCs w:val="24"/>
+                <w:lang w:eastAsia="ru-RU"/>
+              </w:rPr>
+            </w:pPr>
+            <w:r>
+              <w:rPr>
+                <w:rFonts w:ascii="Times New Roman" w:eastAsia="Times New Roman" w:hAnsi="Times New Roman" w:cs="Times New Roman"/>
+                <w:sz w:val="24"/>
+                <w:szCs w:val="24"/>
+                <w:lang w:eastAsia="ru-RU"/>
+              </w:rPr>
+              <w:t>Мастер</w:t>
+            </w:r>
+          </w:p>
+        </w:tc>
+        <w:tc>
+          <w:tcPr>
+            <w:tcW w:w="0" w:type="auto"/>
+            <w:hideMark/>
+          </w:tcPr>
+          <w:p>
+            <w:pPr>
+              <w:jc w:val="center"/>
+              <w:rPr>
+                <w:rFonts w:ascii="Times New Roman" w:eastAsia="Times New Roman" w:hAnsi="Times New Roman" w:cs="Times New Roman"/>
+                <w:sz w:val="24"/>
+                <w:szCs w:val="24"/>
+                <w:lang w:eastAsia="ru-RU"/>
+              </w:rPr>
+            </w:pPr>
+            <w:r>
+              <w:rPr>
+                <w:rFonts w:ascii="Times New Roman" w:eastAsia="Times New Roman" w:hAnsi="Times New Roman" w:cs="Times New Roman"/>
+                <w:sz w:val="24"/>
+                <w:szCs w:val="24"/>
+                <w:lang w:eastAsia="ru-RU"/>
+              </w:rPr>
+              <w:t>ФИО, Логин, Пароль</w:t>
+            </w:r>
+          </w:p>
+        </w:tc>
+      </w:tr>
+      <w:tr>
+        <w:tc>
+          <w:tcPr>
+            <w:tcW w:w="0" w:type="auto"/>
+            <w:hideMark/>
+          </w:tcPr>
+          <w:p>
+            <w:pPr>
+              <w:jc w:val="center"/>
+              <w:rPr>
+                <w:rFonts w:ascii="Times New Roman" w:eastAsia="Times New Roman" w:hAnsi="Times New Roman" w:cs="Times New Roman"/>
+                <w:sz w:val="24"/>
+                <w:szCs w:val="24"/>
+                <w:lang w:eastAsia="ru-RU"/>
+              </w:rPr>
+            </w:pPr>
+            <w:r>
+              <w:rPr>
+                <w:rFonts w:ascii="Times New Roman" w:eastAsia="Times New Roman" w:hAnsi="Times New Roman" w:cs="Times New Roman"/>
+                <w:sz w:val="24"/>
+                <w:szCs w:val="24"/>
+                <w:lang w:eastAsia="ru-RU"/>
+              </w:rPr>
+              <w:t>Администратор</w:t>
+            </w:r>
+          </w:p>
+        </w:tc>
+        <w:tc>
+          <w:tcPr>
+            <w:tcW w:w="0" w:type="auto"/>
+            <w:hideMark/>
+          </w:tcPr>
+          <w:p>
+            <w:pPr>
+              <w:jc w:val="center"/>
+              <w:rPr>
+                <w:rFonts w:ascii="Times New Roman" w:eastAsia="Times New Roman" w:hAnsi="Times New Roman" w:cs="Times New Roman"/>
+                <w:sz w:val="24"/>
+                <w:szCs w:val="24"/>
+                <w:lang w:eastAsia="ru-RU"/>
+              </w:rPr>
+            </w:pPr>
+            <w:r>
+              <w:rPr>
+                <w:rFonts w:ascii="Times New Roman" w:eastAsia="Times New Roman" w:hAnsi="Times New Roman" w:cs="Times New Roman"/>
+                <w:sz w:val="24"/>
+                <w:szCs w:val="24"/>
+                <w:lang w:eastAsia="ru-RU"/>
+              </w:rPr>
+              <w:t>ФИО, Логин, Пароль</w:t>
+            </w:r>
+          </w:p>
+        </w:tc>
+      </w:tr>
+      <w:tr>
+        <w:tc>
+          <w:tcPr>
+            <w:tcW w:w="0" w:type="auto"/>
+            <w:hideMark/>
+          </w:tcPr>
+          <w:p>
+            <w:pPr>
+              <w:jc w:val="center"/>
+              <w:rPr>
+                <w:rFonts w:ascii="Times New Roman" w:eastAsia="Times New Roman" w:hAnsi="Times New Roman" w:cs="Times New Roman"/>
+                <w:sz w:val="24"/>
+                <w:szCs w:val="24"/>
+                <w:lang w:eastAsia="ru-RU"/>
+              </w:rPr>
+            </w:pPr>
+            <w:r>
+              <w:rPr>
+                <w:rFonts w:ascii="Times New Roman" w:eastAsia="Times New Roman" w:hAnsi="Times New Roman" w:cs="Times New Roman"/>
+                <w:sz w:val="24"/>
+                <w:szCs w:val="24"/>
+                <w:lang w:eastAsia="ru-RU"/>
+              </w:rPr>
+              <w:t>Менеджер</w:t>
+            </w:r>
+          </w:p>
+        </w:tc>
+        <w:tc>
+          <w:tcPr>
+            <w:tcW w:w="0" w:type="auto"/>
+            <w:hideMark/>
+          </w:tcPr>
+          <w:p>
+            <w:pPr>
+              <w:jc w:val="center"/>
+              <w:rPr>
+                <w:rFonts w:ascii="Times New Roman" w:eastAsia="Times New Roman" w:hAnsi="Times New Roman" w:cs="Times New Roman"/>
+                <w:sz w:val="24"/>
+                <w:szCs w:val="24"/>
+                <w:lang w:eastAsia="ru-RU"/>
+              </w:rPr>
+            </w:pPr>
+            <w:r>
+              <w:rPr>
+                <w:rFonts w:ascii="Times New Roman" w:eastAsia="Times New Roman" w:hAnsi="Times New Roman" w:cs="Times New Roman"/>
+                <w:sz w:val="24"/>
+                <w:szCs w:val="24"/>
+                <w:lang w:eastAsia="ru-RU"/>
+              </w:rPr>
+              <w:t>ФИО, Логин, Пароль</w:t>
+            </w:r>
+          </w:p>
+        </w:tc>
+      </w:tr>
+      <w:tr>
+        <w:tc>
+          <w:tcPr>
+            <w:tcW w:w="0" w:type="auto"/>
+            <w:hideMark/>
+          </w:tcPr>
+          <w:p>
+            <w:pPr>
+              <w:jc w:val="center"/>
+              <w:rPr>
+                <w:rFonts w:ascii="Times New Roman" w:eastAsia="Times New Roman" w:hAnsi="Times New Roman" w:cs="Times New Roman"/>
+                <w:sz w:val="24"/>
+                <w:szCs w:val="24"/>
+                <w:lang w:eastAsia="ru-RU"/>
+              </w:rPr>
+            </w:pPr>
+            <w:r>
+              <w:rPr>
+                <w:rFonts w:ascii="Times New Roman" w:eastAsia="Times New Roman" w:hAnsi="Times New Roman" w:cs="Times New Roman"/>
+                <w:sz w:val="24"/>
+                <w:szCs w:val="24"/>
+                <w:lang w:eastAsia="ru-RU"/>
+              </w:rPr>
+              <w:t>Отзыв</w:t>
+            </w:r>
+          </w:p>
+        </w:tc>
+        <w:tc>
+          <w:tcPr>
+            <w:tcW w:w="0" w:type="auto"/>
+            <w:hideMark/>
+          </w:tcPr>
+          <w:p>
+            <w:pPr>
+              <w:jc w:val="center"/>
+              <w:rPr>
+                <w:rFonts w:ascii="Times New Roman" w:eastAsia="Times New Roman" w:hAnsi="Times New Roman" w:cs="Times New Roman"/>
+                <w:sz w:val="24"/>
+                <w:szCs w:val="24"/>
+                <w:lang w:eastAsia="ru-RU"/>
+              </w:rPr>
+            </w:pPr>
+            <w:r>
+              <w:rPr>
+                <w:rFonts w:ascii="Times New Roman" w:eastAsia="Times New Roman" w:hAnsi="Times New Roman" w:cs="Times New Roman"/>
+                <w:sz w:val="24"/>
+                <w:szCs w:val="24"/>
+                <w:lang w:eastAsia="ru-RU"/>
+              </w:rPr>
+              <w:t>Оценка, Дата</w:t>
+            </w:r>
+          </w:p>
+        </w:tc>
+      </w:tr>
+      <w:tr>
+        <w:tc>
+          <w:tcPr>
+            <w:tcW w:w="0" w:type="auto"/>
+            <w:hideMark/>
+          </w:tcPr>
+          <w:p>
+            <w:pPr>
+              <w:jc w:val="center"/>
+              <w:rPr>
+                <w:rFonts w:ascii="Times New Roman" w:eastAsia="Times New Roman" w:hAnsi="Times New Roman" w:cs="Times New Roman"/>
+                <w:sz w:val="24"/>
+                <w:szCs w:val="24"/>
+                <w:lang w:eastAsia="ru-RU"/>
+              </w:rPr>
+            </w:pPr>
+            <w:r>
+              <w:rPr>
+                <w:rFonts w:ascii="Times New Roman" w:eastAsia="Times New Roman" w:hAnsi="Times New Roman" w:cs="Times New Roman"/>
+                <w:sz w:val="24"/>
+                <w:szCs w:val="24"/>
+                <w:lang w:eastAsia="ru-RU"/>
+              </w:rPr>
+              <w:t>Вид вознаграждения</w:t>
+            </w:r>
+          </w:p>
+        </w:tc>
+        <w:tc>
+          <w:tcPr>
+            <w:tcW w:w="0" w:type="auto"/>
+            <w:hideMark/>
+          </w:tcPr>
+          <w:p>
+            <w:pPr>
+              <w:jc w:val="center"/>
+              <w:rPr>
+                <w:rFonts w:ascii="Times New Roman" w:eastAsia="Times New Roman" w:hAnsi="Times New Roman" w:cs="Times New Roman"/>
+                <w:sz w:val="24"/>
+                <w:szCs w:val="24"/>
+                <w:lang w:eastAsia="ru-RU"/>
+              </w:rPr>
+            </w:pPr>
+            <w:r>
+              <w:rPr>
+                <w:rFonts w:ascii="Times New Roman" w:eastAsia="Times New Roman" w:hAnsi="Times New Roman" w:cs="Times New Roman"/>
+                <w:sz w:val="24"/>
+                <w:szCs w:val="24"/>
+                <w:lang w:eastAsia="ru-RU"/>
+              </w:rPr>
+              <w:t>Название, Описание, Стоимость в баллах</w:t>
+            </w:r>
+          </w:p>
+        </w:tc>
+      </w:tr>
+      <w:tr>
+        <w:tc>
+          <w:tcPr>
+            <w:tcW w:w="0" w:type="auto"/>
+            <w:hideMark/>
+          </w:tcPr>
+          <w:p>
+            <w:pPr>
+              <w:jc w:val="center"/>
+              <w:rPr>
+                <w:rFonts w:ascii="Times New Roman" w:eastAsia="Times New Roman" w:hAnsi="Times New Roman" w:cs="Times New Roman"/>
+                <w:sz w:val="24"/>
+                <w:szCs w:val="24"/>
+                <w:lang w:eastAsia="ru-RU"/>
+              </w:rPr>
+            </w:pPr>
+            <w:r>
+              <w:rPr>
+                <w:rFonts w:ascii="Times New Roman" w:eastAsia="Times New Roman" w:hAnsi="Times New Roman" w:cs="Times New Roman"/>
+                <w:sz w:val="24"/>
+                <w:szCs w:val="24"/>
+                <w:lang w:eastAsia="ru-RU"/>
+              </w:rPr>
+              <w:t>Вознаграждение</w:t>
+            </w:r>
+          </w:p>
+        </w:tc>
+        <w:tc>
+          <w:tcPr>
+            <w:tcW w:w="0" w:type="auto"/>
+            <w:hideMark/>
+          </w:tcPr>
+          <w:p>
+            <w:pPr>
+              <w:jc w:val="center"/>
+              <w:rPr>
+                <w:rFonts w:ascii="Times New Roman" w:eastAsia="Times New Roman" w:hAnsi="Times New Roman" w:cs="Times New Roman"/>
+                <w:sz w:val="24"/>
+                <w:szCs w:val="24"/>
+                <w:lang w:eastAsia="ru-RU"/>
+              </w:rPr>
+            </w:pPr>
+            <w:r>
+              <w:rPr>
+                <w:rFonts w:ascii="Times New Roman" w:eastAsia="Times New Roman" w:hAnsi="Times New Roman" w:cs="Times New Roman"/>
+                <w:sz w:val="24"/>
+                <w:szCs w:val="24"/>
+                <w:lang w:eastAsia="ru-RU"/>
+              </w:rPr>
+              <w:t>Дата активации, QR-код, Использовано</w:t>
+            </w:r>
+          </w:p>
+        </w:tc>
+      </w:tr>
+      <w:tr>
+        <w:tc>
+          <w:tcPr>
+            <w:tcW w:w="0" w:type="auto"/>
+            <w:hideMark/>
+          </w:tcPr>
+          <w:p>
+            <w:pPr>
+              <w:jc w:val="center"/>
+              <w:rPr>
+                <w:rFonts w:ascii="Times New Roman" w:eastAsia="Times New Roman" w:hAnsi="Times New Roman" w:cs="Times New Roman"/>
+                <w:sz w:val="24"/>
+                <w:szCs w:val="24"/>
+                <w:lang w:eastAsia="ru-RU"/>
+              </w:rPr>
+            </w:pPr>
+            <w:r>
+              <w:rPr>
+                <w:rFonts w:ascii="Times New Roman" w:eastAsia="Times New Roman" w:hAnsi="Times New Roman" w:cs="Times New Roman"/>
+                <w:sz w:val="24"/>
+                <w:szCs w:val="24"/>
+                <w:lang w:eastAsia="ru-RU"/>
+              </w:rPr>
+              <w:t>Правило (абстрактный, только общее)</w:t>
+            </w:r>
+          </w:p>
+        </w:tc>
+        <w:tc>
+          <w:tcPr>
+            <w:tcW w:w="0" w:type="auto"/>
+            <w:hideMark/>
+          </w:tcPr>
+          <w:p>
+            <w:pPr>
+              <w:jc w:val="center"/>
+              <w:rPr>
+                <w:rFonts w:ascii="Times New Roman" w:eastAsia="Times New Roman" w:hAnsi="Times New Roman" w:cs="Times New Roman"/>
+                <w:sz w:val="24"/>
+                <w:szCs w:val="24"/>
+                <w:lang w:eastAsia="ru-RU"/>
+              </w:rPr>
+            </w:pPr>
+            <w:r>
+              <w:rPr>
+                <w:rFonts w:ascii="Times New Roman" w:eastAsia="Times New Roman" w:hAnsi="Times New Roman" w:cs="Times New Roman"/>
+                <w:sz w:val="24"/>
+                <w:szCs w:val="24"/>
+                <w:lang w:eastAsia="ru-RU"/>
+              </w:rPr>
+              <w:t>Код, Описание</w:t>
+            </w:r>
+          </w:p>
+        </w:tc>
+      </w:tr>
+      <w:tr>
+        <w:tc>
+          <w:tcPr>
+            <w:tcW w:w="0" w:type="auto"/>
+            <w:hideMark/>
+          </w:tcPr>
+          <w:p>
+            <w:pPr>
+              <w:jc w:val="center"/>
+              <w:rPr>
+                <w:rFonts w:ascii="Times New Roman" w:eastAsia="Times New Roman" w:hAnsi="Times New Roman" w:cs="Times New Roman"/>
+                <w:sz w:val="24"/>
+                <w:szCs w:val="24"/>
+                <w:lang w:eastAsia="ru-RU"/>
+              </w:rPr>
+            </w:pPr>
+            <w:r>
+              <w:rPr>
+                <w:rFonts w:ascii="Times New Roman" w:eastAsia="Times New Roman" w:hAnsi="Times New Roman" w:cs="Times New Roman"/>
+                <w:sz w:val="24"/>
+                <w:szCs w:val="24"/>
+                <w:lang w:eastAsia="ru-RU"/>
+              </w:rPr>
+              <w:t>Правило по услуге</w:t>
+            </w:r>
+          </w:p>
+        </w:tc>
+        <w:tc>
+          <w:tcPr>
+            <w:tcW w:w="0" w:type="auto"/>
+            <w:hideMark/>
+          </w:tcPr>
+          <w:p>
+            <w:pPr>
+              <w:jc w:val="center"/>
+              <w:rPr>
+                <w:rFonts w:ascii="Times New Roman" w:eastAsia="Times New Roman" w:hAnsi="Times New Roman" w:cs="Times New Roman"/>
+                <w:sz w:val="24"/>
+                <w:szCs w:val="24"/>
+                <w:lang w:eastAsia="ru-RU"/>
+              </w:rPr>
+            </w:pPr>
+            <w:r>
+              <w:rPr>
+                <w:rFonts w:ascii="Times New Roman" w:eastAsia="Times New Roman" w:hAnsi="Times New Roman" w:cs="Times New Roman"/>
+                <w:sz w:val="24"/>
+                <w:szCs w:val="24"/>
+                <w:lang w:eastAsia="ru-RU"/>
+              </w:rPr>
+              <w:t>Тип услуги, Баллы за 500₽</w:t>
+            </w:r>
+          </w:p>
+        </w:tc>
+      </w:tr>
+      <w:tr>
+        <w:tc>
+          <w:tcPr>
+            <w:tcW w:w="0" w:type="auto"/>
+            <w:hideMark/>
+          </w:tcPr>
+          <w:p>
+            <w:pPr>
+              <w:jc w:val="center"/>
+              <w:rPr>
+                <w:rFonts w:ascii="Times New Roman" w:eastAsia="Times New Roman" w:hAnsi="Times New Roman" w:cs="Times New Roman"/>
+                <w:sz w:val="24"/>
+                <w:szCs w:val="24"/>
+                <w:lang w:eastAsia="ru-RU"/>
+              </w:rPr>
+            </w:pPr>
+            <w:r>
+              <w:rPr>
+                <w:rFonts w:ascii="Times New Roman" w:eastAsia="Times New Roman" w:hAnsi="Times New Roman" w:cs="Times New Roman"/>
+                <w:sz w:val="24"/>
+                <w:szCs w:val="24"/>
+                <w:lang w:eastAsia="ru-RU"/>
+              </w:rPr>
+              <w:t>Правило по условию</w:t>
+            </w:r>
+          </w:p>
+        </w:tc>
+        <w:tc>
+          <w:tcPr>
+            <w:tcW w:w="0" w:type="auto"/>
+            <w:hideMark/>
+          </w:tcPr>
+          <w:p>
+            <w:pPr>
+              <w:jc w:val="center"/>
+              <w:rPr>
+                <w:rFonts w:ascii="Times New Roman" w:eastAsia="Times New Roman" w:hAnsi="Times New Roman" w:cs="Times New Roman"/>
+                <w:sz w:val="24"/>
+                <w:szCs w:val="24"/>
+                <w:lang w:eastAsia="ru-RU"/>
+              </w:rPr>
+            </w:pPr>
+            <w:r>
+              <w:rPr>
+                <w:rFonts w:ascii="Times New Roman" w:eastAsia="Times New Roman" w:hAnsi="Times New Roman" w:cs="Times New Roman"/>
+                <w:sz w:val="24"/>
+                <w:szCs w:val="24"/>
+                <w:lang w:eastAsia="ru-RU"/>
+              </w:rPr>
+              <w:t>Тип условия, Пороговое значение</w:t>
+            </w:r>
+          </w:p>
+        </w:tc>
+      </w:tr>
+    </w:tbl>
+    <w:p>
+      <w:pPr>
+        <w:ind w:left="720"/>
+        <w:rPr>
+          <w:b/>
+          <w:sz w:val="32"/>
+          <w:lang w:val="en-US"/>
+        </w:rPr>
+      </w:pPr>
+      <w:r>
+        <w:rPr>
+          <w:b/>
+          <w:sz w:val="32"/>
+        </w:rPr>
+        <w:t xml:space="preserve">Реализация диаграммы в </w:t>
+      </w:r>
+      <w:proofErr w:type="spellStart"/>
+      <w:r>
+        <w:rPr>
+          <w:b/>
+          <w:sz w:val="32"/>
+          <w:lang w:val="en-US"/>
+        </w:rPr>
+        <w:t>MDriver</w:t>
+      </w:r>
+      <w:proofErr w:type="spellEnd"/>
+      <w:r>
+        <w:rPr>
+          <w:b/>
+          <w:sz w:val="32"/>
+          <w:lang w:val="en-US"/>
+        </w:rPr>
+        <w:t xml:space="preserve"> Designer</w:t>
+      </w:r>
+    </w:p>
+    <w:p>
+      <w:pPr>
+        <w:ind w:left="720"/>
+        <w:rPr>
+          <w:b/>
+          <w:sz w:val="32"/>
+          <w:lang w:val="en-US"/>
+        </w:rPr>
+      </w:pPr>
+      <w:r>
+        <w:rPr>
+          <w:b/>
+          <w:sz w:val="32"/>
+          <w:lang w:val="en-US"/>
+        </w:rPr>
+        <w:lastRenderedPageBreak/>
+        <w:drawing>
+          <wp:inline distT="0" distB="0" distL="0" distR="0" wp14:anchorId="362FC546" wp14:editId="61AFCF77">
+            <wp:extent cx="5940425" cy="4225290"/>
+            <wp:effectExtent l="0" t="0" r="3175" b="3810"/>
+            <wp:docPr id="7" name="Рисунок 7"/>
+            <wp:cNvGraphicFramePr>
+              <a:graphicFrameLocks xmlns:a="http://schemas.openxmlformats.org/drawingml/2006/main" noChangeAspect="1"/>
+            </wp:cNvGraphicFramePr>
+            <a:graphic xmlns:a="http://schemas.openxmlformats.org/drawingml/2006/main">
+              <a:graphicData uri="http://schemas.openxmlformats.org/drawingml/2006/picture">
+                <pic:pic xmlns:pic="http://schemas.openxmlformats.org/drawingml/2006/picture">
+                  <pic:nvPicPr>
+                    <pic:cNvPr id="1" name=""/>
+                    <pic:cNvPicPr/>
+                  </pic:nvPicPr>
+                  <pic:blipFill>
+                    <a:blip r:embed="rId16"/>
+                    <a:stretch>
+                      <a:fillRect/>
+                    </a:stretch>
+                  </pic:blipFill>
+                  <pic:spPr>
+                    <a:xfrm>
+                      <a:off x="0" y="0"/>
+                      <a:ext cx="5940425" cy="4225290"/>
+                    </a:xfrm>
+                    <a:prstGeom prst="rect">
+                      <a:avLst/>
+                    </a:prstGeom>
+                  </pic:spPr>
+                </pic:pic>
+              </a:graphicData>
+            </a:graphic>
+          </wp:inline>
+        </w:drawing>
+      </w:r>
+    </w:p>
+    <w:p/>
     <w:sectPr>
       <w:pgSz w:w="11906" w:h="16838"/>
       <w:pgMar w:top="1134" w:right="850" w:bottom="1134" w:left="1701" w:header="708" w:footer="708" w:gutter="0"/>
@@ -467,8 +5535,455 @@
 </w:document>
 </file>
 
+<file path=word/numbering.xml><?xml version="1.0" encoding="utf-8"?>
+<w:numbering xmlns:wpc="http://schemas.microsoft.com/office/word/2010/wordprocessingCanvas" xmlns:cx="http://schemas.microsoft.com/office/drawing/2014/chartex" xmlns:mc="http://schemas.openxmlformats.org/markup-compatibility/2006" xmlns:o="urn:schemas-microsoft-com:office:office" xmlns:r="http://schemas.openxmlformats.org/officeDocument/2006/relationships" xmlns:m="http://schemas.openxmlformats.org/officeDocument/2006/math" xmlns:v="urn:schemas-microsoft-com:vml" xmlns:wp14="http://schemas.microsoft.com/office/word/2010/wordprocessingDrawing" xmlns:wp="http://schemas.openxmlformats.org/drawingml/2006/wordprocessingDrawing" xmlns:w10="urn:schemas-microsoft-com:office:word" xmlns:w="http://schemas.openxmlformats.org/wordprocessingml/2006/main" xmlns:w14="http://schemas.microsoft.com/office/word/2010/wordml" xmlns:w15="http://schemas.microsoft.com/office/word/2012/wordml" xmlns:w16se="http://schemas.microsoft.com/office/word/2015/wordml/symex" xmlns:wpg="http://schemas.microsoft.com/office/word/2010/wordprocessingGroup" xmlns:wpi="http://schemas.microsoft.com/office/word/2010/wordprocessingInk" xmlns:wne="http://schemas.microsoft.com/office/word/2006/wordml" xmlns:wps="http://schemas.microsoft.com/office/word/2010/wordprocessingShape" mc:Ignorable="w14 w15 w16se wp14">
+  <w:abstractNum w:abstractNumId="0" w15:restartNumberingAfterBreak="0">
+    <w:nsid w:val="0EB86448"/>
+    <w:multiLevelType w:val="multilevel"/>
+    <w:tmpl w:val="BE6232CC"/>
+    <w:lvl w:ilvl="0">
+      <w:start w:val="12"/>
+      <w:numFmt w:val="decimal"/>
+      <w:lvlText w:val="%1."/>
+      <w:lvlJc w:val="left"/>
+      <w:pPr>
+        <w:tabs>
+          <w:tab w:val="num" w:pos="720"/>
+        </w:tabs>
+        <w:ind w:left="720" w:hanging="360"/>
+      </w:pPr>
+    </w:lvl>
+    <w:lvl w:ilvl="1" w:tentative="1">
+      <w:start w:val="1"/>
+      <w:numFmt w:val="decimal"/>
+      <w:lvlText w:val="%2."/>
+      <w:lvlJc w:val="left"/>
+      <w:pPr>
+        <w:tabs>
+          <w:tab w:val="num" w:pos="1440"/>
+        </w:tabs>
+        <w:ind w:left="1440" w:hanging="360"/>
+      </w:pPr>
+    </w:lvl>
+    <w:lvl w:ilvl="2" w:tentative="1">
+      <w:start w:val="1"/>
+      <w:numFmt w:val="decimal"/>
+      <w:lvlText w:val="%3."/>
+      <w:lvlJc w:val="left"/>
+      <w:pPr>
+        <w:tabs>
+          <w:tab w:val="num" w:pos="2160"/>
+        </w:tabs>
+        <w:ind w:left="2160" w:hanging="360"/>
+      </w:pPr>
+    </w:lvl>
+    <w:lvl w:ilvl="3" w:tentative="1">
+      <w:start w:val="1"/>
+      <w:numFmt w:val="decimal"/>
+      <w:lvlText w:val="%4."/>
+      <w:lvlJc w:val="left"/>
+      <w:pPr>
+        <w:tabs>
+          <w:tab w:val="num" w:pos="2880"/>
+        </w:tabs>
+        <w:ind w:left="2880" w:hanging="360"/>
+      </w:pPr>
+    </w:lvl>
+    <w:lvl w:ilvl="4" w:tentative="1">
+      <w:start w:val="1"/>
+      <w:numFmt w:val="decimal"/>
+      <w:lvlText w:val="%5."/>
+      <w:lvlJc w:val="left"/>
+      <w:pPr>
+        <w:tabs>
+          <w:tab w:val="num" w:pos="3600"/>
+        </w:tabs>
+        <w:ind w:left="3600" w:hanging="360"/>
+      </w:pPr>
+    </w:lvl>
+    <w:lvl w:ilvl="5" w:tentative="1">
+      <w:start w:val="1"/>
+      <w:numFmt w:val="decimal"/>
+      <w:lvlText w:val="%6."/>
+      <w:lvlJc w:val="left"/>
+      <w:pPr>
+        <w:tabs>
+          <w:tab w:val="num" w:pos="4320"/>
+        </w:tabs>
+        <w:ind w:left="4320" w:hanging="360"/>
+      </w:pPr>
+    </w:lvl>
+    <w:lvl w:ilvl="6" w:tentative="1">
+      <w:start w:val="1"/>
+      <w:numFmt w:val="decimal"/>
+      <w:lvlText w:val="%7."/>
+      <w:lvlJc w:val="left"/>
+      <w:pPr>
+        <w:tabs>
+          <w:tab w:val="num" w:pos="5040"/>
+        </w:tabs>
+        <w:ind w:left="5040" w:hanging="360"/>
+      </w:pPr>
+    </w:lvl>
+    <w:lvl w:ilvl="7" w:tentative="1">
+      <w:start w:val="1"/>
+      <w:numFmt w:val="decimal"/>
+      <w:lvlText w:val="%8."/>
+      <w:lvlJc w:val="left"/>
+      <w:pPr>
+        <w:tabs>
+          <w:tab w:val="num" w:pos="5760"/>
+        </w:tabs>
+        <w:ind w:left="5760" w:hanging="360"/>
+      </w:pPr>
+    </w:lvl>
+    <w:lvl w:ilvl="8" w:tentative="1">
+      <w:start w:val="1"/>
+      <w:numFmt w:val="decimal"/>
+      <w:lvlText w:val="%9."/>
+      <w:lvlJc w:val="left"/>
+      <w:pPr>
+        <w:tabs>
+          <w:tab w:val="num" w:pos="6480"/>
+        </w:tabs>
+        <w:ind w:left="6480" w:hanging="360"/>
+      </w:pPr>
+    </w:lvl>
+  </w:abstractNum>
+  <w:abstractNum w:abstractNumId="1" w15:restartNumberingAfterBreak="0">
+    <w:nsid w:val="25B66162"/>
+    <w:multiLevelType w:val="multilevel"/>
+    <w:tmpl w:val="8934F578"/>
+    <w:lvl w:ilvl="0">
+      <w:start w:val="1"/>
+      <w:numFmt w:val="decimal"/>
+      <w:lvlText w:val="%1."/>
+      <w:lvlJc w:val="left"/>
+      <w:pPr>
+        <w:tabs>
+          <w:tab w:val="num" w:pos="720"/>
+        </w:tabs>
+        <w:ind w:left="720" w:hanging="360"/>
+      </w:pPr>
+    </w:lvl>
+    <w:lvl w:ilvl="1" w:tentative="1">
+      <w:start w:val="1"/>
+      <w:numFmt w:val="decimal"/>
+      <w:lvlText w:val="%2."/>
+      <w:lvlJc w:val="left"/>
+      <w:pPr>
+        <w:tabs>
+          <w:tab w:val="num" w:pos="1440"/>
+        </w:tabs>
+        <w:ind w:left="1440" w:hanging="360"/>
+      </w:pPr>
+    </w:lvl>
+    <w:lvl w:ilvl="2" w:tentative="1">
+      <w:start w:val="1"/>
+      <w:numFmt w:val="decimal"/>
+      <w:lvlText w:val="%3."/>
+      <w:lvlJc w:val="left"/>
+      <w:pPr>
+        <w:tabs>
+          <w:tab w:val="num" w:pos="2160"/>
+        </w:tabs>
+        <w:ind w:left="2160" w:hanging="360"/>
+      </w:pPr>
+    </w:lvl>
+    <w:lvl w:ilvl="3" w:tentative="1">
+      <w:start w:val="1"/>
+      <w:numFmt w:val="decimal"/>
+      <w:lvlText w:val="%4."/>
+      <w:lvlJc w:val="left"/>
+      <w:pPr>
+        <w:tabs>
+          <w:tab w:val="num" w:pos="2880"/>
+        </w:tabs>
+        <w:ind w:left="2880" w:hanging="360"/>
+      </w:pPr>
+    </w:lvl>
+    <w:lvl w:ilvl="4" w:tentative="1">
+      <w:start w:val="1"/>
+      <w:numFmt w:val="decimal"/>
+      <w:lvlText w:val="%5."/>
+      <w:lvlJc w:val="left"/>
+      <w:pPr>
+        <w:tabs>
+          <w:tab w:val="num" w:pos="3600"/>
+        </w:tabs>
+        <w:ind w:left="3600" w:hanging="360"/>
+      </w:pPr>
+    </w:lvl>
+    <w:lvl w:ilvl="5" w:tentative="1">
+      <w:start w:val="1"/>
+      <w:numFmt w:val="decimal"/>
+      <w:lvlText w:val="%6."/>
+      <w:lvlJc w:val="left"/>
+      <w:pPr>
+        <w:tabs>
+          <w:tab w:val="num" w:pos="4320"/>
+        </w:tabs>
+        <w:ind w:left="4320" w:hanging="360"/>
+      </w:pPr>
+    </w:lvl>
+    <w:lvl w:ilvl="6" w:tentative="1">
+      <w:start w:val="1"/>
+      <w:numFmt w:val="decimal"/>
+      <w:lvlText w:val="%7."/>
+      <w:lvlJc w:val="left"/>
+      <w:pPr>
+        <w:tabs>
+          <w:tab w:val="num" w:pos="5040"/>
+        </w:tabs>
+        <w:ind w:left="5040" w:hanging="360"/>
+      </w:pPr>
+    </w:lvl>
+    <w:lvl w:ilvl="7" w:tentative="1">
+      <w:start w:val="1"/>
+      <w:numFmt w:val="decimal"/>
+      <w:lvlText w:val="%8."/>
+      <w:lvlJc w:val="left"/>
+      <w:pPr>
+        <w:tabs>
+          <w:tab w:val="num" w:pos="5760"/>
+        </w:tabs>
+        <w:ind w:left="5760" w:hanging="360"/>
+      </w:pPr>
+    </w:lvl>
+    <w:lvl w:ilvl="8" w:tentative="1">
+      <w:start w:val="1"/>
+      <w:numFmt w:val="decimal"/>
+      <w:lvlText w:val="%9."/>
+      <w:lvlJc w:val="left"/>
+      <w:pPr>
+        <w:tabs>
+          <w:tab w:val="num" w:pos="6480"/>
+        </w:tabs>
+        <w:ind w:left="6480" w:hanging="360"/>
+      </w:pPr>
+    </w:lvl>
+  </w:abstractNum>
+  <w:abstractNum w:abstractNumId="2" w15:restartNumberingAfterBreak="0">
+    <w:nsid w:val="27C85FCC"/>
+    <w:multiLevelType w:val="multilevel"/>
+    <w:tmpl w:val="B99407FE"/>
+    <w:lvl w:ilvl="0">
+      <w:start w:val="1"/>
+      <w:numFmt w:val="decimal"/>
+      <w:lvlText w:val="%1."/>
+      <w:lvlJc w:val="left"/>
+      <w:pPr>
+        <w:tabs>
+          <w:tab w:val="num" w:pos="720"/>
+        </w:tabs>
+        <w:ind w:left="720" w:hanging="360"/>
+      </w:pPr>
+    </w:lvl>
+    <w:lvl w:ilvl="1" w:tentative="1">
+      <w:start w:val="1"/>
+      <w:numFmt w:val="decimal"/>
+      <w:lvlText w:val="%2."/>
+      <w:lvlJc w:val="left"/>
+      <w:pPr>
+        <w:tabs>
+          <w:tab w:val="num" w:pos="1440"/>
+        </w:tabs>
+        <w:ind w:left="1440" w:hanging="360"/>
+      </w:pPr>
+    </w:lvl>
+    <w:lvl w:ilvl="2" w:tentative="1">
+      <w:start w:val="1"/>
+      <w:numFmt w:val="decimal"/>
+      <w:lvlText w:val="%3."/>
+      <w:lvlJc w:val="left"/>
+      <w:pPr>
+        <w:tabs>
+          <w:tab w:val="num" w:pos="2160"/>
+        </w:tabs>
+        <w:ind w:left="2160" w:hanging="360"/>
+      </w:pPr>
+    </w:lvl>
+    <w:lvl w:ilvl="3" w:tentative="1">
+      <w:start w:val="1"/>
+      <w:numFmt w:val="decimal"/>
+      <w:lvlText w:val="%4."/>
+      <w:lvlJc w:val="left"/>
+      <w:pPr>
+        <w:tabs>
+          <w:tab w:val="num" w:pos="2880"/>
+        </w:tabs>
+        <w:ind w:left="2880" w:hanging="360"/>
+      </w:pPr>
+    </w:lvl>
+    <w:lvl w:ilvl="4" w:tentative="1">
+      <w:start w:val="1"/>
+      <w:numFmt w:val="decimal"/>
+      <w:lvlText w:val="%5."/>
+      <w:lvlJc w:val="left"/>
+      <w:pPr>
+        <w:tabs>
+          <w:tab w:val="num" w:pos="3600"/>
+        </w:tabs>
+        <w:ind w:left="3600" w:hanging="360"/>
+      </w:pPr>
+    </w:lvl>
+    <w:lvl w:ilvl="5" w:tentative="1">
+      <w:start w:val="1"/>
+      <w:numFmt w:val="decimal"/>
+      <w:lvlText w:val="%6."/>
+      <w:lvlJc w:val="left"/>
+      <w:pPr>
+        <w:tabs>
+          <w:tab w:val="num" w:pos="4320"/>
+        </w:tabs>
+        <w:ind w:left="4320" w:hanging="360"/>
+      </w:pPr>
+    </w:lvl>
+    <w:lvl w:ilvl="6" w:tentative="1">
+      <w:start w:val="1"/>
+      <w:numFmt w:val="decimal"/>
+      <w:lvlText w:val="%7."/>
+      <w:lvlJc w:val="left"/>
+      <w:pPr>
+        <w:tabs>
+          <w:tab w:val="num" w:pos="5040"/>
+        </w:tabs>
+        <w:ind w:left="5040" w:hanging="360"/>
+      </w:pPr>
+    </w:lvl>
+    <w:lvl w:ilvl="7" w:tentative="1">
+      <w:start w:val="1"/>
+      <w:numFmt w:val="decimal"/>
+      <w:lvlText w:val="%8."/>
+      <w:lvlJc w:val="left"/>
+      <w:pPr>
+        <w:tabs>
+          <w:tab w:val="num" w:pos="5760"/>
+        </w:tabs>
+        <w:ind w:left="5760" w:hanging="360"/>
+      </w:pPr>
+    </w:lvl>
+    <w:lvl w:ilvl="8" w:tentative="1">
+      <w:start w:val="1"/>
+      <w:numFmt w:val="decimal"/>
+      <w:lvlText w:val="%9."/>
+      <w:lvlJc w:val="left"/>
+      <w:pPr>
+        <w:tabs>
+          <w:tab w:val="num" w:pos="6480"/>
+        </w:tabs>
+        <w:ind w:left="6480" w:hanging="360"/>
+      </w:pPr>
+    </w:lvl>
+  </w:abstractNum>
+  <w:abstractNum w:abstractNumId="3" w15:restartNumberingAfterBreak="0">
+    <w:nsid w:val="3E5745D2"/>
+    <w:multiLevelType w:val="hybridMultilevel"/>
+    <w:tmpl w:val="EA708B58"/>
+    <w:lvl w:ilvl="0" w:tplc="C046CB26">
+      <w:start w:val="1"/>
+      <w:numFmt w:val="decimal"/>
+      <w:lvlText w:val="%1."/>
+      <w:lvlJc w:val="left"/>
+      <w:pPr>
+        <w:ind w:left="720" w:hanging="360"/>
+      </w:pPr>
+      <w:rPr>
+        <w:rFonts w:hint="default"/>
+        <w:b/>
+        <w:sz w:val="32"/>
+      </w:rPr>
+    </w:lvl>
+    <w:lvl w:ilvl="1" w:tplc="04190019" w:tentative="1">
+      <w:start w:val="1"/>
+      <w:numFmt w:val="lowerLetter"/>
+      <w:lvlText w:val="%2."/>
+      <w:lvlJc w:val="left"/>
+      <w:pPr>
+        <w:ind w:left="1440" w:hanging="360"/>
+      </w:pPr>
+    </w:lvl>
+    <w:lvl w:ilvl="2" w:tplc="0419001B" w:tentative="1">
+      <w:start w:val="1"/>
+      <w:numFmt w:val="lowerRoman"/>
+      <w:lvlText w:val="%3."/>
+      <w:lvlJc w:val="right"/>
+      <w:pPr>
+        <w:ind w:left="2160" w:hanging="180"/>
+      </w:pPr>
+    </w:lvl>
+    <w:lvl w:ilvl="3" w:tplc="0419000F" w:tentative="1">
+      <w:start w:val="1"/>
+      <w:numFmt w:val="decimal"/>
+      <w:lvlText w:val="%4."/>
+      <w:lvlJc w:val="left"/>
+      <w:pPr>
+        <w:ind w:left="2880" w:hanging="360"/>
+      </w:pPr>
+    </w:lvl>
+    <w:lvl w:ilvl="4" w:tplc="04190019" w:tentative="1">
+      <w:start w:val="1"/>
+      <w:numFmt w:val="lowerLetter"/>
+      <w:lvlText w:val="%5."/>
+      <w:lvlJc w:val="left"/>
+      <w:pPr>
+        <w:ind w:left="3600" w:hanging="360"/>
+      </w:pPr>
+    </w:lvl>
+    <w:lvl w:ilvl="5" w:tplc="0419001B" w:tentative="1">
+      <w:start w:val="1"/>
+      <w:numFmt w:val="lowerRoman"/>
+      <w:lvlText w:val="%6."/>
+      <w:lvlJc w:val="right"/>
+      <w:pPr>
+        <w:ind w:left="4320" w:hanging="180"/>
+      </w:pPr>
+    </w:lvl>
+    <w:lvl w:ilvl="6" w:tplc="0419000F" w:tentative="1">
+      <w:start w:val="1"/>
+      <w:numFmt w:val="decimal"/>
+      <w:lvlText w:val="%7."/>
+      <w:lvlJc w:val="left"/>
+      <w:pPr>
+        <w:ind w:left="5040" w:hanging="360"/>
+      </w:pPr>
+    </w:lvl>
+    <w:lvl w:ilvl="7" w:tplc="04190019" w:tentative="1">
+      <w:start w:val="1"/>
+      <w:numFmt w:val="lowerLetter"/>
+      <w:lvlText w:val="%8."/>
+      <w:lvlJc w:val="left"/>
+      <w:pPr>
+        <w:ind w:left="5760" w:hanging="360"/>
+      </w:pPr>
+    </w:lvl>
+    <w:lvl w:ilvl="8" w:tplc="0419001B" w:tentative="1">
+      <w:start w:val="1"/>
+      <w:numFmt w:val="lowerRoman"/>
+      <w:lvlText w:val="%9."/>
+      <w:lvlJc w:val="right"/>
+      <w:pPr>
+        <w:ind w:left="6480" w:hanging="180"/>
+      </w:pPr>
+    </w:lvl>
+  </w:abstractNum>
+  <w:num w:numId="1">
+    <w:abstractNumId w:val="1"/>
+  </w:num>
+  <w:num w:numId="2">
+    <w:abstractNumId w:val="2"/>
+  </w:num>
+  <w:num w:numId="3">
+    <w:abstractNumId w:val="0"/>
+  </w:num>
+  <w:num w:numId="4">
+    <w:abstractNumId w:val="3"/>
+  </w:num>
+</w:numbering>
+</file>
+
 <file path=word/styles.xml><?xml version="1.0" encoding="utf-8"?>
-<w:styles xmlns:mc="http://schemas.openxmlformats.org/markup-compatibility/2006" xmlns:r="http://schemas.openxmlformats.org/officeDocument/2006/relationships" xmlns:w="http://schemas.openxmlformats.org/wordprocessingml/2006/main" xmlns:w14="http://schemas.microsoft.com/office/word/2010/wordml" xmlns:w15="http://schemas.microsoft.com/office/word/2012/wordml" xmlns:w16cex="http://schemas.microsoft.com/office/word/2018/wordml/cex" xmlns:w16cid="http://schemas.microsoft.com/office/word/2016/wordml/cid" xmlns:w16="http://schemas.microsoft.com/office/word/2018/wordml" xmlns:w16du="http://schemas.microsoft.com/office/word/2023/wordml/word16du" xmlns:w16sdtdh="http://schemas.microsoft.com/office/word/2020/wordml/sdtdatahash" xmlns:w16sdtfl="http://schemas.microsoft.com/office/word/2024/wordml/sdtformatlock" xmlns:w16se="http://schemas.microsoft.com/office/word/2015/wordml/symex" mc:Ignorable="w14 w15 w16se w16cid w16 w16cex w16sdtdh w16sdtfl w16du">
+<w:styles xmlns:mc="http://schemas.openxmlformats.org/markup-compatibility/2006" xmlns:r="http://schemas.openxmlformats.org/officeDocument/2006/relationships" xmlns:w="http://schemas.openxmlformats.org/wordprocessingml/2006/main" xmlns:w14="http://schemas.microsoft.com/office/word/2010/wordml" xmlns:w15="http://schemas.microsoft.com/office/word/2012/wordml" xmlns:w16se="http://schemas.microsoft.com/office/word/2015/wordml/symex" mc:Ignorable="w14 w15 w16se">
   <w:docDefaults>
     <w:rPrDefault>
       <w:rPr>
@@ -486,7 +6001,7 @@
       </w:pPr>
     </w:pPrDefault>
   </w:docDefaults>
-  <w:latentStyles w:defLockedState="0" w:defUIPriority="99" w:defSemiHidden="0" w:defUnhideWhenUsed="0" w:defQFormat="0" w:count="376">
+  <w:latentStyles w:defLockedState="0" w:defUIPriority="99" w:defSemiHidden="0" w:defUnhideWhenUsed="0" w:defQFormat="0" w:count="371">
     <w:lsdException w:name="Normal" w:uiPriority="0" w:qFormat="1"/>
     <w:lsdException w:name="heading 1" w:uiPriority="9" w:qFormat="1"/>
     <w:lsdException w:name="heading 2" w:semiHidden="1" w:uiPriority="9" w:unhideWhenUsed="1" w:qFormat="1"/>
@@ -858,11 +6373,6 @@
     <w:lsdException w:name="List Table 5 Dark Accent 6" w:uiPriority="50"/>
     <w:lsdException w:name="List Table 6 Colorful Accent 6" w:uiPriority="51"/>
     <w:lsdException w:name="List Table 7 Colorful Accent 6" w:uiPriority="52"/>
-    <w:lsdException w:name="Mention" w:semiHidden="1" w:unhideWhenUsed="1"/>
-    <w:lsdException w:name="Smart Hyperlink" w:semiHidden="1" w:unhideWhenUsed="1"/>
-    <w:lsdException w:name="Hashtag" w:semiHidden="1" w:unhideWhenUsed="1"/>
-    <w:lsdException w:name="Unresolved Mention" w:semiHidden="1" w:unhideWhenUsed="1"/>
-    <w:lsdException w:name="Smart Link" w:semiHidden="1" w:unhideWhenUsed="1"/>
   </w:latentStyles>
   <w:style w:type="paragraph" w:default="1" w:styleId="a">
     <w:name w:val="Normal"/>
@@ -1384,6 +6894,59 @@
       <w:spacing w:val="5"/>
     </w:rPr>
   </w:style>
+  <w:style w:type="paragraph" w:styleId="ac">
+    <w:name w:val="Normal (Web)"/>
+    <w:basedOn w:val="a"/>
+    <w:uiPriority w:val="99"/>
+    <w:semiHidden/>
+    <w:unhideWhenUsed/>
+    <w:rsid w:val="00BE5F52"/>
+    <w:pPr>
+      <w:spacing w:before="100" w:beforeAutospacing="1" w:after="100" w:afterAutospacing="1" w:line="240" w:lineRule="auto"/>
+    </w:pPr>
+    <w:rPr>
+      <w:rFonts w:ascii="Times New Roman" w:eastAsia="Times New Roman" w:hAnsi="Times New Roman" w:cs="Times New Roman"/>
+      <w:kern w:val="0"/>
+      <w:lang w:eastAsia="ru-RU"/>
+      <w14:ligatures w14:val="none"/>
+    </w:rPr>
+  </w:style>
+  <w:style w:type="character" w:styleId="ad">
+    <w:name w:val="Emphasis"/>
+    <w:basedOn w:val="a0"/>
+    <w:uiPriority w:val="20"/>
+    <w:qFormat/>
+    <w:rsid w:val="00BE5F52"/>
+    <w:rPr>
+      <w:i/>
+      <w:iCs/>
+    </w:rPr>
+  </w:style>
+  <w:style w:type="table" w:styleId="ae">
+    <w:name w:val="Table Grid"/>
+    <w:basedOn w:val="a1"/>
+    <w:uiPriority w:val="39"/>
+    <w:rsid w:val="00BE5F52"/>
+    <w:pPr>
+      <w:spacing w:after="0" w:line="240" w:lineRule="auto"/>
+    </w:pPr>
+    <w:rPr>
+      <w:kern w:val="0"/>
+      <w:sz w:val="22"/>
+      <w:szCs w:val="22"/>
+      <w14:ligatures w14:val="none"/>
+    </w:rPr>
+    <w:tblPr>
+      <w:tblBorders>
+        <w:top w:val="single" w:sz="4" w:space="0" w:color="auto"/>
+        <w:left w:val="single" w:sz="4" w:space="0" w:color="auto"/>
+        <w:bottom w:val="single" w:sz="4" w:space="0" w:color="auto"/>
+        <w:right w:val="single" w:sz="4" w:space="0" w:color="auto"/>
+        <w:insideH w:val="single" w:sz="4" w:space="0" w:color="auto"/>
+        <w:insideV w:val="single" w:sz="4" w:space="0" w:color="auto"/>
+      </w:tblBorders>
+    </w:tblPr>
+  </w:style>
 </w:styles>
 </file>
 

--- a/Кейс 3 - Автосервис.docx
+++ b/Кейс 3 - Автосервис.docx
@@ -3,8 +3,6 @@
 <w:document xmlns:wpc="http://schemas.microsoft.com/office/word/2010/wordprocessingCanvas" xmlns:cx="http://schemas.microsoft.com/office/drawing/2014/chartex" xmlns:mc="http://schemas.openxmlformats.org/markup-compatibility/2006" xmlns:o="urn:schemas-microsoft-com:office:office" xmlns:r="http://schemas.openxmlformats.org/officeDocument/2006/relationships" xmlns:m="http://schemas.openxmlformats.org/officeDocument/2006/math" xmlns:v="urn:schemas-microsoft-com:vml" xmlns:wp14="http://schemas.microsoft.com/office/word/2010/wordprocessingDrawing" xmlns:wp="http://schemas.openxmlformats.org/drawingml/2006/wordprocessingDrawing" xmlns:w10="urn:schemas-microsoft-com:office:word" xmlns:w="http://schemas.openxmlformats.org/wordprocessingml/2006/main" xmlns:w14="http://schemas.microsoft.com/office/word/2010/wordml" xmlns:w15="http://schemas.microsoft.com/office/word/2012/wordml" xmlns:w16se="http://schemas.microsoft.com/office/word/2015/wordml/symex" xmlns:wpg="http://schemas.microsoft.com/office/word/2010/wordprocessingGroup" xmlns:wpi="http://schemas.microsoft.com/office/word/2010/wordprocessingInk" xmlns:wne="http://schemas.microsoft.com/office/word/2006/wordml" xmlns:wps="http://schemas.microsoft.com/office/word/2010/wordprocessingShape" mc:Ignorable="w14 w15 w16se wp14">
   <w:body>
     <w:p>
-      <w:bookmarkStart w:id="0" w:name="_GoBack"/>
-      <w:bookmarkEnd w:id="0"/>
       <w:r>
         <w:rPr>
           <w:noProof/>
@@ -4509,7 +4507,9 @@
       <w:r>
         <w:rPr>
           <w:b/>
+          <w:noProof/>
           <w:sz w:val="32"/>
+          <w:lang w:eastAsia="ru-RU"/>
         </w:rPr>
         <w:lastRenderedPageBreak/>
         <w:drawing>
@@ -5452,39 +5452,30 @@
         </w:rPr>
         <w:t xml:space="preserve">Реализация диаграммы в </w:t>
       </w:r>
-      <w:proofErr w:type="spellStart"/>
       <w:r>
         <w:rPr>
           <w:b/>
           <w:sz w:val="32"/>
           <w:lang w:val="en-US"/>
         </w:rPr>
-        <w:t>MDriver</w:t>
-      </w:r>
-      <w:proofErr w:type="spellEnd"/>
-      <w:r>
+        <w:t>MDriver Designer</w:t>
+      </w:r>
+    </w:p>
+    <w:p>
+      <w:pPr>
+        <w:ind w:left="720"/>
         <w:rPr>
           <w:b/>
           <w:sz w:val="32"/>
           <w:lang w:val="en-US"/>
         </w:rPr>
-        <w:t xml:space="preserve"> Designer</w:t>
-      </w:r>
-    </w:p>
-    <w:p>
-      <w:pPr>
-        <w:ind w:left="720"/>
-        <w:rPr>
-          <w:b/>
+      </w:pPr>
+      <w:r>
+        <w:rPr>
+          <w:b/>
+          <w:noProof/>
           <w:sz w:val="32"/>
-          <w:lang w:val="en-US"/>
-        </w:rPr>
-      </w:pPr>
-      <w:r>
-        <w:rPr>
-          <w:b/>
-          <w:sz w:val="32"/>
-          <w:lang w:val="en-US"/>
+          <w:lang w:eastAsia="ru-RU"/>
         </w:rPr>
         <w:lastRenderedPageBreak/>
         <w:drawing>
@@ -5524,6 +5515,1497 @@
         </w:drawing>
       </w:r>
     </w:p>
+    <w:p>
+      <w:r>
+        <w:t>Создание вариантов использование</w:t>
+      </w:r>
+    </w:p>
+    <w:p>
+      <w:r>
+        <w:t xml:space="preserve">Основной поток </w:t>
+      </w:r>
+      <w:proofErr w:type="gramStart"/>
+      <w:r>
+        <w:t>событий ,Войти</w:t>
+      </w:r>
+      <w:proofErr w:type="gramEnd"/>
+      <w:r>
+        <w:t xml:space="preserve"> в систему,</w:t>
+      </w:r>
+    </w:p>
+    <w:p>
+      <w:r>
+        <w:drawing>
+          <wp:inline distT="0" distB="0" distL="0" distR="0" wp14:anchorId="3425D66F" wp14:editId="05FF8AC6">
+            <wp:extent cx="5940425" cy="2931795"/>
+            <wp:effectExtent l="0" t="0" r="3175" b="1905"/>
+            <wp:docPr id="18" name="Рисунок 18"/>
+            <wp:cNvGraphicFramePr>
+              <a:graphicFrameLocks xmlns:a="http://schemas.openxmlformats.org/drawingml/2006/main" noChangeAspect="1"/>
+            </wp:cNvGraphicFramePr>
+            <a:graphic xmlns:a="http://schemas.openxmlformats.org/drawingml/2006/main">
+              <a:graphicData uri="http://schemas.openxmlformats.org/drawingml/2006/picture">
+                <pic:pic xmlns:pic="http://schemas.openxmlformats.org/drawingml/2006/picture">
+                  <pic:nvPicPr>
+                    <pic:cNvPr id="1" name=""/>
+                    <pic:cNvPicPr/>
+                  </pic:nvPicPr>
+                  <pic:blipFill>
+                    <a:blip r:embed="rId17"/>
+                    <a:stretch>
+                      <a:fillRect/>
+                    </a:stretch>
+                  </pic:blipFill>
+                  <pic:spPr>
+                    <a:xfrm>
+                      <a:off x="0" y="0"/>
+                      <a:ext cx="5940425" cy="2931795"/>
+                    </a:xfrm>
+                    <a:prstGeom prst="rect">
+                      <a:avLst/>
+                    </a:prstGeom>
+                  </pic:spPr>
+                </pic:pic>
+              </a:graphicData>
+            </a:graphic>
+          </wp:inline>
+        </w:drawing>
+      </w:r>
+    </w:p>
+    <w:p>
+      <w:pPr>
+        <w:spacing w:before="100" w:beforeAutospacing="1" w:after="100" w:afterAutospacing="1" w:line="240" w:lineRule="auto"/>
+        <w:rPr>
+          <w:rFonts w:ascii="Times New Roman" w:eastAsia="Times New Roman" w:hAnsi="Times New Roman" w:cs="Times New Roman"/>
+          <w:kern w:val="0"/>
+          <w:lang w:eastAsia="ru-RU"/>
+          <w14:ligatures w14:val="none"/>
+        </w:rPr>
+      </w:pPr>
+      <w:r>
+        <w:rPr>
+          <w:rFonts w:ascii="Times New Roman" w:eastAsia="Times New Roman" w:hAnsi="Times New Roman" w:cs="Times New Roman"/>
+          <w:b/>
+          <w:bCs/>
+          <w:kern w:val="0"/>
+          <w:lang w:eastAsia="ru-RU"/>
+          <w14:ligatures w14:val="none"/>
+        </w:rPr>
+        <w:t>Имя:</w:t>
+      </w:r>
+      <w:r>
+        <w:rPr>
+          <w:rFonts w:ascii="Times New Roman" w:eastAsia="Times New Roman" w:hAnsi="Times New Roman" w:cs="Times New Roman"/>
+          <w:kern w:val="0"/>
+          <w:lang w:eastAsia="ru-RU"/>
+          <w14:ligatures w14:val="none"/>
+        </w:rPr>
+        <w:t xml:space="preserve"> Войти в систему</w:t>
+      </w:r>
+      <w:r>
+        <w:rPr>
+          <w:rFonts w:ascii="Times New Roman" w:eastAsia="Times New Roman" w:hAnsi="Times New Roman" w:cs="Times New Roman"/>
+          <w:kern w:val="0"/>
+          <w:lang w:eastAsia="ru-RU"/>
+          <w14:ligatures w14:val="none"/>
+        </w:rPr>
+        <w:br/>
+      </w:r>
+      <w:r>
+        <w:rPr>
+          <w:rFonts w:ascii="Times New Roman" w:eastAsia="Times New Roman" w:hAnsi="Times New Roman" w:cs="Times New Roman"/>
+          <w:b/>
+          <w:bCs/>
+          <w:kern w:val="0"/>
+          <w:lang w:eastAsia="ru-RU"/>
+          <w14:ligatures w14:val="none"/>
+        </w:rPr>
+        <w:t>ID:</w:t>
+      </w:r>
+      <w:r>
+        <w:rPr>
+          <w:rFonts w:ascii="Times New Roman" w:eastAsia="Times New Roman" w:hAnsi="Times New Roman" w:cs="Times New Roman"/>
+          <w:kern w:val="0"/>
+          <w:lang w:eastAsia="ru-RU"/>
+          <w14:ligatures w14:val="none"/>
+        </w:rPr>
+        <w:t xml:space="preserve"> UC02</w:t>
+      </w:r>
+      <w:r>
+        <w:rPr>
+          <w:rFonts w:ascii="Times New Roman" w:eastAsia="Times New Roman" w:hAnsi="Times New Roman" w:cs="Times New Roman"/>
+          <w:kern w:val="0"/>
+          <w:lang w:eastAsia="ru-RU"/>
+          <w14:ligatures w14:val="none"/>
+        </w:rPr>
+        <w:br/>
+      </w:r>
+      <w:r>
+        <w:rPr>
+          <w:rFonts w:ascii="Times New Roman" w:eastAsia="Times New Roman" w:hAnsi="Times New Roman" w:cs="Times New Roman"/>
+          <w:b/>
+          <w:bCs/>
+          <w:kern w:val="0"/>
+          <w:lang w:eastAsia="ru-RU"/>
+          <w14:ligatures w14:val="none"/>
+        </w:rPr>
+        <w:t>Краткое описание:</w:t>
+      </w:r>
+      <w:r>
+        <w:rPr>
+          <w:rFonts w:ascii="Times New Roman" w:eastAsia="Times New Roman" w:hAnsi="Times New Roman" w:cs="Times New Roman"/>
+          <w:kern w:val="0"/>
+          <w:lang w:eastAsia="ru-RU"/>
+          <w14:ligatures w14:val="none"/>
+        </w:rPr>
+        <w:t xml:space="preserve"> Клиент, имеющий учётную запись, получает доступ к личному кабинету.</w:t>
+      </w:r>
+    </w:p>
+    <w:p>
+      <w:pPr>
+        <w:spacing w:before="100" w:beforeAutospacing="1" w:after="100" w:afterAutospacing="1" w:line="240" w:lineRule="auto"/>
+        <w:rPr>
+          <w:rFonts w:ascii="Times New Roman" w:eastAsia="Times New Roman" w:hAnsi="Times New Roman" w:cs="Times New Roman"/>
+          <w:kern w:val="0"/>
+          <w:lang w:eastAsia="ru-RU"/>
+          <w14:ligatures w14:val="none"/>
+        </w:rPr>
+      </w:pPr>
+      <w:r>
+        <w:rPr>
+          <w:rFonts w:ascii="Times New Roman" w:eastAsia="Times New Roman" w:hAnsi="Times New Roman" w:cs="Times New Roman"/>
+          <w:b/>
+          <w:bCs/>
+          <w:kern w:val="0"/>
+          <w:lang w:eastAsia="ru-RU"/>
+          <w14:ligatures w14:val="none"/>
+        </w:rPr>
+        <w:t>Действующие лица:</w:t>
+      </w:r>
+      <w:r>
+        <w:rPr>
+          <w:rFonts w:ascii="Times New Roman" w:eastAsia="Times New Roman" w:hAnsi="Times New Roman" w:cs="Times New Roman"/>
+          <w:kern w:val="0"/>
+          <w:lang w:eastAsia="ru-RU"/>
+          <w14:ligatures w14:val="none"/>
+        </w:rPr>
+        <w:t xml:space="preserve"> Клиент (основное)</w:t>
+      </w:r>
+    </w:p>
+    <w:p>
+      <w:pPr>
+        <w:spacing w:before="100" w:beforeAutospacing="1" w:after="100" w:afterAutospacing="1" w:line="240" w:lineRule="auto"/>
+        <w:rPr>
+          <w:rFonts w:ascii="Times New Roman" w:eastAsia="Times New Roman" w:hAnsi="Times New Roman" w:cs="Times New Roman"/>
+          <w:kern w:val="0"/>
+          <w:lang w:eastAsia="ru-RU"/>
+          <w14:ligatures w14:val="none"/>
+        </w:rPr>
+      </w:pPr>
+      <w:r>
+        <w:rPr>
+          <w:rFonts w:ascii="Times New Roman" w:eastAsia="Times New Roman" w:hAnsi="Times New Roman" w:cs="Times New Roman"/>
+          <w:b/>
+          <w:bCs/>
+          <w:kern w:val="0"/>
+          <w:lang w:eastAsia="ru-RU"/>
+          <w14:ligatures w14:val="none"/>
+        </w:rPr>
+        <w:lastRenderedPageBreak/>
+        <w:t>Предусловия:</w:t>
+      </w:r>
+      <w:r>
+        <w:rPr>
+          <w:rFonts w:ascii="Times New Roman" w:eastAsia="Times New Roman" w:hAnsi="Times New Roman" w:cs="Times New Roman"/>
+          <w:kern w:val="0"/>
+          <w:lang w:eastAsia="ru-RU"/>
+          <w14:ligatures w14:val="none"/>
+        </w:rPr>
+        <w:t xml:space="preserve"> Нет</w:t>
+      </w:r>
+      <w:r>
+        <w:rPr>
+          <w:rFonts w:ascii="Times New Roman" w:eastAsia="Times New Roman" w:hAnsi="Times New Roman" w:cs="Times New Roman"/>
+          <w:kern w:val="0"/>
+          <w:lang w:eastAsia="ru-RU"/>
+          <w14:ligatures w14:val="none"/>
+        </w:rPr>
+        <w:br/>
+      </w:r>
+      <w:r>
+        <w:rPr>
+          <w:rFonts w:ascii="Times New Roman" w:eastAsia="Times New Roman" w:hAnsi="Times New Roman" w:cs="Times New Roman"/>
+          <w:b/>
+          <w:bCs/>
+          <w:kern w:val="0"/>
+          <w:lang w:eastAsia="ru-RU"/>
+          <w14:ligatures w14:val="none"/>
+        </w:rPr>
+        <w:t>Постусловия:</w:t>
+      </w:r>
+      <w:r>
+        <w:rPr>
+          <w:rFonts w:ascii="Times New Roman" w:eastAsia="Times New Roman" w:hAnsi="Times New Roman" w:cs="Times New Roman"/>
+          <w:kern w:val="0"/>
+          <w:lang w:eastAsia="ru-RU"/>
+          <w14:ligatures w14:val="none"/>
+        </w:rPr>
+        <w:t xml:space="preserve"> Если вариант использования выполнен успешно, система предоставляет клиенту доступ к личному кабинету. В любом случае система гарантирует, что доступ не будет предоставлен клиенту, не сообщившему верную комбинацию логина и пароля.</w:t>
+      </w:r>
+    </w:p>
+    <w:p>
+      <w:pPr>
+        <w:spacing w:before="100" w:beforeAutospacing="1" w:after="100" w:afterAutospacing="1" w:line="240" w:lineRule="auto"/>
+        <w:rPr>
+          <w:rFonts w:ascii="Times New Roman" w:eastAsia="Times New Roman" w:hAnsi="Times New Roman" w:cs="Times New Roman"/>
+          <w:kern w:val="0"/>
+          <w:lang w:eastAsia="ru-RU"/>
+          <w14:ligatures w14:val="none"/>
+        </w:rPr>
+      </w:pPr>
+      <w:r>
+        <w:rPr>
+          <w:rFonts w:ascii="Times New Roman" w:eastAsia="Times New Roman" w:hAnsi="Times New Roman" w:cs="Times New Roman"/>
+          <w:b/>
+          <w:bCs/>
+          <w:kern w:val="0"/>
+          <w:lang w:eastAsia="ru-RU"/>
+          <w14:ligatures w14:val="none"/>
+        </w:rPr>
+        <w:t>Основной поток событий:</w:t>
+      </w:r>
+    </w:p>
+    <w:p>
+      <w:pPr>
+        <w:numPr>
+          <w:ilvl w:val="0"/>
+          <w:numId w:val="5"/>
+        </w:numPr>
+        <w:spacing w:before="100" w:beforeAutospacing="1" w:after="100" w:afterAutospacing="1" w:line="240" w:lineRule="auto"/>
+        <w:rPr>
+          <w:rFonts w:ascii="Times New Roman" w:eastAsia="Times New Roman" w:hAnsi="Times New Roman" w:cs="Times New Roman"/>
+          <w:kern w:val="0"/>
+          <w:lang w:eastAsia="ru-RU"/>
+          <w14:ligatures w14:val="none"/>
+        </w:rPr>
+      </w:pPr>
+      <w:r>
+        <w:rPr>
+          <w:rFonts w:ascii="Times New Roman" w:eastAsia="Times New Roman" w:hAnsi="Times New Roman" w:cs="Times New Roman"/>
+          <w:kern w:val="0"/>
+          <w:lang w:eastAsia="ru-RU"/>
+          <w14:ligatures w14:val="none"/>
+        </w:rPr>
+        <w:t xml:space="preserve">Клиент входит на сайт </w:t>
+      </w:r>
+      <w:proofErr w:type="spellStart"/>
+      <w:r>
+        <w:rPr>
+          <w:rFonts w:ascii="Times New Roman" w:eastAsia="Times New Roman" w:hAnsi="Times New Roman" w:cs="Times New Roman"/>
+          <w:kern w:val="0"/>
+          <w:lang w:eastAsia="ru-RU"/>
+          <w14:ligatures w14:val="none"/>
+        </w:rPr>
+        <w:t>AutoService</w:t>
+      </w:r>
+      <w:proofErr w:type="spellEnd"/>
+      <w:r>
+        <w:rPr>
+          <w:rFonts w:ascii="Times New Roman" w:eastAsia="Times New Roman" w:hAnsi="Times New Roman" w:cs="Times New Roman"/>
+          <w:kern w:val="0"/>
+          <w:lang w:eastAsia="ru-RU"/>
+          <w14:ligatures w14:val="none"/>
+        </w:rPr>
+        <w:t>.</w:t>
+      </w:r>
+    </w:p>
+    <w:p>
+      <w:pPr>
+        <w:numPr>
+          <w:ilvl w:val="0"/>
+          <w:numId w:val="5"/>
+        </w:numPr>
+        <w:spacing w:before="100" w:beforeAutospacing="1" w:after="100" w:afterAutospacing="1" w:line="240" w:lineRule="auto"/>
+        <w:rPr>
+          <w:rFonts w:ascii="Times New Roman" w:eastAsia="Times New Roman" w:hAnsi="Times New Roman" w:cs="Times New Roman"/>
+          <w:kern w:val="0"/>
+          <w:lang w:eastAsia="ru-RU"/>
+          <w14:ligatures w14:val="none"/>
+        </w:rPr>
+      </w:pPr>
+      <w:r>
+        <w:rPr>
+          <w:rFonts w:ascii="Times New Roman" w:eastAsia="Times New Roman" w:hAnsi="Times New Roman" w:cs="Times New Roman"/>
+          <w:kern w:val="0"/>
+          <w:lang w:eastAsia="ru-RU"/>
+          <w14:ligatures w14:val="none"/>
+        </w:rPr>
+        <w:t>Система запрашивает телефон (логин) и пароль.</w:t>
+      </w:r>
+    </w:p>
+    <w:p>
+      <w:pPr>
+        <w:numPr>
+          <w:ilvl w:val="0"/>
+          <w:numId w:val="5"/>
+        </w:numPr>
+        <w:spacing w:before="100" w:beforeAutospacing="1" w:after="100" w:afterAutospacing="1" w:line="240" w:lineRule="auto"/>
+        <w:rPr>
+          <w:rFonts w:ascii="Times New Roman" w:eastAsia="Times New Roman" w:hAnsi="Times New Roman" w:cs="Times New Roman"/>
+          <w:kern w:val="0"/>
+          <w:lang w:eastAsia="ru-RU"/>
+          <w14:ligatures w14:val="none"/>
+        </w:rPr>
+      </w:pPr>
+      <w:r>
+        <w:rPr>
+          <w:rFonts w:ascii="Times New Roman" w:eastAsia="Times New Roman" w:hAnsi="Times New Roman" w:cs="Times New Roman"/>
+          <w:kern w:val="0"/>
+          <w:lang w:eastAsia="ru-RU"/>
+          <w14:ligatures w14:val="none"/>
+        </w:rPr>
+        <w:t>Клиент вводит телефон и пароль.</w:t>
+      </w:r>
+    </w:p>
+    <w:p>
+      <w:pPr>
+        <w:numPr>
+          <w:ilvl w:val="0"/>
+          <w:numId w:val="5"/>
+        </w:numPr>
+        <w:spacing w:before="100" w:beforeAutospacing="1" w:after="100" w:afterAutospacing="1" w:line="240" w:lineRule="auto"/>
+        <w:rPr>
+          <w:rFonts w:ascii="Times New Roman" w:eastAsia="Times New Roman" w:hAnsi="Times New Roman" w:cs="Times New Roman"/>
+          <w:kern w:val="0"/>
+          <w:lang w:eastAsia="ru-RU"/>
+          <w14:ligatures w14:val="none"/>
+        </w:rPr>
+      </w:pPr>
+      <w:r>
+        <w:rPr>
+          <w:rFonts w:ascii="Times New Roman" w:eastAsia="Times New Roman" w:hAnsi="Times New Roman" w:cs="Times New Roman"/>
+          <w:kern w:val="0"/>
+          <w:lang w:eastAsia="ru-RU"/>
+          <w14:ligatures w14:val="none"/>
+        </w:rPr>
+        <w:t>Система подтверждает правильность логина и пароля.</w:t>
+      </w:r>
+    </w:p>
+    <w:p>
+      <w:pPr>
+        <w:numPr>
+          <w:ilvl w:val="0"/>
+          <w:numId w:val="5"/>
+        </w:numPr>
+        <w:spacing w:before="100" w:beforeAutospacing="1" w:after="100" w:afterAutospacing="1" w:line="240" w:lineRule="auto"/>
+        <w:rPr>
+          <w:rFonts w:ascii="Times New Roman" w:eastAsia="Times New Roman" w:hAnsi="Times New Roman" w:cs="Times New Roman"/>
+          <w:kern w:val="0"/>
+          <w:lang w:eastAsia="ru-RU"/>
+          <w14:ligatures w14:val="none"/>
+        </w:rPr>
+      </w:pPr>
+      <w:r>
+        <w:rPr>
+          <w:rFonts w:ascii="Times New Roman" w:eastAsia="Times New Roman" w:hAnsi="Times New Roman" w:cs="Times New Roman"/>
+          <w:kern w:val="0"/>
+          <w:lang w:eastAsia="ru-RU"/>
+          <w14:ligatures w14:val="none"/>
+        </w:rPr>
+        <w:t>Система выводит страницу личного кабинета клиента.</w:t>
+      </w:r>
+    </w:p>
+    <w:p>
+      <w:pPr>
+        <w:spacing w:before="100" w:beforeAutospacing="1" w:after="100" w:afterAutospacing="1" w:line="240" w:lineRule="auto"/>
+        <w:rPr>
+          <w:rFonts w:ascii="Times New Roman" w:eastAsia="Times New Roman" w:hAnsi="Times New Roman" w:cs="Times New Roman"/>
+          <w:kern w:val="0"/>
+          <w:lang w:eastAsia="ru-RU"/>
+          <w14:ligatures w14:val="none"/>
+        </w:rPr>
+      </w:pPr>
+      <w:r>
+        <w:rPr>
+          <w:rFonts w:ascii="Times New Roman" w:eastAsia="Times New Roman" w:hAnsi="Times New Roman" w:cs="Times New Roman"/>
+          <w:b/>
+          <w:bCs/>
+          <w:kern w:val="0"/>
+          <w:lang w:eastAsia="ru-RU"/>
+          <w14:ligatures w14:val="none"/>
+        </w:rPr>
+        <w:t>Альтернативные потоки:</w:t>
+      </w:r>
+      <w:r>
+        <w:rPr>
+          <w:rFonts w:ascii="Times New Roman" w:eastAsia="Times New Roman" w:hAnsi="Times New Roman" w:cs="Times New Roman"/>
+          <w:kern w:val="0"/>
+          <w:lang w:eastAsia="ru-RU"/>
+          <w14:ligatures w14:val="none"/>
+        </w:rPr>
+        <w:br/>
+      </w:r>
+      <w:r>
+        <w:rPr>
+          <w:rFonts w:ascii="Times New Roman" w:eastAsia="Times New Roman" w:hAnsi="Times New Roman" w:cs="Times New Roman"/>
+          <w:b/>
+          <w:bCs/>
+          <w:kern w:val="0"/>
+          <w:lang w:eastAsia="ru-RU"/>
+          <w14:ligatures w14:val="none"/>
+        </w:rPr>
+        <w:t>4А. Неправильный логин/пароль:</w:t>
+      </w:r>
+    </w:p>
+    <w:p>
+      <w:pPr>
+        <w:numPr>
+          <w:ilvl w:val="0"/>
+          <w:numId w:val="6"/>
+        </w:numPr>
+        <w:spacing w:before="100" w:beforeAutospacing="1" w:after="100" w:afterAutospacing="1" w:line="240" w:lineRule="auto"/>
+        <w:rPr>
+          <w:rFonts w:ascii="Times New Roman" w:eastAsia="Times New Roman" w:hAnsi="Times New Roman" w:cs="Times New Roman"/>
+          <w:kern w:val="0"/>
+          <w:lang w:eastAsia="ru-RU"/>
+          <w14:ligatures w14:val="none"/>
+        </w:rPr>
+      </w:pPr>
+      <w:r>
+        <w:rPr>
+          <w:rFonts w:ascii="Times New Roman" w:eastAsia="Times New Roman" w:hAnsi="Times New Roman" w:cs="Times New Roman"/>
+          <w:kern w:val="0"/>
+          <w:lang w:eastAsia="ru-RU"/>
+          <w14:ligatures w14:val="none"/>
+        </w:rPr>
+        <w:t>система обнаруживает, что комбинация логина и пароля не верна;</w:t>
+      </w:r>
+    </w:p>
+    <w:p>
+      <w:pPr>
+        <w:numPr>
+          <w:ilvl w:val="0"/>
+          <w:numId w:val="6"/>
+        </w:numPr>
+        <w:spacing w:before="100" w:beforeAutospacing="1" w:after="100" w:afterAutospacing="1" w:line="240" w:lineRule="auto"/>
+        <w:rPr>
+          <w:rFonts w:ascii="Times New Roman" w:eastAsia="Times New Roman" w:hAnsi="Times New Roman" w:cs="Times New Roman"/>
+          <w:kern w:val="0"/>
+          <w:lang w:eastAsia="ru-RU"/>
+          <w14:ligatures w14:val="none"/>
+        </w:rPr>
+      </w:pPr>
+      <w:r>
+        <w:rPr>
+          <w:rFonts w:ascii="Times New Roman" w:eastAsia="Times New Roman" w:hAnsi="Times New Roman" w:cs="Times New Roman"/>
+          <w:kern w:val="0"/>
+          <w:lang w:eastAsia="ru-RU"/>
+          <w14:ligatures w14:val="none"/>
+        </w:rPr>
+        <w:t>система сообщает об ошибке и предлагает клиенту либо заново ввести данные, либо отказаться от входа;</w:t>
+      </w:r>
+    </w:p>
+    <w:p>
+      <w:pPr>
+        <w:numPr>
+          <w:ilvl w:val="0"/>
+          <w:numId w:val="6"/>
+        </w:numPr>
+        <w:spacing w:before="100" w:beforeAutospacing="1" w:after="100" w:afterAutospacing="1" w:line="240" w:lineRule="auto"/>
+        <w:rPr>
+          <w:rFonts w:ascii="Times New Roman" w:eastAsia="Times New Roman" w:hAnsi="Times New Roman" w:cs="Times New Roman"/>
+          <w:kern w:val="0"/>
+          <w:lang w:eastAsia="ru-RU"/>
+          <w14:ligatures w14:val="none"/>
+        </w:rPr>
+      </w:pPr>
+      <w:r>
+        <w:rPr>
+          <w:rFonts w:ascii="Times New Roman" w:eastAsia="Times New Roman" w:hAnsi="Times New Roman" w:cs="Times New Roman"/>
+          <w:kern w:val="0"/>
+          <w:lang w:eastAsia="ru-RU"/>
+          <w14:ligatures w14:val="none"/>
+        </w:rPr>
+        <w:t>клиент сообщает системе свой выбор;</w:t>
+      </w:r>
+    </w:p>
+    <w:p>
+      <w:pPr>
+        <w:numPr>
+          <w:ilvl w:val="0"/>
+          <w:numId w:val="6"/>
+        </w:numPr>
+        <w:spacing w:before="100" w:beforeAutospacing="1" w:after="100" w:afterAutospacing="1" w:line="240" w:lineRule="auto"/>
+        <w:rPr>
+          <w:rFonts w:ascii="Times New Roman" w:eastAsia="Times New Roman" w:hAnsi="Times New Roman" w:cs="Times New Roman"/>
+          <w:kern w:val="0"/>
+          <w:lang w:eastAsia="ru-RU"/>
+          <w14:ligatures w14:val="none"/>
+        </w:rPr>
+      </w:pPr>
+      <w:r>
+        <w:rPr>
+          <w:rFonts w:ascii="Times New Roman" w:eastAsia="Times New Roman" w:hAnsi="Times New Roman" w:cs="Times New Roman"/>
+          <w:kern w:val="0"/>
+          <w:lang w:eastAsia="ru-RU"/>
+          <w14:ligatures w14:val="none"/>
+        </w:rPr>
+        <w:t>в соответствии с выбором клиента либо выполняется переход на шаг 2, либо вариант использования завершается неуспешно.</w:t>
+      </w:r>
+    </w:p>
+    <w:p>
+      <w:r>
+        <w:t xml:space="preserve">Создание </w:t>
+      </w:r>
+      <w:proofErr w:type="gramStart"/>
+      <w:r>
+        <w:t>спецификации ,Записаться</w:t>
+      </w:r>
+      <w:proofErr w:type="gramEnd"/>
+      <w:r>
+        <w:t xml:space="preserve"> на сервис,</w:t>
+      </w:r>
+    </w:p>
+    <w:p>
+      <w:r>
+        <w:rPr>
+          <w:noProof/>
+          <w:lang w:eastAsia="ru-RU"/>
+        </w:rPr>
+        <w:drawing>
+          <wp:inline distT="0" distB="0" distL="0" distR="0" wp14:anchorId="4158D204" wp14:editId="1EBA2C22">
+            <wp:extent cx="5940425" cy="3375025"/>
+            <wp:effectExtent l="0" t="0" r="3175" b="0"/>
+            <wp:docPr id="13" name="Рисунок 13"/>
+            <wp:cNvGraphicFramePr>
+              <a:graphicFrameLocks xmlns:a="http://schemas.openxmlformats.org/drawingml/2006/main" noChangeAspect="1"/>
+            </wp:cNvGraphicFramePr>
+            <a:graphic xmlns:a="http://schemas.openxmlformats.org/drawingml/2006/main">
+              <a:graphicData uri="http://schemas.openxmlformats.org/drawingml/2006/picture">
+                <pic:pic xmlns:pic="http://schemas.openxmlformats.org/drawingml/2006/picture">
+                  <pic:nvPicPr>
+                    <pic:cNvPr id="1" name=""/>
+                    <pic:cNvPicPr/>
+                  </pic:nvPicPr>
+                  <pic:blipFill>
+                    <a:blip r:embed="rId18"/>
+                    <a:stretch>
+                      <a:fillRect/>
+                    </a:stretch>
+                  </pic:blipFill>
+                  <pic:spPr>
+                    <a:xfrm>
+                      <a:off x="0" y="0"/>
+                      <a:ext cx="5940425" cy="3375025"/>
+                    </a:xfrm>
+                    <a:prstGeom prst="rect">
+                      <a:avLst/>
+                    </a:prstGeom>
+                  </pic:spPr>
+                </pic:pic>
+              </a:graphicData>
+            </a:graphic>
+          </wp:inline>
+        </w:drawing>
+      </w:r>
+    </w:p>
+    <w:p>
+      <w:pPr>
+        <w:spacing w:before="100" w:beforeAutospacing="1" w:after="100" w:afterAutospacing="1" w:line="240" w:lineRule="auto"/>
+        <w:rPr>
+          <w:rFonts w:ascii="Times New Roman" w:eastAsia="Times New Roman" w:hAnsi="Times New Roman" w:cs="Times New Roman"/>
+          <w:kern w:val="0"/>
+          <w:lang w:eastAsia="ru-RU"/>
+          <w14:ligatures w14:val="none"/>
+        </w:rPr>
+      </w:pPr>
+      <w:r>
+        <w:rPr>
+          <w:rFonts w:ascii="Times New Roman" w:eastAsia="Times New Roman" w:hAnsi="Times New Roman" w:cs="Times New Roman"/>
+          <w:b/>
+          <w:bCs/>
+          <w:kern w:val="0"/>
+          <w:lang w:eastAsia="ru-RU"/>
+          <w14:ligatures w14:val="none"/>
+        </w:rPr>
+        <w:t>Имя:</w:t>
+      </w:r>
+      <w:r>
+        <w:rPr>
+          <w:rFonts w:ascii="Times New Roman" w:eastAsia="Times New Roman" w:hAnsi="Times New Roman" w:cs="Times New Roman"/>
+          <w:kern w:val="0"/>
+          <w:lang w:eastAsia="ru-RU"/>
+          <w14:ligatures w14:val="none"/>
+        </w:rPr>
+        <w:t xml:space="preserve"> Записаться на сервис</w:t>
+      </w:r>
+      <w:r>
+        <w:rPr>
+          <w:rFonts w:ascii="Times New Roman" w:eastAsia="Times New Roman" w:hAnsi="Times New Roman" w:cs="Times New Roman"/>
+          <w:kern w:val="0"/>
+          <w:lang w:eastAsia="ru-RU"/>
+          <w14:ligatures w14:val="none"/>
+        </w:rPr>
+        <w:br/>
+      </w:r>
+      <w:r>
+        <w:rPr>
+          <w:rFonts w:ascii="Times New Roman" w:eastAsia="Times New Roman" w:hAnsi="Times New Roman" w:cs="Times New Roman"/>
+          <w:b/>
+          <w:bCs/>
+          <w:kern w:val="0"/>
+          <w:lang w:eastAsia="ru-RU"/>
+          <w14:ligatures w14:val="none"/>
+        </w:rPr>
+        <w:t>ID:</w:t>
+      </w:r>
+      <w:r>
+        <w:rPr>
+          <w:rFonts w:ascii="Times New Roman" w:eastAsia="Times New Roman" w:hAnsi="Times New Roman" w:cs="Times New Roman"/>
+          <w:kern w:val="0"/>
+          <w:lang w:eastAsia="ru-RU"/>
+          <w14:ligatures w14:val="none"/>
+        </w:rPr>
+        <w:t xml:space="preserve"> UC10</w:t>
+      </w:r>
+    </w:p>
+    <w:p>
+      <w:pPr>
+        <w:spacing w:before="100" w:beforeAutospacing="1" w:after="100" w:afterAutospacing="1" w:line="240" w:lineRule="auto"/>
+        <w:rPr>
+          <w:rFonts w:ascii="Times New Roman" w:eastAsia="Times New Roman" w:hAnsi="Times New Roman" w:cs="Times New Roman"/>
+          <w:kern w:val="0"/>
+          <w:lang w:eastAsia="ru-RU"/>
+          <w14:ligatures w14:val="none"/>
+        </w:rPr>
+      </w:pPr>
+      <w:r>
+        <w:rPr>
+          <w:rFonts w:ascii="Times New Roman" w:eastAsia="Times New Roman" w:hAnsi="Times New Roman" w:cs="Times New Roman"/>
+          <w:b/>
+          <w:bCs/>
+          <w:kern w:val="0"/>
+          <w:lang w:eastAsia="ru-RU"/>
+          <w14:ligatures w14:val="none"/>
+        </w:rPr>
+        <w:t>Краткое описание:</w:t>
+      </w:r>
+      <w:r>
+        <w:rPr>
+          <w:rFonts w:ascii="Times New Roman" w:eastAsia="Times New Roman" w:hAnsi="Times New Roman" w:cs="Times New Roman"/>
+          <w:kern w:val="0"/>
+          <w:lang w:eastAsia="ru-RU"/>
+          <w14:ligatures w14:val="none"/>
+        </w:rPr>
+        <w:t xml:space="preserve"> Клиент выбирает автомобиль, услугу, дату/время из доступных слотов и способ оплаты (баллами или деньгами) для записи на обслуживание.</w:t>
+      </w:r>
+    </w:p>
+    <w:p>
+      <w:pPr>
+        <w:spacing w:before="100" w:beforeAutospacing="1" w:after="100" w:afterAutospacing="1" w:line="240" w:lineRule="auto"/>
+        <w:rPr>
+          <w:rFonts w:ascii="Times New Roman" w:eastAsia="Times New Roman" w:hAnsi="Times New Roman" w:cs="Times New Roman"/>
+          <w:kern w:val="0"/>
+          <w:lang w:eastAsia="ru-RU"/>
+          <w14:ligatures w14:val="none"/>
+        </w:rPr>
+      </w:pPr>
+      <w:r>
+        <w:rPr>
+          <w:rFonts w:ascii="Times New Roman" w:eastAsia="Times New Roman" w:hAnsi="Times New Roman" w:cs="Times New Roman"/>
+          <w:b/>
+          <w:bCs/>
+          <w:kern w:val="0"/>
+          <w:lang w:eastAsia="ru-RU"/>
+          <w14:ligatures w14:val="none"/>
+        </w:rPr>
+        <w:t>Действующие лица:</w:t>
+      </w:r>
+      <w:r>
+        <w:rPr>
+          <w:rFonts w:ascii="Times New Roman" w:eastAsia="Times New Roman" w:hAnsi="Times New Roman" w:cs="Times New Roman"/>
+          <w:kern w:val="0"/>
+          <w:lang w:eastAsia="ru-RU"/>
+          <w14:ligatures w14:val="none"/>
+        </w:rPr>
+        <w:t xml:space="preserve"> Клиент (основное), Платёжная система (второстепенное)</w:t>
+      </w:r>
+    </w:p>
+    <w:p>
+      <w:pPr>
+        <w:spacing w:before="100" w:beforeAutospacing="1" w:after="100" w:afterAutospacing="1" w:line="240" w:lineRule="auto"/>
+        <w:rPr>
+          <w:rFonts w:ascii="Times New Roman" w:eastAsia="Times New Roman" w:hAnsi="Times New Roman" w:cs="Times New Roman"/>
+          <w:kern w:val="0"/>
+          <w:lang w:eastAsia="ru-RU"/>
+          <w14:ligatures w14:val="none"/>
+        </w:rPr>
+      </w:pPr>
+      <w:r>
+        <w:rPr>
+          <w:rFonts w:ascii="Times New Roman" w:eastAsia="Times New Roman" w:hAnsi="Times New Roman" w:cs="Times New Roman"/>
+          <w:b/>
+          <w:bCs/>
+          <w:kern w:val="0"/>
+          <w:lang w:eastAsia="ru-RU"/>
+          <w14:ligatures w14:val="none"/>
+        </w:rPr>
+        <w:lastRenderedPageBreak/>
+        <w:t>Предусловия:</w:t>
+      </w:r>
+      <w:r>
+        <w:rPr>
+          <w:rFonts w:ascii="Times New Roman" w:eastAsia="Times New Roman" w:hAnsi="Times New Roman" w:cs="Times New Roman"/>
+          <w:kern w:val="0"/>
+          <w:lang w:eastAsia="ru-RU"/>
+          <w14:ligatures w14:val="none"/>
+        </w:rPr>
+        <w:t xml:space="preserve"> Клиент вошёл в систему. У клиента есть хотя бы один автомобиль в профиле.</w:t>
+      </w:r>
+    </w:p>
+    <w:p>
+      <w:pPr>
+        <w:spacing w:before="100" w:beforeAutospacing="1" w:after="100" w:afterAutospacing="1" w:line="240" w:lineRule="auto"/>
+        <w:rPr>
+          <w:rFonts w:ascii="Times New Roman" w:eastAsia="Times New Roman" w:hAnsi="Times New Roman" w:cs="Times New Roman"/>
+          <w:kern w:val="0"/>
+          <w:lang w:eastAsia="ru-RU"/>
+          <w14:ligatures w14:val="none"/>
+        </w:rPr>
+      </w:pPr>
+      <w:r>
+        <w:rPr>
+          <w:rFonts w:ascii="Times New Roman" w:eastAsia="Times New Roman" w:hAnsi="Times New Roman" w:cs="Times New Roman"/>
+          <w:b/>
+          <w:bCs/>
+          <w:kern w:val="0"/>
+          <w:lang w:eastAsia="ru-RU"/>
+          <w14:ligatures w14:val="none"/>
+        </w:rPr>
+        <w:t>Основной поток событий:</w:t>
+      </w:r>
+    </w:p>
+    <w:p>
+      <w:pPr>
+        <w:numPr>
+          <w:ilvl w:val="0"/>
+          <w:numId w:val="7"/>
+        </w:numPr>
+        <w:spacing w:before="100" w:beforeAutospacing="1" w:after="100" w:afterAutospacing="1" w:line="240" w:lineRule="auto"/>
+        <w:rPr>
+          <w:rFonts w:ascii="Times New Roman" w:eastAsia="Times New Roman" w:hAnsi="Times New Roman" w:cs="Times New Roman"/>
+          <w:kern w:val="0"/>
+          <w:lang w:eastAsia="ru-RU"/>
+          <w14:ligatures w14:val="none"/>
+        </w:rPr>
+      </w:pPr>
+      <w:r>
+        <w:rPr>
+          <w:rFonts w:ascii="Times New Roman" w:eastAsia="Times New Roman" w:hAnsi="Times New Roman" w:cs="Times New Roman"/>
+          <w:kern w:val="0"/>
+          <w:lang w:eastAsia="ru-RU"/>
+          <w14:ligatures w14:val="none"/>
+        </w:rPr>
+        <w:t>Клиент запрашивает список доступных слотов записи.</w:t>
+      </w:r>
+    </w:p>
+    <w:p>
+      <w:pPr>
+        <w:numPr>
+          <w:ilvl w:val="0"/>
+          <w:numId w:val="7"/>
+        </w:numPr>
+        <w:spacing w:before="100" w:beforeAutospacing="1" w:after="100" w:afterAutospacing="1" w:line="240" w:lineRule="auto"/>
+        <w:rPr>
+          <w:rFonts w:ascii="Times New Roman" w:eastAsia="Times New Roman" w:hAnsi="Times New Roman" w:cs="Times New Roman"/>
+          <w:kern w:val="0"/>
+          <w:lang w:eastAsia="ru-RU"/>
+          <w14:ligatures w14:val="none"/>
+        </w:rPr>
+      </w:pPr>
+      <w:r>
+        <w:rPr>
+          <w:rFonts w:ascii="Times New Roman" w:eastAsia="Times New Roman" w:hAnsi="Times New Roman" w:cs="Times New Roman"/>
+          <w:kern w:val="0"/>
+          <w:lang w:eastAsia="ru-RU"/>
+          <w14:ligatures w14:val="none"/>
+        </w:rPr>
+        <w:t>Система отображает доступные даты и время.</w:t>
+      </w:r>
+    </w:p>
+    <w:p>
+      <w:pPr>
+        <w:numPr>
+          <w:ilvl w:val="0"/>
+          <w:numId w:val="7"/>
+        </w:numPr>
+        <w:spacing w:before="100" w:beforeAutospacing="1" w:after="100" w:afterAutospacing="1" w:line="240" w:lineRule="auto"/>
+        <w:rPr>
+          <w:rFonts w:ascii="Times New Roman" w:eastAsia="Times New Roman" w:hAnsi="Times New Roman" w:cs="Times New Roman"/>
+          <w:kern w:val="0"/>
+          <w:lang w:eastAsia="ru-RU"/>
+          <w14:ligatures w14:val="none"/>
+        </w:rPr>
+      </w:pPr>
+      <w:r>
+        <w:rPr>
+          <w:rFonts w:ascii="Times New Roman" w:eastAsia="Times New Roman" w:hAnsi="Times New Roman" w:cs="Times New Roman"/>
+          <w:kern w:val="0"/>
+          <w:lang w:eastAsia="ru-RU"/>
+          <w14:ligatures w14:val="none"/>
+        </w:rPr>
+        <w:t>Клиент выбирает дату, время, автомобиль и услугу.</w:t>
+      </w:r>
+    </w:p>
+    <w:p>
+      <w:pPr>
+        <w:numPr>
+          <w:ilvl w:val="0"/>
+          <w:numId w:val="7"/>
+        </w:numPr>
+        <w:spacing w:before="100" w:beforeAutospacing="1" w:after="100" w:afterAutospacing="1" w:line="240" w:lineRule="auto"/>
+        <w:rPr>
+          <w:rFonts w:ascii="Times New Roman" w:eastAsia="Times New Roman" w:hAnsi="Times New Roman" w:cs="Times New Roman"/>
+          <w:kern w:val="0"/>
+          <w:lang w:eastAsia="ru-RU"/>
+          <w14:ligatures w14:val="none"/>
+        </w:rPr>
+      </w:pPr>
+      <w:r>
+        <w:rPr>
+          <w:rFonts w:ascii="Times New Roman" w:eastAsia="Times New Roman" w:hAnsi="Times New Roman" w:cs="Times New Roman"/>
+          <w:kern w:val="0"/>
+          <w:lang w:eastAsia="ru-RU"/>
+          <w14:ligatures w14:val="none"/>
+        </w:rPr>
+        <w:t>Система отображает стоимость услуги и доступный баланс баллов клиента.</w:t>
+      </w:r>
+    </w:p>
+    <w:p>
+      <w:pPr>
+        <w:numPr>
+          <w:ilvl w:val="0"/>
+          <w:numId w:val="7"/>
+        </w:numPr>
+        <w:spacing w:before="100" w:beforeAutospacing="1" w:after="100" w:afterAutospacing="1" w:line="240" w:lineRule="auto"/>
+        <w:rPr>
+          <w:rFonts w:ascii="Times New Roman" w:eastAsia="Times New Roman" w:hAnsi="Times New Roman" w:cs="Times New Roman"/>
+          <w:kern w:val="0"/>
+          <w:lang w:eastAsia="ru-RU"/>
+          <w14:ligatures w14:val="none"/>
+        </w:rPr>
+      </w:pPr>
+      <w:r>
+        <w:rPr>
+          <w:rFonts w:ascii="Times New Roman" w:eastAsia="Times New Roman" w:hAnsi="Times New Roman" w:cs="Times New Roman"/>
+          <w:kern w:val="0"/>
+          <w:lang w:eastAsia="ru-RU"/>
+          <w14:ligatures w14:val="none"/>
+        </w:rPr>
+        <w:t>Клиент выбирает способ оплаты (баллами или деньгами).</w:t>
+      </w:r>
+    </w:p>
+    <w:p>
+      <w:pPr>
+        <w:numPr>
+          <w:ilvl w:val="0"/>
+          <w:numId w:val="7"/>
+        </w:numPr>
+        <w:spacing w:before="100" w:beforeAutospacing="1" w:after="100" w:afterAutospacing="1" w:line="240" w:lineRule="auto"/>
+        <w:rPr>
+          <w:rFonts w:ascii="Times New Roman" w:eastAsia="Times New Roman" w:hAnsi="Times New Roman" w:cs="Times New Roman"/>
+          <w:kern w:val="0"/>
+          <w:lang w:eastAsia="ru-RU"/>
+          <w14:ligatures w14:val="none"/>
+        </w:rPr>
+      </w:pPr>
+      <w:r>
+        <w:rPr>
+          <w:rFonts w:ascii="Times New Roman" w:eastAsia="Times New Roman" w:hAnsi="Times New Roman" w:cs="Times New Roman"/>
+          <w:kern w:val="0"/>
+          <w:lang w:eastAsia="ru-RU"/>
+          <w14:ligatures w14:val="none"/>
+        </w:rPr>
+        <w:t>Система резервирует стоимость услуги (</w:t>
+      </w:r>
+      <w:r>
+        <w:rPr>
+          <w:rFonts w:ascii="Courier New" w:eastAsia="Times New Roman" w:hAnsi="Courier New" w:cs="Courier New"/>
+          <w:kern w:val="0"/>
+          <w:sz w:val="20"/>
+          <w:szCs w:val="20"/>
+          <w:lang w:eastAsia="ru-RU"/>
+          <w14:ligatures w14:val="none"/>
+        </w:rPr>
+        <w:t>&lt;&lt;</w:t>
+      </w:r>
+      <w:proofErr w:type="spellStart"/>
+      <w:r>
+        <w:rPr>
+          <w:rFonts w:ascii="Courier New" w:eastAsia="Times New Roman" w:hAnsi="Courier New" w:cs="Courier New"/>
+          <w:kern w:val="0"/>
+          <w:sz w:val="20"/>
+          <w:szCs w:val="20"/>
+          <w:lang w:eastAsia="ru-RU"/>
+          <w14:ligatures w14:val="none"/>
+        </w:rPr>
+        <w:t>include</w:t>
+      </w:r>
+      <w:proofErr w:type="spellEnd"/>
+      <w:r>
+        <w:rPr>
+          <w:rFonts w:ascii="Courier New" w:eastAsia="Times New Roman" w:hAnsi="Courier New" w:cs="Courier New"/>
+          <w:kern w:val="0"/>
+          <w:sz w:val="20"/>
+          <w:szCs w:val="20"/>
+          <w:lang w:eastAsia="ru-RU"/>
+          <w14:ligatures w14:val="none"/>
+        </w:rPr>
+        <w:t>&gt;&gt;</w:t>
+      </w:r>
+      <w:r>
+        <w:rPr>
+          <w:rFonts w:ascii="Times New Roman" w:eastAsia="Times New Roman" w:hAnsi="Times New Roman" w:cs="Times New Roman"/>
+          <w:kern w:val="0"/>
+          <w:lang w:eastAsia="ru-RU"/>
+          <w14:ligatures w14:val="none"/>
+        </w:rPr>
+        <w:t xml:space="preserve"> «Зарезервировать стоимость услуги»).</w:t>
+      </w:r>
+    </w:p>
+    <w:p>
+      <w:pPr>
+        <w:numPr>
+          <w:ilvl w:val="0"/>
+          <w:numId w:val="7"/>
+        </w:numPr>
+        <w:spacing w:before="100" w:beforeAutospacing="1" w:after="100" w:afterAutospacing="1" w:line="240" w:lineRule="auto"/>
+        <w:rPr>
+          <w:rFonts w:ascii="Times New Roman" w:eastAsia="Times New Roman" w:hAnsi="Times New Roman" w:cs="Times New Roman"/>
+          <w:kern w:val="0"/>
+          <w:lang w:eastAsia="ru-RU"/>
+          <w14:ligatures w14:val="none"/>
+        </w:rPr>
+      </w:pPr>
+      <w:r>
+        <w:rPr>
+          <w:rFonts w:ascii="Times New Roman" w:eastAsia="Times New Roman" w:hAnsi="Times New Roman" w:cs="Times New Roman"/>
+          <w:kern w:val="0"/>
+          <w:lang w:eastAsia="ru-RU"/>
+          <w14:ligatures w14:val="none"/>
+        </w:rPr>
+        <w:t>Система подтверждает запись.</w:t>
+      </w:r>
+    </w:p>
+    <w:p>
+      <w:pPr>
+        <w:numPr>
+          <w:ilvl w:val="0"/>
+          <w:numId w:val="7"/>
+        </w:numPr>
+        <w:spacing w:before="100" w:beforeAutospacing="1" w:after="100" w:afterAutospacing="1" w:line="240" w:lineRule="auto"/>
+        <w:rPr>
+          <w:rFonts w:ascii="Times New Roman" w:eastAsia="Times New Roman" w:hAnsi="Times New Roman" w:cs="Times New Roman"/>
+          <w:kern w:val="0"/>
+          <w:lang w:eastAsia="ru-RU"/>
+          <w14:ligatures w14:val="none"/>
+        </w:rPr>
+      </w:pPr>
+      <w:r>
+        <w:rPr>
+          <w:rFonts w:ascii="Times New Roman" w:eastAsia="Times New Roman" w:hAnsi="Times New Roman" w:cs="Times New Roman"/>
+          <w:kern w:val="0"/>
+          <w:lang w:eastAsia="ru-RU"/>
+          <w14:ligatures w14:val="none"/>
+        </w:rPr>
+        <w:t>Вариант использования завершается.</w:t>
+      </w:r>
+    </w:p>
+    <w:p>
+      <w:pPr>
+        <w:spacing w:before="100" w:beforeAutospacing="1" w:after="100" w:afterAutospacing="1" w:line="240" w:lineRule="auto"/>
+        <w:rPr>
+          <w:rFonts w:ascii="Times New Roman" w:eastAsia="Times New Roman" w:hAnsi="Times New Roman" w:cs="Times New Roman"/>
+          <w:kern w:val="0"/>
+          <w:lang w:eastAsia="ru-RU"/>
+          <w14:ligatures w14:val="none"/>
+        </w:rPr>
+      </w:pPr>
+      <w:r>
+        <w:rPr>
+          <w:rFonts w:ascii="Times New Roman" w:eastAsia="Times New Roman" w:hAnsi="Times New Roman" w:cs="Times New Roman"/>
+          <w:b/>
+          <w:bCs/>
+          <w:kern w:val="0"/>
+          <w:lang w:eastAsia="ru-RU"/>
+          <w14:ligatures w14:val="none"/>
+        </w:rPr>
+        <w:t>Альтернативные потоки:</w:t>
+      </w:r>
+      <w:r>
+        <w:rPr>
+          <w:rFonts w:ascii="Times New Roman" w:eastAsia="Times New Roman" w:hAnsi="Times New Roman" w:cs="Times New Roman"/>
+          <w:kern w:val="0"/>
+          <w:lang w:eastAsia="ru-RU"/>
+          <w14:ligatures w14:val="none"/>
+        </w:rPr>
+        <w:br/>
+      </w:r>
+      <w:r>
+        <w:rPr>
+          <w:rFonts w:ascii="Times New Roman" w:eastAsia="Times New Roman" w:hAnsi="Times New Roman" w:cs="Times New Roman"/>
+          <w:b/>
+          <w:bCs/>
+          <w:kern w:val="0"/>
+          <w:lang w:eastAsia="ru-RU"/>
+          <w14:ligatures w14:val="none"/>
+        </w:rPr>
+        <w:t>5А. Недостаточно баллов для оплаты:</w:t>
+      </w:r>
+    </w:p>
+    <w:p>
+      <w:pPr>
+        <w:numPr>
+          <w:ilvl w:val="0"/>
+          <w:numId w:val="8"/>
+        </w:numPr>
+        <w:spacing w:before="100" w:beforeAutospacing="1" w:after="100" w:afterAutospacing="1" w:line="240" w:lineRule="auto"/>
+        <w:rPr>
+          <w:rFonts w:ascii="Times New Roman" w:eastAsia="Times New Roman" w:hAnsi="Times New Roman" w:cs="Times New Roman"/>
+          <w:kern w:val="0"/>
+          <w:lang w:eastAsia="ru-RU"/>
+          <w14:ligatures w14:val="none"/>
+        </w:rPr>
+      </w:pPr>
+      <w:r>
+        <w:rPr>
+          <w:rFonts w:ascii="Times New Roman" w:eastAsia="Times New Roman" w:hAnsi="Times New Roman" w:cs="Times New Roman"/>
+          <w:kern w:val="0"/>
+          <w:lang w:eastAsia="ru-RU"/>
+          <w14:ligatures w14:val="none"/>
+        </w:rPr>
+        <w:t>система обнаруживает, что у клиента недостаточно баллов;</w:t>
+      </w:r>
+    </w:p>
+    <w:p>
+      <w:pPr>
+        <w:numPr>
+          <w:ilvl w:val="0"/>
+          <w:numId w:val="8"/>
+        </w:numPr>
+        <w:spacing w:before="100" w:beforeAutospacing="1" w:after="100" w:afterAutospacing="1" w:line="240" w:lineRule="auto"/>
+        <w:rPr>
+          <w:rFonts w:ascii="Times New Roman" w:eastAsia="Times New Roman" w:hAnsi="Times New Roman" w:cs="Times New Roman"/>
+          <w:kern w:val="0"/>
+          <w:lang w:eastAsia="ru-RU"/>
+          <w14:ligatures w14:val="none"/>
+        </w:rPr>
+      </w:pPr>
+      <w:r>
+        <w:rPr>
+          <w:rFonts w:ascii="Times New Roman" w:eastAsia="Times New Roman" w:hAnsi="Times New Roman" w:cs="Times New Roman"/>
+          <w:kern w:val="0"/>
+          <w:lang w:eastAsia="ru-RU"/>
+          <w14:ligatures w14:val="none"/>
+        </w:rPr>
+        <w:t>система сообщает об ошибке и предлагает выбрать оплату деньгами;</w:t>
+      </w:r>
+    </w:p>
+    <w:p>
+      <w:pPr>
+        <w:numPr>
+          <w:ilvl w:val="0"/>
+          <w:numId w:val="8"/>
+        </w:numPr>
+        <w:spacing w:before="100" w:beforeAutospacing="1" w:after="100" w:afterAutospacing="1" w:line="240" w:lineRule="auto"/>
+        <w:rPr>
+          <w:rFonts w:ascii="Times New Roman" w:eastAsia="Times New Roman" w:hAnsi="Times New Roman" w:cs="Times New Roman"/>
+          <w:kern w:val="0"/>
+          <w:lang w:eastAsia="ru-RU"/>
+          <w14:ligatures w14:val="none"/>
+        </w:rPr>
+      </w:pPr>
+      <w:r>
+        <w:rPr>
+          <w:rFonts w:ascii="Times New Roman" w:eastAsia="Times New Roman" w:hAnsi="Times New Roman" w:cs="Times New Roman"/>
+          <w:kern w:val="0"/>
+          <w:lang w:eastAsia="ru-RU"/>
+          <w14:ligatures w14:val="none"/>
+        </w:rPr>
+        <w:t>переход на шаг 5.</w:t>
+      </w:r>
+    </w:p>
+    <w:p>
+      <w:pPr>
+        <w:spacing w:before="100" w:beforeAutospacing="1" w:after="100" w:afterAutospacing="1" w:line="240" w:lineRule="auto"/>
+        <w:rPr>
+          <w:rFonts w:ascii="Times New Roman" w:eastAsia="Times New Roman" w:hAnsi="Times New Roman" w:cs="Times New Roman"/>
+          <w:kern w:val="0"/>
+          <w:lang w:eastAsia="ru-RU"/>
+          <w14:ligatures w14:val="none"/>
+        </w:rPr>
+      </w:pPr>
+      <w:r>
+        <w:rPr>
+          <w:rFonts w:ascii="Times New Roman" w:eastAsia="Times New Roman" w:hAnsi="Times New Roman" w:cs="Times New Roman"/>
+          <w:b/>
+          <w:bCs/>
+          <w:kern w:val="0"/>
+          <w:lang w:eastAsia="ru-RU"/>
+          <w14:ligatures w14:val="none"/>
+        </w:rPr>
+        <w:t>6А. Платёжная система отказывает в резервировании:</w:t>
+      </w:r>
+    </w:p>
+    <w:p>
+      <w:pPr>
+        <w:numPr>
+          <w:ilvl w:val="0"/>
+          <w:numId w:val="9"/>
+        </w:numPr>
+        <w:spacing w:before="100" w:beforeAutospacing="1" w:after="100" w:afterAutospacing="1" w:line="240" w:lineRule="auto"/>
+        <w:rPr>
+          <w:rFonts w:ascii="Times New Roman" w:eastAsia="Times New Roman" w:hAnsi="Times New Roman" w:cs="Times New Roman"/>
+          <w:kern w:val="0"/>
+          <w:lang w:eastAsia="ru-RU"/>
+          <w14:ligatures w14:val="none"/>
+        </w:rPr>
+      </w:pPr>
+      <w:r>
+        <w:rPr>
+          <w:rFonts w:ascii="Times New Roman" w:eastAsia="Times New Roman" w:hAnsi="Times New Roman" w:cs="Times New Roman"/>
+          <w:kern w:val="0"/>
+          <w:lang w:eastAsia="ru-RU"/>
+          <w14:ligatures w14:val="none"/>
+        </w:rPr>
+        <w:t>платёжная система отказывает в резервировании средств;</w:t>
+      </w:r>
+    </w:p>
+    <w:p>
+      <w:pPr>
+        <w:numPr>
+          <w:ilvl w:val="0"/>
+          <w:numId w:val="9"/>
+        </w:numPr>
+        <w:spacing w:before="100" w:beforeAutospacing="1" w:after="100" w:afterAutospacing="1" w:line="240" w:lineRule="auto"/>
+        <w:rPr>
+          <w:rFonts w:ascii="Times New Roman" w:eastAsia="Times New Roman" w:hAnsi="Times New Roman" w:cs="Times New Roman"/>
+          <w:kern w:val="0"/>
+          <w:lang w:eastAsia="ru-RU"/>
+          <w14:ligatures w14:val="none"/>
+        </w:rPr>
+      </w:pPr>
+      <w:r>
+        <w:rPr>
+          <w:rFonts w:ascii="Times New Roman" w:eastAsia="Times New Roman" w:hAnsi="Times New Roman" w:cs="Times New Roman"/>
+          <w:kern w:val="0"/>
+          <w:lang w:eastAsia="ru-RU"/>
+          <w14:ligatures w14:val="none"/>
+        </w:rPr>
+        <w:t>система выдаёт сообщение об ошибке;</w:t>
+      </w:r>
+    </w:p>
+    <w:p>
+      <w:pPr>
+        <w:numPr>
+          <w:ilvl w:val="0"/>
+          <w:numId w:val="9"/>
+        </w:numPr>
+        <w:spacing w:before="100" w:beforeAutospacing="1" w:after="100" w:afterAutospacing="1" w:line="240" w:lineRule="auto"/>
+        <w:rPr>
+          <w:rFonts w:ascii="Times New Roman" w:eastAsia="Times New Roman" w:hAnsi="Times New Roman" w:cs="Times New Roman"/>
+          <w:kern w:val="0"/>
+          <w:lang w:eastAsia="ru-RU"/>
+          <w14:ligatures w14:val="none"/>
+        </w:rPr>
+      </w:pPr>
+      <w:r>
+        <w:rPr>
+          <w:rFonts w:ascii="Times New Roman" w:eastAsia="Times New Roman" w:hAnsi="Times New Roman" w:cs="Times New Roman"/>
+          <w:kern w:val="0"/>
+          <w:lang w:eastAsia="ru-RU"/>
+          <w14:ligatures w14:val="none"/>
+        </w:rPr>
+        <w:t>вариант использования завершается неуспешно.</w:t>
+      </w:r>
+    </w:p>
+    <w:p>
+      <w:pPr>
+        <w:spacing w:before="100" w:beforeAutospacing="1" w:after="100" w:afterAutospacing="1" w:line="240" w:lineRule="auto"/>
+        <w:rPr>
+          <w:rFonts w:ascii="Times New Roman" w:eastAsia="Times New Roman" w:hAnsi="Times New Roman" w:cs="Times New Roman"/>
+          <w:kern w:val="0"/>
+          <w:lang w:eastAsia="ru-RU"/>
+          <w14:ligatures w14:val="none"/>
+        </w:rPr>
+      </w:pPr>
+      <w:r>
+        <w:rPr>
+          <w:rFonts w:ascii="Times New Roman" w:eastAsia="Times New Roman" w:hAnsi="Times New Roman" w:cs="Times New Roman"/>
+          <w:b/>
+          <w:bCs/>
+          <w:kern w:val="0"/>
+          <w:lang w:eastAsia="ru-RU"/>
+          <w14:ligatures w14:val="none"/>
+        </w:rPr>
+        <w:t>Постусловия:</w:t>
+      </w:r>
+      <w:r>
+        <w:rPr>
+          <w:rFonts w:ascii="Times New Roman" w:eastAsia="Times New Roman" w:hAnsi="Times New Roman" w:cs="Times New Roman"/>
+          <w:kern w:val="0"/>
+          <w:lang w:eastAsia="ru-RU"/>
+          <w14:ligatures w14:val="none"/>
+        </w:rPr>
+        <w:t xml:space="preserve"> Если вариант использования выполнен успешно, создаётся запись на сервис, заблокировано нужное количество баллов или зарезервирована сумма на карте. Если транзакция не удалась, запись не создаётся, баланс остаётся прежним.</w:t>
+      </w:r>
+    </w:p>
+    <w:p>
+      <w:pPr>
+        <w:spacing w:before="100" w:beforeAutospacing="1" w:after="100" w:afterAutospacing="1" w:line="240" w:lineRule="auto"/>
+        <w:rPr>
+          <w:rFonts w:ascii="Times New Roman" w:eastAsia="Times New Roman" w:hAnsi="Times New Roman" w:cs="Times New Roman"/>
+          <w:kern w:val="0"/>
+          <w:lang w:eastAsia="ru-RU"/>
+          <w14:ligatures w14:val="none"/>
+        </w:rPr>
+      </w:pPr>
+    </w:p>
+    <w:p>
+      <w:pPr>
+        <w:spacing w:before="100" w:beforeAutospacing="1" w:after="100" w:afterAutospacing="1" w:line="240" w:lineRule="auto"/>
+        <w:rPr>
+          <w:rFonts w:ascii="Times New Roman" w:eastAsia="Times New Roman" w:hAnsi="Times New Roman" w:cs="Times New Roman"/>
+          <w:b/>
+          <w:kern w:val="0"/>
+          <w:sz w:val="32"/>
+          <w:lang w:eastAsia="ru-RU"/>
+          <w14:ligatures w14:val="none"/>
+        </w:rPr>
+      </w:pPr>
+      <w:r>
+        <w:rPr>
+          <w:rFonts w:ascii="Times New Roman" w:eastAsia="Times New Roman" w:hAnsi="Times New Roman" w:cs="Times New Roman"/>
+          <w:b/>
+          <w:kern w:val="0"/>
+          <w:sz w:val="32"/>
+          <w:lang w:eastAsia="ru-RU"/>
+          <w14:ligatures w14:val="none"/>
+        </w:rPr>
+        <w:t xml:space="preserve">Диаграмма </w:t>
+      </w:r>
+      <w:proofErr w:type="gramStart"/>
+      <w:r>
+        <w:rPr>
+          <w:rFonts w:ascii="Times New Roman" w:eastAsia="Times New Roman" w:hAnsi="Times New Roman" w:cs="Times New Roman"/>
+          <w:b/>
+          <w:kern w:val="0"/>
+          <w:sz w:val="32"/>
+          <w:lang w:eastAsia="ru-RU"/>
+          <w14:ligatures w14:val="none"/>
+        </w:rPr>
+        <w:t>деятельность ,,Войти</w:t>
+      </w:r>
+      <w:proofErr w:type="gramEnd"/>
+      <w:r>
+        <w:rPr>
+          <w:rFonts w:ascii="Times New Roman" w:eastAsia="Times New Roman" w:hAnsi="Times New Roman" w:cs="Times New Roman"/>
+          <w:b/>
+          <w:kern w:val="0"/>
+          <w:sz w:val="32"/>
+          <w:lang w:eastAsia="ru-RU"/>
+          <w14:ligatures w14:val="none"/>
+        </w:rPr>
+        <w:t xml:space="preserve"> в систему,,</w:t>
+      </w:r>
+    </w:p>
+    <w:p>
+      <w:pPr>
+        <w:spacing w:before="100" w:beforeAutospacing="1" w:after="100" w:afterAutospacing="1" w:line="240" w:lineRule="auto"/>
+        <w:rPr>
+          <w:rFonts w:ascii="Times New Roman" w:eastAsia="Times New Roman" w:hAnsi="Times New Roman" w:cs="Times New Roman"/>
+          <w:kern w:val="0"/>
+          <w:lang w:eastAsia="ru-RU"/>
+          <w14:ligatures w14:val="none"/>
+        </w:rPr>
+      </w:pPr>
+      <w:r>
+        <w:rPr>
+          <w:rFonts w:ascii="Times New Roman" w:eastAsia="Times New Roman" w:hAnsi="Times New Roman" w:cs="Times New Roman"/>
+          <w:kern w:val="0"/>
+          <w:lang w:eastAsia="ru-RU"/>
+          <w14:ligatures w14:val="none"/>
+        </w:rPr>
+        <w:lastRenderedPageBreak/>
+        <w:drawing>
+          <wp:inline distT="0" distB="0" distL="0" distR="0" wp14:anchorId="2BD66F0E" wp14:editId="731853D3">
+            <wp:extent cx="5940425" cy="3611880"/>
+            <wp:effectExtent l="0" t="0" r="3175" b="7620"/>
+            <wp:docPr id="17" name="Рисунок 17"/>
+            <wp:cNvGraphicFramePr>
+              <a:graphicFrameLocks xmlns:a="http://schemas.openxmlformats.org/drawingml/2006/main" noChangeAspect="1"/>
+            </wp:cNvGraphicFramePr>
+            <a:graphic xmlns:a="http://schemas.openxmlformats.org/drawingml/2006/main">
+              <a:graphicData uri="http://schemas.openxmlformats.org/drawingml/2006/picture">
+                <pic:pic xmlns:pic="http://schemas.openxmlformats.org/drawingml/2006/picture">
+                  <pic:nvPicPr>
+                    <pic:cNvPr id="1" name=""/>
+                    <pic:cNvPicPr/>
+                  </pic:nvPicPr>
+                  <pic:blipFill>
+                    <a:blip r:embed="rId19"/>
+                    <a:stretch>
+                      <a:fillRect/>
+                    </a:stretch>
+                  </pic:blipFill>
+                  <pic:spPr>
+                    <a:xfrm>
+                      <a:off x="0" y="0"/>
+                      <a:ext cx="5940425" cy="3611880"/>
+                    </a:xfrm>
+                    <a:prstGeom prst="rect">
+                      <a:avLst/>
+                    </a:prstGeom>
+                  </pic:spPr>
+                </pic:pic>
+              </a:graphicData>
+            </a:graphic>
+          </wp:inline>
+        </w:drawing>
+      </w:r>
+    </w:p>
+    <w:p>
+      <w:pPr>
+        <w:spacing w:before="100" w:beforeAutospacing="1" w:after="100" w:afterAutospacing="1" w:line="240" w:lineRule="auto"/>
+        <w:rPr>
+          <w:rFonts w:ascii="Times New Roman" w:eastAsia="Times New Roman" w:hAnsi="Times New Roman" w:cs="Times New Roman"/>
+          <w:b/>
+          <w:kern w:val="0"/>
+          <w:sz w:val="32"/>
+          <w:lang w:eastAsia="ru-RU"/>
+          <w14:ligatures w14:val="none"/>
+        </w:rPr>
+      </w:pPr>
+      <w:r>
+        <w:rPr>
+          <w:rFonts w:ascii="Times New Roman" w:eastAsia="Times New Roman" w:hAnsi="Times New Roman" w:cs="Times New Roman"/>
+          <w:b/>
+          <w:kern w:val="0"/>
+          <w:sz w:val="32"/>
+          <w:lang w:eastAsia="ru-RU"/>
+          <w14:ligatures w14:val="none"/>
+        </w:rPr>
+        <w:t xml:space="preserve">Диаграмма </w:t>
+      </w:r>
+      <w:proofErr w:type="gramStart"/>
+      <w:r>
+        <w:rPr>
+          <w:rFonts w:ascii="Times New Roman" w:eastAsia="Times New Roman" w:hAnsi="Times New Roman" w:cs="Times New Roman"/>
+          <w:b/>
+          <w:kern w:val="0"/>
+          <w:sz w:val="32"/>
+          <w:lang w:eastAsia="ru-RU"/>
+          <w14:ligatures w14:val="none"/>
+        </w:rPr>
+        <w:t>деятельность ,,Записаться</w:t>
+      </w:r>
+      <w:proofErr w:type="gramEnd"/>
+      <w:r>
+        <w:rPr>
+          <w:rFonts w:ascii="Times New Roman" w:eastAsia="Times New Roman" w:hAnsi="Times New Roman" w:cs="Times New Roman"/>
+          <w:b/>
+          <w:kern w:val="0"/>
+          <w:sz w:val="32"/>
+          <w:lang w:eastAsia="ru-RU"/>
+          <w14:ligatures w14:val="none"/>
+        </w:rPr>
+        <w:t xml:space="preserve"> на сервис,,</w:t>
+      </w:r>
+    </w:p>
+    <w:p>
+      <w:pPr>
+        <w:spacing w:before="100" w:beforeAutospacing="1" w:after="100" w:afterAutospacing="1" w:line="240" w:lineRule="auto"/>
+        <w:rPr>
+          <w:rFonts w:ascii="Times New Roman" w:eastAsia="Times New Roman" w:hAnsi="Times New Roman" w:cs="Times New Roman"/>
+          <w:b/>
+          <w:kern w:val="0"/>
+          <w:sz w:val="32"/>
+          <w:lang w:eastAsia="ru-RU"/>
+          <w14:ligatures w14:val="none"/>
+        </w:rPr>
+      </w:pPr>
+      <w:r>
+        <w:rPr>
+          <w:rFonts w:ascii="Times New Roman" w:eastAsia="Times New Roman" w:hAnsi="Times New Roman" w:cs="Times New Roman"/>
+          <w:b/>
+          <w:kern w:val="0"/>
+          <w:sz w:val="32"/>
+          <w:lang w:eastAsia="ru-RU"/>
+          <w14:ligatures w14:val="none"/>
+        </w:rPr>
+        <w:drawing>
+          <wp:inline distT="0" distB="0" distL="0" distR="0" wp14:anchorId="0DDC6AAB" wp14:editId="67A78317">
+            <wp:extent cx="5940425" cy="3460750"/>
+            <wp:effectExtent l="0" t="0" r="3175" b="6350"/>
+            <wp:docPr id="19" name="Рисунок 19"/>
+            <wp:cNvGraphicFramePr>
+              <a:graphicFrameLocks xmlns:a="http://schemas.openxmlformats.org/drawingml/2006/main" noChangeAspect="1"/>
+            </wp:cNvGraphicFramePr>
+            <a:graphic xmlns:a="http://schemas.openxmlformats.org/drawingml/2006/main">
+              <a:graphicData uri="http://schemas.openxmlformats.org/drawingml/2006/picture">
+                <pic:pic xmlns:pic="http://schemas.openxmlformats.org/drawingml/2006/picture">
+                  <pic:nvPicPr>
+                    <pic:cNvPr id="1" name=""/>
+                    <pic:cNvPicPr/>
+                  </pic:nvPicPr>
+                  <pic:blipFill>
+                    <a:blip r:embed="rId20"/>
+                    <a:stretch>
+                      <a:fillRect/>
+                    </a:stretch>
+                  </pic:blipFill>
+                  <pic:spPr>
+                    <a:xfrm>
+                      <a:off x="0" y="0"/>
+                      <a:ext cx="5940425" cy="3460750"/>
+                    </a:xfrm>
+                    <a:prstGeom prst="rect">
+                      <a:avLst/>
+                    </a:prstGeom>
+                  </pic:spPr>
+                </pic:pic>
+              </a:graphicData>
+            </a:graphic>
+          </wp:inline>
+        </w:drawing>
+      </w:r>
+      <w:bookmarkStart w:id="0" w:name="_GoBack"/>
+      <w:bookmarkEnd w:id="0"/>
+    </w:p>
+    <w:p>
+      <w:pPr>
+        <w:spacing w:before="100" w:beforeAutospacing="1" w:after="100" w:afterAutospacing="1" w:line="240" w:lineRule="auto"/>
+        <w:rPr>
+          <w:rFonts w:ascii="Times New Roman" w:eastAsia="Times New Roman" w:hAnsi="Times New Roman" w:cs="Times New Roman"/>
+          <w:b/>
+          <w:kern w:val="0"/>
+          <w:sz w:val="32"/>
+          <w:lang w:eastAsia="ru-RU"/>
+          <w14:ligatures w14:val="none"/>
+        </w:rPr>
+      </w:pPr>
+    </w:p>
+    <w:p>
+      <w:pPr>
+        <w:spacing w:before="100" w:beforeAutospacing="1" w:after="100" w:afterAutospacing="1" w:line="240" w:lineRule="auto"/>
+        <w:rPr>
+          <w:rFonts w:ascii="Times New Roman" w:eastAsia="Times New Roman" w:hAnsi="Times New Roman" w:cs="Times New Roman"/>
+          <w:kern w:val="0"/>
+          <w:lang w:eastAsia="ru-RU"/>
+          <w14:ligatures w14:val="none"/>
+        </w:rPr>
+      </w:pPr>
+    </w:p>
     <w:p/>
     <w:sectPr>
       <w:pgSz w:w="11906" w:h="16838"/>
@@ -5538,6 +7020,119 @@
 <file path=word/numbering.xml><?xml version="1.0" encoding="utf-8"?>
 <w:numbering xmlns:wpc="http://schemas.microsoft.com/office/word/2010/wordprocessingCanvas" xmlns:cx="http://schemas.microsoft.com/office/drawing/2014/chartex" xmlns:mc="http://schemas.openxmlformats.org/markup-compatibility/2006" xmlns:o="urn:schemas-microsoft-com:office:office" xmlns:r="http://schemas.openxmlformats.org/officeDocument/2006/relationships" xmlns:m="http://schemas.openxmlformats.org/officeDocument/2006/math" xmlns:v="urn:schemas-microsoft-com:vml" xmlns:wp14="http://schemas.microsoft.com/office/word/2010/wordprocessingDrawing" xmlns:wp="http://schemas.openxmlformats.org/drawingml/2006/wordprocessingDrawing" xmlns:w10="urn:schemas-microsoft-com:office:word" xmlns:w="http://schemas.openxmlformats.org/wordprocessingml/2006/main" xmlns:w14="http://schemas.microsoft.com/office/word/2010/wordml" xmlns:w15="http://schemas.microsoft.com/office/word/2012/wordml" xmlns:w16se="http://schemas.microsoft.com/office/word/2015/wordml/symex" xmlns:wpg="http://schemas.microsoft.com/office/word/2010/wordprocessingGroup" xmlns:wpi="http://schemas.microsoft.com/office/word/2010/wordprocessingInk" xmlns:wne="http://schemas.microsoft.com/office/word/2006/wordml" xmlns:wps="http://schemas.microsoft.com/office/word/2010/wordprocessingShape" mc:Ignorable="w14 w15 w16se wp14">
   <w:abstractNum w:abstractNumId="0" w15:restartNumberingAfterBreak="0">
+    <w:nsid w:val="081B2B34"/>
+    <w:multiLevelType w:val="multilevel"/>
+    <w:tmpl w:val="4636DCFC"/>
+    <w:lvl w:ilvl="0">
+      <w:start w:val="1"/>
+      <w:numFmt w:val="decimal"/>
+      <w:lvlText w:val="%1."/>
+      <w:lvlJc w:val="left"/>
+      <w:pPr>
+        <w:tabs>
+          <w:tab w:val="num" w:pos="720"/>
+        </w:tabs>
+        <w:ind w:left="720" w:hanging="360"/>
+      </w:pPr>
+    </w:lvl>
+    <w:lvl w:ilvl="1" w:tentative="1">
+      <w:start w:val="1"/>
+      <w:numFmt w:val="decimal"/>
+      <w:lvlText w:val="%2."/>
+      <w:lvlJc w:val="left"/>
+      <w:pPr>
+        <w:tabs>
+          <w:tab w:val="num" w:pos="1440"/>
+        </w:tabs>
+        <w:ind w:left="1440" w:hanging="360"/>
+      </w:pPr>
+    </w:lvl>
+    <w:lvl w:ilvl="2" w:tentative="1">
+      <w:start w:val="1"/>
+      <w:numFmt w:val="decimal"/>
+      <w:lvlText w:val="%3."/>
+      <w:lvlJc w:val="left"/>
+      <w:pPr>
+        <w:tabs>
+          <w:tab w:val="num" w:pos="2160"/>
+        </w:tabs>
+        <w:ind w:left="2160" w:hanging="360"/>
+      </w:pPr>
+    </w:lvl>
+    <w:lvl w:ilvl="3" w:tentative="1">
+      <w:start w:val="1"/>
+      <w:numFmt w:val="decimal"/>
+      <w:lvlText w:val="%4."/>
+      <w:lvlJc w:val="left"/>
+      <w:pPr>
+        <w:tabs>
+          <w:tab w:val="num" w:pos="2880"/>
+        </w:tabs>
+        <w:ind w:left="2880" w:hanging="360"/>
+      </w:pPr>
+    </w:lvl>
+    <w:lvl w:ilvl="4" w:tentative="1">
+      <w:start w:val="1"/>
+      <w:numFmt w:val="decimal"/>
+      <w:lvlText w:val="%5."/>
+      <w:lvlJc w:val="left"/>
+      <w:pPr>
+        <w:tabs>
+          <w:tab w:val="num" w:pos="3600"/>
+        </w:tabs>
+        <w:ind w:left="3600" w:hanging="360"/>
+      </w:pPr>
+    </w:lvl>
+    <w:lvl w:ilvl="5" w:tentative="1">
+      <w:start w:val="1"/>
+      <w:numFmt w:val="decimal"/>
+      <w:lvlText w:val="%6."/>
+      <w:lvlJc w:val="left"/>
+      <w:pPr>
+        <w:tabs>
+          <w:tab w:val="num" w:pos="4320"/>
+        </w:tabs>
+        <w:ind w:left="4320" w:hanging="360"/>
+      </w:pPr>
+    </w:lvl>
+    <w:lvl w:ilvl="6" w:tentative="1">
+      <w:start w:val="1"/>
+      <w:numFmt w:val="decimal"/>
+      <w:lvlText w:val="%7."/>
+      <w:lvlJc w:val="left"/>
+      <w:pPr>
+        <w:tabs>
+          <w:tab w:val="num" w:pos="5040"/>
+        </w:tabs>
+        <w:ind w:left="5040" w:hanging="360"/>
+      </w:pPr>
+    </w:lvl>
+    <w:lvl w:ilvl="7" w:tentative="1">
+      <w:start w:val="1"/>
+      <w:numFmt w:val="decimal"/>
+      <w:lvlText w:val="%8."/>
+      <w:lvlJc w:val="left"/>
+      <w:pPr>
+        <w:tabs>
+          <w:tab w:val="num" w:pos="5760"/>
+        </w:tabs>
+        <w:ind w:left="5760" w:hanging="360"/>
+      </w:pPr>
+    </w:lvl>
+    <w:lvl w:ilvl="8" w:tentative="1">
+      <w:start w:val="1"/>
+      <w:numFmt w:val="decimal"/>
+      <w:lvlText w:val="%9."/>
+      <w:lvlJc w:val="left"/>
+      <w:pPr>
+        <w:tabs>
+          <w:tab w:val="num" w:pos="6480"/>
+        </w:tabs>
+        <w:ind w:left="6480" w:hanging="360"/>
+      </w:pPr>
+    </w:lvl>
+  </w:abstractNum>
+  <w:abstractNum w:abstractNumId="1" w15:restartNumberingAfterBreak="0">
     <w:nsid w:val="0EB86448"/>
     <w:multiLevelType w:val="multilevel"/>
     <w:tmpl w:val="BE6232CC"/>
@@ -5650,7 +7245,120 @@
       </w:pPr>
     </w:lvl>
   </w:abstractNum>
-  <w:abstractNum w:abstractNumId="1" w15:restartNumberingAfterBreak="0">
+  <w:abstractNum w:abstractNumId="2" w15:restartNumberingAfterBreak="0">
+    <w:nsid w:val="24E219AA"/>
+    <w:multiLevelType w:val="multilevel"/>
+    <w:tmpl w:val="A7A2A372"/>
+    <w:lvl w:ilvl="0">
+      <w:start w:val="1"/>
+      <w:numFmt w:val="decimal"/>
+      <w:lvlText w:val="%1."/>
+      <w:lvlJc w:val="left"/>
+      <w:pPr>
+        <w:tabs>
+          <w:tab w:val="num" w:pos="720"/>
+        </w:tabs>
+        <w:ind w:left="720" w:hanging="360"/>
+      </w:pPr>
+    </w:lvl>
+    <w:lvl w:ilvl="1" w:tentative="1">
+      <w:start w:val="1"/>
+      <w:numFmt w:val="decimal"/>
+      <w:lvlText w:val="%2."/>
+      <w:lvlJc w:val="left"/>
+      <w:pPr>
+        <w:tabs>
+          <w:tab w:val="num" w:pos="1440"/>
+        </w:tabs>
+        <w:ind w:left="1440" w:hanging="360"/>
+      </w:pPr>
+    </w:lvl>
+    <w:lvl w:ilvl="2" w:tentative="1">
+      <w:start w:val="1"/>
+      <w:numFmt w:val="decimal"/>
+      <w:lvlText w:val="%3."/>
+      <w:lvlJc w:val="left"/>
+      <w:pPr>
+        <w:tabs>
+          <w:tab w:val="num" w:pos="2160"/>
+        </w:tabs>
+        <w:ind w:left="2160" w:hanging="360"/>
+      </w:pPr>
+    </w:lvl>
+    <w:lvl w:ilvl="3" w:tentative="1">
+      <w:start w:val="1"/>
+      <w:numFmt w:val="decimal"/>
+      <w:lvlText w:val="%4."/>
+      <w:lvlJc w:val="left"/>
+      <w:pPr>
+        <w:tabs>
+          <w:tab w:val="num" w:pos="2880"/>
+        </w:tabs>
+        <w:ind w:left="2880" w:hanging="360"/>
+      </w:pPr>
+    </w:lvl>
+    <w:lvl w:ilvl="4" w:tentative="1">
+      <w:start w:val="1"/>
+      <w:numFmt w:val="decimal"/>
+      <w:lvlText w:val="%5."/>
+      <w:lvlJc w:val="left"/>
+      <w:pPr>
+        <w:tabs>
+          <w:tab w:val="num" w:pos="3600"/>
+        </w:tabs>
+        <w:ind w:left="3600" w:hanging="360"/>
+      </w:pPr>
+    </w:lvl>
+    <w:lvl w:ilvl="5" w:tentative="1">
+      <w:start w:val="1"/>
+      <w:numFmt w:val="decimal"/>
+      <w:lvlText w:val="%6."/>
+      <w:lvlJc w:val="left"/>
+      <w:pPr>
+        <w:tabs>
+          <w:tab w:val="num" w:pos="4320"/>
+        </w:tabs>
+        <w:ind w:left="4320" w:hanging="360"/>
+      </w:pPr>
+    </w:lvl>
+    <w:lvl w:ilvl="6" w:tentative="1">
+      <w:start w:val="1"/>
+      <w:numFmt w:val="decimal"/>
+      <w:lvlText w:val="%7."/>
+      <w:lvlJc w:val="left"/>
+      <w:pPr>
+        <w:tabs>
+          <w:tab w:val="num" w:pos="5040"/>
+        </w:tabs>
+        <w:ind w:left="5040" w:hanging="360"/>
+      </w:pPr>
+    </w:lvl>
+    <w:lvl w:ilvl="7" w:tentative="1">
+      <w:start w:val="1"/>
+      <w:numFmt w:val="decimal"/>
+      <w:lvlText w:val="%8."/>
+      <w:lvlJc w:val="left"/>
+      <w:pPr>
+        <w:tabs>
+          <w:tab w:val="num" w:pos="5760"/>
+        </w:tabs>
+        <w:ind w:left="5760" w:hanging="360"/>
+      </w:pPr>
+    </w:lvl>
+    <w:lvl w:ilvl="8" w:tentative="1">
+      <w:start w:val="1"/>
+      <w:numFmt w:val="decimal"/>
+      <w:lvlText w:val="%9."/>
+      <w:lvlJc w:val="left"/>
+      <w:pPr>
+        <w:tabs>
+          <w:tab w:val="num" w:pos="6480"/>
+        </w:tabs>
+        <w:ind w:left="6480" w:hanging="360"/>
+      </w:pPr>
+    </w:lvl>
+  </w:abstractNum>
+  <w:abstractNum w:abstractNumId="3" w15:restartNumberingAfterBreak="0">
     <w:nsid w:val="25B66162"/>
     <w:multiLevelType w:val="multilevel"/>
     <w:tmpl w:val="8934F578"/>
@@ -5763,7 +7471,120 @@
       </w:pPr>
     </w:lvl>
   </w:abstractNum>
-  <w:abstractNum w:abstractNumId="2" w15:restartNumberingAfterBreak="0">
+  <w:abstractNum w:abstractNumId="4" w15:restartNumberingAfterBreak="0">
+    <w:nsid w:val="26BF24C6"/>
+    <w:multiLevelType w:val="multilevel"/>
+    <w:tmpl w:val="F20A0A78"/>
+    <w:lvl w:ilvl="0">
+      <w:start w:val="1"/>
+      <w:numFmt w:val="decimal"/>
+      <w:lvlText w:val="%1."/>
+      <w:lvlJc w:val="left"/>
+      <w:pPr>
+        <w:tabs>
+          <w:tab w:val="num" w:pos="720"/>
+        </w:tabs>
+        <w:ind w:left="720" w:hanging="360"/>
+      </w:pPr>
+    </w:lvl>
+    <w:lvl w:ilvl="1" w:tentative="1">
+      <w:start w:val="1"/>
+      <w:numFmt w:val="decimal"/>
+      <w:lvlText w:val="%2."/>
+      <w:lvlJc w:val="left"/>
+      <w:pPr>
+        <w:tabs>
+          <w:tab w:val="num" w:pos="1440"/>
+        </w:tabs>
+        <w:ind w:left="1440" w:hanging="360"/>
+      </w:pPr>
+    </w:lvl>
+    <w:lvl w:ilvl="2" w:tentative="1">
+      <w:start w:val="1"/>
+      <w:numFmt w:val="decimal"/>
+      <w:lvlText w:val="%3."/>
+      <w:lvlJc w:val="left"/>
+      <w:pPr>
+        <w:tabs>
+          <w:tab w:val="num" w:pos="2160"/>
+        </w:tabs>
+        <w:ind w:left="2160" w:hanging="360"/>
+      </w:pPr>
+    </w:lvl>
+    <w:lvl w:ilvl="3" w:tentative="1">
+      <w:start w:val="1"/>
+      <w:numFmt w:val="decimal"/>
+      <w:lvlText w:val="%4."/>
+      <w:lvlJc w:val="left"/>
+      <w:pPr>
+        <w:tabs>
+          <w:tab w:val="num" w:pos="2880"/>
+        </w:tabs>
+        <w:ind w:left="2880" w:hanging="360"/>
+      </w:pPr>
+    </w:lvl>
+    <w:lvl w:ilvl="4" w:tentative="1">
+      <w:start w:val="1"/>
+      <w:numFmt w:val="decimal"/>
+      <w:lvlText w:val="%5."/>
+      <w:lvlJc w:val="left"/>
+      <w:pPr>
+        <w:tabs>
+          <w:tab w:val="num" w:pos="3600"/>
+        </w:tabs>
+        <w:ind w:left="3600" w:hanging="360"/>
+      </w:pPr>
+    </w:lvl>
+    <w:lvl w:ilvl="5" w:tentative="1">
+      <w:start w:val="1"/>
+      <w:numFmt w:val="decimal"/>
+      <w:lvlText w:val="%6."/>
+      <w:lvlJc w:val="left"/>
+      <w:pPr>
+        <w:tabs>
+          <w:tab w:val="num" w:pos="4320"/>
+        </w:tabs>
+        <w:ind w:left="4320" w:hanging="360"/>
+      </w:pPr>
+    </w:lvl>
+    <w:lvl w:ilvl="6" w:tentative="1">
+      <w:start w:val="1"/>
+      <w:numFmt w:val="decimal"/>
+      <w:lvlText w:val="%7."/>
+      <w:lvlJc w:val="left"/>
+      <w:pPr>
+        <w:tabs>
+          <w:tab w:val="num" w:pos="5040"/>
+        </w:tabs>
+        <w:ind w:left="5040" w:hanging="360"/>
+      </w:pPr>
+    </w:lvl>
+    <w:lvl w:ilvl="7" w:tentative="1">
+      <w:start w:val="1"/>
+      <w:numFmt w:val="decimal"/>
+      <w:lvlText w:val="%8."/>
+      <w:lvlJc w:val="left"/>
+      <w:pPr>
+        <w:tabs>
+          <w:tab w:val="num" w:pos="5760"/>
+        </w:tabs>
+        <w:ind w:left="5760" w:hanging="360"/>
+      </w:pPr>
+    </w:lvl>
+    <w:lvl w:ilvl="8" w:tentative="1">
+      <w:start w:val="1"/>
+      <w:numFmt w:val="decimal"/>
+      <w:lvlText w:val="%9."/>
+      <w:lvlJc w:val="left"/>
+      <w:pPr>
+        <w:tabs>
+          <w:tab w:val="num" w:pos="6480"/>
+        </w:tabs>
+        <w:ind w:left="6480" w:hanging="360"/>
+      </w:pPr>
+    </w:lvl>
+  </w:abstractNum>
+  <w:abstractNum w:abstractNumId="5" w15:restartNumberingAfterBreak="0">
     <w:nsid w:val="27C85FCC"/>
     <w:multiLevelType w:val="multilevel"/>
     <w:tmpl w:val="B99407FE"/>
@@ -5876,7 +7697,7 @@
       </w:pPr>
     </w:lvl>
   </w:abstractNum>
-  <w:abstractNum w:abstractNumId="3" w15:restartNumberingAfterBreak="0">
+  <w:abstractNum w:abstractNumId="6" w15:restartNumberingAfterBreak="0">
     <w:nsid w:val="3E5745D2"/>
     <w:multiLevelType w:val="hybridMultilevel"/>
     <w:tmpl w:val="EA708B58"/>
@@ -5967,17 +7788,258 @@
       </w:pPr>
     </w:lvl>
   </w:abstractNum>
+  <w:abstractNum w:abstractNumId="7" w15:restartNumberingAfterBreak="0">
+    <w:nsid w:val="479E3E8B"/>
+    <w:multiLevelType w:val="multilevel"/>
+    <w:tmpl w:val="2452E226"/>
+    <w:lvl w:ilvl="0">
+      <w:start w:val="1"/>
+      <w:numFmt w:val="decimal"/>
+      <w:lvlText w:val="%1."/>
+      <w:lvlJc w:val="left"/>
+      <w:pPr>
+        <w:tabs>
+          <w:tab w:val="num" w:pos="720"/>
+        </w:tabs>
+        <w:ind w:left="720" w:hanging="360"/>
+      </w:pPr>
+    </w:lvl>
+    <w:lvl w:ilvl="1" w:tentative="1">
+      <w:start w:val="1"/>
+      <w:numFmt w:val="decimal"/>
+      <w:lvlText w:val="%2."/>
+      <w:lvlJc w:val="left"/>
+      <w:pPr>
+        <w:tabs>
+          <w:tab w:val="num" w:pos="1440"/>
+        </w:tabs>
+        <w:ind w:left="1440" w:hanging="360"/>
+      </w:pPr>
+    </w:lvl>
+    <w:lvl w:ilvl="2" w:tentative="1">
+      <w:start w:val="1"/>
+      <w:numFmt w:val="decimal"/>
+      <w:lvlText w:val="%3."/>
+      <w:lvlJc w:val="left"/>
+      <w:pPr>
+        <w:tabs>
+          <w:tab w:val="num" w:pos="2160"/>
+        </w:tabs>
+        <w:ind w:left="2160" w:hanging="360"/>
+      </w:pPr>
+    </w:lvl>
+    <w:lvl w:ilvl="3" w:tentative="1">
+      <w:start w:val="1"/>
+      <w:numFmt w:val="decimal"/>
+      <w:lvlText w:val="%4."/>
+      <w:lvlJc w:val="left"/>
+      <w:pPr>
+        <w:tabs>
+          <w:tab w:val="num" w:pos="2880"/>
+        </w:tabs>
+        <w:ind w:left="2880" w:hanging="360"/>
+      </w:pPr>
+    </w:lvl>
+    <w:lvl w:ilvl="4" w:tentative="1">
+      <w:start w:val="1"/>
+      <w:numFmt w:val="decimal"/>
+      <w:lvlText w:val="%5."/>
+      <w:lvlJc w:val="left"/>
+      <w:pPr>
+        <w:tabs>
+          <w:tab w:val="num" w:pos="3600"/>
+        </w:tabs>
+        <w:ind w:left="3600" w:hanging="360"/>
+      </w:pPr>
+    </w:lvl>
+    <w:lvl w:ilvl="5" w:tentative="1">
+      <w:start w:val="1"/>
+      <w:numFmt w:val="decimal"/>
+      <w:lvlText w:val="%6."/>
+      <w:lvlJc w:val="left"/>
+      <w:pPr>
+        <w:tabs>
+          <w:tab w:val="num" w:pos="4320"/>
+        </w:tabs>
+        <w:ind w:left="4320" w:hanging="360"/>
+      </w:pPr>
+    </w:lvl>
+    <w:lvl w:ilvl="6" w:tentative="1">
+      <w:start w:val="1"/>
+      <w:numFmt w:val="decimal"/>
+      <w:lvlText w:val="%7."/>
+      <w:lvlJc w:val="left"/>
+      <w:pPr>
+        <w:tabs>
+          <w:tab w:val="num" w:pos="5040"/>
+        </w:tabs>
+        <w:ind w:left="5040" w:hanging="360"/>
+      </w:pPr>
+    </w:lvl>
+    <w:lvl w:ilvl="7" w:tentative="1">
+      <w:start w:val="1"/>
+      <w:numFmt w:val="decimal"/>
+      <w:lvlText w:val="%8."/>
+      <w:lvlJc w:val="left"/>
+      <w:pPr>
+        <w:tabs>
+          <w:tab w:val="num" w:pos="5760"/>
+        </w:tabs>
+        <w:ind w:left="5760" w:hanging="360"/>
+      </w:pPr>
+    </w:lvl>
+    <w:lvl w:ilvl="8" w:tentative="1">
+      <w:start w:val="1"/>
+      <w:numFmt w:val="decimal"/>
+      <w:lvlText w:val="%9."/>
+      <w:lvlJc w:val="left"/>
+      <w:pPr>
+        <w:tabs>
+          <w:tab w:val="num" w:pos="6480"/>
+        </w:tabs>
+        <w:ind w:left="6480" w:hanging="360"/>
+      </w:pPr>
+    </w:lvl>
+  </w:abstractNum>
+  <w:abstractNum w:abstractNumId="8" w15:restartNumberingAfterBreak="0">
+    <w:nsid w:val="754651A8"/>
+    <w:multiLevelType w:val="multilevel"/>
+    <w:tmpl w:val="D23E3C68"/>
+    <w:lvl w:ilvl="0">
+      <w:start w:val="1"/>
+      <w:numFmt w:val="decimal"/>
+      <w:lvlText w:val="%1."/>
+      <w:lvlJc w:val="left"/>
+      <w:pPr>
+        <w:tabs>
+          <w:tab w:val="num" w:pos="720"/>
+        </w:tabs>
+        <w:ind w:left="720" w:hanging="360"/>
+      </w:pPr>
+    </w:lvl>
+    <w:lvl w:ilvl="1" w:tentative="1">
+      <w:start w:val="1"/>
+      <w:numFmt w:val="decimal"/>
+      <w:lvlText w:val="%2."/>
+      <w:lvlJc w:val="left"/>
+      <w:pPr>
+        <w:tabs>
+          <w:tab w:val="num" w:pos="1440"/>
+        </w:tabs>
+        <w:ind w:left="1440" w:hanging="360"/>
+      </w:pPr>
+    </w:lvl>
+    <w:lvl w:ilvl="2" w:tentative="1">
+      <w:start w:val="1"/>
+      <w:numFmt w:val="decimal"/>
+      <w:lvlText w:val="%3."/>
+      <w:lvlJc w:val="left"/>
+      <w:pPr>
+        <w:tabs>
+          <w:tab w:val="num" w:pos="2160"/>
+        </w:tabs>
+        <w:ind w:left="2160" w:hanging="360"/>
+      </w:pPr>
+    </w:lvl>
+    <w:lvl w:ilvl="3" w:tentative="1">
+      <w:start w:val="1"/>
+      <w:numFmt w:val="decimal"/>
+      <w:lvlText w:val="%4."/>
+      <w:lvlJc w:val="left"/>
+      <w:pPr>
+        <w:tabs>
+          <w:tab w:val="num" w:pos="2880"/>
+        </w:tabs>
+        <w:ind w:left="2880" w:hanging="360"/>
+      </w:pPr>
+    </w:lvl>
+    <w:lvl w:ilvl="4" w:tentative="1">
+      <w:start w:val="1"/>
+      <w:numFmt w:val="decimal"/>
+      <w:lvlText w:val="%5."/>
+      <w:lvlJc w:val="left"/>
+      <w:pPr>
+        <w:tabs>
+          <w:tab w:val="num" w:pos="3600"/>
+        </w:tabs>
+        <w:ind w:left="3600" w:hanging="360"/>
+      </w:pPr>
+    </w:lvl>
+    <w:lvl w:ilvl="5" w:tentative="1">
+      <w:start w:val="1"/>
+      <w:numFmt w:val="decimal"/>
+      <w:lvlText w:val="%6."/>
+      <w:lvlJc w:val="left"/>
+      <w:pPr>
+        <w:tabs>
+          <w:tab w:val="num" w:pos="4320"/>
+        </w:tabs>
+        <w:ind w:left="4320" w:hanging="360"/>
+      </w:pPr>
+    </w:lvl>
+    <w:lvl w:ilvl="6" w:tentative="1">
+      <w:start w:val="1"/>
+      <w:numFmt w:val="decimal"/>
+      <w:lvlText w:val="%7."/>
+      <w:lvlJc w:val="left"/>
+      <w:pPr>
+        <w:tabs>
+          <w:tab w:val="num" w:pos="5040"/>
+        </w:tabs>
+        <w:ind w:left="5040" w:hanging="360"/>
+      </w:pPr>
+    </w:lvl>
+    <w:lvl w:ilvl="7" w:tentative="1">
+      <w:start w:val="1"/>
+      <w:numFmt w:val="decimal"/>
+      <w:lvlText w:val="%8."/>
+      <w:lvlJc w:val="left"/>
+      <w:pPr>
+        <w:tabs>
+          <w:tab w:val="num" w:pos="5760"/>
+        </w:tabs>
+        <w:ind w:left="5760" w:hanging="360"/>
+      </w:pPr>
+    </w:lvl>
+    <w:lvl w:ilvl="8" w:tentative="1">
+      <w:start w:val="1"/>
+      <w:numFmt w:val="decimal"/>
+      <w:lvlText w:val="%9."/>
+      <w:lvlJc w:val="left"/>
+      <w:pPr>
+        <w:tabs>
+          <w:tab w:val="num" w:pos="6480"/>
+        </w:tabs>
+        <w:ind w:left="6480" w:hanging="360"/>
+      </w:pPr>
+    </w:lvl>
+  </w:abstractNum>
   <w:num w:numId="1">
+    <w:abstractNumId w:val="3"/>
+  </w:num>
+  <w:num w:numId="2">
+    <w:abstractNumId w:val="5"/>
+  </w:num>
+  <w:num w:numId="3">
     <w:abstractNumId w:val="1"/>
   </w:num>
-  <w:num w:numId="2">
+  <w:num w:numId="4">
+    <w:abstractNumId w:val="6"/>
+  </w:num>
+  <w:num w:numId="5">
+    <w:abstractNumId w:val="0"/>
+  </w:num>
+  <w:num w:numId="6">
+    <w:abstractNumId w:val="4"/>
+  </w:num>
+  <w:num w:numId="7">
+    <w:abstractNumId w:val="7"/>
+  </w:num>
+  <w:num w:numId="8">
     <w:abstractNumId w:val="2"/>
   </w:num>
-  <w:num w:numId="3">
-    <w:abstractNumId w:val="0"/>
-  </w:num>
-  <w:num w:numId="4">
-    <w:abstractNumId w:val="3"/>
+  <w:num w:numId="9">
+    <w:abstractNumId w:val="8"/>
   </w:num>
 </w:numbering>
 </file>
@@ -6947,6 +9009,30 @@
       </w:tblBorders>
     </w:tblPr>
   </w:style>
+  <w:style w:type="character" w:styleId="af">
+    <w:name w:val="Strong"/>
+    <w:basedOn w:val="a0"/>
+    <w:uiPriority w:val="22"/>
+    <w:qFormat/>
+    <w:rsid w:val="008E18D8"/>
+    <w:rPr>
+      <w:b/>
+      <w:bCs/>
+    </w:rPr>
+  </w:style>
+  <w:style w:type="character" w:styleId="HTML">
+    <w:name w:val="HTML Code"/>
+    <w:basedOn w:val="a0"/>
+    <w:uiPriority w:val="99"/>
+    <w:semiHidden/>
+    <w:unhideWhenUsed/>
+    <w:rsid w:val="008E18D8"/>
+    <w:rPr>
+      <w:rFonts w:ascii="Courier New" w:eastAsia="Times New Roman" w:hAnsi="Courier New" w:cs="Courier New"/>
+      <w:sz w:val="20"/>
+      <w:szCs w:val="20"/>
+    </w:rPr>
+  </w:style>
 </w:styles>
 </file>
 

--- a/Кейс 3 - Автосервис.docx
+++ b/Кейс 3 - Автосервис.docx
@@ -6895,9 +6895,8 @@
           <w:lang w:eastAsia="ru-RU"/>
           <w14:ligatures w14:val="none"/>
         </w:rPr>
-        <w:t xml:space="preserve">Диаграмма </w:t>
-      </w:r>
-      <w:proofErr w:type="gramStart"/>
+        <w:t>Диаграмма деятельность ,,Записаться на сервис,,</w:t>
+      </w:r>
       <w:r>
         <w:rPr>
           <w:rFonts w:ascii="Times New Roman" w:eastAsia="Times New Roman" w:hAnsi="Times New Roman" w:cs="Times New Roman"/>
@@ -6907,30 +6906,20 @@
           <w:lang w:eastAsia="ru-RU"/>
           <w14:ligatures w14:val="none"/>
         </w:rPr>
-        <w:t>деятельность ,,Записаться</w:t>
-      </w:r>
-      <w:proofErr w:type="gramEnd"/>
-      <w:r>
+        <w:t>.</w:t>
+      </w:r>
+      <w:bookmarkStart w:id="0" w:name="_GoBack"/>
+      <w:bookmarkEnd w:id="0"/>
+    </w:p>
+    <w:p>
+      <w:pPr>
+        <w:spacing w:before="100" w:beforeAutospacing="1" w:after="100" w:afterAutospacing="1" w:line="240" w:lineRule="auto"/>
         <w:rPr>
           <w:rFonts w:ascii="Times New Roman" w:eastAsia="Times New Roman" w:hAnsi="Times New Roman" w:cs="Times New Roman"/>
           <w:b/>
           <w:kern w:val="0"/>
           <w:sz w:val="32"/>
-          <w:lang w:eastAsia="ru-RU"/>
-          <w14:ligatures w14:val="none"/>
-        </w:rPr>
-        <w:t xml:space="preserve"> на сервис,,</w:t>
-      </w:r>
-    </w:p>
-    <w:p>
-      <w:pPr>
-        <w:spacing w:before="100" w:beforeAutospacing="1" w:after="100" w:afterAutospacing="1" w:line="240" w:lineRule="auto"/>
-        <w:rPr>
-          <w:rFonts w:ascii="Times New Roman" w:eastAsia="Times New Roman" w:hAnsi="Times New Roman" w:cs="Times New Roman"/>
-          <w:b/>
-          <w:kern w:val="0"/>
-          <w:sz w:val="32"/>
-          <w:lang w:eastAsia="ru-RU"/>
+          <w:lang w:val="en-US" w:eastAsia="ru-RU"/>
           <w14:ligatures w14:val="none"/>
         </w:rPr>
       </w:pPr>
@@ -6979,8 +6968,6 @@
           </wp:inline>
         </w:drawing>
       </w:r>
-      <w:bookmarkStart w:id="0" w:name="_GoBack"/>
-      <w:bookmarkEnd w:id="0"/>
     </w:p>
     <w:p>
       <w:pPr>

--- a/Кейс 3 - Автосервис.docx
+++ b/Кейс 3 - Автосервис.docx
@@ -5535,6 +5535,10 @@
     </w:p>
     <w:p>
       <w:r>
+        <w:rPr>
+          <w:noProof/>
+          <w:lang w:eastAsia="ru-RU"/>
+        </w:rPr>
         <w:drawing>
           <wp:inline distT="0" distB="0" distL="0" distR="0" wp14:anchorId="3425D66F" wp14:editId="05FF8AC6">
             <wp:extent cx="5940425" cy="2931795"/>
@@ -6832,6 +6836,7 @@
       <w:r>
         <w:rPr>
           <w:rFonts w:ascii="Times New Roman" w:eastAsia="Times New Roman" w:hAnsi="Times New Roman" w:cs="Times New Roman"/>
+          <w:noProof/>
           <w:kern w:val="0"/>
           <w:lang w:eastAsia="ru-RU"/>
           <w14:ligatures w14:val="none"/>
@@ -6908,8 +6913,6 @@
         </w:rPr>
         <w:t>.</w:t>
       </w:r>
-      <w:bookmarkStart w:id="0" w:name="_GoBack"/>
-      <w:bookmarkEnd w:id="0"/>
     </w:p>
     <w:p>
       <w:pPr>
@@ -6927,6 +6930,7 @@
         <w:rPr>
           <w:rFonts w:ascii="Times New Roman" w:eastAsia="Times New Roman" w:hAnsi="Times New Roman" w:cs="Times New Roman"/>
           <w:b/>
+          <w:noProof/>
           <w:kern w:val="0"/>
           <w:sz w:val="32"/>
           <w:lang w:eastAsia="ru-RU"/>
@@ -6992,8 +6996,3331 @@
           <w14:ligatures w14:val="none"/>
         </w:rPr>
       </w:pPr>
-    </w:p>
+      <w:r>
+        <w:rPr>
+          <w:rFonts w:ascii="Times New Roman" w:eastAsia="Times New Roman" w:hAnsi="Times New Roman" w:cs="Times New Roman"/>
+          <w:kern w:val="0"/>
+          <w:lang w:eastAsia="ru-RU"/>
+          <w14:ligatures w14:val="none"/>
+        </w:rPr>
+        <w:t>5 лабораторная</w:t>
+      </w:r>
+    </w:p>
+    <w:p>
+      <w:pPr>
+        <w:spacing w:before="100" w:beforeAutospacing="1" w:after="100" w:afterAutospacing="1" w:line="240" w:lineRule="auto"/>
+        <w:rPr>
+          <w:rFonts w:ascii="Times New Roman" w:eastAsia="Times New Roman" w:hAnsi="Times New Roman" w:cs="Times New Roman"/>
+          <w:kern w:val="0"/>
+          <w:lang w:eastAsia="ru-RU"/>
+          <w14:ligatures w14:val="none"/>
+        </w:rPr>
+      </w:pPr>
+      <w:r>
+        <w:rPr>
+          <w:rFonts w:ascii="Times New Roman" w:eastAsia="Times New Roman" w:hAnsi="Times New Roman" w:cs="Times New Roman"/>
+          <w:kern w:val="0"/>
+          <w:lang w:eastAsia="ru-RU"/>
+          <w14:ligatures w14:val="none"/>
+        </w:rPr>
+        <w:t xml:space="preserve">Страница входа в личный кабинет в </w:t>
+      </w:r>
+      <w:r>
+        <w:rPr>
+          <w:rFonts w:ascii="Times New Roman" w:eastAsia="Times New Roman" w:hAnsi="Times New Roman" w:cs="Times New Roman"/>
+          <w:kern w:val="0"/>
+          <w:lang w:val="en-US" w:eastAsia="ru-RU"/>
+          <w14:ligatures w14:val="none"/>
+        </w:rPr>
+        <w:t>VP</w:t>
+      </w:r>
+    </w:p>
+    <w:p>
+      <w:pPr>
+        <w:spacing w:before="100" w:beforeAutospacing="1" w:after="100" w:afterAutospacing="1" w:line="240" w:lineRule="auto"/>
+        <w:rPr>
+          <w:rFonts w:ascii="Times New Roman" w:eastAsia="Times New Roman" w:hAnsi="Times New Roman" w:cs="Times New Roman"/>
+          <w:kern w:val="0"/>
+          <w:lang w:eastAsia="ru-RU"/>
+          <w14:ligatures w14:val="none"/>
+        </w:rPr>
+      </w:pPr>
+      <w:r>
+        <w:rPr>
+          <w:rFonts w:ascii="Times New Roman" w:eastAsia="Times New Roman" w:hAnsi="Times New Roman" w:cs="Times New Roman"/>
+          <w:kern w:val="0"/>
+          <w:lang w:eastAsia="ru-RU"/>
+          <w14:ligatures w14:val="none"/>
+        </w:rPr>
+        <w:lastRenderedPageBreak/>
+        <w:drawing>
+          <wp:inline distT="0" distB="0" distL="0" distR="0" wp14:anchorId="6713138E" wp14:editId="1551081C">
+            <wp:extent cx="5940425" cy="4268470"/>
+            <wp:effectExtent l="0" t="0" r="3175" b="0"/>
+            <wp:docPr id="9" name="Рисунок 9"/>
+            <wp:cNvGraphicFramePr>
+              <a:graphicFrameLocks xmlns:a="http://schemas.openxmlformats.org/drawingml/2006/main" noChangeAspect="1"/>
+            </wp:cNvGraphicFramePr>
+            <a:graphic xmlns:a="http://schemas.openxmlformats.org/drawingml/2006/main">
+              <a:graphicData uri="http://schemas.openxmlformats.org/drawingml/2006/picture">
+                <pic:pic xmlns:pic="http://schemas.openxmlformats.org/drawingml/2006/picture">
+                  <pic:nvPicPr>
+                    <pic:cNvPr id="1" name=""/>
+                    <pic:cNvPicPr/>
+                  </pic:nvPicPr>
+                  <pic:blipFill>
+                    <a:blip r:embed="rId21"/>
+                    <a:stretch>
+                      <a:fillRect/>
+                    </a:stretch>
+                  </pic:blipFill>
+                  <pic:spPr>
+                    <a:xfrm>
+                      <a:off x="0" y="0"/>
+                      <a:ext cx="5940425" cy="4268470"/>
+                    </a:xfrm>
+                    <a:prstGeom prst="rect">
+                      <a:avLst/>
+                    </a:prstGeom>
+                  </pic:spPr>
+                </pic:pic>
+              </a:graphicData>
+            </a:graphic>
+          </wp:inline>
+        </w:drawing>
+      </w:r>
+    </w:p>
+    <w:p>
+      <w:r>
+        <w:t>Ошибка при неудачном вводе учетных данных</w:t>
+      </w:r>
+    </w:p>
+    <w:p>
+      <w:r>
+        <w:drawing>
+          <wp:inline distT="0" distB="0" distL="0" distR="0" wp14:anchorId="70DA7DA9" wp14:editId="4D1C79A4">
+            <wp:extent cx="5940425" cy="4467860"/>
+            <wp:effectExtent l="0" t="0" r="3175" b="8890"/>
+            <wp:docPr id="15" name="Рисунок 15"/>
+            <wp:cNvGraphicFramePr>
+              <a:graphicFrameLocks xmlns:a="http://schemas.openxmlformats.org/drawingml/2006/main" noChangeAspect="1"/>
+            </wp:cNvGraphicFramePr>
+            <a:graphic xmlns:a="http://schemas.openxmlformats.org/drawingml/2006/main">
+              <a:graphicData uri="http://schemas.openxmlformats.org/drawingml/2006/picture">
+                <pic:pic xmlns:pic="http://schemas.openxmlformats.org/drawingml/2006/picture">
+                  <pic:nvPicPr>
+                    <pic:cNvPr id="1" name=""/>
+                    <pic:cNvPicPr/>
+                  </pic:nvPicPr>
+                  <pic:blipFill>
+                    <a:blip r:embed="rId22"/>
+                    <a:stretch>
+                      <a:fillRect/>
+                    </a:stretch>
+                  </pic:blipFill>
+                  <pic:spPr>
+                    <a:xfrm>
+                      <a:off x="0" y="0"/>
+                      <a:ext cx="5940425" cy="4467860"/>
+                    </a:xfrm>
+                    <a:prstGeom prst="rect">
+                      <a:avLst/>
+                    </a:prstGeom>
+                  </pic:spPr>
+                </pic:pic>
+              </a:graphicData>
+            </a:graphic>
+          </wp:inline>
+        </w:drawing>
+      </w:r>
+    </w:p>
+    <w:p>
+      <w:r>
+        <w:lastRenderedPageBreak/>
+        <w:t>Личный кабинет клиента:</w:t>
+      </w:r>
+    </w:p>
+    <w:p>
+      <w:r>
+        <w:drawing>
+          <wp:inline distT="0" distB="0" distL="0" distR="0" wp14:anchorId="72C31A2C" wp14:editId="796DF06B">
+            <wp:extent cx="5940425" cy="4691380"/>
+            <wp:effectExtent l="0" t="0" r="3175" b="0"/>
+            <wp:docPr id="16" name="Рисунок 16"/>
+            <wp:cNvGraphicFramePr>
+              <a:graphicFrameLocks xmlns:a="http://schemas.openxmlformats.org/drawingml/2006/main" noChangeAspect="1"/>
+            </wp:cNvGraphicFramePr>
+            <a:graphic xmlns:a="http://schemas.openxmlformats.org/drawingml/2006/main">
+              <a:graphicData uri="http://schemas.openxmlformats.org/drawingml/2006/picture">
+                <pic:pic xmlns:pic="http://schemas.openxmlformats.org/drawingml/2006/picture">
+                  <pic:nvPicPr>
+                    <pic:cNvPr id="1" name=""/>
+                    <pic:cNvPicPr/>
+                  </pic:nvPicPr>
+                  <pic:blipFill>
+                    <a:blip r:embed="rId23"/>
+                    <a:stretch>
+                      <a:fillRect/>
+                    </a:stretch>
+                  </pic:blipFill>
+                  <pic:spPr>
+                    <a:xfrm>
+                      <a:off x="0" y="0"/>
+                      <a:ext cx="5940425" cy="4691380"/>
+                    </a:xfrm>
+                    <a:prstGeom prst="rect">
+                      <a:avLst/>
+                    </a:prstGeom>
+                  </pic:spPr>
+                </pic:pic>
+              </a:graphicData>
+            </a:graphic>
+          </wp:inline>
+        </w:drawing>
+      </w:r>
+    </w:p>
+    <w:p>
+      <w:r>
+        <w:t xml:space="preserve">Пункт 5.2 </w:t>
+      </w:r>
+      <w:r>
+        <w:t>модель предметной области: записаться на сервис</w:t>
+      </w:r>
+    </w:p>
+    <w:p>
+      <w:r>
+        <w:rPr>
+          <w:lang w:val="en-US"/>
+        </w:rPr>
+        <w:t xml:space="preserve">Html </w:t>
+      </w:r>
+      <w:r>
+        <w:t>файл</w:t>
+      </w:r>
+    </w:p>
+    <w:p>
+      <w:r>
+        <w:t>Пункт 5.3</w:t>
+      </w:r>
+    </w:p>
+    <w:p>
+      <w:r>
+        <w:rPr>
+          <w:lang w:val="en-US"/>
+        </w:rPr>
+        <w:t xml:space="preserve">Sequence diagram </w:t>
+      </w:r>
+      <w:r>
+        <w:t>Войти в систему</w:t>
+      </w:r>
+    </w:p>
+    <w:p>
+      <w:r>
+        <w:lastRenderedPageBreak/>
+        <w:drawing>
+          <wp:inline distT="0" distB="0" distL="0" distR="0" wp14:anchorId="2DED7779" wp14:editId="0B08BDBC">
+            <wp:extent cx="5940425" cy="4942840"/>
+            <wp:effectExtent l="0" t="0" r="3175" b="0"/>
+            <wp:docPr id="21" name="Рисунок 21"/>
+            <wp:cNvGraphicFramePr>
+              <a:graphicFrameLocks xmlns:a="http://schemas.openxmlformats.org/drawingml/2006/main" noChangeAspect="1"/>
+            </wp:cNvGraphicFramePr>
+            <a:graphic xmlns:a="http://schemas.openxmlformats.org/drawingml/2006/main">
+              <a:graphicData uri="http://schemas.openxmlformats.org/drawingml/2006/picture">
+                <pic:pic xmlns:pic="http://schemas.openxmlformats.org/drawingml/2006/picture">
+                  <pic:nvPicPr>
+                    <pic:cNvPr id="1" name=""/>
+                    <pic:cNvPicPr/>
+                  </pic:nvPicPr>
+                  <pic:blipFill>
+                    <a:blip r:embed="rId24"/>
+                    <a:stretch>
+                      <a:fillRect/>
+                    </a:stretch>
+                  </pic:blipFill>
+                  <pic:spPr>
+                    <a:xfrm>
+                      <a:off x="0" y="0"/>
+                      <a:ext cx="5940425" cy="4942840"/>
+                    </a:xfrm>
+                    <a:prstGeom prst="rect">
+                      <a:avLst/>
+                    </a:prstGeom>
+                  </pic:spPr>
+                </pic:pic>
+              </a:graphicData>
+            </a:graphic>
+          </wp:inline>
+        </w:drawing>
+      </w:r>
+    </w:p>
+    <w:p>
+      <w:r>
+        <w:rPr>
+          <w:lang w:val="en-US"/>
+        </w:rPr>
+        <w:t>Sequence</w:t>
+      </w:r>
+      <w:r>
+        <w:t xml:space="preserve"> </w:t>
+      </w:r>
+      <w:r>
+        <w:rPr>
+          <w:lang w:val="en-US"/>
+        </w:rPr>
+        <w:t>diagram</w:t>
+      </w:r>
+      <w:r>
+        <w:t xml:space="preserve"> </w:t>
+      </w:r>
+      <w:r>
+        <w:t>«Записаться на сервис»</w:t>
+      </w:r>
+    </w:p>
+    <w:p>
+      <w:r>
+        <w:rPr>
+          <w:noProof/>
+          <w:lang w:eastAsia="ru-RU"/>
+        </w:rPr>
+        <w:lastRenderedPageBreak/>
+        <w:drawing>
+          <wp:inline distT="0" distB="0" distL="0" distR="0" wp14:anchorId="0990E7FC" wp14:editId="03CDF3AD">
+            <wp:extent cx="5940425" cy="4619625"/>
+            <wp:effectExtent l="0" t="0" r="3175" b="9525"/>
+            <wp:docPr id="22" name="Рисунок 22"/>
+            <wp:cNvGraphicFramePr>
+              <a:graphicFrameLocks xmlns:a="http://schemas.openxmlformats.org/drawingml/2006/main" noChangeAspect="1"/>
+            </wp:cNvGraphicFramePr>
+            <a:graphic xmlns:a="http://schemas.openxmlformats.org/drawingml/2006/main">
+              <a:graphicData uri="http://schemas.openxmlformats.org/drawingml/2006/picture">
+                <pic:pic xmlns:pic="http://schemas.openxmlformats.org/drawingml/2006/picture">
+                  <pic:nvPicPr>
+                    <pic:cNvPr id="1" name=""/>
+                    <pic:cNvPicPr/>
+                  </pic:nvPicPr>
+                  <pic:blipFill>
+                    <a:blip r:embed="rId25"/>
+                    <a:stretch>
+                      <a:fillRect/>
+                    </a:stretch>
+                  </pic:blipFill>
+                  <pic:spPr>
+                    <a:xfrm>
+                      <a:off x="0" y="0"/>
+                      <a:ext cx="5940425" cy="4619625"/>
+                    </a:xfrm>
+                    <a:prstGeom prst="rect">
+                      <a:avLst/>
+                    </a:prstGeom>
+                  </pic:spPr>
+                </pic:pic>
+              </a:graphicData>
+            </a:graphic>
+          </wp:inline>
+        </w:drawing>
+      </w:r>
+    </w:p>
+    <w:p>
+      <w:r>
+        <w:t>Спецификация операций: Войти в систему</w:t>
+      </w:r>
+    </w:p>
+    <w:tbl>
+      <w:tblPr>
+        <w:tblStyle w:val="ae"/>
+        <w:tblW w:w="0" w:type="auto"/>
+        <w:tblLook w:val="04A0" w:firstRow="1" w:lastRow="0" w:firstColumn="1" w:lastColumn="0" w:noHBand="0" w:noVBand="1"/>
+      </w:tblPr>
+      <w:tblGrid>
+        <w:gridCol w:w="9345"/>
+      </w:tblGrid>
+      <w:tr>
+        <w:tc>
+          <w:tcPr>
+            <w:tcW w:w="9345" w:type="dxa"/>
+          </w:tcPr>
+          <w:p>
+            <w:pPr>
+              <w:spacing w:before="100" w:beforeAutospacing="1" w:after="100" w:afterAutospacing="1"/>
+              <w:rPr>
+                <w:rFonts w:ascii="Times New Roman" w:eastAsia="Times New Roman" w:hAnsi="Times New Roman" w:cs="Times New Roman"/>
+                <w:lang w:eastAsia="ru-RU"/>
+              </w:rPr>
+            </w:pPr>
+            <w:r>
+              <w:rPr>
+                <w:rFonts w:ascii="Times New Roman" w:eastAsia="Times New Roman" w:hAnsi="Times New Roman" w:cs="Times New Roman"/>
+                <w:b/>
+                <w:bCs/>
+                <w:lang w:eastAsia="ru-RU"/>
+              </w:rPr>
+              <w:t>Операция 1</w:t>
+            </w:r>
+          </w:p>
+        </w:tc>
+      </w:tr>
+      <w:tr>
+        <w:tc>
+          <w:tcPr>
+            <w:tcW w:w="9345" w:type="dxa"/>
+          </w:tcPr>
+          <w:tbl>
+            <w:tblPr>
+              <w:tblW w:w="0" w:type="auto"/>
+              <w:tblCellSpacing w:w="15" w:type="dxa"/>
+              <w:tblCellMar>
+                <w:top w:w="15" w:type="dxa"/>
+                <w:left w:w="15" w:type="dxa"/>
+                <w:bottom w:w="15" w:type="dxa"/>
+                <w:right w:w="15" w:type="dxa"/>
+              </w:tblCellMar>
+              <w:tblLook w:val="04A0" w:firstRow="1" w:lastRow="0" w:firstColumn="1" w:lastColumn="0" w:noHBand="0" w:noVBand="1"/>
+            </w:tblPr>
+            <w:tblGrid>
+              <w:gridCol w:w="2978"/>
+              <w:gridCol w:w="6151"/>
+            </w:tblGrid>
+            <w:tr>
+              <w:trPr>
+                <w:tblHeader/>
+                <w:tblCellSpacing w:w="15" w:type="dxa"/>
+              </w:trPr>
+              <w:tc>
+                <w:tcPr>
+                  <w:tcW w:w="0" w:type="auto"/>
+                  <w:vAlign w:val="center"/>
+                  <w:hideMark/>
+                </w:tcPr>
+                <w:p>
+                  <w:pPr>
+                    <w:spacing w:after="0" w:line="240" w:lineRule="auto"/>
+                    <w:jc w:val="center"/>
+                    <w:rPr>
+                      <w:rFonts w:ascii="Times New Roman" w:eastAsia="Times New Roman" w:hAnsi="Times New Roman" w:cs="Times New Roman"/>
+                      <w:b/>
+                      <w:bCs/>
+                      <w:kern w:val="0"/>
+                      <w:lang w:eastAsia="ru-RU"/>
+                      <w14:ligatures w14:val="none"/>
+                    </w:rPr>
+                  </w:pPr>
+                  <w:r>
+                    <w:rPr>
+                      <w:rFonts w:ascii="Times New Roman" w:eastAsia="Times New Roman" w:hAnsi="Times New Roman" w:cs="Times New Roman"/>
+                      <w:b/>
+                      <w:bCs/>
+                      <w:kern w:val="0"/>
+                      <w:lang w:eastAsia="ru-RU"/>
+                      <w14:ligatures w14:val="none"/>
+                    </w:rPr>
+                    <w:t>Поле</w:t>
+                  </w:r>
+                </w:p>
+              </w:tc>
+              <w:tc>
+                <w:tcPr>
+                  <w:tcW w:w="0" w:type="auto"/>
+                  <w:vAlign w:val="center"/>
+                  <w:hideMark/>
+                </w:tcPr>
+                <w:p>
+                  <w:pPr>
+                    <w:spacing w:after="0" w:line="240" w:lineRule="auto"/>
+                    <w:jc w:val="center"/>
+                    <w:rPr>
+                      <w:rFonts w:ascii="Times New Roman" w:eastAsia="Times New Roman" w:hAnsi="Times New Roman" w:cs="Times New Roman"/>
+                      <w:b/>
+                      <w:bCs/>
+                      <w:kern w:val="0"/>
+                      <w:lang w:eastAsia="ru-RU"/>
+                      <w14:ligatures w14:val="none"/>
+                    </w:rPr>
+                  </w:pPr>
+                  <w:r>
+                    <w:rPr>
+                      <w:rFonts w:ascii="Times New Roman" w:eastAsia="Times New Roman" w:hAnsi="Times New Roman" w:cs="Times New Roman"/>
+                      <w:b/>
+                      <w:bCs/>
+                      <w:kern w:val="0"/>
+                      <w:lang w:eastAsia="ru-RU"/>
+                      <w14:ligatures w14:val="none"/>
+                    </w:rPr>
+                    <w:t>Значение</w:t>
+                  </w:r>
+                </w:p>
+              </w:tc>
+            </w:tr>
+            <w:tr>
+              <w:trPr>
+                <w:tblCellSpacing w:w="15" w:type="dxa"/>
+              </w:trPr>
+              <w:tc>
+                <w:tcPr>
+                  <w:tcW w:w="0" w:type="auto"/>
+                  <w:vAlign w:val="center"/>
+                  <w:hideMark/>
+                </w:tcPr>
+                <w:p>
+                  <w:pPr>
+                    <w:spacing w:after="0" w:line="240" w:lineRule="auto"/>
+                    <w:rPr>
+                      <w:rFonts w:ascii="Times New Roman" w:eastAsia="Times New Roman" w:hAnsi="Times New Roman" w:cs="Times New Roman"/>
+                      <w:kern w:val="0"/>
+                      <w:lang w:eastAsia="ru-RU"/>
+                      <w14:ligatures w14:val="none"/>
+                    </w:rPr>
+                  </w:pPr>
+                  <w:r>
+                    <w:rPr>
+                      <w:rFonts w:ascii="Times New Roman" w:eastAsia="Times New Roman" w:hAnsi="Times New Roman" w:cs="Times New Roman"/>
+                      <w:kern w:val="0"/>
+                      <w:lang w:eastAsia="ru-RU"/>
+                      <w14:ligatures w14:val="none"/>
+                    </w:rPr>
+                    <w:t>Вариант использования</w:t>
+                  </w:r>
+                </w:p>
+              </w:tc>
+              <w:tc>
+                <w:tcPr>
+                  <w:tcW w:w="0" w:type="auto"/>
+                  <w:vAlign w:val="center"/>
+                  <w:hideMark/>
+                </w:tcPr>
+                <w:p>
+                  <w:pPr>
+                    <w:spacing w:after="0" w:line="240" w:lineRule="auto"/>
+                    <w:rPr>
+                      <w:rFonts w:ascii="Times New Roman" w:eastAsia="Times New Roman" w:hAnsi="Times New Roman" w:cs="Times New Roman"/>
+                      <w:kern w:val="0"/>
+                      <w:lang w:eastAsia="ru-RU"/>
+                      <w14:ligatures w14:val="none"/>
+                    </w:rPr>
+                  </w:pPr>
+                  <w:r>
+                    <w:rPr>
+                      <w:rFonts w:ascii="Times New Roman" w:eastAsia="Times New Roman" w:hAnsi="Times New Roman" w:cs="Times New Roman"/>
+                      <w:kern w:val="0"/>
+                      <w:lang w:eastAsia="ru-RU"/>
+                      <w14:ligatures w14:val="none"/>
+                    </w:rPr>
+                    <w:t>UC «Войти в систему»</w:t>
+                  </w:r>
+                </w:p>
+              </w:tc>
+            </w:tr>
+            <w:tr>
+              <w:trPr>
+                <w:tblCellSpacing w:w="15" w:type="dxa"/>
+              </w:trPr>
+              <w:tc>
+                <w:tcPr>
+                  <w:tcW w:w="0" w:type="auto"/>
+                  <w:vAlign w:val="center"/>
+                  <w:hideMark/>
+                </w:tcPr>
+                <w:p>
+                  <w:pPr>
+                    <w:spacing w:after="0" w:line="240" w:lineRule="auto"/>
+                    <w:rPr>
+                      <w:rFonts w:ascii="Times New Roman" w:eastAsia="Times New Roman" w:hAnsi="Times New Roman" w:cs="Times New Roman"/>
+                      <w:kern w:val="0"/>
+                      <w:lang w:eastAsia="ru-RU"/>
+                      <w14:ligatures w14:val="none"/>
+                    </w:rPr>
+                  </w:pPr>
+                  <w:r>
+                    <w:rPr>
+                      <w:rFonts w:ascii="Times New Roman" w:eastAsia="Times New Roman" w:hAnsi="Times New Roman" w:cs="Times New Roman"/>
+                      <w:kern w:val="0"/>
+                      <w:lang w:eastAsia="ru-RU"/>
+                      <w14:ligatures w14:val="none"/>
+                    </w:rPr>
+                    <w:t>Название исходного события</w:t>
+                  </w:r>
+                </w:p>
+              </w:tc>
+              <w:tc>
+                <w:tcPr>
+                  <w:tcW w:w="0" w:type="auto"/>
+                  <w:vAlign w:val="center"/>
+                  <w:hideMark/>
+                </w:tcPr>
+                <w:p>
+                  <w:pPr>
+                    <w:spacing w:after="0" w:line="240" w:lineRule="auto"/>
+                    <w:rPr>
+                      <w:rFonts w:ascii="Times New Roman" w:eastAsia="Times New Roman" w:hAnsi="Times New Roman" w:cs="Times New Roman"/>
+                      <w:kern w:val="0"/>
+                      <w:lang w:eastAsia="ru-RU"/>
+                      <w14:ligatures w14:val="none"/>
+                    </w:rPr>
+                  </w:pPr>
+                  <w:r>
+                    <w:rPr>
+                      <w:rFonts w:ascii="Times New Roman" w:eastAsia="Times New Roman" w:hAnsi="Times New Roman" w:cs="Times New Roman"/>
+                      <w:kern w:val="0"/>
+                      <w:lang w:eastAsia="ru-RU"/>
+                      <w14:ligatures w14:val="none"/>
+                    </w:rPr>
+                    <w:t xml:space="preserve">Вход на сайт </w:t>
+                  </w:r>
+                  <w:proofErr w:type="spellStart"/>
+                  <w:r>
+                    <w:rPr>
+                      <w:rFonts w:ascii="Times New Roman" w:eastAsia="Times New Roman" w:hAnsi="Times New Roman" w:cs="Times New Roman"/>
+                      <w:kern w:val="0"/>
+                      <w:lang w:eastAsia="ru-RU"/>
+                      <w14:ligatures w14:val="none"/>
+                    </w:rPr>
+                    <w:t>AutoService</w:t>
+                  </w:r>
+                  <w:proofErr w:type="spellEnd"/>
+                </w:p>
+              </w:tc>
+            </w:tr>
+            <w:tr>
+              <w:trPr>
+                <w:tblCellSpacing w:w="15" w:type="dxa"/>
+              </w:trPr>
+              <w:tc>
+                <w:tcPr>
+                  <w:tcW w:w="0" w:type="auto"/>
+                  <w:vAlign w:val="center"/>
+                  <w:hideMark/>
+                </w:tcPr>
+                <w:p>
+                  <w:pPr>
+                    <w:spacing w:after="0" w:line="240" w:lineRule="auto"/>
+                    <w:rPr>
+                      <w:rFonts w:ascii="Times New Roman" w:eastAsia="Times New Roman" w:hAnsi="Times New Roman" w:cs="Times New Roman"/>
+                      <w:kern w:val="0"/>
+                      <w:lang w:eastAsia="ru-RU"/>
+                      <w14:ligatures w14:val="none"/>
+                    </w:rPr>
+                  </w:pPr>
+                  <w:r>
+                    <w:rPr>
+                      <w:rFonts w:ascii="Times New Roman" w:eastAsia="Times New Roman" w:hAnsi="Times New Roman" w:cs="Times New Roman"/>
+                      <w:kern w:val="0"/>
+                      <w:lang w:eastAsia="ru-RU"/>
+                      <w14:ligatures w14:val="none"/>
+                    </w:rPr>
+                    <w:t>Название операции</w:t>
+                  </w:r>
+                </w:p>
+              </w:tc>
+              <w:tc>
+                <w:tcPr>
+                  <w:tcW w:w="0" w:type="auto"/>
+                  <w:vAlign w:val="center"/>
+                  <w:hideMark/>
+                </w:tcPr>
+                <w:p>
+                  <w:pPr>
+                    <w:spacing w:after="0" w:line="240" w:lineRule="auto"/>
+                    <w:rPr>
+                      <w:rFonts w:ascii="Times New Roman" w:eastAsia="Times New Roman" w:hAnsi="Times New Roman" w:cs="Times New Roman"/>
+                      <w:kern w:val="0"/>
+                      <w:lang w:eastAsia="ru-RU"/>
+                      <w14:ligatures w14:val="none"/>
+                    </w:rPr>
+                  </w:pPr>
+                  <w:proofErr w:type="spellStart"/>
+                  <w:r>
+                    <w:rPr>
+                      <w:rFonts w:ascii="Courier New" w:eastAsia="Times New Roman" w:hAnsi="Courier New" w:cs="Courier New"/>
+                      <w:kern w:val="0"/>
+                      <w:sz w:val="20"/>
+                      <w:szCs w:val="20"/>
+                      <w:lang w:eastAsia="ru-RU"/>
+                      <w14:ligatures w14:val="none"/>
+                    </w:rPr>
+                    <w:t>запроситьВходВСистему</w:t>
+                  </w:r>
+                  <w:proofErr w:type="spellEnd"/>
+                </w:p>
+              </w:tc>
+            </w:tr>
+            <w:tr>
+              <w:trPr>
+                <w:tblCellSpacing w:w="15" w:type="dxa"/>
+              </w:trPr>
+              <w:tc>
+                <w:tcPr>
+                  <w:tcW w:w="0" w:type="auto"/>
+                  <w:vAlign w:val="center"/>
+                  <w:hideMark/>
+                </w:tcPr>
+                <w:p>
+                  <w:pPr>
+                    <w:spacing w:after="0" w:line="240" w:lineRule="auto"/>
+                    <w:rPr>
+                      <w:rFonts w:ascii="Times New Roman" w:eastAsia="Times New Roman" w:hAnsi="Times New Roman" w:cs="Times New Roman"/>
+                      <w:kern w:val="0"/>
+                      <w:lang w:eastAsia="ru-RU"/>
+                      <w14:ligatures w14:val="none"/>
+                    </w:rPr>
+                  </w:pPr>
+                  <w:r>
+                    <w:rPr>
+                      <w:rFonts w:ascii="Times New Roman" w:eastAsia="Times New Roman" w:hAnsi="Times New Roman" w:cs="Times New Roman"/>
+                      <w:kern w:val="0"/>
+                      <w:lang w:eastAsia="ru-RU"/>
+                      <w14:ligatures w14:val="none"/>
+                    </w:rPr>
+                    <w:t>Тип возвращаемого значения</w:t>
+                  </w:r>
+                </w:p>
+              </w:tc>
+              <w:tc>
+                <w:tcPr>
+                  <w:tcW w:w="0" w:type="auto"/>
+                  <w:vAlign w:val="center"/>
+                  <w:hideMark/>
+                </w:tcPr>
+                <w:p>
+                  <w:pPr>
+                    <w:spacing w:after="0" w:line="240" w:lineRule="auto"/>
+                    <w:rPr>
+                      <w:rFonts w:ascii="Times New Roman" w:eastAsia="Times New Roman" w:hAnsi="Times New Roman" w:cs="Times New Roman"/>
+                      <w:kern w:val="0"/>
+                      <w:lang w:eastAsia="ru-RU"/>
+                      <w14:ligatures w14:val="none"/>
+                    </w:rPr>
+                  </w:pPr>
+                  <w:r>
+                    <w:rPr>
+                      <w:rFonts w:ascii="Times New Roman" w:eastAsia="Times New Roman" w:hAnsi="Times New Roman" w:cs="Times New Roman"/>
+                      <w:kern w:val="0"/>
+                      <w:lang w:eastAsia="ru-RU"/>
+                      <w14:ligatures w14:val="none"/>
+                    </w:rPr>
+                    <w:t>–</w:t>
+                  </w:r>
+                </w:p>
+              </w:tc>
+            </w:tr>
+            <w:tr>
+              <w:trPr>
+                <w:tblCellSpacing w:w="15" w:type="dxa"/>
+              </w:trPr>
+              <w:tc>
+                <w:tcPr>
+                  <w:tcW w:w="0" w:type="auto"/>
+                  <w:vAlign w:val="center"/>
+                  <w:hideMark/>
+                </w:tcPr>
+                <w:p>
+                  <w:pPr>
+                    <w:spacing w:after="0" w:line="240" w:lineRule="auto"/>
+                    <w:rPr>
+                      <w:rFonts w:ascii="Times New Roman" w:eastAsia="Times New Roman" w:hAnsi="Times New Roman" w:cs="Times New Roman"/>
+                      <w:kern w:val="0"/>
+                      <w:lang w:eastAsia="ru-RU"/>
+                      <w14:ligatures w14:val="none"/>
+                    </w:rPr>
+                  </w:pPr>
+                  <w:r>
+                    <w:rPr>
+                      <w:rFonts w:ascii="Times New Roman" w:eastAsia="Times New Roman" w:hAnsi="Times New Roman" w:cs="Times New Roman"/>
+                      <w:kern w:val="0"/>
+                      <w:lang w:eastAsia="ru-RU"/>
+                      <w14:ligatures w14:val="none"/>
+                    </w:rPr>
+                    <w:t>Параметры</w:t>
+                  </w:r>
+                </w:p>
+              </w:tc>
+              <w:tc>
+                <w:tcPr>
+                  <w:tcW w:w="0" w:type="auto"/>
+                  <w:vAlign w:val="center"/>
+                  <w:hideMark/>
+                </w:tcPr>
+                <w:p>
+                  <w:pPr>
+                    <w:spacing w:after="0" w:line="240" w:lineRule="auto"/>
+                    <w:rPr>
+                      <w:rFonts w:ascii="Times New Roman" w:eastAsia="Times New Roman" w:hAnsi="Times New Roman" w:cs="Times New Roman"/>
+                      <w:kern w:val="0"/>
+                      <w:lang w:eastAsia="ru-RU"/>
+                      <w14:ligatures w14:val="none"/>
+                    </w:rPr>
+                  </w:pPr>
+                  <w:r>
+                    <w:rPr>
+                      <w:rFonts w:ascii="Times New Roman" w:eastAsia="Times New Roman" w:hAnsi="Times New Roman" w:cs="Times New Roman"/>
+                      <w:kern w:val="0"/>
+                      <w:lang w:eastAsia="ru-RU"/>
+                      <w14:ligatures w14:val="none"/>
+                    </w:rPr>
+                    <w:t>–</w:t>
+                  </w:r>
+                </w:p>
+              </w:tc>
+            </w:tr>
+            <w:tr>
+              <w:trPr>
+                <w:tblCellSpacing w:w="15" w:type="dxa"/>
+              </w:trPr>
+              <w:tc>
+                <w:tcPr>
+                  <w:tcW w:w="0" w:type="auto"/>
+                  <w:vAlign w:val="center"/>
+                  <w:hideMark/>
+                </w:tcPr>
+                <w:p>
+                  <w:pPr>
+                    <w:spacing w:after="0" w:line="240" w:lineRule="auto"/>
+                    <w:rPr>
+                      <w:rFonts w:ascii="Times New Roman" w:eastAsia="Times New Roman" w:hAnsi="Times New Roman" w:cs="Times New Roman"/>
+                      <w:kern w:val="0"/>
+                      <w:lang w:eastAsia="ru-RU"/>
+                      <w14:ligatures w14:val="none"/>
+                    </w:rPr>
+                  </w:pPr>
+                  <w:r>
+                    <w:rPr>
+                      <w:rFonts w:ascii="Times New Roman" w:eastAsia="Times New Roman" w:hAnsi="Times New Roman" w:cs="Times New Roman"/>
+                      <w:kern w:val="0"/>
+                      <w:lang w:eastAsia="ru-RU"/>
+                      <w14:ligatures w14:val="none"/>
+                    </w:rPr>
+                    <w:t>Предусловия</w:t>
+                  </w:r>
+                </w:p>
+              </w:tc>
+              <w:tc>
+                <w:tcPr>
+                  <w:tcW w:w="0" w:type="auto"/>
+                  <w:vAlign w:val="center"/>
+                  <w:hideMark/>
+                </w:tcPr>
+                <w:p>
+                  <w:pPr>
+                    <w:spacing w:after="0" w:line="240" w:lineRule="auto"/>
+                    <w:rPr>
+                      <w:rFonts w:ascii="Times New Roman" w:eastAsia="Times New Roman" w:hAnsi="Times New Roman" w:cs="Times New Roman"/>
+                      <w:kern w:val="0"/>
+                      <w:lang w:eastAsia="ru-RU"/>
+                      <w14:ligatures w14:val="none"/>
+                    </w:rPr>
+                  </w:pPr>
+                  <w:r>
+                    <w:rPr>
+                      <w:rFonts w:ascii="Times New Roman" w:eastAsia="Times New Roman" w:hAnsi="Times New Roman" w:cs="Times New Roman"/>
+                      <w:kern w:val="0"/>
+                      <w:lang w:eastAsia="ru-RU"/>
+                      <w14:ligatures w14:val="none"/>
+                    </w:rPr>
+                    <w:t>Клиент находится на странице, где размещена функция входа</w:t>
+                  </w:r>
+                </w:p>
+              </w:tc>
+            </w:tr>
+            <w:tr>
+              <w:trPr>
+                <w:tblCellSpacing w:w="15" w:type="dxa"/>
+              </w:trPr>
+              <w:tc>
+                <w:tcPr>
+                  <w:tcW w:w="0" w:type="auto"/>
+                  <w:vAlign w:val="center"/>
+                  <w:hideMark/>
+                </w:tcPr>
+                <w:p>
+                  <w:pPr>
+                    <w:spacing w:after="0" w:line="240" w:lineRule="auto"/>
+                    <w:rPr>
+                      <w:rFonts w:ascii="Times New Roman" w:eastAsia="Times New Roman" w:hAnsi="Times New Roman" w:cs="Times New Roman"/>
+                      <w:kern w:val="0"/>
+                      <w:lang w:eastAsia="ru-RU"/>
+                      <w14:ligatures w14:val="none"/>
+                    </w:rPr>
+                  </w:pPr>
+                  <w:r>
+                    <w:rPr>
+                      <w:rFonts w:ascii="Times New Roman" w:eastAsia="Times New Roman" w:hAnsi="Times New Roman" w:cs="Times New Roman"/>
+                      <w:kern w:val="0"/>
+                      <w:lang w:eastAsia="ru-RU"/>
+                      <w14:ligatures w14:val="none"/>
+                    </w:rPr>
+                    <w:t>Постусловия</w:t>
+                  </w:r>
+                </w:p>
+              </w:tc>
+              <w:tc>
+                <w:tcPr>
+                  <w:tcW w:w="0" w:type="auto"/>
+                  <w:vAlign w:val="center"/>
+                  <w:hideMark/>
+                </w:tcPr>
+                <w:p>
+                  <w:pPr>
+                    <w:spacing w:after="0" w:line="240" w:lineRule="auto"/>
+                    <w:rPr>
+                      <w:rFonts w:ascii="Times New Roman" w:eastAsia="Times New Roman" w:hAnsi="Times New Roman" w:cs="Times New Roman"/>
+                      <w:kern w:val="0"/>
+                      <w:lang w:eastAsia="ru-RU"/>
+                      <w14:ligatures w14:val="none"/>
+                    </w:rPr>
+                  </w:pPr>
+                  <w:r>
+                    <w:rPr>
+                      <w:rFonts w:ascii="Times New Roman" w:eastAsia="Times New Roman" w:hAnsi="Times New Roman" w:cs="Times New Roman"/>
+                      <w:kern w:val="0"/>
+                      <w:lang w:eastAsia="ru-RU"/>
+                      <w14:ligatures w14:val="none"/>
+                    </w:rPr>
+                    <w:t>Создана форма авторизации (создание экземпляра)</w:t>
+                  </w:r>
+                </w:p>
+              </w:tc>
+            </w:tr>
+          </w:tbl>
+          <w:p>
+            <w:pPr>
+              <w:spacing w:before="100" w:beforeAutospacing="1" w:after="100" w:afterAutospacing="1"/>
+              <w:rPr>
+                <w:rFonts w:ascii="Times New Roman" w:eastAsia="Times New Roman" w:hAnsi="Times New Roman" w:cs="Times New Roman"/>
+                <w:lang w:eastAsia="ru-RU"/>
+              </w:rPr>
+            </w:pPr>
+            <w:r>
+              <w:rPr>
+                <w:rFonts w:ascii="Times New Roman" w:eastAsia="Times New Roman" w:hAnsi="Times New Roman" w:cs="Times New Roman"/>
+                <w:b/>
+                <w:bCs/>
+                <w:lang w:eastAsia="ru-RU"/>
+              </w:rPr>
+              <w:t>Операция 2</w:t>
+            </w:r>
+          </w:p>
+        </w:tc>
+      </w:tr>
+      <w:tr>
+        <w:tc>
+          <w:tcPr>
+            <w:tcW w:w="9345" w:type="dxa"/>
+          </w:tcPr>
+          <w:tbl>
+            <w:tblPr>
+              <w:tblW w:w="0" w:type="auto"/>
+              <w:tblCellSpacing w:w="15" w:type="dxa"/>
+              <w:tblCellMar>
+                <w:top w:w="15" w:type="dxa"/>
+                <w:left w:w="15" w:type="dxa"/>
+                <w:bottom w:w="15" w:type="dxa"/>
+                <w:right w:w="15" w:type="dxa"/>
+              </w:tblCellMar>
+              <w:tblLook w:val="04A0" w:firstRow="1" w:lastRow="0" w:firstColumn="1" w:lastColumn="0" w:noHBand="0" w:noVBand="1"/>
+            </w:tblPr>
+            <w:tblGrid>
+              <w:gridCol w:w="1985"/>
+              <w:gridCol w:w="7144"/>
+            </w:tblGrid>
+            <w:tr>
+              <w:trPr>
+                <w:tblHeader/>
+                <w:tblCellSpacing w:w="15" w:type="dxa"/>
+              </w:trPr>
+              <w:tc>
+                <w:tcPr>
+                  <w:tcW w:w="0" w:type="auto"/>
+                  <w:vAlign w:val="center"/>
+                  <w:hideMark/>
+                </w:tcPr>
+                <w:p>
+                  <w:pPr>
+                    <w:spacing w:after="0" w:line="240" w:lineRule="auto"/>
+                    <w:jc w:val="center"/>
+                    <w:rPr>
+                      <w:rFonts w:ascii="Times New Roman" w:eastAsia="Times New Roman" w:hAnsi="Times New Roman" w:cs="Times New Roman"/>
+                      <w:b/>
+                      <w:bCs/>
+                      <w:kern w:val="0"/>
+                      <w:lang w:eastAsia="ru-RU"/>
+                      <w14:ligatures w14:val="none"/>
+                    </w:rPr>
+                  </w:pPr>
+                  <w:r>
+                    <w:rPr>
+                      <w:rFonts w:ascii="Times New Roman" w:eastAsia="Times New Roman" w:hAnsi="Times New Roman" w:cs="Times New Roman"/>
+                      <w:b/>
+                      <w:bCs/>
+                      <w:kern w:val="0"/>
+                      <w:lang w:eastAsia="ru-RU"/>
+                      <w14:ligatures w14:val="none"/>
+                    </w:rPr>
+                    <w:t>Поле</w:t>
+                  </w:r>
+                </w:p>
+              </w:tc>
+              <w:tc>
+                <w:tcPr>
+                  <w:tcW w:w="0" w:type="auto"/>
+                  <w:vAlign w:val="center"/>
+                  <w:hideMark/>
+                </w:tcPr>
+                <w:p>
+                  <w:pPr>
+                    <w:spacing w:after="0" w:line="240" w:lineRule="auto"/>
+                    <w:jc w:val="center"/>
+                    <w:rPr>
+                      <w:rFonts w:ascii="Times New Roman" w:eastAsia="Times New Roman" w:hAnsi="Times New Roman" w:cs="Times New Roman"/>
+                      <w:b/>
+                      <w:bCs/>
+                      <w:kern w:val="0"/>
+                      <w:lang w:eastAsia="ru-RU"/>
+                      <w14:ligatures w14:val="none"/>
+                    </w:rPr>
+                  </w:pPr>
+                  <w:r>
+                    <w:rPr>
+                      <w:rFonts w:ascii="Times New Roman" w:eastAsia="Times New Roman" w:hAnsi="Times New Roman" w:cs="Times New Roman"/>
+                      <w:b/>
+                      <w:bCs/>
+                      <w:kern w:val="0"/>
+                      <w:lang w:eastAsia="ru-RU"/>
+                      <w14:ligatures w14:val="none"/>
+                    </w:rPr>
+                    <w:t>Значение</w:t>
+                  </w:r>
+                </w:p>
+              </w:tc>
+            </w:tr>
+            <w:tr>
+              <w:trPr>
+                <w:tblCellSpacing w:w="15" w:type="dxa"/>
+              </w:trPr>
+              <w:tc>
+                <w:tcPr>
+                  <w:tcW w:w="0" w:type="auto"/>
+                  <w:vAlign w:val="center"/>
+                  <w:hideMark/>
+                </w:tcPr>
+                <w:p>
+                  <w:pPr>
+                    <w:spacing w:after="0" w:line="240" w:lineRule="auto"/>
+                    <w:rPr>
+                      <w:rFonts w:ascii="Times New Roman" w:eastAsia="Times New Roman" w:hAnsi="Times New Roman" w:cs="Times New Roman"/>
+                      <w:kern w:val="0"/>
+                      <w:lang w:eastAsia="ru-RU"/>
+                      <w14:ligatures w14:val="none"/>
+                    </w:rPr>
+                  </w:pPr>
+                  <w:r>
+                    <w:rPr>
+                      <w:rFonts w:ascii="Times New Roman" w:eastAsia="Times New Roman" w:hAnsi="Times New Roman" w:cs="Times New Roman"/>
+                      <w:kern w:val="0"/>
+                      <w:lang w:eastAsia="ru-RU"/>
+                      <w14:ligatures w14:val="none"/>
+                    </w:rPr>
+                    <w:t>Вариант использования</w:t>
+                  </w:r>
+                </w:p>
+              </w:tc>
+              <w:tc>
+                <w:tcPr>
+                  <w:tcW w:w="0" w:type="auto"/>
+                  <w:vAlign w:val="center"/>
+                  <w:hideMark/>
+                </w:tcPr>
+                <w:p>
+                  <w:pPr>
+                    <w:spacing w:after="0" w:line="240" w:lineRule="auto"/>
+                    <w:rPr>
+                      <w:rFonts w:ascii="Times New Roman" w:eastAsia="Times New Roman" w:hAnsi="Times New Roman" w:cs="Times New Roman"/>
+                      <w:kern w:val="0"/>
+                      <w:lang w:eastAsia="ru-RU"/>
+                      <w14:ligatures w14:val="none"/>
+                    </w:rPr>
+                  </w:pPr>
+                  <w:r>
+                    <w:rPr>
+                      <w:rFonts w:ascii="Times New Roman" w:eastAsia="Times New Roman" w:hAnsi="Times New Roman" w:cs="Times New Roman"/>
+                      <w:kern w:val="0"/>
+                      <w:lang w:eastAsia="ru-RU"/>
+                      <w14:ligatures w14:val="none"/>
+                    </w:rPr>
+                    <w:t>UC «Войти в систему»</w:t>
+                  </w:r>
+                </w:p>
+              </w:tc>
+            </w:tr>
+            <w:tr>
+              <w:trPr>
+                <w:tblCellSpacing w:w="15" w:type="dxa"/>
+              </w:trPr>
+              <w:tc>
+                <w:tcPr>
+                  <w:tcW w:w="0" w:type="auto"/>
+                  <w:vAlign w:val="center"/>
+                  <w:hideMark/>
+                </w:tcPr>
+                <w:p>
+                  <w:pPr>
+                    <w:spacing w:after="0" w:line="240" w:lineRule="auto"/>
+                    <w:rPr>
+                      <w:rFonts w:ascii="Times New Roman" w:eastAsia="Times New Roman" w:hAnsi="Times New Roman" w:cs="Times New Roman"/>
+                      <w:kern w:val="0"/>
+                      <w:lang w:eastAsia="ru-RU"/>
+                      <w14:ligatures w14:val="none"/>
+                    </w:rPr>
+                  </w:pPr>
+                  <w:r>
+                    <w:rPr>
+                      <w:rFonts w:ascii="Times New Roman" w:eastAsia="Times New Roman" w:hAnsi="Times New Roman" w:cs="Times New Roman"/>
+                      <w:kern w:val="0"/>
+                      <w:lang w:eastAsia="ru-RU"/>
+                      <w14:ligatures w14:val="none"/>
+                    </w:rPr>
+                    <w:t>Название исходного события</w:t>
+                  </w:r>
+                </w:p>
+              </w:tc>
+              <w:tc>
+                <w:tcPr>
+                  <w:tcW w:w="0" w:type="auto"/>
+                  <w:vAlign w:val="center"/>
+                  <w:hideMark/>
+                </w:tcPr>
+                <w:p>
+                  <w:pPr>
+                    <w:spacing w:after="0" w:line="240" w:lineRule="auto"/>
+                    <w:rPr>
+                      <w:rFonts w:ascii="Times New Roman" w:eastAsia="Times New Roman" w:hAnsi="Times New Roman" w:cs="Times New Roman"/>
+                      <w:kern w:val="0"/>
+                      <w:lang w:eastAsia="ru-RU"/>
+                      <w14:ligatures w14:val="none"/>
+                    </w:rPr>
+                  </w:pPr>
+                  <w:r>
+                    <w:rPr>
+                      <w:rFonts w:ascii="Times New Roman" w:eastAsia="Times New Roman" w:hAnsi="Times New Roman" w:cs="Times New Roman"/>
+                      <w:kern w:val="0"/>
+                      <w:lang w:eastAsia="ru-RU"/>
+                      <w14:ligatures w14:val="none"/>
+                    </w:rPr>
+                    <w:t>Ввести телефон и пароль</w:t>
+                  </w:r>
+                </w:p>
+              </w:tc>
+            </w:tr>
+            <w:tr>
+              <w:trPr>
+                <w:tblCellSpacing w:w="15" w:type="dxa"/>
+              </w:trPr>
+              <w:tc>
+                <w:tcPr>
+                  <w:tcW w:w="0" w:type="auto"/>
+                  <w:vAlign w:val="center"/>
+                  <w:hideMark/>
+                </w:tcPr>
+                <w:p>
+                  <w:pPr>
+                    <w:spacing w:after="0" w:line="240" w:lineRule="auto"/>
+                    <w:rPr>
+                      <w:rFonts w:ascii="Times New Roman" w:eastAsia="Times New Roman" w:hAnsi="Times New Roman" w:cs="Times New Roman"/>
+                      <w:kern w:val="0"/>
+                      <w:lang w:eastAsia="ru-RU"/>
+                      <w14:ligatures w14:val="none"/>
+                    </w:rPr>
+                  </w:pPr>
+                  <w:r>
+                    <w:rPr>
+                      <w:rFonts w:ascii="Times New Roman" w:eastAsia="Times New Roman" w:hAnsi="Times New Roman" w:cs="Times New Roman"/>
+                      <w:kern w:val="0"/>
+                      <w:lang w:eastAsia="ru-RU"/>
+                      <w14:ligatures w14:val="none"/>
+                    </w:rPr>
+                    <w:lastRenderedPageBreak/>
+                    <w:t>Название операции</w:t>
+                  </w:r>
+                </w:p>
+              </w:tc>
+              <w:tc>
+                <w:tcPr>
+                  <w:tcW w:w="0" w:type="auto"/>
+                  <w:vAlign w:val="center"/>
+                  <w:hideMark/>
+                </w:tcPr>
+                <w:p>
+                  <w:pPr>
+                    <w:spacing w:after="0" w:line="240" w:lineRule="auto"/>
+                    <w:rPr>
+                      <w:rFonts w:ascii="Times New Roman" w:eastAsia="Times New Roman" w:hAnsi="Times New Roman" w:cs="Times New Roman"/>
+                      <w:kern w:val="0"/>
+                      <w:lang w:eastAsia="ru-RU"/>
+                      <w14:ligatures w14:val="none"/>
+                    </w:rPr>
+                  </w:pPr>
+                  <w:proofErr w:type="spellStart"/>
+                  <w:r>
+                    <w:rPr>
+                      <w:rFonts w:ascii="Courier New" w:eastAsia="Times New Roman" w:hAnsi="Courier New" w:cs="Courier New"/>
+                      <w:kern w:val="0"/>
+                      <w:sz w:val="20"/>
+                      <w:szCs w:val="20"/>
+                      <w:lang w:eastAsia="ru-RU"/>
+                      <w14:ligatures w14:val="none"/>
+                    </w:rPr>
+                    <w:t>ввестиДанныеАвторизации</w:t>
+                  </w:r>
+                  <w:proofErr w:type="spellEnd"/>
+                </w:p>
+              </w:tc>
+            </w:tr>
+            <w:tr>
+              <w:trPr>
+                <w:tblCellSpacing w:w="15" w:type="dxa"/>
+              </w:trPr>
+              <w:tc>
+                <w:tcPr>
+                  <w:tcW w:w="0" w:type="auto"/>
+                  <w:vAlign w:val="center"/>
+                  <w:hideMark/>
+                </w:tcPr>
+                <w:p>
+                  <w:pPr>
+                    <w:spacing w:after="0" w:line="240" w:lineRule="auto"/>
+                    <w:rPr>
+                      <w:rFonts w:ascii="Times New Roman" w:eastAsia="Times New Roman" w:hAnsi="Times New Roman" w:cs="Times New Roman"/>
+                      <w:kern w:val="0"/>
+                      <w:lang w:eastAsia="ru-RU"/>
+                      <w14:ligatures w14:val="none"/>
+                    </w:rPr>
+                  </w:pPr>
+                  <w:r>
+                    <w:rPr>
+                      <w:rFonts w:ascii="Times New Roman" w:eastAsia="Times New Roman" w:hAnsi="Times New Roman" w:cs="Times New Roman"/>
+                      <w:kern w:val="0"/>
+                      <w:lang w:eastAsia="ru-RU"/>
+                      <w14:ligatures w14:val="none"/>
+                    </w:rPr>
+                    <w:t>Тип возвращаемого значения</w:t>
+                  </w:r>
+                </w:p>
+              </w:tc>
+              <w:tc>
+                <w:tcPr>
+                  <w:tcW w:w="0" w:type="auto"/>
+                  <w:vAlign w:val="center"/>
+                  <w:hideMark/>
+                </w:tcPr>
+                <w:p>
+                  <w:pPr>
+                    <w:spacing w:after="0" w:line="240" w:lineRule="auto"/>
+                    <w:rPr>
+                      <w:rFonts w:ascii="Times New Roman" w:eastAsia="Times New Roman" w:hAnsi="Times New Roman" w:cs="Times New Roman"/>
+                      <w:kern w:val="0"/>
+                      <w:lang w:eastAsia="ru-RU"/>
+                      <w14:ligatures w14:val="none"/>
+                    </w:rPr>
+                  </w:pPr>
+                  <w:r>
+                    <w:rPr>
+                      <w:rFonts w:ascii="Times New Roman" w:eastAsia="Times New Roman" w:hAnsi="Times New Roman" w:cs="Times New Roman"/>
+                      <w:kern w:val="0"/>
+                      <w:lang w:eastAsia="ru-RU"/>
+                      <w14:ligatures w14:val="none"/>
+                    </w:rPr>
+                    <w:t>–</w:t>
+                  </w:r>
+                </w:p>
+              </w:tc>
+            </w:tr>
+            <w:tr>
+              <w:trPr>
+                <w:tblCellSpacing w:w="15" w:type="dxa"/>
+              </w:trPr>
+              <w:tc>
+                <w:tcPr>
+                  <w:tcW w:w="0" w:type="auto"/>
+                  <w:vAlign w:val="center"/>
+                  <w:hideMark/>
+                </w:tcPr>
+                <w:p>
+                  <w:pPr>
+                    <w:spacing w:after="0" w:line="240" w:lineRule="auto"/>
+                    <w:rPr>
+                      <w:rFonts w:ascii="Times New Roman" w:eastAsia="Times New Roman" w:hAnsi="Times New Roman" w:cs="Times New Roman"/>
+                      <w:kern w:val="0"/>
+                      <w:lang w:eastAsia="ru-RU"/>
+                      <w14:ligatures w14:val="none"/>
+                    </w:rPr>
+                  </w:pPr>
+                  <w:r>
+                    <w:rPr>
+                      <w:rFonts w:ascii="Times New Roman" w:eastAsia="Times New Roman" w:hAnsi="Times New Roman" w:cs="Times New Roman"/>
+                      <w:kern w:val="0"/>
+                      <w:lang w:eastAsia="ru-RU"/>
+                      <w14:ligatures w14:val="none"/>
+                    </w:rPr>
+                    <w:t>Параметры</w:t>
+                  </w:r>
+                </w:p>
+              </w:tc>
+              <w:tc>
+                <w:tcPr>
+                  <w:tcW w:w="0" w:type="auto"/>
+                  <w:vAlign w:val="center"/>
+                  <w:hideMark/>
+                </w:tcPr>
+                <w:p>
+                  <w:pPr>
+                    <w:spacing w:after="0" w:line="240" w:lineRule="auto"/>
+                    <w:rPr>
+                      <w:rFonts w:ascii="Times New Roman" w:eastAsia="Times New Roman" w:hAnsi="Times New Roman" w:cs="Times New Roman"/>
+                      <w:kern w:val="0"/>
+                      <w:lang w:eastAsia="ru-RU"/>
+                      <w14:ligatures w14:val="none"/>
+                    </w:rPr>
+                  </w:pPr>
+                  <w:r>
+                    <w:rPr>
+                      <w:rFonts w:ascii="Times New Roman" w:eastAsia="Times New Roman" w:hAnsi="Times New Roman" w:cs="Times New Roman"/>
+                      <w:kern w:val="0"/>
+                      <w:lang w:eastAsia="ru-RU"/>
+                      <w14:ligatures w14:val="none"/>
+                    </w:rPr>
+                    <w:t xml:space="preserve">телефон : </w:t>
+                  </w:r>
+                  <w:proofErr w:type="spellStart"/>
+                  <w:r>
+                    <w:rPr>
+                      <w:rFonts w:ascii="Times New Roman" w:eastAsia="Times New Roman" w:hAnsi="Times New Roman" w:cs="Times New Roman"/>
+                      <w:kern w:val="0"/>
+                      <w:lang w:eastAsia="ru-RU"/>
+                      <w14:ligatures w14:val="none"/>
+                    </w:rPr>
+                    <w:t>string</w:t>
+                  </w:r>
+                  <w:proofErr w:type="spellEnd"/>
+                  <w:r>
+                    <w:rPr>
+                      <w:rFonts w:ascii="Times New Roman" w:eastAsia="Times New Roman" w:hAnsi="Times New Roman" w:cs="Times New Roman"/>
+                      <w:kern w:val="0"/>
+                      <w:lang w:eastAsia="ru-RU"/>
+                      <w14:ligatures w14:val="none"/>
+                    </w:rPr>
+                    <w:t xml:space="preserve">, пароль : </w:t>
+                  </w:r>
+                  <w:proofErr w:type="spellStart"/>
+                  <w:r>
+                    <w:rPr>
+                      <w:rFonts w:ascii="Times New Roman" w:eastAsia="Times New Roman" w:hAnsi="Times New Roman" w:cs="Times New Roman"/>
+                      <w:kern w:val="0"/>
+                      <w:lang w:eastAsia="ru-RU"/>
+                      <w14:ligatures w14:val="none"/>
+                    </w:rPr>
+                    <w:t>string</w:t>
+                  </w:r>
+                  <w:proofErr w:type="spellEnd"/>
+                </w:p>
+              </w:tc>
+            </w:tr>
+            <w:tr>
+              <w:trPr>
+                <w:tblCellSpacing w:w="15" w:type="dxa"/>
+              </w:trPr>
+              <w:tc>
+                <w:tcPr>
+                  <w:tcW w:w="0" w:type="auto"/>
+                  <w:vAlign w:val="center"/>
+                  <w:hideMark/>
+                </w:tcPr>
+                <w:p>
+                  <w:pPr>
+                    <w:spacing w:after="0" w:line="240" w:lineRule="auto"/>
+                    <w:rPr>
+                      <w:rFonts w:ascii="Times New Roman" w:eastAsia="Times New Roman" w:hAnsi="Times New Roman" w:cs="Times New Roman"/>
+                      <w:kern w:val="0"/>
+                      <w:lang w:eastAsia="ru-RU"/>
+                      <w14:ligatures w14:val="none"/>
+                    </w:rPr>
+                  </w:pPr>
+                  <w:r>
+                    <w:rPr>
+                      <w:rFonts w:ascii="Times New Roman" w:eastAsia="Times New Roman" w:hAnsi="Times New Roman" w:cs="Times New Roman"/>
+                      <w:kern w:val="0"/>
+                      <w:lang w:eastAsia="ru-RU"/>
+                      <w14:ligatures w14:val="none"/>
+                    </w:rPr>
+                    <w:t>Предусловия</w:t>
+                  </w:r>
+                </w:p>
+              </w:tc>
+              <w:tc>
+                <w:tcPr>
+                  <w:tcW w:w="0" w:type="auto"/>
+                  <w:vAlign w:val="center"/>
+                  <w:hideMark/>
+                </w:tcPr>
+                <w:p>
+                  <w:pPr>
+                    <w:spacing w:after="0" w:line="240" w:lineRule="auto"/>
+                    <w:rPr>
+                      <w:rFonts w:ascii="Times New Roman" w:eastAsia="Times New Roman" w:hAnsi="Times New Roman" w:cs="Times New Roman"/>
+                      <w:kern w:val="0"/>
+                      <w:lang w:eastAsia="ru-RU"/>
+                      <w14:ligatures w14:val="none"/>
+                    </w:rPr>
+                  </w:pPr>
+                  <w:r>
+                    <w:rPr>
+                      <w:rFonts w:ascii="Times New Roman" w:eastAsia="Times New Roman" w:hAnsi="Times New Roman" w:cs="Times New Roman"/>
+                      <w:kern w:val="0"/>
+                      <w:lang w:eastAsia="ru-RU"/>
+                      <w14:ligatures w14:val="none"/>
+                    </w:rPr>
+                    <w:t>Форма авторизации отображена, клиент ввёл телефон и пароль и нажал «Войти»</w:t>
+                  </w:r>
+                </w:p>
+              </w:tc>
+            </w:tr>
+            <w:tr>
+              <w:trPr>
+                <w:tblCellSpacing w:w="15" w:type="dxa"/>
+              </w:trPr>
+              <w:tc>
+                <w:tcPr>
+                  <w:tcW w:w="0" w:type="auto"/>
+                  <w:vAlign w:val="center"/>
+                  <w:hideMark/>
+                </w:tcPr>
+                <w:p>
+                  <w:pPr>
+                    <w:spacing w:after="0" w:line="240" w:lineRule="auto"/>
+                    <w:rPr>
+                      <w:rFonts w:ascii="Times New Roman" w:eastAsia="Times New Roman" w:hAnsi="Times New Roman" w:cs="Times New Roman"/>
+                      <w:kern w:val="0"/>
+                      <w:lang w:eastAsia="ru-RU"/>
+                      <w14:ligatures w14:val="none"/>
+                    </w:rPr>
+                  </w:pPr>
+                  <w:r>
+                    <w:rPr>
+                      <w:rFonts w:ascii="Times New Roman" w:eastAsia="Times New Roman" w:hAnsi="Times New Roman" w:cs="Times New Roman"/>
+                      <w:kern w:val="0"/>
+                      <w:lang w:eastAsia="ru-RU"/>
+                      <w14:ligatures w14:val="none"/>
+                    </w:rPr>
+                    <w:t>Постусловия</w:t>
+                  </w:r>
+                </w:p>
+              </w:tc>
+              <w:tc>
+                <w:tcPr>
+                  <w:tcW w:w="0" w:type="auto"/>
+                  <w:vAlign w:val="center"/>
+                  <w:hideMark/>
+                </w:tcPr>
+                <w:p>
+                  <w:pPr>
+                    <w:spacing w:after="0" w:line="240" w:lineRule="auto"/>
+                    <w:rPr>
+                      <w:rFonts w:ascii="Times New Roman" w:eastAsia="Times New Roman" w:hAnsi="Times New Roman" w:cs="Times New Roman"/>
+                      <w:kern w:val="0"/>
+                      <w:lang w:eastAsia="ru-RU"/>
+                      <w14:ligatures w14:val="none"/>
+                    </w:rPr>
+                  </w:pPr>
+                  <w:r>
+                    <w:rPr>
+                      <w:rFonts w:ascii="Times New Roman" w:eastAsia="Times New Roman" w:hAnsi="Times New Roman" w:cs="Times New Roman"/>
+                      <w:kern w:val="0"/>
+                      <w:lang w:eastAsia="ru-RU"/>
+                      <w14:ligatures w14:val="none"/>
+                    </w:rPr>
+                    <w:t>Если данные верны — отображается личный кабинет клиента (создание экземпляра). Иначе — отображается форма с сообщением об ошибке и выбором дальнейшего действия (создание экземпляра)</w:t>
+                  </w:r>
+                </w:p>
+              </w:tc>
+            </w:tr>
+          </w:tbl>
+          <w:p>
+            <w:pPr>
+              <w:spacing w:before="100" w:beforeAutospacing="1" w:after="100" w:afterAutospacing="1"/>
+              <w:rPr>
+                <w:rFonts w:ascii="Times New Roman" w:eastAsia="Times New Roman" w:hAnsi="Times New Roman" w:cs="Times New Roman"/>
+                <w:lang w:eastAsia="ru-RU"/>
+              </w:rPr>
+            </w:pPr>
+            <w:r>
+              <w:rPr>
+                <w:rFonts w:ascii="Times New Roman" w:eastAsia="Times New Roman" w:hAnsi="Times New Roman" w:cs="Times New Roman"/>
+                <w:b/>
+                <w:bCs/>
+                <w:lang w:eastAsia="ru-RU"/>
+              </w:rPr>
+              <w:t>Операция 3</w:t>
+            </w:r>
+          </w:p>
+        </w:tc>
+      </w:tr>
+      <w:tr>
+        <w:tc>
+          <w:tcPr>
+            <w:tcW w:w="9345" w:type="dxa"/>
+          </w:tcPr>
+          <w:tbl>
+            <w:tblPr>
+              <w:tblW w:w="0" w:type="auto"/>
+              <w:tblCellSpacing w:w="15" w:type="dxa"/>
+              <w:tblCellMar>
+                <w:top w:w="15" w:type="dxa"/>
+                <w:left w:w="15" w:type="dxa"/>
+                <w:bottom w:w="15" w:type="dxa"/>
+                <w:right w:w="15" w:type="dxa"/>
+              </w:tblCellMar>
+              <w:tblLook w:val="04A0" w:firstRow="1" w:lastRow="0" w:firstColumn="1" w:lastColumn="0" w:noHBand="0" w:noVBand="1"/>
+            </w:tblPr>
+            <w:tblGrid>
+              <w:gridCol w:w="2194"/>
+              <w:gridCol w:w="6935"/>
+            </w:tblGrid>
+            <w:tr>
+              <w:trPr>
+                <w:tblHeader/>
+                <w:tblCellSpacing w:w="15" w:type="dxa"/>
+              </w:trPr>
+              <w:tc>
+                <w:tcPr>
+                  <w:tcW w:w="0" w:type="auto"/>
+                  <w:vAlign w:val="center"/>
+                  <w:hideMark/>
+                </w:tcPr>
+                <w:p>
+                  <w:pPr>
+                    <w:spacing w:after="0" w:line="240" w:lineRule="auto"/>
+                    <w:jc w:val="center"/>
+                    <w:rPr>
+                      <w:rFonts w:ascii="Times New Roman" w:eastAsia="Times New Roman" w:hAnsi="Times New Roman" w:cs="Times New Roman"/>
+                      <w:b/>
+                      <w:bCs/>
+                      <w:kern w:val="0"/>
+                      <w:lang w:eastAsia="ru-RU"/>
+                      <w14:ligatures w14:val="none"/>
+                    </w:rPr>
+                  </w:pPr>
+                  <w:r>
+                    <w:rPr>
+                      <w:rFonts w:ascii="Times New Roman" w:eastAsia="Times New Roman" w:hAnsi="Times New Roman" w:cs="Times New Roman"/>
+                      <w:b/>
+                      <w:bCs/>
+                      <w:kern w:val="0"/>
+                      <w:lang w:eastAsia="ru-RU"/>
+                      <w14:ligatures w14:val="none"/>
+                    </w:rPr>
+                    <w:lastRenderedPageBreak/>
+                    <w:t>Поле</w:t>
+                  </w:r>
+                </w:p>
+              </w:tc>
+              <w:tc>
+                <w:tcPr>
+                  <w:tcW w:w="0" w:type="auto"/>
+                  <w:vAlign w:val="center"/>
+                  <w:hideMark/>
+                </w:tcPr>
+                <w:p>
+                  <w:pPr>
+                    <w:spacing w:after="0" w:line="240" w:lineRule="auto"/>
+                    <w:jc w:val="center"/>
+                    <w:rPr>
+                      <w:rFonts w:ascii="Times New Roman" w:eastAsia="Times New Roman" w:hAnsi="Times New Roman" w:cs="Times New Roman"/>
+                      <w:b/>
+                      <w:bCs/>
+                      <w:kern w:val="0"/>
+                      <w:lang w:eastAsia="ru-RU"/>
+                      <w14:ligatures w14:val="none"/>
+                    </w:rPr>
+                  </w:pPr>
+                  <w:r>
+                    <w:rPr>
+                      <w:rFonts w:ascii="Times New Roman" w:eastAsia="Times New Roman" w:hAnsi="Times New Roman" w:cs="Times New Roman"/>
+                      <w:b/>
+                      <w:bCs/>
+                      <w:kern w:val="0"/>
+                      <w:lang w:eastAsia="ru-RU"/>
+                      <w14:ligatures w14:val="none"/>
+                    </w:rPr>
+                    <w:t>Значение</w:t>
+                  </w:r>
+                </w:p>
+              </w:tc>
+            </w:tr>
+            <w:tr>
+              <w:trPr>
+                <w:tblCellSpacing w:w="15" w:type="dxa"/>
+              </w:trPr>
+              <w:tc>
+                <w:tcPr>
+                  <w:tcW w:w="0" w:type="auto"/>
+                  <w:vAlign w:val="center"/>
+                  <w:hideMark/>
+                </w:tcPr>
+                <w:p>
+                  <w:pPr>
+                    <w:spacing w:after="0" w:line="240" w:lineRule="auto"/>
+                    <w:rPr>
+                      <w:rFonts w:ascii="Times New Roman" w:eastAsia="Times New Roman" w:hAnsi="Times New Roman" w:cs="Times New Roman"/>
+                      <w:kern w:val="0"/>
+                      <w:lang w:eastAsia="ru-RU"/>
+                      <w14:ligatures w14:val="none"/>
+                    </w:rPr>
+                  </w:pPr>
+                  <w:r>
+                    <w:rPr>
+                      <w:rFonts w:ascii="Times New Roman" w:eastAsia="Times New Roman" w:hAnsi="Times New Roman" w:cs="Times New Roman"/>
+                      <w:kern w:val="0"/>
+                      <w:lang w:eastAsia="ru-RU"/>
+                      <w14:ligatures w14:val="none"/>
+                    </w:rPr>
+                    <w:t>Вариант использования</w:t>
+                  </w:r>
+                </w:p>
+              </w:tc>
+              <w:tc>
+                <w:tcPr>
+                  <w:tcW w:w="0" w:type="auto"/>
+                  <w:vAlign w:val="center"/>
+                  <w:hideMark/>
+                </w:tcPr>
+                <w:p>
+                  <w:pPr>
+                    <w:spacing w:after="0" w:line="240" w:lineRule="auto"/>
+                    <w:rPr>
+                      <w:rFonts w:ascii="Times New Roman" w:eastAsia="Times New Roman" w:hAnsi="Times New Roman" w:cs="Times New Roman"/>
+                      <w:kern w:val="0"/>
+                      <w:lang w:eastAsia="ru-RU"/>
+                      <w14:ligatures w14:val="none"/>
+                    </w:rPr>
+                  </w:pPr>
+                  <w:r>
+                    <w:rPr>
+                      <w:rFonts w:ascii="Times New Roman" w:eastAsia="Times New Roman" w:hAnsi="Times New Roman" w:cs="Times New Roman"/>
+                      <w:kern w:val="0"/>
+                      <w:lang w:eastAsia="ru-RU"/>
+                      <w14:ligatures w14:val="none"/>
+                    </w:rPr>
+                    <w:t>UC «Войти в систему»</w:t>
+                  </w:r>
+                </w:p>
+              </w:tc>
+            </w:tr>
+            <w:tr>
+              <w:trPr>
+                <w:tblCellSpacing w:w="15" w:type="dxa"/>
+              </w:trPr>
+              <w:tc>
+                <w:tcPr>
+                  <w:tcW w:w="0" w:type="auto"/>
+                  <w:vAlign w:val="center"/>
+                  <w:hideMark/>
+                </w:tcPr>
+                <w:p>
+                  <w:pPr>
+                    <w:spacing w:after="0" w:line="240" w:lineRule="auto"/>
+                    <w:rPr>
+                      <w:rFonts w:ascii="Times New Roman" w:eastAsia="Times New Roman" w:hAnsi="Times New Roman" w:cs="Times New Roman"/>
+                      <w:kern w:val="0"/>
+                      <w:lang w:eastAsia="ru-RU"/>
+                      <w14:ligatures w14:val="none"/>
+                    </w:rPr>
+                  </w:pPr>
+                  <w:r>
+                    <w:rPr>
+                      <w:rFonts w:ascii="Times New Roman" w:eastAsia="Times New Roman" w:hAnsi="Times New Roman" w:cs="Times New Roman"/>
+                      <w:kern w:val="0"/>
+                      <w:lang w:eastAsia="ru-RU"/>
+                      <w14:ligatures w14:val="none"/>
+                    </w:rPr>
+                    <w:t>Название исходного события</w:t>
+                  </w:r>
+                </w:p>
+              </w:tc>
+              <w:tc>
+                <w:tcPr>
+                  <w:tcW w:w="0" w:type="auto"/>
+                  <w:vAlign w:val="center"/>
+                  <w:hideMark/>
+                </w:tcPr>
+                <w:p>
+                  <w:pPr>
+                    <w:spacing w:after="0" w:line="240" w:lineRule="auto"/>
+                    <w:rPr>
+                      <w:rFonts w:ascii="Times New Roman" w:eastAsia="Times New Roman" w:hAnsi="Times New Roman" w:cs="Times New Roman"/>
+                      <w:kern w:val="0"/>
+                      <w:lang w:eastAsia="ru-RU"/>
+                      <w14:ligatures w14:val="none"/>
+                    </w:rPr>
+                  </w:pPr>
+                  <w:r>
+                    <w:rPr>
+                      <w:rFonts w:ascii="Times New Roman" w:eastAsia="Times New Roman" w:hAnsi="Times New Roman" w:cs="Times New Roman"/>
+                      <w:kern w:val="0"/>
+                      <w:lang w:eastAsia="ru-RU"/>
+                      <w14:ligatures w14:val="none"/>
+                    </w:rPr>
+                    <w:t>Клиент сообщает системе свой выбор</w:t>
+                  </w:r>
+                </w:p>
+              </w:tc>
+            </w:tr>
+            <w:tr>
+              <w:trPr>
+                <w:tblCellSpacing w:w="15" w:type="dxa"/>
+              </w:trPr>
+              <w:tc>
+                <w:tcPr>
+                  <w:tcW w:w="0" w:type="auto"/>
+                  <w:vAlign w:val="center"/>
+                  <w:hideMark/>
+                </w:tcPr>
+                <w:p>
+                  <w:pPr>
+                    <w:spacing w:after="0" w:line="240" w:lineRule="auto"/>
+                    <w:rPr>
+                      <w:rFonts w:ascii="Times New Roman" w:eastAsia="Times New Roman" w:hAnsi="Times New Roman" w:cs="Times New Roman"/>
+                      <w:kern w:val="0"/>
+                      <w:lang w:eastAsia="ru-RU"/>
+                      <w14:ligatures w14:val="none"/>
+                    </w:rPr>
+                  </w:pPr>
+                  <w:r>
+                    <w:rPr>
+                      <w:rFonts w:ascii="Times New Roman" w:eastAsia="Times New Roman" w:hAnsi="Times New Roman" w:cs="Times New Roman"/>
+                      <w:kern w:val="0"/>
+                      <w:lang w:eastAsia="ru-RU"/>
+                      <w14:ligatures w14:val="none"/>
+                    </w:rPr>
+                    <w:t>Название операции</w:t>
+                  </w:r>
+                </w:p>
+              </w:tc>
+              <w:tc>
+                <w:tcPr>
+                  <w:tcW w:w="0" w:type="auto"/>
+                  <w:vAlign w:val="center"/>
+                  <w:hideMark/>
+                </w:tcPr>
+                <w:p>
+                  <w:pPr>
+                    <w:spacing w:after="0" w:line="240" w:lineRule="auto"/>
+                    <w:rPr>
+                      <w:rFonts w:ascii="Times New Roman" w:eastAsia="Times New Roman" w:hAnsi="Times New Roman" w:cs="Times New Roman"/>
+                      <w:kern w:val="0"/>
+                      <w:lang w:eastAsia="ru-RU"/>
+                      <w14:ligatures w14:val="none"/>
+                    </w:rPr>
+                  </w:pPr>
+                  <w:proofErr w:type="spellStart"/>
+                  <w:r>
+                    <w:rPr>
+                      <w:rFonts w:ascii="Courier New" w:eastAsia="Times New Roman" w:hAnsi="Courier New" w:cs="Courier New"/>
+                      <w:kern w:val="0"/>
+                      <w:sz w:val="20"/>
+                      <w:szCs w:val="20"/>
+                      <w:lang w:eastAsia="ru-RU"/>
+                      <w14:ligatures w14:val="none"/>
+                    </w:rPr>
+                    <w:t>выбратьДействие</w:t>
+                  </w:r>
+                  <w:proofErr w:type="spellEnd"/>
+                </w:p>
+              </w:tc>
+            </w:tr>
+            <w:tr>
+              <w:trPr>
+                <w:tblCellSpacing w:w="15" w:type="dxa"/>
+              </w:trPr>
+              <w:tc>
+                <w:tcPr>
+                  <w:tcW w:w="0" w:type="auto"/>
+                  <w:vAlign w:val="center"/>
+                  <w:hideMark/>
+                </w:tcPr>
+                <w:p>
+                  <w:pPr>
+                    <w:spacing w:after="0" w:line="240" w:lineRule="auto"/>
+                    <w:rPr>
+                      <w:rFonts w:ascii="Times New Roman" w:eastAsia="Times New Roman" w:hAnsi="Times New Roman" w:cs="Times New Roman"/>
+                      <w:kern w:val="0"/>
+                      <w:lang w:eastAsia="ru-RU"/>
+                      <w14:ligatures w14:val="none"/>
+                    </w:rPr>
+                  </w:pPr>
+                  <w:r>
+                    <w:rPr>
+                      <w:rFonts w:ascii="Times New Roman" w:eastAsia="Times New Roman" w:hAnsi="Times New Roman" w:cs="Times New Roman"/>
+                      <w:kern w:val="0"/>
+                      <w:lang w:eastAsia="ru-RU"/>
+                      <w14:ligatures w14:val="none"/>
+                    </w:rPr>
+                    <w:t>Тип возвращаемого значения</w:t>
+                  </w:r>
+                </w:p>
+              </w:tc>
+              <w:tc>
+                <w:tcPr>
+                  <w:tcW w:w="0" w:type="auto"/>
+                  <w:vAlign w:val="center"/>
+                  <w:hideMark/>
+                </w:tcPr>
+                <w:p>
+                  <w:pPr>
+                    <w:spacing w:after="0" w:line="240" w:lineRule="auto"/>
+                    <w:rPr>
+                      <w:rFonts w:ascii="Times New Roman" w:eastAsia="Times New Roman" w:hAnsi="Times New Roman" w:cs="Times New Roman"/>
+                      <w:kern w:val="0"/>
+                      <w:lang w:eastAsia="ru-RU"/>
+                      <w14:ligatures w14:val="none"/>
+                    </w:rPr>
+                  </w:pPr>
+                  <w:r>
+                    <w:rPr>
+                      <w:rFonts w:ascii="Times New Roman" w:eastAsia="Times New Roman" w:hAnsi="Times New Roman" w:cs="Times New Roman"/>
+                      <w:kern w:val="0"/>
+                      <w:lang w:eastAsia="ru-RU"/>
+                      <w14:ligatures w14:val="none"/>
+                    </w:rPr>
+                    <w:t>–</w:t>
+                  </w:r>
+                </w:p>
+              </w:tc>
+            </w:tr>
+            <w:tr>
+              <w:trPr>
+                <w:tblCellSpacing w:w="15" w:type="dxa"/>
+              </w:trPr>
+              <w:tc>
+                <w:tcPr>
+                  <w:tcW w:w="0" w:type="auto"/>
+                  <w:vAlign w:val="center"/>
+                  <w:hideMark/>
+                </w:tcPr>
+                <w:p>
+                  <w:pPr>
+                    <w:spacing w:after="0" w:line="240" w:lineRule="auto"/>
+                    <w:rPr>
+                      <w:rFonts w:ascii="Times New Roman" w:eastAsia="Times New Roman" w:hAnsi="Times New Roman" w:cs="Times New Roman"/>
+                      <w:kern w:val="0"/>
+                      <w:lang w:eastAsia="ru-RU"/>
+                      <w14:ligatures w14:val="none"/>
+                    </w:rPr>
+                  </w:pPr>
+                  <w:r>
+                    <w:rPr>
+                      <w:rFonts w:ascii="Times New Roman" w:eastAsia="Times New Roman" w:hAnsi="Times New Roman" w:cs="Times New Roman"/>
+                      <w:kern w:val="0"/>
+                      <w:lang w:eastAsia="ru-RU"/>
+                      <w14:ligatures w14:val="none"/>
+                    </w:rPr>
+                    <w:t>Параметры</w:t>
+                  </w:r>
+                </w:p>
+              </w:tc>
+              <w:tc>
+                <w:tcPr>
+                  <w:tcW w:w="0" w:type="auto"/>
+                  <w:vAlign w:val="center"/>
+                  <w:hideMark/>
+                </w:tcPr>
+                <w:p>
+                  <w:pPr>
+                    <w:spacing w:after="0" w:line="240" w:lineRule="auto"/>
+                    <w:rPr>
+                      <w:rFonts w:ascii="Times New Roman" w:eastAsia="Times New Roman" w:hAnsi="Times New Roman" w:cs="Times New Roman"/>
+                      <w:kern w:val="0"/>
+                      <w:lang w:eastAsia="ru-RU"/>
+                      <w14:ligatures w14:val="none"/>
+                    </w:rPr>
+                  </w:pPr>
+                  <w:r>
+                    <w:rPr>
+                      <w:rFonts w:ascii="Times New Roman" w:eastAsia="Times New Roman" w:hAnsi="Times New Roman" w:cs="Times New Roman"/>
+                      <w:kern w:val="0"/>
+                      <w:lang w:eastAsia="ru-RU"/>
+                      <w14:ligatures w14:val="none"/>
+                    </w:rPr>
+                    <w:t xml:space="preserve">действие : </w:t>
+                  </w:r>
+                  <w:proofErr w:type="spellStart"/>
+                  <w:r>
+                    <w:rPr>
+                      <w:rFonts w:ascii="Times New Roman" w:eastAsia="Times New Roman" w:hAnsi="Times New Roman" w:cs="Times New Roman"/>
+                      <w:kern w:val="0"/>
+                      <w:lang w:eastAsia="ru-RU"/>
+                      <w14:ligatures w14:val="none"/>
+                    </w:rPr>
+                    <w:t>string</w:t>
+                  </w:r>
+                  <w:proofErr w:type="spellEnd"/>
+                </w:p>
+              </w:tc>
+            </w:tr>
+            <w:tr>
+              <w:trPr>
+                <w:tblCellSpacing w:w="15" w:type="dxa"/>
+              </w:trPr>
+              <w:tc>
+                <w:tcPr>
+                  <w:tcW w:w="0" w:type="auto"/>
+                  <w:vAlign w:val="center"/>
+                  <w:hideMark/>
+                </w:tcPr>
+                <w:p>
+                  <w:pPr>
+                    <w:spacing w:after="0" w:line="240" w:lineRule="auto"/>
+                    <w:rPr>
+                      <w:rFonts w:ascii="Times New Roman" w:eastAsia="Times New Roman" w:hAnsi="Times New Roman" w:cs="Times New Roman"/>
+                      <w:kern w:val="0"/>
+                      <w:lang w:eastAsia="ru-RU"/>
+                      <w14:ligatures w14:val="none"/>
+                    </w:rPr>
+                  </w:pPr>
+                  <w:r>
+                    <w:rPr>
+                      <w:rFonts w:ascii="Times New Roman" w:eastAsia="Times New Roman" w:hAnsi="Times New Roman" w:cs="Times New Roman"/>
+                      <w:kern w:val="0"/>
+                      <w:lang w:eastAsia="ru-RU"/>
+                      <w14:ligatures w14:val="none"/>
+                    </w:rPr>
+                    <w:t>Предусловия</w:t>
+                  </w:r>
+                </w:p>
+              </w:tc>
+              <w:tc>
+                <w:tcPr>
+                  <w:tcW w:w="0" w:type="auto"/>
+                  <w:vAlign w:val="center"/>
+                  <w:hideMark/>
+                </w:tcPr>
+                <w:p>
+                  <w:pPr>
+                    <w:spacing w:after="0" w:line="240" w:lineRule="auto"/>
+                    <w:rPr>
+                      <w:rFonts w:ascii="Times New Roman" w:eastAsia="Times New Roman" w:hAnsi="Times New Roman" w:cs="Times New Roman"/>
+                      <w:kern w:val="0"/>
+                      <w:lang w:eastAsia="ru-RU"/>
+                      <w14:ligatures w14:val="none"/>
+                    </w:rPr>
+                  </w:pPr>
+                  <w:r>
+                    <w:rPr>
+                      <w:rFonts w:ascii="Times New Roman" w:eastAsia="Times New Roman" w:hAnsi="Times New Roman" w:cs="Times New Roman"/>
+                      <w:kern w:val="0"/>
+                      <w:lang w:eastAsia="ru-RU"/>
+                      <w14:ligatures w14:val="none"/>
+                    </w:rPr>
+                    <w:t>Телефон/пароль оказались неверны, отображена форма выбора дальнейших действий</w:t>
+                  </w:r>
+                </w:p>
+              </w:tc>
+            </w:tr>
+            <w:tr>
+              <w:trPr>
+                <w:tblCellSpacing w:w="15" w:type="dxa"/>
+              </w:trPr>
+              <w:tc>
+                <w:tcPr>
+                  <w:tcW w:w="0" w:type="auto"/>
+                  <w:vAlign w:val="center"/>
+                  <w:hideMark/>
+                </w:tcPr>
+                <w:p>
+                  <w:pPr>
+                    <w:spacing w:after="0" w:line="240" w:lineRule="auto"/>
+                    <w:rPr>
+                      <w:rFonts w:ascii="Times New Roman" w:eastAsia="Times New Roman" w:hAnsi="Times New Roman" w:cs="Times New Roman"/>
+                      <w:kern w:val="0"/>
+                      <w:lang w:eastAsia="ru-RU"/>
+                      <w14:ligatures w14:val="none"/>
+                    </w:rPr>
+                  </w:pPr>
+                  <w:r>
+                    <w:rPr>
+                      <w:rFonts w:ascii="Times New Roman" w:eastAsia="Times New Roman" w:hAnsi="Times New Roman" w:cs="Times New Roman"/>
+                      <w:kern w:val="0"/>
+                      <w:lang w:eastAsia="ru-RU"/>
+                      <w14:ligatures w14:val="none"/>
+                    </w:rPr>
+                    <w:t>Постусловия</w:t>
+                  </w:r>
+                </w:p>
+              </w:tc>
+              <w:tc>
+                <w:tcPr>
+                  <w:tcW w:w="0" w:type="auto"/>
+                  <w:vAlign w:val="center"/>
+                  <w:hideMark/>
+                </w:tcPr>
+                <w:p>
+                  <w:pPr>
+                    <w:spacing w:after="0" w:line="240" w:lineRule="auto"/>
+                    <w:rPr>
+                      <w:rFonts w:ascii="Times New Roman" w:eastAsia="Times New Roman" w:hAnsi="Times New Roman" w:cs="Times New Roman"/>
+                      <w:kern w:val="0"/>
+                      <w:lang w:eastAsia="ru-RU"/>
+                      <w14:ligatures w14:val="none"/>
+                    </w:rPr>
+                  </w:pPr>
+                  <w:r>
+                    <w:rPr>
+                      <w:rFonts w:ascii="Times New Roman" w:eastAsia="Times New Roman" w:hAnsi="Times New Roman" w:cs="Times New Roman"/>
+                      <w:kern w:val="0"/>
+                      <w:lang w:eastAsia="ru-RU"/>
+                      <w14:ligatures w14:val="none"/>
+                    </w:rPr>
+                    <w:t>Если выбрано «продолжить» — повторно отображается форма авторизации (инициализация). Если выбран отказ — ВИ завершается неуспешно</w:t>
+                  </w:r>
+                </w:p>
+              </w:tc>
+            </w:tr>
+          </w:tbl>
+          <w:p/>
+        </w:tc>
+      </w:tr>
+    </w:tbl>
+    <w:p>
+      <w:r>
+        <w:t xml:space="preserve"> </w:t>
+      </w:r>
+    </w:p>
+    <w:p>
+      <w:r>
+        <w:t>Спецификация операций: Записаться на сервис</w:t>
+      </w:r>
+    </w:p>
+    <w:tbl>
+      <w:tblPr>
+        <w:tblStyle w:val="ae"/>
+        <w:tblW w:w="0" w:type="auto"/>
+        <w:tblLook w:val="04A0" w:firstRow="1" w:lastRow="0" w:firstColumn="1" w:lastColumn="0" w:noHBand="0" w:noVBand="1"/>
+      </w:tblPr>
+      <w:tblGrid>
+        <w:gridCol w:w="9345"/>
+      </w:tblGrid>
+      <w:tr>
+        <w:tc>
+          <w:tcPr>
+            <w:tcW w:w="9345" w:type="dxa"/>
+          </w:tcPr>
+          <w:p>
+            <w:pPr>
+              <w:pStyle w:val="ac"/>
+            </w:pPr>
+            <w:r>
+              <w:rPr>
+                <w:rStyle w:val="af"/>
+                <w:rFonts w:eastAsiaTheme="majorEastAsia"/>
+              </w:rPr>
+              <w:t>Операция 1</w:t>
+            </w:r>
+          </w:p>
+        </w:tc>
+      </w:tr>
+      <w:tr>
+        <w:tc>
+          <w:tcPr>
+            <w:tcW w:w="9345" w:type="dxa"/>
+          </w:tcPr>
+          <w:tbl>
+            <w:tblPr>
+              <w:tblW w:w="0" w:type="auto"/>
+              <w:tblCellSpacing w:w="15" w:type="dxa"/>
+              <w:tblCellMar>
+                <w:top w:w="15" w:type="dxa"/>
+                <w:left w:w="15" w:type="dxa"/>
+                <w:bottom w:w="15" w:type="dxa"/>
+                <w:right w:w="15" w:type="dxa"/>
+              </w:tblCellMar>
+              <w:tblLook w:val="04A0" w:firstRow="1" w:lastRow="0" w:firstColumn="1" w:lastColumn="0" w:noHBand="0" w:noVBand="1"/>
+            </w:tblPr>
+            <w:tblGrid>
+              <w:gridCol w:w="3329"/>
+              <w:gridCol w:w="5800"/>
+            </w:tblGrid>
+            <w:tr>
+              <w:trPr>
+                <w:tblHeader/>
+                <w:tblCellSpacing w:w="15" w:type="dxa"/>
+              </w:trPr>
+              <w:tc>
+                <w:tcPr>
+                  <w:tcW w:w="0" w:type="auto"/>
+                  <w:vAlign w:val="center"/>
+                  <w:hideMark/>
+                </w:tcPr>
+                <w:p>
+                  <w:pPr>
+                    <w:jc w:val="center"/>
+                    <w:rPr>
+                      <w:b/>
+                      <w:bCs/>
+                    </w:rPr>
+                  </w:pPr>
+                  <w:r>
+                    <w:rPr>
+                      <w:b/>
+                      <w:bCs/>
+                    </w:rPr>
+                    <w:t>Поле</w:t>
+                  </w:r>
+                </w:p>
+              </w:tc>
+              <w:tc>
+                <w:tcPr>
+                  <w:tcW w:w="0" w:type="auto"/>
+                  <w:vAlign w:val="center"/>
+                  <w:hideMark/>
+                </w:tcPr>
+                <w:p>
+                  <w:pPr>
+                    <w:jc w:val="center"/>
+                    <w:rPr>
+                      <w:b/>
+                      <w:bCs/>
+                    </w:rPr>
+                  </w:pPr>
+                  <w:r>
+                    <w:rPr>
+                      <w:b/>
+                      <w:bCs/>
+                    </w:rPr>
+                    <w:t>Значение</w:t>
+                  </w:r>
+                </w:p>
+              </w:tc>
+            </w:tr>
+            <w:tr>
+              <w:trPr>
+                <w:tblCellSpacing w:w="15" w:type="dxa"/>
+              </w:trPr>
+              <w:tc>
+                <w:tcPr>
+                  <w:tcW w:w="0" w:type="auto"/>
+                  <w:vAlign w:val="center"/>
+                  <w:hideMark/>
+                </w:tcPr>
+                <w:p>
+                  <w:r>
+                    <w:t>Вариант использования</w:t>
+                  </w:r>
+                </w:p>
+              </w:tc>
+              <w:tc>
+                <w:tcPr>
+                  <w:tcW w:w="0" w:type="auto"/>
+                  <w:vAlign w:val="center"/>
+                  <w:hideMark/>
+                </w:tcPr>
+                <w:p>
+                  <w:r>
+                    <w:t>UC «Записаться на сервис»</w:t>
+                  </w:r>
+                </w:p>
+              </w:tc>
+            </w:tr>
+            <w:tr>
+              <w:trPr>
+                <w:tblCellSpacing w:w="15" w:type="dxa"/>
+              </w:trPr>
+              <w:tc>
+                <w:tcPr>
+                  <w:tcW w:w="0" w:type="auto"/>
+                  <w:vAlign w:val="center"/>
+                  <w:hideMark/>
+                </w:tcPr>
+                <w:p>
+                  <w:r>
+                    <w:t>Название исходного события</w:t>
+                  </w:r>
+                </w:p>
+              </w:tc>
+              <w:tc>
+                <w:tcPr>
+                  <w:tcW w:w="0" w:type="auto"/>
+                  <w:vAlign w:val="center"/>
+                  <w:hideMark/>
+                </w:tcPr>
+                <w:p>
+                  <w:r>
+                    <w:t>Запросить список слотов</w:t>
+                  </w:r>
+                </w:p>
+              </w:tc>
+            </w:tr>
+            <w:tr>
+              <w:trPr>
+                <w:tblCellSpacing w:w="15" w:type="dxa"/>
+              </w:trPr>
+              <w:tc>
+                <w:tcPr>
+                  <w:tcW w:w="0" w:type="auto"/>
+                  <w:vAlign w:val="center"/>
+                  <w:hideMark/>
+                </w:tcPr>
+                <w:p>
+                  <w:r>
+                    <w:t>Название операции</w:t>
+                  </w:r>
+                </w:p>
+              </w:tc>
+              <w:tc>
+                <w:tcPr>
+                  <w:tcW w:w="0" w:type="auto"/>
+                  <w:vAlign w:val="center"/>
+                  <w:hideMark/>
+                </w:tcPr>
+                <w:p>
+                  <w:proofErr w:type="spellStart"/>
+                  <w:r>
+                    <w:rPr>
+                      <w:rStyle w:val="HTML"/>
+                      <w:rFonts w:eastAsiaTheme="majorEastAsia"/>
+                    </w:rPr>
+                    <w:t>запроситьСписокСлотов</w:t>
+                  </w:r>
+                  <w:proofErr w:type="spellEnd"/>
+                </w:p>
+              </w:tc>
+            </w:tr>
+            <w:tr>
+              <w:trPr>
+                <w:tblCellSpacing w:w="15" w:type="dxa"/>
+              </w:trPr>
+              <w:tc>
+                <w:tcPr>
+                  <w:tcW w:w="0" w:type="auto"/>
+                  <w:vAlign w:val="center"/>
+                  <w:hideMark/>
+                </w:tcPr>
+                <w:p>
+                  <w:r>
+                    <w:t>Тип возвращаемого значения</w:t>
+                  </w:r>
+                </w:p>
+              </w:tc>
+              <w:tc>
+                <w:tcPr>
+                  <w:tcW w:w="0" w:type="auto"/>
+                  <w:vAlign w:val="center"/>
+                  <w:hideMark/>
+                </w:tcPr>
+                <w:p>
+                  <w:r>
+                    <w:t>–</w:t>
+                  </w:r>
+                </w:p>
+              </w:tc>
+            </w:tr>
+            <w:tr>
+              <w:trPr>
+                <w:tblCellSpacing w:w="15" w:type="dxa"/>
+              </w:trPr>
+              <w:tc>
+                <w:tcPr>
+                  <w:tcW w:w="0" w:type="auto"/>
+                  <w:vAlign w:val="center"/>
+                  <w:hideMark/>
+                </w:tcPr>
+                <w:p>
+                  <w:r>
+                    <w:t>Параметры</w:t>
+                  </w:r>
+                </w:p>
+              </w:tc>
+              <w:tc>
+                <w:tcPr>
+                  <w:tcW w:w="0" w:type="auto"/>
+                  <w:vAlign w:val="center"/>
+                  <w:hideMark/>
+                </w:tcPr>
+                <w:p>
+                  <w:r>
+                    <w:t>–</w:t>
+                  </w:r>
+                </w:p>
+              </w:tc>
+            </w:tr>
+            <w:tr>
+              <w:trPr>
+                <w:tblCellSpacing w:w="15" w:type="dxa"/>
+              </w:trPr>
+              <w:tc>
+                <w:tcPr>
+                  <w:tcW w:w="0" w:type="auto"/>
+                  <w:vAlign w:val="center"/>
+                  <w:hideMark/>
+                </w:tcPr>
+                <w:p>
+                  <w:r>
+                    <w:t>Предусловия</w:t>
+                  </w:r>
+                </w:p>
+              </w:tc>
+              <w:tc>
+                <w:tcPr>
+                  <w:tcW w:w="0" w:type="auto"/>
+                  <w:vAlign w:val="center"/>
+                  <w:hideMark/>
+                </w:tcPr>
+                <w:p>
+                  <w:r>
+                    <w:t>Клиент авторизован, находится в личном кабинете</w:t>
+                  </w:r>
+                </w:p>
+              </w:tc>
+            </w:tr>
+            <w:tr>
+              <w:trPr>
+                <w:tblCellSpacing w:w="15" w:type="dxa"/>
+              </w:trPr>
+              <w:tc>
+                <w:tcPr>
+                  <w:tcW w:w="0" w:type="auto"/>
+                  <w:vAlign w:val="center"/>
+                  <w:hideMark/>
+                </w:tcPr>
+                <w:p>
+                  <w:r>
+                    <w:lastRenderedPageBreak/>
+                    <w:t>Постусловия</w:t>
+                  </w:r>
+                </w:p>
+              </w:tc>
+              <w:tc>
+                <w:tcPr>
+                  <w:tcW w:w="0" w:type="auto"/>
+                  <w:vAlign w:val="center"/>
+                  <w:hideMark/>
+                </w:tcPr>
+                <w:p>
+                  <w:r>
+                    <w:t>Отображён список доступных дат и времени записи</w:t>
+                  </w:r>
+                </w:p>
+              </w:tc>
+            </w:tr>
+          </w:tbl>
+          <w:p>
+            <w:pPr>
+              <w:pStyle w:val="ac"/>
+            </w:pPr>
+            <w:r>
+              <w:rPr>
+                <w:rStyle w:val="af"/>
+                <w:rFonts w:eastAsiaTheme="majorEastAsia"/>
+              </w:rPr>
+              <w:t>Операция 2</w:t>
+            </w:r>
+          </w:p>
+        </w:tc>
+      </w:tr>
+      <w:tr>
+        <w:tc>
+          <w:tcPr>
+            <w:tcW w:w="9345" w:type="dxa"/>
+          </w:tcPr>
+          <w:tbl>
+            <w:tblPr>
+              <w:tblW w:w="0" w:type="auto"/>
+              <w:tblCellSpacing w:w="15" w:type="dxa"/>
+              <w:tblCellMar>
+                <w:top w:w="15" w:type="dxa"/>
+                <w:left w:w="15" w:type="dxa"/>
+                <w:bottom w:w="15" w:type="dxa"/>
+                <w:right w:w="15" w:type="dxa"/>
+              </w:tblCellMar>
+              <w:tblLook w:val="04A0" w:firstRow="1" w:lastRow="0" w:firstColumn="1" w:lastColumn="0" w:noHBand="0" w:noVBand="1"/>
+            </w:tblPr>
+            <w:tblGrid>
+              <w:gridCol w:w="2770"/>
+              <w:gridCol w:w="6359"/>
+            </w:tblGrid>
+            <w:tr>
+              <w:trPr>
+                <w:tblHeader/>
+                <w:tblCellSpacing w:w="15" w:type="dxa"/>
+              </w:trPr>
+              <w:tc>
+                <w:tcPr>
+                  <w:tcW w:w="0" w:type="auto"/>
+                  <w:vAlign w:val="center"/>
+                  <w:hideMark/>
+                </w:tcPr>
+                <w:p>
+                  <w:pPr>
+                    <w:jc w:val="center"/>
+                    <w:rPr>
+                      <w:b/>
+                      <w:bCs/>
+                    </w:rPr>
+                  </w:pPr>
+                  <w:r>
+                    <w:rPr>
+                      <w:b/>
+                      <w:bCs/>
+                    </w:rPr>
+                    <w:lastRenderedPageBreak/>
+                    <w:t>Поле</w:t>
+                  </w:r>
+                </w:p>
+              </w:tc>
+              <w:tc>
+                <w:tcPr>
+                  <w:tcW w:w="0" w:type="auto"/>
+                  <w:vAlign w:val="center"/>
+                  <w:hideMark/>
+                </w:tcPr>
+                <w:p>
+                  <w:pPr>
+                    <w:jc w:val="center"/>
+                    <w:rPr>
+                      <w:b/>
+                      <w:bCs/>
+                    </w:rPr>
+                  </w:pPr>
+                  <w:r>
+                    <w:rPr>
+                      <w:b/>
+                      <w:bCs/>
+                    </w:rPr>
+                    <w:t>Значение</w:t>
+                  </w:r>
+                </w:p>
+              </w:tc>
+            </w:tr>
+            <w:tr>
+              <w:trPr>
+                <w:tblCellSpacing w:w="15" w:type="dxa"/>
+              </w:trPr>
+              <w:tc>
+                <w:tcPr>
+                  <w:tcW w:w="0" w:type="auto"/>
+                  <w:vAlign w:val="center"/>
+                  <w:hideMark/>
+                </w:tcPr>
+                <w:p>
+                  <w:r>
+                    <w:t>Вариант использования</w:t>
+                  </w:r>
+                </w:p>
+              </w:tc>
+              <w:tc>
+                <w:tcPr>
+                  <w:tcW w:w="0" w:type="auto"/>
+                  <w:vAlign w:val="center"/>
+                  <w:hideMark/>
+                </w:tcPr>
+                <w:p>
+                  <w:r>
+                    <w:t>UC «Записаться на сервис»</w:t>
+                  </w:r>
+                </w:p>
+              </w:tc>
+            </w:tr>
+            <w:tr>
+              <w:trPr>
+                <w:tblCellSpacing w:w="15" w:type="dxa"/>
+              </w:trPr>
+              <w:tc>
+                <w:tcPr>
+                  <w:tcW w:w="0" w:type="auto"/>
+                  <w:vAlign w:val="center"/>
+                  <w:hideMark/>
+                </w:tcPr>
+                <w:p>
+                  <w:r>
+                    <w:t>Название исходного события</w:t>
+                  </w:r>
+                </w:p>
+              </w:tc>
+              <w:tc>
+                <w:tcPr>
+                  <w:tcW w:w="0" w:type="auto"/>
+                  <w:vAlign w:val="center"/>
+                  <w:hideMark/>
+                </w:tcPr>
+                <w:p>
+                  <w:r>
+                    <w:t>Выбрать дату, время, автомобиль и услугу</w:t>
+                  </w:r>
+                </w:p>
+              </w:tc>
+            </w:tr>
+            <w:tr>
+              <w:trPr>
+                <w:tblCellSpacing w:w="15" w:type="dxa"/>
+              </w:trPr>
+              <w:tc>
+                <w:tcPr>
+                  <w:tcW w:w="0" w:type="auto"/>
+                  <w:vAlign w:val="center"/>
+                  <w:hideMark/>
+                </w:tcPr>
+                <w:p>
+                  <w:r>
+                    <w:t>Название операции</w:t>
+                  </w:r>
+                </w:p>
+              </w:tc>
+              <w:tc>
+                <w:tcPr>
+                  <w:tcW w:w="0" w:type="auto"/>
+                  <w:vAlign w:val="center"/>
+                  <w:hideMark/>
+                </w:tcPr>
+                <w:p>
+                  <w:proofErr w:type="spellStart"/>
+                  <w:r>
+                    <w:rPr>
+                      <w:rStyle w:val="HTML"/>
+                      <w:rFonts w:eastAsiaTheme="majorEastAsia"/>
+                    </w:rPr>
+                    <w:t>выбратьПараметрыЗаписи</w:t>
+                  </w:r>
+                  <w:proofErr w:type="spellEnd"/>
+                </w:p>
+              </w:tc>
+            </w:tr>
+            <w:tr>
+              <w:trPr>
+                <w:tblCellSpacing w:w="15" w:type="dxa"/>
+              </w:trPr>
+              <w:tc>
+                <w:tcPr>
+                  <w:tcW w:w="0" w:type="auto"/>
+                  <w:vAlign w:val="center"/>
+                  <w:hideMark/>
+                </w:tcPr>
+                <w:p>
+                  <w:r>
+                    <w:t>Тип возвращаемого значения</w:t>
+                  </w:r>
+                </w:p>
+              </w:tc>
+              <w:tc>
+                <w:tcPr>
+                  <w:tcW w:w="0" w:type="auto"/>
+                  <w:vAlign w:val="center"/>
+                  <w:hideMark/>
+                </w:tcPr>
+                <w:p>
+                  <w:r>
+                    <w:t>–</w:t>
+                  </w:r>
+                </w:p>
+              </w:tc>
+            </w:tr>
+            <w:tr>
+              <w:trPr>
+                <w:tblCellSpacing w:w="15" w:type="dxa"/>
+              </w:trPr>
+              <w:tc>
+                <w:tcPr>
+                  <w:tcW w:w="0" w:type="auto"/>
+                  <w:vAlign w:val="center"/>
+                  <w:hideMark/>
+                </w:tcPr>
+                <w:p>
+                  <w:r>
+                    <w:t>Параметры</w:t>
+                  </w:r>
+                </w:p>
+              </w:tc>
+              <w:tc>
+                <w:tcPr>
+                  <w:tcW w:w="0" w:type="auto"/>
+                  <w:vAlign w:val="center"/>
+                  <w:hideMark/>
+                </w:tcPr>
+                <w:p>
+                  <w:r>
+                    <w:t xml:space="preserve">дата : </w:t>
+                  </w:r>
+                  <w:proofErr w:type="spellStart"/>
+                  <w:r>
+                    <w:t>date</w:t>
+                  </w:r>
+                  <w:proofErr w:type="spellEnd"/>
+                  <w:r>
+                    <w:t xml:space="preserve">, время : </w:t>
+                  </w:r>
+                  <w:proofErr w:type="spellStart"/>
+                  <w:r>
+                    <w:t>time</w:t>
+                  </w:r>
+                  <w:proofErr w:type="spellEnd"/>
+                  <w:r>
+                    <w:t xml:space="preserve">, </w:t>
+                  </w:r>
+                  <w:proofErr w:type="spellStart"/>
+                  <w:r>
+                    <w:t>авто_ID</w:t>
+                  </w:r>
+                  <w:proofErr w:type="spellEnd"/>
+                  <w:r>
+                    <w:t xml:space="preserve"> : </w:t>
+                  </w:r>
+                  <w:proofErr w:type="spellStart"/>
+                  <w:r>
+                    <w:t>int</w:t>
+                  </w:r>
+                  <w:proofErr w:type="spellEnd"/>
+                  <w:r>
+                    <w:t xml:space="preserve">, </w:t>
+                  </w:r>
+                  <w:proofErr w:type="spellStart"/>
+                  <w:r>
+                    <w:t>услуга_ID</w:t>
+                  </w:r>
+                  <w:proofErr w:type="spellEnd"/>
+                  <w:r>
+                    <w:t xml:space="preserve"> : </w:t>
+                  </w:r>
+                  <w:proofErr w:type="spellStart"/>
+                  <w:r>
+                    <w:t>int</w:t>
+                  </w:r>
+                  <w:proofErr w:type="spellEnd"/>
+                </w:p>
+              </w:tc>
+            </w:tr>
+            <w:tr>
+              <w:trPr>
+                <w:tblCellSpacing w:w="15" w:type="dxa"/>
+              </w:trPr>
+              <w:tc>
+                <w:tcPr>
+                  <w:tcW w:w="0" w:type="auto"/>
+                  <w:vAlign w:val="center"/>
+                  <w:hideMark/>
+                </w:tcPr>
+                <w:p>
+                  <w:r>
+                    <w:t>Предусловия</w:t>
+                  </w:r>
+                </w:p>
+              </w:tc>
+              <w:tc>
+                <w:tcPr>
+                  <w:tcW w:w="0" w:type="auto"/>
+                  <w:vAlign w:val="center"/>
+                  <w:hideMark/>
+                </w:tcPr>
+                <w:p>
+                  <w:r>
+                    <w:t>Клиенту отображён список доступных слотов</w:t>
+                  </w:r>
+                </w:p>
+              </w:tc>
+            </w:tr>
+            <w:tr>
+              <w:trPr>
+                <w:tblCellSpacing w:w="15" w:type="dxa"/>
+              </w:trPr>
+              <w:tc>
+                <w:tcPr>
+                  <w:tcW w:w="0" w:type="auto"/>
+                  <w:vAlign w:val="center"/>
+                  <w:hideMark/>
+                </w:tcPr>
+                <w:p>
+                  <w:r>
+                    <w:t>Постусловия</w:t>
+                  </w:r>
+                </w:p>
+              </w:tc>
+              <w:tc>
+                <w:tcPr>
+                  <w:tcW w:w="0" w:type="auto"/>
+                  <w:vAlign w:val="center"/>
+                  <w:hideMark/>
+                </w:tcPr>
+                <w:p>
+                  <w:r>
+                    <w:t>Отображена стоимость выбранной услуги и текущий баланс баллов клиента</w:t>
+                  </w:r>
+                </w:p>
+              </w:tc>
+            </w:tr>
+          </w:tbl>
+          <w:p>
+            <w:pPr>
+              <w:pStyle w:val="ac"/>
+            </w:pPr>
+            <w:r>
+              <w:rPr>
+                <w:rStyle w:val="af"/>
+                <w:rFonts w:eastAsiaTheme="majorEastAsia"/>
+              </w:rPr>
+              <w:t>Операция 3</w:t>
+            </w:r>
+          </w:p>
+        </w:tc>
+      </w:tr>
+      <w:tr>
+        <w:tc>
+          <w:tcPr>
+            <w:tcW w:w="9345" w:type="dxa"/>
+          </w:tcPr>
+          <w:tbl>
+            <w:tblPr>
+              <w:tblW w:w="0" w:type="auto"/>
+              <w:tblCellSpacing w:w="15" w:type="dxa"/>
+              <w:tblCellMar>
+                <w:top w:w="15" w:type="dxa"/>
+                <w:left w:w="15" w:type="dxa"/>
+                <w:bottom w:w="15" w:type="dxa"/>
+                <w:right w:w="15" w:type="dxa"/>
+              </w:tblCellMar>
+              <w:tblLook w:val="04A0" w:firstRow="1" w:lastRow="0" w:firstColumn="1" w:lastColumn="0" w:noHBand="0" w:noVBand="1"/>
+            </w:tblPr>
+            <w:tblGrid>
+              <w:gridCol w:w="2068"/>
+              <w:gridCol w:w="7061"/>
+            </w:tblGrid>
+            <w:tr>
+              <w:trPr>
+                <w:tblHeader/>
+                <w:tblCellSpacing w:w="15" w:type="dxa"/>
+              </w:trPr>
+              <w:tc>
+                <w:tcPr>
+                  <w:tcW w:w="0" w:type="auto"/>
+                  <w:vAlign w:val="center"/>
+                  <w:hideMark/>
+                </w:tcPr>
+                <w:p>
+                  <w:pPr>
+                    <w:jc w:val="center"/>
+                    <w:rPr>
+                      <w:b/>
+                      <w:bCs/>
+                    </w:rPr>
+                  </w:pPr>
+                  <w:r>
+                    <w:rPr>
+                      <w:b/>
+                      <w:bCs/>
+                    </w:rPr>
+                    <w:t>Поле</w:t>
+                  </w:r>
+                </w:p>
+              </w:tc>
+              <w:tc>
+                <w:tcPr>
+                  <w:tcW w:w="0" w:type="auto"/>
+                  <w:vAlign w:val="center"/>
+                  <w:hideMark/>
+                </w:tcPr>
+                <w:p>
+                  <w:pPr>
+                    <w:jc w:val="center"/>
+                    <w:rPr>
+                      <w:b/>
+                      <w:bCs/>
+                    </w:rPr>
+                  </w:pPr>
+                  <w:r>
+                    <w:rPr>
+                      <w:b/>
+                      <w:bCs/>
+                    </w:rPr>
+                    <w:t>Значение</w:t>
+                  </w:r>
+                </w:p>
+              </w:tc>
+            </w:tr>
+            <w:tr>
+              <w:trPr>
+                <w:tblCellSpacing w:w="15" w:type="dxa"/>
+              </w:trPr>
+              <w:tc>
+                <w:tcPr>
+                  <w:tcW w:w="0" w:type="auto"/>
+                  <w:vAlign w:val="center"/>
+                  <w:hideMark/>
+                </w:tcPr>
+                <w:p>
+                  <w:r>
+                    <w:t>Вариант использования</w:t>
+                  </w:r>
+                </w:p>
+              </w:tc>
+              <w:tc>
+                <w:tcPr>
+                  <w:tcW w:w="0" w:type="auto"/>
+                  <w:vAlign w:val="center"/>
+                  <w:hideMark/>
+                </w:tcPr>
+                <w:p>
+                  <w:r>
+                    <w:t>UC «Записаться на сервис»</w:t>
+                  </w:r>
+                </w:p>
+              </w:tc>
+            </w:tr>
+            <w:tr>
+              <w:trPr>
+                <w:tblCellSpacing w:w="15" w:type="dxa"/>
+              </w:trPr>
+              <w:tc>
+                <w:tcPr>
+                  <w:tcW w:w="0" w:type="auto"/>
+                  <w:vAlign w:val="center"/>
+                  <w:hideMark/>
+                </w:tcPr>
+                <w:p>
+                  <w:r>
+                    <w:t>Название исходного события</w:t>
+                  </w:r>
+                </w:p>
+              </w:tc>
+              <w:tc>
+                <w:tcPr>
+                  <w:tcW w:w="0" w:type="auto"/>
+                  <w:vAlign w:val="center"/>
+                  <w:hideMark/>
+                </w:tcPr>
+                <w:p>
+                  <w:r>
+                    <w:t>Выбрать способ оплаты</w:t>
+                  </w:r>
+                </w:p>
+              </w:tc>
+            </w:tr>
+            <w:tr>
+              <w:trPr>
+                <w:tblCellSpacing w:w="15" w:type="dxa"/>
+              </w:trPr>
+              <w:tc>
+                <w:tcPr>
+                  <w:tcW w:w="0" w:type="auto"/>
+                  <w:vAlign w:val="center"/>
+                  <w:hideMark/>
+                </w:tcPr>
+                <w:p>
+                  <w:r>
+                    <w:t>Название операции</w:t>
+                  </w:r>
+                </w:p>
+              </w:tc>
+              <w:tc>
+                <w:tcPr>
+                  <w:tcW w:w="0" w:type="auto"/>
+                  <w:vAlign w:val="center"/>
+                  <w:hideMark/>
+                </w:tcPr>
+                <w:p>
+                  <w:proofErr w:type="spellStart"/>
+                  <w:r>
+                    <w:rPr>
+                      <w:rStyle w:val="HTML"/>
+                      <w:rFonts w:eastAsiaTheme="majorEastAsia"/>
+                    </w:rPr>
+                    <w:t>выбратьСпособОплаты</w:t>
+                  </w:r>
+                  <w:proofErr w:type="spellEnd"/>
+                </w:p>
+              </w:tc>
+            </w:tr>
+            <w:tr>
+              <w:trPr>
+                <w:tblCellSpacing w:w="15" w:type="dxa"/>
+              </w:trPr>
+              <w:tc>
+                <w:tcPr>
+                  <w:tcW w:w="0" w:type="auto"/>
+                  <w:vAlign w:val="center"/>
+                  <w:hideMark/>
+                </w:tcPr>
+                <w:p>
+                  <w:r>
+                    <w:t>Тип возвращаемого значения</w:t>
+                  </w:r>
+                </w:p>
+              </w:tc>
+              <w:tc>
+                <w:tcPr>
+                  <w:tcW w:w="0" w:type="auto"/>
+                  <w:vAlign w:val="center"/>
+                  <w:hideMark/>
+                </w:tcPr>
+                <w:p>
+                  <w:r>
+                    <w:t>–</w:t>
+                  </w:r>
+                </w:p>
+              </w:tc>
+            </w:tr>
+            <w:tr>
+              <w:trPr>
+                <w:tblCellSpacing w:w="15" w:type="dxa"/>
+              </w:trPr>
+              <w:tc>
+                <w:tcPr>
+                  <w:tcW w:w="0" w:type="auto"/>
+                  <w:vAlign w:val="center"/>
+                  <w:hideMark/>
+                </w:tcPr>
+                <w:p>
+                  <w:r>
+                    <w:t>Параметры</w:t>
+                  </w:r>
+                </w:p>
+              </w:tc>
+              <w:tc>
+                <w:tcPr>
+                  <w:tcW w:w="0" w:type="auto"/>
+                  <w:vAlign w:val="center"/>
+                  <w:hideMark/>
+                </w:tcPr>
+                <w:p>
+                  <w:r>
+                    <w:t xml:space="preserve">способ : </w:t>
+                  </w:r>
+                  <w:proofErr w:type="spellStart"/>
+                  <w:r>
+                    <w:t>string</w:t>
+                  </w:r>
+                  <w:proofErr w:type="spellEnd"/>
+                </w:p>
+              </w:tc>
+            </w:tr>
+            <w:tr>
+              <w:trPr>
+                <w:tblCellSpacing w:w="15" w:type="dxa"/>
+              </w:trPr>
+              <w:tc>
+                <w:tcPr>
+                  <w:tcW w:w="0" w:type="auto"/>
+                  <w:vAlign w:val="center"/>
+                  <w:hideMark/>
+                </w:tcPr>
+                <w:p>
+                  <w:r>
+                    <w:t>Предусловия</w:t>
+                  </w:r>
+                </w:p>
+              </w:tc>
+              <w:tc>
+                <w:tcPr>
+                  <w:tcW w:w="0" w:type="auto"/>
+                  <w:vAlign w:val="center"/>
+                  <w:hideMark/>
+                </w:tcPr>
+                <w:p>
+                  <w:r>
+                    <w:t>Клиенту отображена стоимость услуги и баланс баллов</w:t>
+                  </w:r>
+                </w:p>
+              </w:tc>
+            </w:tr>
+            <w:tr>
+              <w:trPr>
+                <w:tblCellSpacing w:w="15" w:type="dxa"/>
+              </w:trPr>
+              <w:tc>
+                <w:tcPr>
+                  <w:tcW w:w="0" w:type="auto"/>
+                  <w:vAlign w:val="center"/>
+                  <w:hideMark/>
+                </w:tcPr>
+                <w:p>
+                  <w:r>
+                    <w:t>Постусловия</w:t>
+                  </w:r>
+                </w:p>
+              </w:tc>
+              <w:tc>
+                <w:tcPr>
+                  <w:tcW w:w="0" w:type="auto"/>
+                  <w:vAlign w:val="center"/>
+                  <w:hideMark/>
+                </w:tcPr>
+                <w:p>
+                  <w:r>
+                    <w:t xml:space="preserve">Если баллов достаточно или выбрана оплата деньгами — инициируется резервирование стоимости (переход к операции </w:t>
+                  </w:r>
+                  <w:proofErr w:type="spellStart"/>
+                  <w:r>
+                    <w:rPr>
+                      <w:rStyle w:val="HTML"/>
+                      <w:rFonts w:eastAsiaTheme="majorEastAsia"/>
+                    </w:rPr>
+                    <w:t>зарезервироватьСтоимость</w:t>
+                  </w:r>
+                  <w:proofErr w:type="spellEnd"/>
+                  <w:r>
+                    <w:t xml:space="preserve">). Иначе — отображается </w:t>
+                  </w:r>
+                  <w:r>
+                    <w:lastRenderedPageBreak/>
+                    <w:t>сообщение о нехватке баллов и предложение сменить способ оплаты</w:t>
+                  </w:r>
+                </w:p>
+              </w:tc>
+            </w:tr>
+          </w:tbl>
+          <w:p>
+            <w:pPr>
+              <w:pStyle w:val="ac"/>
+            </w:pPr>
+            <w:r>
+              <w:rPr>
+                <w:rStyle w:val="af"/>
+                <w:rFonts w:eastAsiaTheme="majorEastAsia"/>
+              </w:rPr>
+              <w:lastRenderedPageBreak/>
+              <w:t>Операция 4</w:t>
+            </w:r>
+          </w:p>
+        </w:tc>
+      </w:tr>
+      <w:tr>
+        <w:tc>
+          <w:tcPr>
+            <w:tcW w:w="9345" w:type="dxa"/>
+          </w:tcPr>
+          <w:tbl>
+            <w:tblPr>
+              <w:tblW w:w="0" w:type="auto"/>
+              <w:tblCellSpacing w:w="15" w:type="dxa"/>
+              <w:tblCellMar>
+                <w:top w:w="15" w:type="dxa"/>
+                <w:left w:w="15" w:type="dxa"/>
+                <w:bottom w:w="15" w:type="dxa"/>
+                <w:right w:w="15" w:type="dxa"/>
+              </w:tblCellMar>
+              <w:tblLook w:val="04A0" w:firstRow="1" w:lastRow="0" w:firstColumn="1" w:lastColumn="0" w:noHBand="0" w:noVBand="1"/>
+            </w:tblPr>
+            <w:tblGrid>
+              <w:gridCol w:w="2133"/>
+              <w:gridCol w:w="6996"/>
+            </w:tblGrid>
+            <w:tr>
+              <w:trPr>
+                <w:tblHeader/>
+                <w:tblCellSpacing w:w="15" w:type="dxa"/>
+              </w:trPr>
+              <w:tc>
+                <w:tcPr>
+                  <w:tcW w:w="0" w:type="auto"/>
+                  <w:vAlign w:val="center"/>
+                  <w:hideMark/>
+                </w:tcPr>
+                <w:p>
+                  <w:pPr>
+                    <w:jc w:val="center"/>
+                    <w:rPr>
+                      <w:b/>
+                      <w:bCs/>
+                    </w:rPr>
+                  </w:pPr>
+                  <w:r>
+                    <w:rPr>
+                      <w:b/>
+                      <w:bCs/>
+                    </w:rPr>
+                    <w:lastRenderedPageBreak/>
+                    <w:t>Поле</w:t>
+                  </w:r>
+                </w:p>
+              </w:tc>
+              <w:tc>
+                <w:tcPr>
+                  <w:tcW w:w="0" w:type="auto"/>
+                  <w:vAlign w:val="center"/>
+                  <w:hideMark/>
+                </w:tcPr>
+                <w:p>
+                  <w:pPr>
+                    <w:jc w:val="center"/>
+                    <w:rPr>
+                      <w:b/>
+                      <w:bCs/>
+                    </w:rPr>
+                  </w:pPr>
+                  <w:r>
+                    <w:rPr>
+                      <w:b/>
+                      <w:bCs/>
+                    </w:rPr>
+                    <w:t>Значение</w:t>
+                  </w:r>
+                </w:p>
+              </w:tc>
+            </w:tr>
+            <w:tr>
+              <w:trPr>
+                <w:tblCellSpacing w:w="15" w:type="dxa"/>
+              </w:trPr>
+              <w:tc>
+                <w:tcPr>
+                  <w:tcW w:w="0" w:type="auto"/>
+                  <w:vAlign w:val="center"/>
+                  <w:hideMark/>
+                </w:tcPr>
+                <w:p>
+                  <w:r>
+                    <w:t>Вариант использования</w:t>
+                  </w:r>
+                </w:p>
+              </w:tc>
+              <w:tc>
+                <w:tcPr>
+                  <w:tcW w:w="0" w:type="auto"/>
+                  <w:vAlign w:val="center"/>
+                  <w:hideMark/>
+                </w:tcPr>
+                <w:p>
+                  <w:r>
+                    <w:t>UC «Записаться на сервис»</w:t>
+                  </w:r>
+                </w:p>
+              </w:tc>
+            </w:tr>
+            <w:tr>
+              <w:trPr>
+                <w:tblCellSpacing w:w="15" w:type="dxa"/>
+              </w:trPr>
+              <w:tc>
+                <w:tcPr>
+                  <w:tcW w:w="0" w:type="auto"/>
+                  <w:vAlign w:val="center"/>
+                  <w:hideMark/>
+                </w:tcPr>
+                <w:p>
+                  <w:r>
+                    <w:t>Название исходного события</w:t>
+                  </w:r>
+                </w:p>
+              </w:tc>
+              <w:tc>
+                <w:tcPr>
+                  <w:tcW w:w="0" w:type="auto"/>
+                  <w:vAlign w:val="center"/>
+                  <w:hideMark/>
+                </w:tcPr>
+                <w:p>
+                  <w:r>
+                    <w:t>Зарезервировать стоимость услуги (</w:t>
+                  </w:r>
+                  <w:r>
+                    <w:rPr>
+                      <w:rStyle w:val="HTML"/>
+                      <w:rFonts w:eastAsiaTheme="majorEastAsia"/>
+                    </w:rPr>
+                    <w:t>&lt;&lt;</w:t>
+                  </w:r>
+                  <w:proofErr w:type="spellStart"/>
+                  <w:r>
+                    <w:rPr>
+                      <w:rStyle w:val="HTML"/>
+                      <w:rFonts w:eastAsiaTheme="majorEastAsia"/>
+                    </w:rPr>
+                    <w:t>include</w:t>
+                  </w:r>
+                  <w:proofErr w:type="spellEnd"/>
+                  <w:r>
+                    <w:rPr>
+                      <w:rStyle w:val="HTML"/>
+                      <w:rFonts w:eastAsiaTheme="majorEastAsia"/>
+                    </w:rPr>
+                    <w:t>&gt;&gt;</w:t>
+                  </w:r>
+                  <w:r>
+                    <w:t>)</w:t>
+                  </w:r>
+                </w:p>
+              </w:tc>
+            </w:tr>
+            <w:tr>
+              <w:trPr>
+                <w:tblCellSpacing w:w="15" w:type="dxa"/>
+              </w:trPr>
+              <w:tc>
+                <w:tcPr>
+                  <w:tcW w:w="0" w:type="auto"/>
+                  <w:vAlign w:val="center"/>
+                  <w:hideMark/>
+                </w:tcPr>
+                <w:p>
+                  <w:r>
+                    <w:t>Название операции</w:t>
+                  </w:r>
+                </w:p>
+              </w:tc>
+              <w:tc>
+                <w:tcPr>
+                  <w:tcW w:w="0" w:type="auto"/>
+                  <w:vAlign w:val="center"/>
+                  <w:hideMark/>
+                </w:tcPr>
+                <w:p>
+                  <w:proofErr w:type="spellStart"/>
+                  <w:r>
+                    <w:rPr>
+                      <w:rStyle w:val="HTML"/>
+                      <w:rFonts w:eastAsiaTheme="majorEastAsia"/>
+                    </w:rPr>
+                    <w:t>зарезервироватьСтоимость</w:t>
+                  </w:r>
+                  <w:proofErr w:type="spellEnd"/>
+                </w:p>
+              </w:tc>
+            </w:tr>
+            <w:tr>
+              <w:trPr>
+                <w:tblCellSpacing w:w="15" w:type="dxa"/>
+              </w:trPr>
+              <w:tc>
+                <w:tcPr>
+                  <w:tcW w:w="0" w:type="auto"/>
+                  <w:vAlign w:val="center"/>
+                  <w:hideMark/>
+                </w:tcPr>
+                <w:p>
+                  <w:r>
+                    <w:t>Тип возвращаемого значения</w:t>
+                  </w:r>
+                </w:p>
+              </w:tc>
+              <w:tc>
+                <w:tcPr>
+                  <w:tcW w:w="0" w:type="auto"/>
+                  <w:vAlign w:val="center"/>
+                  <w:hideMark/>
+                </w:tcPr>
+                <w:p>
+                  <w:proofErr w:type="spellStart"/>
+                  <w:r>
+                    <w:t>boolean</w:t>
+                  </w:r>
+                  <w:proofErr w:type="spellEnd"/>
+                </w:p>
+              </w:tc>
+            </w:tr>
+            <w:tr>
+              <w:trPr>
+                <w:tblCellSpacing w:w="15" w:type="dxa"/>
+              </w:trPr>
+              <w:tc>
+                <w:tcPr>
+                  <w:tcW w:w="0" w:type="auto"/>
+                  <w:vAlign w:val="center"/>
+                  <w:hideMark/>
+                </w:tcPr>
+                <w:p>
+                  <w:r>
+                    <w:t>Параметры</w:t>
+                  </w:r>
+                </w:p>
+              </w:tc>
+              <w:tc>
+                <w:tcPr>
+                  <w:tcW w:w="0" w:type="auto"/>
+                  <w:vAlign w:val="center"/>
+                  <w:hideMark/>
+                </w:tcPr>
+                <w:p>
+                  <w:r>
+                    <w:t xml:space="preserve">сумма : </w:t>
+                  </w:r>
+                  <w:proofErr w:type="spellStart"/>
+                  <w:r>
+                    <w:t>float</w:t>
+                  </w:r>
+                  <w:proofErr w:type="spellEnd"/>
+                </w:p>
+              </w:tc>
+            </w:tr>
+            <w:tr>
+              <w:trPr>
+                <w:tblCellSpacing w:w="15" w:type="dxa"/>
+              </w:trPr>
+              <w:tc>
+                <w:tcPr>
+                  <w:tcW w:w="0" w:type="auto"/>
+                  <w:vAlign w:val="center"/>
+                  <w:hideMark/>
+                </w:tcPr>
+                <w:p>
+                  <w:r>
+                    <w:t>Предусловия</w:t>
+                  </w:r>
+                </w:p>
+              </w:tc>
+              <w:tc>
+                <w:tcPr>
+                  <w:tcW w:w="0" w:type="auto"/>
+                  <w:vAlign w:val="center"/>
+                  <w:hideMark/>
+                </w:tcPr>
+                <w:p>
+                  <w:r>
+                    <w:t>Выбран корректный способ оплаты, инициирован запрос к платёжной системе</w:t>
+                  </w:r>
+                </w:p>
+              </w:tc>
+            </w:tr>
+            <w:tr>
+              <w:trPr>
+                <w:tblCellSpacing w:w="15" w:type="dxa"/>
+              </w:trPr>
+              <w:tc>
+                <w:tcPr>
+                  <w:tcW w:w="0" w:type="auto"/>
+                  <w:vAlign w:val="center"/>
+                  <w:hideMark/>
+                </w:tcPr>
+                <w:p>
+                  <w:r>
+                    <w:t>Постусловия</w:t>
+                  </w:r>
+                </w:p>
+              </w:tc>
+              <w:tc>
+                <w:tcPr>
+                  <w:tcW w:w="0" w:type="auto"/>
+                  <w:vAlign w:val="center"/>
+                  <w:hideMark/>
+                </w:tcPr>
+                <w:p>
+                  <w:r>
+                    <w:t>Если резервирование успешно — создаётся запись о визите (создание экземпляра), ВИ завершается успешно. Если отклонено платёжной системой — запись не создаётся, ВИ завершается неуспешно</w:t>
+                  </w:r>
+                </w:p>
+              </w:tc>
+            </w:tr>
+          </w:tbl>
+          <w:p/>
+        </w:tc>
+      </w:tr>
+    </w:tbl>
     <w:p/>
+    <w:p/>
+    <w:p>
+      <w:proofErr w:type="spellStart"/>
+      <w:r>
+        <w:t>Лаб</w:t>
+      </w:r>
+      <w:proofErr w:type="spellEnd"/>
+      <w:r>
+        <w:t xml:space="preserve"> 6:</w:t>
+      </w:r>
+    </w:p>
+    <w:p>
+      <w:bookmarkStart w:id="0" w:name="_GoBack"/>
+      <w:bookmarkEnd w:id="0"/>
+    </w:p>
     <w:sectPr>
       <w:pgSz w:w="11906" w:h="16838"/>
       <w:pgMar w:top="1134" w:right="850" w:bottom="1134" w:left="1701" w:header="708" w:footer="708" w:gutter="0"/>
@@ -8629,7 +11956,6 @@
   <w:style w:type="character" w:default="1" w:styleId="a0">
     <w:name w:val="Default Paragraph Font"/>
     <w:uiPriority w:val="1"/>
-    <w:semiHidden/>
     <w:unhideWhenUsed/>
   </w:style>
   <w:style w:type="table" w:default="1" w:styleId="a1">

--- a/Кейс 3 - Автосервис.docx
+++ b/Кейс 3 - Автосервис.docx
@@ -1,6 +1,6 @@
 
 <file path=word/document.xml><?xml version="1.0" encoding="utf-8"?>
-<w:document xmlns:wpc="http://schemas.microsoft.com/office/word/2010/wordprocessingCanvas" xmlns:cx="http://schemas.microsoft.com/office/drawing/2014/chartex" xmlns:mc="http://schemas.openxmlformats.org/markup-compatibility/2006" xmlns:o="urn:schemas-microsoft-com:office:office" xmlns:r="http://schemas.openxmlformats.org/officeDocument/2006/relationships" xmlns:m="http://schemas.openxmlformats.org/officeDocument/2006/math" xmlns:v="urn:schemas-microsoft-com:vml" xmlns:wp14="http://schemas.microsoft.com/office/word/2010/wordprocessingDrawing" xmlns:wp="http://schemas.openxmlformats.org/drawingml/2006/wordprocessingDrawing" xmlns:w10="urn:schemas-microsoft-com:office:word" xmlns:w="http://schemas.openxmlformats.org/wordprocessingml/2006/main" xmlns:w14="http://schemas.microsoft.com/office/word/2010/wordml" xmlns:w15="http://schemas.microsoft.com/office/word/2012/wordml" xmlns:w16se="http://schemas.microsoft.com/office/word/2015/wordml/symex" xmlns:wpg="http://schemas.microsoft.com/office/word/2010/wordprocessingGroup" xmlns:wpi="http://schemas.microsoft.com/office/word/2010/wordprocessingInk" xmlns:wne="http://schemas.microsoft.com/office/word/2006/wordml" xmlns:wps="http://schemas.microsoft.com/office/word/2010/wordprocessingShape" mc:Ignorable="w14 w15 w16se wp14">
+<w:document xmlns:wpc="http://schemas.microsoft.com/office/word/2010/wordprocessingCanvas" xmlns:cx="http://schemas.microsoft.com/office/drawing/2014/chartex" xmlns:cx1="http://schemas.microsoft.com/office/drawing/2015/9/8/chartex" xmlns:cx2="http://schemas.microsoft.com/office/drawing/2015/10/21/chartex" xmlns:cx3="http://schemas.microsoft.com/office/drawing/2016/5/9/chartex" xmlns:cx4="http://schemas.microsoft.com/office/drawing/2016/5/10/chartex" xmlns:cx5="http://schemas.microsoft.com/office/drawing/2016/5/11/chartex" xmlns:cx6="http://schemas.microsoft.com/office/drawing/2016/5/12/chartex" xmlns:cx7="http://schemas.microsoft.com/office/drawing/2016/5/13/chartex" xmlns:cx8="http://schemas.microsoft.com/office/drawing/2016/5/14/chartex" xmlns:mc="http://schemas.openxmlformats.org/markup-compatibility/2006" xmlns:aink="http://schemas.microsoft.com/office/drawing/2016/ink" xmlns:am3d="http://schemas.microsoft.com/office/drawing/2017/model3d" xmlns:o="urn:schemas-microsoft-com:office:office" xmlns:r="http://schemas.openxmlformats.org/officeDocument/2006/relationships" xmlns:m="http://schemas.openxmlformats.org/officeDocument/2006/math" xmlns:v="urn:schemas-microsoft-com:vml" xmlns:wp14="http://schemas.microsoft.com/office/word/2010/wordprocessingDrawing" xmlns:wp="http://schemas.openxmlformats.org/drawingml/2006/wordprocessingDrawing" xmlns:w10="urn:schemas-microsoft-com:office:word" xmlns:w="http://schemas.openxmlformats.org/wordprocessingml/2006/main" xmlns:w14="http://schemas.microsoft.com/office/word/2010/wordml" xmlns:w15="http://schemas.microsoft.com/office/word/2012/wordml" xmlns:w16cex="http://schemas.microsoft.com/office/word/2018/wordml/cex" xmlns:w16cid="http://schemas.microsoft.com/office/word/2016/wordml/cid" xmlns:w16="http://schemas.microsoft.com/office/word/2018/wordml" xmlns:w16sdtdh="http://schemas.microsoft.com/office/word/2020/wordml/sdtdatahash" xmlns:w16se="http://schemas.microsoft.com/office/word/2015/wordml/symex" xmlns:wpg="http://schemas.microsoft.com/office/word/2010/wordprocessingGroup" xmlns:wpi="http://schemas.microsoft.com/office/word/2010/wordprocessingInk" xmlns:wne="http://schemas.microsoft.com/office/word/2006/wordml" xmlns:wps="http://schemas.microsoft.com/office/word/2010/wordprocessingShape" mc:Ignorable="w14 w15 w16se w16cid w16 w16cex w16sdtdh wp14">
   <w:body>
     <w:p>
       <w:r>
@@ -69,23 +69,7 @@
           <w:rStyle w:val="ad"/>
           <w:rFonts w:eastAsiaTheme="majorEastAsia"/>
         </w:rPr>
-        <w:t>Сеть автосервисов «</w:t>
-      </w:r>
-      <w:proofErr w:type="spellStart"/>
-      <w:r>
-        <w:rPr>
-          <w:rStyle w:val="ad"/>
-          <w:rFonts w:eastAsiaTheme="majorEastAsia"/>
-        </w:rPr>
-        <w:t>AutoService</w:t>
-      </w:r>
-      <w:proofErr w:type="spellEnd"/>
-      <w:r>
-        <w:rPr>
-          <w:rStyle w:val="ad"/>
-          <w:rFonts w:eastAsiaTheme="majorEastAsia"/>
-        </w:rPr>
-        <w:t>» внедряет информационную систему для управления записью клиентов, ведения истории обслуживания автомобилей и контроля работы мастеров.</w:t>
+        <w:t>Сеть автосервисов «AutoService» внедряет информационную систему для управления записью клиентов, ведения истории обслуживания автомобилей и контроля работы мастеров.</w:t>
       </w:r>
     </w:p>
     <w:p>
@@ -802,27 +786,7 @@
           <w:bCs/>
           <w:lang w:eastAsia="ru-RU"/>
         </w:rPr>
-        <w:t xml:space="preserve">Ассоциации-кандидаты и </w:t>
-      </w:r>
-      <w:proofErr w:type="spellStart"/>
-      <w:r>
-        <w:rPr>
-          <w:rFonts w:ascii="Times New Roman" w:eastAsia="Times New Roman" w:hAnsi="Times New Roman" w:cs="Times New Roman"/>
-          <w:b/>
-          <w:bCs/>
-          <w:lang w:eastAsia="ru-RU"/>
-        </w:rPr>
-        <w:t>мультипличность</w:t>
-      </w:r>
-      <w:proofErr w:type="spellEnd"/>
-      <w:r>
-        <w:rPr>
-          <w:rFonts w:ascii="Times New Roman" w:eastAsia="Times New Roman" w:hAnsi="Times New Roman" w:cs="Times New Roman"/>
-          <w:b/>
-          <w:bCs/>
-          <w:lang w:eastAsia="ru-RU"/>
-        </w:rPr>
-        <w:t xml:space="preserve"> </w:t>
+        <w:t xml:space="preserve">Ассоциации-кандидаты и мультипличность </w:t>
       </w:r>
     </w:p>
     <w:p>
@@ -851,27 +815,7 @@
           <w:bCs/>
           <w:lang w:eastAsia="ru-RU"/>
         </w:rPr>
-        <w:t xml:space="preserve">1 – </w:t>
-      </w:r>
-      <w:proofErr w:type="gramStart"/>
-      <w:r>
-        <w:rPr>
-          <w:rFonts w:ascii="Times New Roman" w:eastAsia="Times New Roman" w:hAnsi="Times New Roman" w:cs="Times New Roman"/>
-          <w:b/>
-          <w:bCs/>
-          <w:lang w:eastAsia="ru-RU"/>
-        </w:rPr>
-        <w:t>1..</w:t>
-      </w:r>
-      <w:proofErr w:type="gramEnd"/>
-      <w:r>
-        <w:rPr>
-          <w:rFonts w:ascii="Times New Roman" w:eastAsia="Times New Roman" w:hAnsi="Times New Roman" w:cs="Times New Roman"/>
-          <w:b/>
-          <w:bCs/>
-          <w:lang w:eastAsia="ru-RU"/>
-        </w:rPr>
-        <w:t>*</w:t>
+        <w:t>1 – 1..*</w:t>
       </w:r>
       <w:r>
         <w:rPr>
@@ -945,27 +889,7 @@
           <w:bCs/>
           <w:lang w:eastAsia="ru-RU"/>
         </w:rPr>
-        <w:t xml:space="preserve">1 – </w:t>
-      </w:r>
-      <w:proofErr w:type="gramStart"/>
-      <w:r>
-        <w:rPr>
-          <w:rFonts w:ascii="Times New Roman" w:eastAsia="Times New Roman" w:hAnsi="Times New Roman" w:cs="Times New Roman"/>
-          <w:b/>
-          <w:bCs/>
-          <w:lang w:eastAsia="ru-RU"/>
-        </w:rPr>
-        <w:t>0..</w:t>
-      </w:r>
-      <w:proofErr w:type="gramEnd"/>
-      <w:r>
-        <w:rPr>
-          <w:rFonts w:ascii="Times New Roman" w:eastAsia="Times New Roman" w:hAnsi="Times New Roman" w:cs="Times New Roman"/>
-          <w:b/>
-          <w:bCs/>
-          <w:lang w:eastAsia="ru-RU"/>
-        </w:rPr>
-        <w:t>*</w:t>
+        <w:t>1 – 0..*</w:t>
       </w:r>
     </w:p>
     <w:p>
@@ -994,27 +918,7 @@
           <w:bCs/>
           <w:lang w:eastAsia="ru-RU"/>
         </w:rPr>
-        <w:t xml:space="preserve">1 – </w:t>
-      </w:r>
-      <w:proofErr w:type="gramStart"/>
-      <w:r>
-        <w:rPr>
-          <w:rFonts w:ascii="Times New Roman" w:eastAsia="Times New Roman" w:hAnsi="Times New Roman" w:cs="Times New Roman"/>
-          <w:b/>
-          <w:bCs/>
-          <w:lang w:eastAsia="ru-RU"/>
-        </w:rPr>
-        <w:t>0..</w:t>
-      </w:r>
-      <w:proofErr w:type="gramEnd"/>
-      <w:r>
-        <w:rPr>
-          <w:rFonts w:ascii="Times New Roman" w:eastAsia="Times New Roman" w:hAnsi="Times New Roman" w:cs="Times New Roman"/>
-          <w:b/>
-          <w:bCs/>
-          <w:lang w:eastAsia="ru-RU"/>
-        </w:rPr>
-        <w:t>*</w:t>
+        <w:t>1 – 0..*</w:t>
       </w:r>
     </w:p>
     <w:p>
@@ -1036,7 +940,6 @@
         </w:rPr>
         <w:t xml:space="preserve">Запись на сервис ссылается ровно на одну услугу — связь </w:t>
       </w:r>
-      <w:proofErr w:type="gramStart"/>
       <w:r>
         <w:rPr>
           <w:rFonts w:ascii="Times New Roman" w:eastAsia="Times New Roman" w:hAnsi="Times New Roman" w:cs="Times New Roman"/>
@@ -1044,17 +947,7 @@
           <w:bCs/>
           <w:lang w:eastAsia="ru-RU"/>
         </w:rPr>
-        <w:t>0..</w:t>
-      </w:r>
-      <w:proofErr w:type="gramEnd"/>
-      <w:r>
-        <w:rPr>
-          <w:rFonts w:ascii="Times New Roman" w:eastAsia="Times New Roman" w:hAnsi="Times New Roman" w:cs="Times New Roman"/>
-          <w:b/>
-          <w:bCs/>
-          <w:lang w:eastAsia="ru-RU"/>
-        </w:rPr>
-        <w:t>* – 1</w:t>
+        <w:t>0..* – 1</w:t>
       </w:r>
       <w:r>
         <w:rPr>
@@ -1099,27 +992,7 @@
           <w:bCs/>
           <w:lang w:eastAsia="ru-RU"/>
         </w:rPr>
-        <w:t xml:space="preserve">1 – </w:t>
-      </w:r>
-      <w:proofErr w:type="gramStart"/>
-      <w:r>
-        <w:rPr>
-          <w:rFonts w:ascii="Times New Roman" w:eastAsia="Times New Roman" w:hAnsi="Times New Roman" w:cs="Times New Roman"/>
-          <w:b/>
-          <w:bCs/>
-          <w:lang w:eastAsia="ru-RU"/>
-        </w:rPr>
-        <w:t>0..</w:t>
-      </w:r>
-      <w:proofErr w:type="gramEnd"/>
-      <w:r>
-        <w:rPr>
-          <w:rFonts w:ascii="Times New Roman" w:eastAsia="Times New Roman" w:hAnsi="Times New Roman" w:cs="Times New Roman"/>
-          <w:b/>
-          <w:bCs/>
-          <w:lang w:eastAsia="ru-RU"/>
-        </w:rPr>
-        <w:t>*</w:t>
+        <w:t>1 – 0..*</w:t>
       </w:r>
     </w:p>
     <w:p>
@@ -1148,27 +1021,7 @@
           <w:bCs/>
           <w:lang w:eastAsia="ru-RU"/>
         </w:rPr>
-        <w:t xml:space="preserve">1 – </w:t>
-      </w:r>
-      <w:proofErr w:type="gramStart"/>
-      <w:r>
-        <w:rPr>
-          <w:rFonts w:ascii="Times New Roman" w:eastAsia="Times New Roman" w:hAnsi="Times New Roman" w:cs="Times New Roman"/>
-          <w:b/>
-          <w:bCs/>
-          <w:lang w:eastAsia="ru-RU"/>
-        </w:rPr>
-        <w:t>0..</w:t>
-      </w:r>
-      <w:proofErr w:type="gramEnd"/>
-      <w:r>
-        <w:rPr>
-          <w:rFonts w:ascii="Times New Roman" w:eastAsia="Times New Roman" w:hAnsi="Times New Roman" w:cs="Times New Roman"/>
-          <w:b/>
-          <w:bCs/>
-          <w:lang w:eastAsia="ru-RU"/>
-        </w:rPr>
-        <w:t>*</w:t>
+        <w:t>1 – 0..*</w:t>
       </w:r>
     </w:p>
     <w:p>
@@ -1197,27 +1050,7 @@
           <w:bCs/>
           <w:lang w:eastAsia="ru-RU"/>
         </w:rPr>
-        <w:t xml:space="preserve">1 – </w:t>
-      </w:r>
-      <w:proofErr w:type="gramStart"/>
-      <w:r>
-        <w:rPr>
-          <w:rFonts w:ascii="Times New Roman" w:eastAsia="Times New Roman" w:hAnsi="Times New Roman" w:cs="Times New Roman"/>
-          <w:b/>
-          <w:bCs/>
-          <w:lang w:eastAsia="ru-RU"/>
-        </w:rPr>
-        <w:t>0..</w:t>
-      </w:r>
-      <w:proofErr w:type="gramEnd"/>
-      <w:r>
-        <w:rPr>
-          <w:rFonts w:ascii="Times New Roman" w:eastAsia="Times New Roman" w:hAnsi="Times New Roman" w:cs="Times New Roman"/>
-          <w:b/>
-          <w:bCs/>
-          <w:lang w:eastAsia="ru-RU"/>
-        </w:rPr>
-        <w:t>*</w:t>
+        <w:t>1 – 0..*</w:t>
       </w:r>
     </w:p>
     <w:p>
@@ -1246,27 +1079,7 @@
           <w:bCs/>
           <w:lang w:eastAsia="ru-RU"/>
         </w:rPr>
-        <w:t xml:space="preserve">1 – </w:t>
-      </w:r>
-      <w:proofErr w:type="gramStart"/>
-      <w:r>
-        <w:rPr>
-          <w:rFonts w:ascii="Times New Roman" w:eastAsia="Times New Roman" w:hAnsi="Times New Roman" w:cs="Times New Roman"/>
-          <w:b/>
-          <w:bCs/>
-          <w:lang w:eastAsia="ru-RU"/>
-        </w:rPr>
-        <w:t>0..</w:t>
-      </w:r>
-      <w:proofErr w:type="gramEnd"/>
-      <w:r>
-        <w:rPr>
-          <w:rFonts w:ascii="Times New Roman" w:eastAsia="Times New Roman" w:hAnsi="Times New Roman" w:cs="Times New Roman"/>
-          <w:b/>
-          <w:bCs/>
-          <w:lang w:eastAsia="ru-RU"/>
-        </w:rPr>
-        <w:t>1</w:t>
+        <w:t>1 – 0..1</w:t>
       </w:r>
     </w:p>
     <w:p>
@@ -1295,27 +1108,7 @@
           <w:bCs/>
           <w:lang w:eastAsia="ru-RU"/>
         </w:rPr>
-        <w:t xml:space="preserve">1 – </w:t>
-      </w:r>
-      <w:proofErr w:type="gramStart"/>
-      <w:r>
-        <w:rPr>
-          <w:rFonts w:ascii="Times New Roman" w:eastAsia="Times New Roman" w:hAnsi="Times New Roman" w:cs="Times New Roman"/>
-          <w:b/>
-          <w:bCs/>
-          <w:lang w:eastAsia="ru-RU"/>
-        </w:rPr>
-        <w:t>0..</w:t>
-      </w:r>
-      <w:proofErr w:type="gramEnd"/>
-      <w:r>
-        <w:rPr>
-          <w:rFonts w:ascii="Times New Roman" w:eastAsia="Times New Roman" w:hAnsi="Times New Roman" w:cs="Times New Roman"/>
-          <w:b/>
-          <w:bCs/>
-          <w:lang w:eastAsia="ru-RU"/>
-        </w:rPr>
-        <w:t>1</w:t>
+        <w:t>1 – 0..1</w:t>
       </w:r>
       <w:r>
         <w:rPr>
@@ -1360,27 +1153,7 @@
           <w:bCs/>
           <w:lang w:eastAsia="ru-RU"/>
         </w:rPr>
-        <w:t xml:space="preserve">1 – </w:t>
-      </w:r>
-      <w:proofErr w:type="gramStart"/>
-      <w:r>
-        <w:rPr>
-          <w:rFonts w:ascii="Times New Roman" w:eastAsia="Times New Roman" w:hAnsi="Times New Roman" w:cs="Times New Roman"/>
-          <w:b/>
-          <w:bCs/>
-          <w:lang w:eastAsia="ru-RU"/>
-        </w:rPr>
-        <w:t>0..</w:t>
-      </w:r>
-      <w:proofErr w:type="gramEnd"/>
-      <w:r>
-        <w:rPr>
-          <w:rFonts w:ascii="Times New Roman" w:eastAsia="Times New Roman" w:hAnsi="Times New Roman" w:cs="Times New Roman"/>
-          <w:b/>
-          <w:bCs/>
-          <w:lang w:eastAsia="ru-RU"/>
-        </w:rPr>
-        <w:t>*</w:t>
+        <w:t>1 – 0..*</w:t>
       </w:r>
     </w:p>
     <w:p>
@@ -1427,27 +1200,7 @@
           <w:bCs/>
           <w:lang w:eastAsia="ru-RU"/>
         </w:rPr>
-        <w:t xml:space="preserve">1 – </w:t>
-      </w:r>
-      <w:proofErr w:type="gramStart"/>
-      <w:r>
-        <w:rPr>
-          <w:rFonts w:ascii="Times New Roman" w:eastAsia="Times New Roman" w:hAnsi="Times New Roman" w:cs="Times New Roman"/>
-          <w:b/>
-          <w:bCs/>
-          <w:lang w:eastAsia="ru-RU"/>
-        </w:rPr>
-        <w:t>0..</w:t>
-      </w:r>
-      <w:proofErr w:type="gramEnd"/>
-      <w:r>
-        <w:rPr>
-          <w:rFonts w:ascii="Times New Roman" w:eastAsia="Times New Roman" w:hAnsi="Times New Roman" w:cs="Times New Roman"/>
-          <w:b/>
-          <w:bCs/>
-          <w:lang w:eastAsia="ru-RU"/>
-        </w:rPr>
-        <w:t>*</w:t>
+        <w:t>1 – 0..*</w:t>
       </w:r>
       <w:r>
         <w:rPr>
@@ -1492,27 +1245,7 @@
           <w:bCs/>
           <w:lang w:eastAsia="ru-RU"/>
         </w:rPr>
-        <w:t xml:space="preserve">1 – </w:t>
-      </w:r>
-      <w:proofErr w:type="gramStart"/>
-      <w:r>
-        <w:rPr>
-          <w:rFonts w:ascii="Times New Roman" w:eastAsia="Times New Roman" w:hAnsi="Times New Roman" w:cs="Times New Roman"/>
-          <w:b/>
-          <w:bCs/>
-          <w:lang w:eastAsia="ru-RU"/>
-        </w:rPr>
-        <w:t>0..</w:t>
-      </w:r>
-      <w:proofErr w:type="gramEnd"/>
-      <w:r>
-        <w:rPr>
-          <w:rFonts w:ascii="Times New Roman" w:eastAsia="Times New Roman" w:hAnsi="Times New Roman" w:cs="Times New Roman"/>
-          <w:b/>
-          <w:bCs/>
-          <w:lang w:eastAsia="ru-RU"/>
-        </w:rPr>
-        <w:t>*</w:t>
+        <w:t>1 – 0..*</w:t>
       </w:r>
       <w:r>
         <w:rPr>
@@ -1821,7 +1554,6 @@
         <w:lastRenderedPageBreak/>
         <w:t xml:space="preserve">2. </w:t>
       </w:r>
-      <w:proofErr w:type="spellStart"/>
       <w:r>
         <w:rPr>
           <w:b/>
@@ -1829,7 +1561,6 @@
         </w:rPr>
         <w:t>ававав</w:t>
       </w:r>
-      <w:proofErr w:type="spellEnd"/>
     </w:p>
     <w:p>
       <w:pPr>
@@ -2531,47 +2262,7 @@
           <w:iCs/>
           <w:lang w:eastAsia="ru-RU"/>
         </w:rPr>
-        <w:t xml:space="preserve">[1] В тексте явно не сказано «войти в систему», но раз есть регистрация и личный кабинет — логично, что этот </w:t>
-      </w:r>
-      <w:proofErr w:type="spellStart"/>
-      <w:r>
-        <w:rPr>
-          <w:rFonts w:ascii="Times New Roman" w:eastAsia="Times New Roman" w:hAnsi="Times New Roman" w:cs="Times New Roman"/>
-          <w:i/>
-          <w:iCs/>
-          <w:lang w:eastAsia="ru-RU"/>
-        </w:rPr>
-        <w:t>use</w:t>
-      </w:r>
-      <w:proofErr w:type="spellEnd"/>
-      <w:r>
-        <w:rPr>
-          <w:rFonts w:ascii="Times New Roman" w:eastAsia="Times New Roman" w:hAnsi="Times New Roman" w:cs="Times New Roman"/>
-          <w:i/>
-          <w:iCs/>
-          <w:lang w:eastAsia="ru-RU"/>
-        </w:rPr>
-        <w:t xml:space="preserve"> </w:t>
-      </w:r>
-      <w:proofErr w:type="spellStart"/>
-      <w:r>
-        <w:rPr>
-          <w:rFonts w:ascii="Times New Roman" w:eastAsia="Times New Roman" w:hAnsi="Times New Roman" w:cs="Times New Roman"/>
-          <w:i/>
-          <w:iCs/>
-          <w:lang w:eastAsia="ru-RU"/>
-        </w:rPr>
-        <w:t>case</w:t>
-      </w:r>
-      <w:proofErr w:type="spellEnd"/>
-      <w:r>
-        <w:rPr>
-          <w:rFonts w:ascii="Times New Roman" w:eastAsia="Times New Roman" w:hAnsi="Times New Roman" w:cs="Times New Roman"/>
-          <w:i/>
-          <w:iCs/>
-          <w:lang w:eastAsia="ru-RU"/>
-        </w:rPr>
-        <w:t xml:space="preserve"> должен существовать (как и «Выйти из системы»).</w:t>
+        <w:t>[1] В тексте явно не сказано «войти в систему», но раз есть регистрация и личный кабинет — логично, что этот use case должен существовать (как и «Выйти из системы»).</w:t>
       </w:r>
       <w:r>
         <w:rPr>
@@ -2657,7 +2348,6 @@
                 <w:lang w:eastAsia="ru-RU"/>
               </w:rPr>
             </w:pPr>
-            <w:proofErr w:type="spellStart"/>
             <w:r>
               <w:rPr>
                 <w:rFonts w:ascii="Times New Roman" w:eastAsia="Times New Roman" w:hAnsi="Times New Roman" w:cs="Times New Roman"/>
@@ -2666,29 +2356,8 @@
                 <w:lang w:eastAsia="ru-RU"/>
               </w:rPr>
               <w:lastRenderedPageBreak/>
-              <w:t>Use</w:t>
+              <w:t>Use case</w:t>
             </w:r>
-            <w:proofErr w:type="spellEnd"/>
-            <w:r>
-              <w:rPr>
-                <w:rFonts w:ascii="Times New Roman" w:eastAsia="Times New Roman" w:hAnsi="Times New Roman" w:cs="Times New Roman"/>
-                <w:b/>
-                <w:bCs/>
-                <w:lang w:eastAsia="ru-RU"/>
-              </w:rPr>
-              <w:t xml:space="preserve"> </w:t>
-            </w:r>
-            <w:proofErr w:type="spellStart"/>
-            <w:r>
-              <w:rPr>
-                <w:rFonts w:ascii="Times New Roman" w:eastAsia="Times New Roman" w:hAnsi="Times New Roman" w:cs="Times New Roman"/>
-                <w:b/>
-                <w:bCs/>
-                <w:lang w:eastAsia="ru-RU"/>
-              </w:rPr>
-              <w:t>case</w:t>
-            </w:r>
-            <w:proofErr w:type="spellEnd"/>
           </w:p>
         </w:tc>
         <w:tc>
@@ -2766,23 +2435,7 @@
                 <w:rFonts w:ascii="Times New Roman" w:eastAsia="Times New Roman" w:hAnsi="Times New Roman" w:cs="Times New Roman"/>
                 <w:lang w:eastAsia="ru-RU"/>
               </w:rPr>
-              <w:t xml:space="preserve">Посетитель указывает телефон (логин), пароль, ФИО, </w:t>
-            </w:r>
-            <w:proofErr w:type="spellStart"/>
-            <w:r>
-              <w:rPr>
-                <w:rFonts w:ascii="Times New Roman" w:eastAsia="Times New Roman" w:hAnsi="Times New Roman" w:cs="Times New Roman"/>
-                <w:lang w:eastAsia="ru-RU"/>
-              </w:rPr>
-              <w:t>email</w:t>
-            </w:r>
-            <w:proofErr w:type="spellEnd"/>
-            <w:r>
-              <w:rPr>
-                <w:rFonts w:ascii="Times New Roman" w:eastAsia="Times New Roman" w:hAnsi="Times New Roman" w:cs="Times New Roman"/>
-                <w:lang w:eastAsia="ru-RU"/>
-              </w:rPr>
-              <w:t xml:space="preserve"> и данные первого автомобиля, становясь Клиентом</w:t>
+              <w:t>Посетитель указывает телефон (логин), пароль, ФИО, email и данные первого автомобиля, становясь Клиентом</w:t>
             </w:r>
           </w:p>
         </w:tc>
@@ -2884,23 +2537,7 @@
                 <w:rFonts w:ascii="Times New Roman" w:eastAsia="Times New Roman" w:hAnsi="Times New Roman" w:cs="Times New Roman"/>
                 <w:lang w:eastAsia="ru-RU"/>
               </w:rPr>
-              <w:t xml:space="preserve">Клиент указывает марку, модель, год, VIN и </w:t>
-            </w:r>
-            <w:proofErr w:type="spellStart"/>
-            <w:r>
-              <w:rPr>
-                <w:rFonts w:ascii="Times New Roman" w:eastAsia="Times New Roman" w:hAnsi="Times New Roman" w:cs="Times New Roman"/>
-                <w:lang w:eastAsia="ru-RU"/>
-              </w:rPr>
-              <w:t>гос.номер</w:t>
-            </w:r>
-            <w:proofErr w:type="spellEnd"/>
-            <w:r>
-              <w:rPr>
-                <w:rFonts w:ascii="Times New Roman" w:eastAsia="Times New Roman" w:hAnsi="Times New Roman" w:cs="Times New Roman"/>
-                <w:lang w:eastAsia="ru-RU"/>
-              </w:rPr>
-              <w:t xml:space="preserve"> нового автомобиля в своём профиле</w:t>
+              <w:t>Клиент указывает марку, модель, год, VIN и гос.номер нового автомобиля в своём профиле</w:t>
             </w:r>
           </w:p>
         </w:tc>
@@ -4688,27 +4325,7 @@
                 <w:szCs w:val="24"/>
                 <w:lang w:eastAsia="ru-RU"/>
               </w:rPr>
-              <w:t xml:space="preserve">Телефон (логин), Пароль, ФИО, </w:t>
-            </w:r>
-            <w:proofErr w:type="spellStart"/>
-            <w:r>
-              <w:rPr>
-                <w:rFonts w:ascii="Times New Roman" w:eastAsia="Times New Roman" w:hAnsi="Times New Roman" w:cs="Times New Roman"/>
-                <w:sz w:val="24"/>
-                <w:szCs w:val="24"/>
-                <w:lang w:eastAsia="ru-RU"/>
-              </w:rPr>
-              <w:t>Email</w:t>
-            </w:r>
-            <w:proofErr w:type="spellEnd"/>
-            <w:r>
-              <w:rPr>
-                <w:rFonts w:ascii="Times New Roman" w:eastAsia="Times New Roman" w:hAnsi="Times New Roman" w:cs="Times New Roman"/>
-                <w:sz w:val="24"/>
-                <w:szCs w:val="24"/>
-                <w:lang w:eastAsia="ru-RU"/>
-              </w:rPr>
-              <w:t>, Баллы лояльности</w:t>
+              <w:t>Телефон (логин), Пароль, ФИО, Email, Баллы лояльности</w:t>
             </w:r>
           </w:p>
         </w:tc>
@@ -4762,27 +4379,7 @@
                 <w:szCs w:val="24"/>
                 <w:lang w:eastAsia="ru-RU"/>
               </w:rPr>
-              <w:t xml:space="preserve">Марка, Модель, Год выпуска, VIN-номер, </w:t>
-            </w:r>
-            <w:proofErr w:type="spellStart"/>
-            <w:r>
-              <w:rPr>
-                <w:rFonts w:ascii="Times New Roman" w:eastAsia="Times New Roman" w:hAnsi="Times New Roman" w:cs="Times New Roman"/>
-                <w:sz w:val="24"/>
-                <w:szCs w:val="24"/>
-                <w:lang w:eastAsia="ru-RU"/>
-              </w:rPr>
-              <w:t>Гос.номер</w:t>
-            </w:r>
-            <w:proofErr w:type="spellEnd"/>
-            <w:r>
-              <w:rPr>
-                <w:rFonts w:ascii="Times New Roman" w:eastAsia="Times New Roman" w:hAnsi="Times New Roman" w:cs="Times New Roman"/>
-                <w:sz w:val="24"/>
-                <w:szCs w:val="24"/>
-                <w:lang w:eastAsia="ru-RU"/>
-              </w:rPr>
-              <w:t>, Пробег</w:t>
+              <w:t>Марка, Модель, Год выпуска, VIN-номер, Гос.номер, Пробег</w:t>
             </w:r>
           </w:p>
         </w:tc>
@@ -5522,15 +5119,7 @@
     </w:p>
     <w:p>
       <w:r>
-        <w:t xml:space="preserve">Основной поток </w:t>
-      </w:r>
-      <w:proofErr w:type="gramStart"/>
-      <w:r>
-        <w:t>событий ,Войти</w:t>
-      </w:r>
-      <w:proofErr w:type="gramEnd"/>
-      <w:r>
-        <w:t xml:space="preserve"> в систему,</w:t>
+        <w:t>Основной поток событий ,Войти в систему,</w:t>
       </w:r>
     </w:p>
     <w:p>
@@ -5800,27 +5389,7 @@
           <w:lang w:eastAsia="ru-RU"/>
           <w14:ligatures w14:val="none"/>
         </w:rPr>
-        <w:t xml:space="preserve">Клиент входит на сайт </w:t>
-      </w:r>
-      <w:proofErr w:type="spellStart"/>
-      <w:r>
-        <w:rPr>
-          <w:rFonts w:ascii="Times New Roman" w:eastAsia="Times New Roman" w:hAnsi="Times New Roman" w:cs="Times New Roman"/>
-          <w:kern w:val="0"/>
-          <w:lang w:eastAsia="ru-RU"/>
-          <w14:ligatures w14:val="none"/>
-        </w:rPr>
-        <w:t>AutoService</w:t>
-      </w:r>
-      <w:proofErr w:type="spellEnd"/>
-      <w:r>
-        <w:rPr>
-          <w:rFonts w:ascii="Times New Roman" w:eastAsia="Times New Roman" w:hAnsi="Times New Roman" w:cs="Times New Roman"/>
-          <w:kern w:val="0"/>
-          <w:lang w:eastAsia="ru-RU"/>
-          <w14:ligatures w14:val="none"/>
-        </w:rPr>
-        <w:t>.</w:t>
+        <w:t>Клиент входит на сайт AutoService.</w:t>
       </w:r>
     </w:p>
     <w:p>
@@ -6059,15 +5628,7 @@
     </w:p>
     <w:p>
       <w:r>
-        <w:t xml:space="preserve">Создание </w:t>
-      </w:r>
-      <w:proofErr w:type="gramStart"/>
-      <w:r>
-        <w:t>спецификации ,Записаться</w:t>
-      </w:r>
-      <w:proofErr w:type="gramEnd"/>
-      <w:r>
-        <w:t xml:space="preserve"> на сервис,</w:t>
+        <w:t>Создание спецификации ,Записаться на сервис,</w:t>
       </w:r>
     </w:p>
     <w:p>
@@ -6441,31 +6002,7 @@
           <w:lang w:eastAsia="ru-RU"/>
           <w14:ligatures w14:val="none"/>
         </w:rPr>
-        <w:t>&lt;&lt;</w:t>
-      </w:r>
-      <w:proofErr w:type="spellStart"/>
-      <w:r>
-        <w:rPr>
-          <w:rFonts w:ascii="Courier New" w:eastAsia="Times New Roman" w:hAnsi="Courier New" w:cs="Courier New"/>
-          <w:kern w:val="0"/>
-          <w:sz w:val="20"/>
-          <w:szCs w:val="20"/>
-          <w:lang w:eastAsia="ru-RU"/>
-          <w14:ligatures w14:val="none"/>
-        </w:rPr>
-        <w:t>include</w:t>
-      </w:r>
-      <w:proofErr w:type="spellEnd"/>
-      <w:r>
-        <w:rPr>
-          <w:rFonts w:ascii="Courier New" w:eastAsia="Times New Roman" w:hAnsi="Courier New" w:cs="Courier New"/>
-          <w:kern w:val="0"/>
-          <w:sz w:val="20"/>
-          <w:szCs w:val="20"/>
-          <w:lang w:eastAsia="ru-RU"/>
-          <w14:ligatures w14:val="none"/>
-        </w:rPr>
-        <w:t>&gt;&gt;</w:t>
+        <w:t>&lt;&lt;include&gt;&gt;</w:t>
       </w:r>
       <w:r>
         <w:rPr>
@@ -6796,31 +6333,7 @@
           <w:lang w:eastAsia="ru-RU"/>
           <w14:ligatures w14:val="none"/>
         </w:rPr>
-        <w:t xml:space="preserve">Диаграмма </w:t>
-      </w:r>
-      <w:proofErr w:type="gramStart"/>
-      <w:r>
-        <w:rPr>
-          <w:rFonts w:ascii="Times New Roman" w:eastAsia="Times New Roman" w:hAnsi="Times New Roman" w:cs="Times New Roman"/>
-          <w:b/>
-          <w:kern w:val="0"/>
-          <w:sz w:val="32"/>
-          <w:lang w:eastAsia="ru-RU"/>
-          <w14:ligatures w14:val="none"/>
-        </w:rPr>
-        <w:t>деятельность ,,Войти</w:t>
-      </w:r>
-      <w:proofErr w:type="gramEnd"/>
-      <w:r>
-        <w:rPr>
-          <w:rFonts w:ascii="Times New Roman" w:eastAsia="Times New Roman" w:hAnsi="Times New Roman" w:cs="Times New Roman"/>
-          <w:b/>
-          <w:kern w:val="0"/>
-          <w:sz w:val="32"/>
-          <w:lang w:eastAsia="ru-RU"/>
-          <w14:ligatures w14:val="none"/>
-        </w:rPr>
-        <w:t xml:space="preserve"> в систему,,</w:t>
+        <w:t>Диаграмма деятельность ,,Войти в систему,,</w:t>
       </w:r>
     </w:p>
     <w:p>
@@ -7048,6 +6561,7 @@
       <w:r>
         <w:rPr>
           <w:rFonts w:ascii="Times New Roman" w:eastAsia="Times New Roman" w:hAnsi="Times New Roman" w:cs="Times New Roman"/>
+          <w:noProof/>
           <w:kern w:val="0"/>
           <w:lang w:eastAsia="ru-RU"/>
           <w14:ligatures w14:val="none"/>
@@ -7097,6 +6611,9 @@
     </w:p>
     <w:p>
       <w:r>
+        <w:rPr>
+          <w:noProof/>
+        </w:rPr>
         <w:drawing>
           <wp:inline distT="0" distB="0" distL="0" distR="0" wp14:anchorId="70DA7DA9" wp14:editId="4D1C79A4">
             <wp:extent cx="5940425" cy="4467860"/>
@@ -7142,6 +6659,9 @@
     </w:p>
     <w:p>
       <w:r>
+        <w:rPr>
+          <w:noProof/>
+        </w:rPr>
         <w:drawing>
           <wp:inline distT="0" distB="0" distL="0" distR="0" wp14:anchorId="72C31A2C" wp14:editId="796DF06B">
             <wp:extent cx="5940425" cy="4691380"/>
@@ -7192,7 +6712,10 @@
         <w:rPr>
           <w:lang w:val="en-US"/>
         </w:rPr>
-        <w:t xml:space="preserve">Html </w:t>
+        <w:t>Html</w:t>
+      </w:r>
+      <w:r>
+        <w:t xml:space="preserve"> </w:t>
       </w:r>
       <w:r>
         <w:t>файл</w:t>
@@ -7208,7 +6731,19 @@
         <w:rPr>
           <w:lang w:val="en-US"/>
         </w:rPr>
-        <w:t xml:space="preserve">Sequence diagram </w:t>
+        <w:t>Sequence</w:t>
+      </w:r>
+      <w:r>
+        <w:t xml:space="preserve"> </w:t>
+      </w:r>
+      <w:r>
+        <w:rPr>
+          <w:lang w:val="en-US"/>
+        </w:rPr>
+        <w:t>diagram</w:t>
+      </w:r>
+      <w:r>
+        <w:t xml:space="preserve"> </w:t>
       </w:r>
       <w:r>
         <w:t>Войти в систему</w:t>
@@ -7216,6 +6751,9 @@
     </w:p>
     <w:p>
       <w:r>
+        <w:rPr>
+          <w:noProof/>
+        </w:rPr>
         <w:lastRenderedPageBreak/>
         <w:drawing>
           <wp:inline distT="0" distB="0" distL="0" distR="0" wp14:anchorId="2DED7779" wp14:editId="0B08BDBC">
@@ -7564,19 +7102,8 @@
                       <w:lang w:eastAsia="ru-RU"/>
                       <w14:ligatures w14:val="none"/>
                     </w:rPr>
-                    <w:t xml:space="preserve">Вход на сайт </w:t>
+                    <w:t>Вход на сайт AutoService</w:t>
                   </w:r>
-                  <w:proofErr w:type="spellStart"/>
-                  <w:r>
-                    <w:rPr>
-                      <w:rFonts w:ascii="Times New Roman" w:eastAsia="Times New Roman" w:hAnsi="Times New Roman" w:cs="Times New Roman"/>
-                      <w:kern w:val="0"/>
-                      <w:lang w:eastAsia="ru-RU"/>
-                      <w14:ligatures w14:val="none"/>
-                    </w:rPr>
-                    <w:t>AutoService</w:t>
-                  </w:r>
-                  <w:proofErr w:type="spellEnd"/>
                 </w:p>
               </w:tc>
             </w:tr>
@@ -7627,7 +7154,6 @@
                       <w14:ligatures w14:val="none"/>
                     </w:rPr>
                   </w:pPr>
-                  <w:proofErr w:type="spellStart"/>
                   <w:r>
                     <w:rPr>
                       <w:rFonts w:ascii="Courier New" w:eastAsia="Times New Roman" w:hAnsi="Courier New" w:cs="Courier New"/>
@@ -7639,7 +7165,6 @@
                     </w:rPr>
                     <w:t>запроситьВходВСистему</w:t>
                   </w:r>
-                  <w:proofErr w:type="spellEnd"/>
                 </w:p>
               </w:tc>
             </w:tr>
@@ -8157,7 +7682,6 @@
                       <w14:ligatures w14:val="none"/>
                     </w:rPr>
                   </w:pPr>
-                  <w:proofErr w:type="spellStart"/>
                   <w:r>
                     <w:rPr>
                       <w:rFonts w:ascii="Courier New" w:eastAsia="Times New Roman" w:hAnsi="Courier New" w:cs="Courier New"/>
@@ -8169,7 +7693,6 @@
                     </w:rPr>
                     <w:t>ввестиДанныеАвторизации</w:t>
                   </w:r>
-                  <w:proofErr w:type="spellEnd"/>
                 </w:p>
               </w:tc>
             </w:tr>
@@ -8286,39 +7809,8 @@
                       <w:lang w:eastAsia="ru-RU"/>
                       <w14:ligatures w14:val="none"/>
                     </w:rPr>
-                    <w:t xml:space="preserve">телефон : </w:t>
+                    <w:t>телефон : string, пароль : string</w:t>
                   </w:r>
-                  <w:proofErr w:type="spellStart"/>
-                  <w:r>
-                    <w:rPr>
-                      <w:rFonts w:ascii="Times New Roman" w:eastAsia="Times New Roman" w:hAnsi="Times New Roman" w:cs="Times New Roman"/>
-                      <w:kern w:val="0"/>
-                      <w:lang w:eastAsia="ru-RU"/>
-                      <w14:ligatures w14:val="none"/>
-                    </w:rPr>
-                    <w:t>string</w:t>
-                  </w:r>
-                  <w:proofErr w:type="spellEnd"/>
-                  <w:r>
-                    <w:rPr>
-                      <w:rFonts w:ascii="Times New Roman" w:eastAsia="Times New Roman" w:hAnsi="Times New Roman" w:cs="Times New Roman"/>
-                      <w:kern w:val="0"/>
-                      <w:lang w:eastAsia="ru-RU"/>
-                      <w14:ligatures w14:val="none"/>
-                    </w:rPr>
-                    <w:t xml:space="preserve">, пароль : </w:t>
-                  </w:r>
-                  <w:proofErr w:type="spellStart"/>
-                  <w:r>
-                    <w:rPr>
-                      <w:rFonts w:ascii="Times New Roman" w:eastAsia="Times New Roman" w:hAnsi="Times New Roman" w:cs="Times New Roman"/>
-                      <w:kern w:val="0"/>
-                      <w:lang w:eastAsia="ru-RU"/>
-                      <w14:ligatures w14:val="none"/>
-                    </w:rPr>
-                    <w:t>string</w:t>
-                  </w:r>
-                  <w:proofErr w:type="spellEnd"/>
                 </w:p>
               </w:tc>
             </w:tr>
@@ -8718,7 +8210,6 @@
                       <w14:ligatures w14:val="none"/>
                     </w:rPr>
                   </w:pPr>
-                  <w:proofErr w:type="spellStart"/>
                   <w:r>
                     <w:rPr>
                       <w:rFonts w:ascii="Courier New" w:eastAsia="Times New Roman" w:hAnsi="Courier New" w:cs="Courier New"/>
@@ -8730,7 +8221,6 @@
                     </w:rPr>
                     <w:t>выбратьДействие</w:t>
                   </w:r>
-                  <w:proofErr w:type="spellEnd"/>
                 </w:p>
               </w:tc>
             </w:tr>
@@ -8847,19 +8337,8 @@
                       <w:lang w:eastAsia="ru-RU"/>
                       <w14:ligatures w14:val="none"/>
                     </w:rPr>
-                    <w:t xml:space="preserve">действие : </w:t>
+                    <w:t>действие : string</w:t>
                   </w:r>
-                  <w:proofErr w:type="spellStart"/>
-                  <w:r>
-                    <w:rPr>
-                      <w:rFonts w:ascii="Times New Roman" w:eastAsia="Times New Roman" w:hAnsi="Times New Roman" w:cs="Times New Roman"/>
-                      <w:kern w:val="0"/>
-                      <w:lang w:eastAsia="ru-RU"/>
-                      <w14:ligatures w14:val="none"/>
-                    </w:rPr>
-                    <w:t>string</w:t>
-                  </w:r>
-                  <w:proofErr w:type="spellEnd"/>
                 </w:p>
               </w:tc>
             </w:tr>
@@ -9178,7 +8657,6 @@
                   <w:hideMark/>
                 </w:tcPr>
                 <w:p>
-                  <w:proofErr w:type="spellStart"/>
                   <w:r>
                     <w:rPr>
                       <w:rStyle w:val="HTML"/>
@@ -9186,7 +8664,6 @@
                     </w:rPr>
                     <w:t>запроситьСписокСлотов</w:t>
                   </w:r>
-                  <w:proofErr w:type="spellEnd"/>
                 </w:p>
               </w:tc>
             </w:tr>
@@ -9477,7 +8954,6 @@
                   <w:hideMark/>
                 </w:tcPr>
                 <w:p>
-                  <w:proofErr w:type="spellStart"/>
                   <w:r>
                     <w:rPr>
                       <w:rStyle w:val="HTML"/>
@@ -9485,7 +8961,6 @@
                     </w:rPr>
                     <w:t>выбратьПараметрыЗаписи</w:t>
                   </w:r>
-                  <w:proofErr w:type="spellEnd"/>
                 </w:p>
               </w:tc>
             </w:tr>
@@ -9542,53 +9017,8 @@
                 </w:tcPr>
                 <w:p>
                   <w:r>
-                    <w:t xml:space="preserve">дата : </w:t>
+                    <w:t>дата : date, время : time, авто_ID : int, услуга_ID : int</w:t>
                   </w:r>
-                  <w:proofErr w:type="spellStart"/>
-                  <w:r>
-                    <w:t>date</w:t>
-                  </w:r>
-                  <w:proofErr w:type="spellEnd"/>
-                  <w:r>
-                    <w:t xml:space="preserve">, время : </w:t>
-                  </w:r>
-                  <w:proofErr w:type="spellStart"/>
-                  <w:r>
-                    <w:t>time</w:t>
-                  </w:r>
-                  <w:proofErr w:type="spellEnd"/>
-                  <w:r>
-                    <w:t xml:space="preserve">, </w:t>
-                  </w:r>
-                  <w:proofErr w:type="spellStart"/>
-                  <w:r>
-                    <w:t>авто_ID</w:t>
-                  </w:r>
-                  <w:proofErr w:type="spellEnd"/>
-                  <w:r>
-                    <w:t xml:space="preserve"> : </w:t>
-                  </w:r>
-                  <w:proofErr w:type="spellStart"/>
-                  <w:r>
-                    <w:t>int</w:t>
-                  </w:r>
-                  <w:proofErr w:type="spellEnd"/>
-                  <w:r>
-                    <w:t xml:space="preserve">, </w:t>
-                  </w:r>
-                  <w:proofErr w:type="spellStart"/>
-                  <w:r>
-                    <w:t>услуга_ID</w:t>
-                  </w:r>
-                  <w:proofErr w:type="spellEnd"/>
-                  <w:r>
-                    <w:t xml:space="preserve"> : </w:t>
-                  </w:r>
-                  <w:proofErr w:type="spellStart"/>
-                  <w:r>
-                    <w:t>int</w:t>
-                  </w:r>
-                  <w:proofErr w:type="spellEnd"/>
                 </w:p>
               </w:tc>
             </w:tr>
@@ -9819,7 +9249,6 @@
                   <w:hideMark/>
                 </w:tcPr>
                 <w:p>
-                  <w:proofErr w:type="spellStart"/>
                   <w:r>
                     <w:rPr>
                       <w:rStyle w:val="HTML"/>
@@ -9827,7 +9256,6 @@
                     </w:rPr>
                     <w:t>выбратьСпособОплаты</w:t>
                   </w:r>
-                  <w:proofErr w:type="spellEnd"/>
                 </w:p>
               </w:tc>
             </w:tr>
@@ -9884,13 +9312,8 @@
                 </w:tcPr>
                 <w:p>
                   <w:r>
-                    <w:t xml:space="preserve">способ : </w:t>
+                    <w:t>способ : string</w:t>
                   </w:r>
-                  <w:proofErr w:type="spellStart"/>
-                  <w:r>
-                    <w:t>string</w:t>
-                  </w:r>
-                  <w:proofErr w:type="spellEnd"/>
                 </w:p>
               </w:tc>
             </w:tr>
@@ -9949,7 +9372,6 @@
                   <w:r>
                     <w:t xml:space="preserve">Если баллов достаточно или выбрана оплата деньгами — инициируется резервирование стоимости (переход к операции </w:t>
                   </w:r>
-                  <w:proofErr w:type="spellStart"/>
                   <w:r>
                     <w:rPr>
                       <w:rStyle w:val="HTML"/>
@@ -9957,7 +9379,6 @@
                     </w:rPr>
                     <w:t>зарезервироватьСтоимость</w:t>
                   </w:r>
-                  <w:proofErr w:type="spellEnd"/>
                   <w:r>
                     <w:t xml:space="preserve">). Иначе — отображается </w:t>
                   </w:r>
@@ -10118,23 +9539,7 @@
                       <w:rStyle w:val="HTML"/>
                       <w:rFonts w:eastAsiaTheme="majorEastAsia"/>
                     </w:rPr>
-                    <w:t>&lt;&lt;</w:t>
-                  </w:r>
-                  <w:proofErr w:type="spellStart"/>
-                  <w:r>
-                    <w:rPr>
-                      <w:rStyle w:val="HTML"/>
-                      <w:rFonts w:eastAsiaTheme="majorEastAsia"/>
-                    </w:rPr>
-                    <w:t>include</w:t>
-                  </w:r>
-                  <w:proofErr w:type="spellEnd"/>
-                  <w:r>
-                    <w:rPr>
-                      <w:rStyle w:val="HTML"/>
-                      <w:rFonts w:eastAsiaTheme="majorEastAsia"/>
-                    </w:rPr>
-                    <w:t>&gt;&gt;</w:t>
+                    <w:t>&lt;&lt;include&gt;&gt;</w:t>
                   </w:r>
                   <w:r>
                     <w:t>)</w:t>
@@ -10165,7 +9570,6 @@
                   <w:hideMark/>
                 </w:tcPr>
                 <w:p>
-                  <w:proofErr w:type="spellStart"/>
                   <w:r>
                     <w:rPr>
                       <w:rStyle w:val="HTML"/>
@@ -10173,7 +9577,6 @@
                     </w:rPr>
                     <w:t>зарезервироватьСтоимость</w:t>
                   </w:r>
-                  <w:proofErr w:type="spellEnd"/>
                 </w:p>
               </w:tc>
             </w:tr>
@@ -10200,11 +9603,9 @@
                   <w:hideMark/>
                 </w:tcPr>
                 <w:p>
-                  <w:proofErr w:type="spellStart"/>
                   <w:r>
                     <w:t>boolean</w:t>
                   </w:r>
-                  <w:proofErr w:type="spellEnd"/>
                 </w:p>
               </w:tc>
             </w:tr>
@@ -10232,13 +9633,8 @@
                 </w:tcPr>
                 <w:p>
                   <w:r>
-                    <w:t xml:space="preserve">сумма : </w:t>
+                    <w:t>сумма : float</w:t>
                   </w:r>
-                  <w:proofErr w:type="spellStart"/>
-                  <w:r>
-                    <w:t>float</w:t>
-                  </w:r>
-                  <w:proofErr w:type="spellEnd"/>
                 </w:p>
               </w:tc>
             </w:tr>
@@ -10308,18 +9704,144 @@
     <w:p/>
     <w:p/>
     <w:p>
-      <w:proofErr w:type="spellStart"/>
-      <w:r>
-        <w:t>Лаб</w:t>
-      </w:r>
-      <w:proofErr w:type="spellEnd"/>
-      <w:r>
-        <w:t xml:space="preserve"> 6:</w:t>
-      </w:r>
-    </w:p>
-    <w:p>
-      <w:bookmarkStart w:id="0" w:name="_GoBack"/>
-      <w:bookmarkEnd w:id="0"/>
+      <w:r>
+        <w:t>Лаб 6:</w:t>
+      </w:r>
+      <w:r>
+        <w:t xml:space="preserve"> </w:t>
+      </w:r>
+      <w:r>
+        <w:t>Подготовка структуры проекта</w:t>
+      </w:r>
+    </w:p>
+    <w:p>
+      <w:r>
+        <w:lastRenderedPageBreak/>
+        <w:drawing>
+          <wp:inline distT="0" distB="0" distL="0" distR="0" wp14:anchorId="41DE8B1C" wp14:editId="6C7B2A4A">
+            <wp:extent cx="5940425" cy="3131820"/>
+            <wp:effectExtent l="0" t="0" r="3175" b="0"/>
+            <wp:docPr id="20" name="Рисунок 20"/>
+            <wp:cNvGraphicFramePr>
+              <a:graphicFrameLocks xmlns:a="http://schemas.openxmlformats.org/drawingml/2006/main" noChangeAspect="1"/>
+            </wp:cNvGraphicFramePr>
+            <a:graphic xmlns:a="http://schemas.openxmlformats.org/drawingml/2006/main">
+              <a:graphicData uri="http://schemas.openxmlformats.org/drawingml/2006/picture">
+                <pic:pic xmlns:pic="http://schemas.openxmlformats.org/drawingml/2006/picture">
+                  <pic:nvPicPr>
+                    <pic:cNvPr id="1" name=""/>
+                    <pic:cNvPicPr/>
+                  </pic:nvPicPr>
+                  <pic:blipFill>
+                    <a:blip r:embed="rId26"/>
+                    <a:stretch>
+                      <a:fillRect/>
+                    </a:stretch>
+                  </pic:blipFill>
+                  <pic:spPr>
+                    <a:xfrm>
+                      <a:off x="0" y="0"/>
+                      <a:ext cx="5940425" cy="3131820"/>
+                    </a:xfrm>
+                    <a:prstGeom prst="rect">
+                      <a:avLst/>
+                    </a:prstGeom>
+                  </pic:spPr>
+                </pic:pic>
+              </a:graphicData>
+            </a:graphic>
+          </wp:inline>
+        </w:drawing>
+      </w:r>
+    </w:p>
+    <w:p>
+      <w:r>
+        <w:t>«Войти в систему» — разбираем на классы</w:t>
+      </w:r>
+    </w:p>
+    <w:p>
+      <w:r>
+        <w:drawing>
+          <wp:inline distT="0" distB="0" distL="0" distR="0" wp14:anchorId="26808FC8" wp14:editId="1B3E9D8D">
+            <wp:extent cx="5940425" cy="4587875"/>
+            <wp:effectExtent l="0" t="0" r="3175" b="3175"/>
+            <wp:docPr id="24" name="Рисунок 24"/>
+            <wp:cNvGraphicFramePr>
+              <a:graphicFrameLocks xmlns:a="http://schemas.openxmlformats.org/drawingml/2006/main" noChangeAspect="1"/>
+            </wp:cNvGraphicFramePr>
+            <a:graphic xmlns:a="http://schemas.openxmlformats.org/drawingml/2006/main">
+              <a:graphicData uri="http://schemas.openxmlformats.org/drawingml/2006/picture">
+                <pic:pic xmlns:pic="http://schemas.openxmlformats.org/drawingml/2006/picture">
+                  <pic:nvPicPr>
+                    <pic:cNvPr id="1" name=""/>
+                    <pic:cNvPicPr/>
+                  </pic:nvPicPr>
+                  <pic:blipFill>
+                    <a:blip r:embed="rId27"/>
+                    <a:stretch>
+                      <a:fillRect/>
+                    </a:stretch>
+                  </pic:blipFill>
+                  <pic:spPr>
+                    <a:xfrm>
+                      <a:off x="0" y="0"/>
+                      <a:ext cx="5940425" cy="4587875"/>
+                    </a:xfrm>
+                    <a:prstGeom prst="rect">
+                      <a:avLst/>
+                    </a:prstGeom>
+                  </pic:spPr>
+                </pic:pic>
+              </a:graphicData>
+            </a:graphic>
+          </wp:inline>
+        </w:drawing>
+      </w:r>
+    </w:p>
+    <w:p>
+      <w:r>
+        <w:t>VOPC для ВИ «Вход в систему» </w:t>
+      </w:r>
+    </w:p>
+    <w:p>
+      <w:r>
+        <w:lastRenderedPageBreak/>
+        <w:drawing>
+          <wp:inline distT="0" distB="0" distL="0" distR="0" wp14:anchorId="1D37C2A1" wp14:editId="22986C31">
+            <wp:extent cx="5940425" cy="3596640"/>
+            <wp:effectExtent l="0" t="0" r="3175" b="3810"/>
+            <wp:docPr id="25" name="Рисунок 25"/>
+            <wp:cNvGraphicFramePr>
+              <a:graphicFrameLocks xmlns:a="http://schemas.openxmlformats.org/drawingml/2006/main" noChangeAspect="1"/>
+            </wp:cNvGraphicFramePr>
+            <a:graphic xmlns:a="http://schemas.openxmlformats.org/drawingml/2006/main">
+              <a:graphicData uri="http://schemas.openxmlformats.org/drawingml/2006/picture">
+                <pic:pic xmlns:pic="http://schemas.openxmlformats.org/drawingml/2006/picture">
+                  <pic:nvPicPr>
+                    <pic:cNvPr id="1" name=""/>
+                    <pic:cNvPicPr/>
+                  </pic:nvPicPr>
+                  <pic:blipFill>
+                    <a:blip r:embed="rId28"/>
+                    <a:stretch>
+                      <a:fillRect/>
+                    </a:stretch>
+                  </pic:blipFill>
+                  <pic:spPr>
+                    <a:xfrm>
+                      <a:off x="0" y="0"/>
+                      <a:ext cx="5940425" cy="3596640"/>
+                    </a:xfrm>
+                    <a:prstGeom prst="rect">
+                      <a:avLst/>
+                    </a:prstGeom>
+                  </pic:spPr>
+                </pic:pic>
+              </a:graphicData>
+            </a:graphic>
+          </wp:inline>
+        </w:drawing>
+      </w:r>
     </w:p>
     <w:sectPr>
       <w:pgSz w:w="11906" w:h="16838"/>
@@ -10332,7 +9854,7 @@
 </file>
 
 <file path=word/numbering.xml><?xml version="1.0" encoding="utf-8"?>
-<w:numbering xmlns:wpc="http://schemas.microsoft.com/office/word/2010/wordprocessingCanvas" xmlns:cx="http://schemas.microsoft.com/office/drawing/2014/chartex" xmlns:mc="http://schemas.openxmlformats.org/markup-compatibility/2006" xmlns:o="urn:schemas-microsoft-com:office:office" xmlns:r="http://schemas.openxmlformats.org/officeDocument/2006/relationships" xmlns:m="http://schemas.openxmlformats.org/officeDocument/2006/math" xmlns:v="urn:schemas-microsoft-com:vml" xmlns:wp14="http://schemas.microsoft.com/office/word/2010/wordprocessingDrawing" xmlns:wp="http://schemas.openxmlformats.org/drawingml/2006/wordprocessingDrawing" xmlns:w10="urn:schemas-microsoft-com:office:word" xmlns:w="http://schemas.openxmlformats.org/wordprocessingml/2006/main" xmlns:w14="http://schemas.microsoft.com/office/word/2010/wordml" xmlns:w15="http://schemas.microsoft.com/office/word/2012/wordml" xmlns:w16se="http://schemas.microsoft.com/office/word/2015/wordml/symex" xmlns:wpg="http://schemas.microsoft.com/office/word/2010/wordprocessingGroup" xmlns:wpi="http://schemas.microsoft.com/office/word/2010/wordprocessingInk" xmlns:wne="http://schemas.microsoft.com/office/word/2006/wordml" xmlns:wps="http://schemas.microsoft.com/office/word/2010/wordprocessingShape" mc:Ignorable="w14 w15 w16se wp14">
+<w:numbering xmlns:wpc="http://schemas.microsoft.com/office/word/2010/wordprocessingCanvas" xmlns:cx="http://schemas.microsoft.com/office/drawing/2014/chartex" xmlns:cx1="http://schemas.microsoft.com/office/drawing/2015/9/8/chartex" xmlns:cx2="http://schemas.microsoft.com/office/drawing/2015/10/21/chartex" xmlns:cx3="http://schemas.microsoft.com/office/drawing/2016/5/9/chartex" xmlns:cx4="http://schemas.microsoft.com/office/drawing/2016/5/10/chartex" xmlns:cx5="http://schemas.microsoft.com/office/drawing/2016/5/11/chartex" xmlns:cx6="http://schemas.microsoft.com/office/drawing/2016/5/12/chartex" xmlns:cx7="http://schemas.microsoft.com/office/drawing/2016/5/13/chartex" xmlns:cx8="http://schemas.microsoft.com/office/drawing/2016/5/14/chartex" xmlns:mc="http://schemas.openxmlformats.org/markup-compatibility/2006" xmlns:aink="http://schemas.microsoft.com/office/drawing/2016/ink" xmlns:am3d="http://schemas.microsoft.com/office/drawing/2017/model3d" xmlns:o="urn:schemas-microsoft-com:office:office" xmlns:r="http://schemas.openxmlformats.org/officeDocument/2006/relationships" xmlns:m="http://schemas.openxmlformats.org/officeDocument/2006/math" xmlns:v="urn:schemas-microsoft-com:vml" xmlns:wp14="http://schemas.microsoft.com/office/word/2010/wordprocessingDrawing" xmlns:wp="http://schemas.openxmlformats.org/drawingml/2006/wordprocessingDrawing" xmlns:w10="urn:schemas-microsoft-com:office:word" xmlns:w="http://schemas.openxmlformats.org/wordprocessingml/2006/main" xmlns:w14="http://schemas.microsoft.com/office/word/2010/wordml" xmlns:w15="http://schemas.microsoft.com/office/word/2012/wordml" xmlns:w16cex="http://schemas.microsoft.com/office/word/2018/wordml/cex" xmlns:w16cid="http://schemas.microsoft.com/office/word/2016/wordml/cid" xmlns:w16="http://schemas.microsoft.com/office/word/2018/wordml" xmlns:w16sdtdh="http://schemas.microsoft.com/office/word/2020/wordml/sdtdatahash" xmlns:w16se="http://schemas.microsoft.com/office/word/2015/wordml/symex" xmlns:wpg="http://schemas.microsoft.com/office/word/2010/wordprocessingGroup" xmlns:wpi="http://schemas.microsoft.com/office/word/2010/wordprocessingInk" xmlns:wne="http://schemas.microsoft.com/office/word/2006/wordml" xmlns:wps="http://schemas.microsoft.com/office/word/2010/wordprocessingShape" mc:Ignorable="w14 w15 w16se w16cid w16 w16cex w16sdtdh wp14">
   <w:abstractNum w:abstractNumId="0" w15:restartNumberingAfterBreak="0">
     <w:nsid w:val="081B2B34"/>
     <w:multiLevelType w:val="multilevel"/>
@@ -11359,7 +10881,7 @@
 </file>
 
 <file path=word/styles.xml><?xml version="1.0" encoding="utf-8"?>
-<w:styles xmlns:mc="http://schemas.openxmlformats.org/markup-compatibility/2006" xmlns:r="http://schemas.openxmlformats.org/officeDocument/2006/relationships" xmlns:w="http://schemas.openxmlformats.org/wordprocessingml/2006/main" xmlns:w14="http://schemas.microsoft.com/office/word/2010/wordml" xmlns:w15="http://schemas.microsoft.com/office/word/2012/wordml" xmlns:w16se="http://schemas.microsoft.com/office/word/2015/wordml/symex" mc:Ignorable="w14 w15 w16se">
+<w:styles xmlns:mc="http://schemas.openxmlformats.org/markup-compatibility/2006" xmlns:r="http://schemas.openxmlformats.org/officeDocument/2006/relationships" xmlns:w="http://schemas.openxmlformats.org/wordprocessingml/2006/main" xmlns:w14="http://schemas.microsoft.com/office/word/2010/wordml" xmlns:w15="http://schemas.microsoft.com/office/word/2012/wordml" xmlns:w16cex="http://schemas.microsoft.com/office/word/2018/wordml/cex" xmlns:w16cid="http://schemas.microsoft.com/office/word/2016/wordml/cid" xmlns:w16="http://schemas.microsoft.com/office/word/2018/wordml" xmlns:w16sdtdh="http://schemas.microsoft.com/office/word/2020/wordml/sdtdatahash" xmlns:w16se="http://schemas.microsoft.com/office/word/2015/wordml/symex" mc:Ignorable="w14 w15 w16se w16cid w16 w16cex w16sdtdh">
   <w:docDefaults>
     <w:rPrDefault>
       <w:rPr>
@@ -11377,7 +10899,7 @@
       </w:pPr>
     </w:pPrDefault>
   </w:docDefaults>
-  <w:latentStyles w:defLockedState="0" w:defUIPriority="99" w:defSemiHidden="0" w:defUnhideWhenUsed="0" w:defQFormat="0" w:count="371">
+  <w:latentStyles w:defLockedState="0" w:defUIPriority="99" w:defSemiHidden="0" w:defUnhideWhenUsed="0" w:defQFormat="0" w:count="376">
     <w:lsdException w:name="Normal" w:uiPriority="0" w:qFormat="1"/>
     <w:lsdException w:name="heading 1" w:uiPriority="9" w:qFormat="1"/>
     <w:lsdException w:name="heading 2" w:semiHidden="1" w:uiPriority="9" w:unhideWhenUsed="1" w:qFormat="1"/>
@@ -11483,7 +11005,6 @@
     <w:lsdException w:name="HTML Sample" w:semiHidden="1" w:unhideWhenUsed="1"/>
     <w:lsdException w:name="HTML Typewriter" w:semiHidden="1" w:unhideWhenUsed="1"/>
     <w:lsdException w:name="HTML Variable" w:semiHidden="1" w:unhideWhenUsed="1"/>
-    <w:lsdException w:name="Normal Table" w:semiHidden="1" w:unhideWhenUsed="1"/>
     <w:lsdException w:name="annotation subject" w:semiHidden="1" w:unhideWhenUsed="1"/>
     <w:lsdException w:name="No List" w:semiHidden="1" w:unhideWhenUsed="1"/>
     <w:lsdException w:name="Outline List 1" w:semiHidden="1" w:unhideWhenUsed="1"/>
@@ -11526,11 +11047,8 @@
     <w:lsdException w:name="Table Contemporary" w:semiHidden="1" w:unhideWhenUsed="1"/>
     <w:lsdException w:name="Table Elegant" w:semiHidden="1" w:unhideWhenUsed="1"/>
     <w:lsdException w:name="Table Professional" w:semiHidden="1" w:unhideWhenUsed="1"/>
-    <w:lsdException w:name="Table Subtle 1" w:semiHidden="1" w:unhideWhenUsed="1"/>
     <w:lsdException w:name="Table Subtle 2" w:semiHidden="1" w:unhideWhenUsed="1"/>
     <w:lsdException w:name="Table Web 1" w:semiHidden="1" w:unhideWhenUsed="1"/>
-    <w:lsdException w:name="Table Web 2" w:semiHidden="1" w:unhideWhenUsed="1"/>
-    <w:lsdException w:name="Table Web 3" w:semiHidden="1" w:unhideWhenUsed="1"/>
     <w:lsdException w:name="Balloon Text" w:semiHidden="1" w:unhideWhenUsed="1"/>
     <w:lsdException w:name="Table Grid" w:uiPriority="39"/>
     <w:lsdException w:name="Table Theme" w:semiHidden="1" w:unhideWhenUsed="1"/>
@@ -11749,6 +11267,11 @@
     <w:lsdException w:name="List Table 5 Dark Accent 6" w:uiPriority="50"/>
     <w:lsdException w:name="List Table 6 Colorful Accent 6" w:uiPriority="51"/>
     <w:lsdException w:name="List Table 7 Colorful Accent 6" w:uiPriority="52"/>
+    <w:lsdException w:name="Mention" w:semiHidden="1" w:unhideWhenUsed="1"/>
+    <w:lsdException w:name="Smart Hyperlink" w:semiHidden="1" w:unhideWhenUsed="1"/>
+    <w:lsdException w:name="Hashtag" w:semiHidden="1" w:unhideWhenUsed="1"/>
+    <w:lsdException w:name="Unresolved Mention" w:semiHidden="1" w:unhideWhenUsed="1"/>
+    <w:lsdException w:name="Smart Link" w:semiHidden="1" w:unhideWhenUsed="1"/>
   </w:latentStyles>
   <w:style w:type="paragraph" w:default="1" w:styleId="a">
     <w:name w:val="Normal"/>

--- a/Кейс 3 - Автосервис.docx
+++ b/Кейс 3 - Автосервис.docx
@@ -9708,14 +9708,14 @@
         <w:t>Лаб 6:</w:t>
       </w:r>
       <w:r>
-        <w:t xml:space="preserve"> </w:t>
-      </w:r>
-      <w:r>
-        <w:t>Подготовка структуры проекта</w:t>
-      </w:r>
-    </w:p>
-    <w:p>
-      <w:r>
+        <w:t xml:space="preserve"> Подготовка структуры проекта</w:t>
+      </w:r>
+    </w:p>
+    <w:p>
+      <w:r>
+        <w:rPr>
+          <w:noProof/>
+        </w:rPr>
         <w:lastRenderedPageBreak/>
         <w:drawing>
           <wp:inline distT="0" distB="0" distL="0" distR="0" wp14:anchorId="41DE8B1C" wp14:editId="6C7B2A4A">
@@ -9761,6 +9761,9 @@
     </w:p>
     <w:p>
       <w:r>
+        <w:rPr>
+          <w:noProof/>
+        </w:rPr>
         <w:drawing>
           <wp:inline distT="0" distB="0" distL="0" distR="0" wp14:anchorId="26808FC8" wp14:editId="1B3E9D8D">
             <wp:extent cx="5940425" cy="4587875"/>
@@ -9805,6 +9808,9 @@
     </w:p>
     <w:p>
       <w:r>
+        <w:rPr>
+          <w:noProof/>
+        </w:rPr>
         <w:lastRenderedPageBreak/>
         <w:drawing>
           <wp:inline distT="0" distB="0" distL="0" distR="0" wp14:anchorId="1D37C2A1" wp14:editId="22986C31">
@@ -9831,6 +9837,103 @@
                     <a:xfrm>
                       <a:off x="0" y="0"/>
                       <a:ext cx="5940425" cy="3596640"/>
+                    </a:xfrm>
+                    <a:prstGeom prst="rect">
+                      <a:avLst/>
+                    </a:prstGeom>
+                  </pic:spPr>
+                </pic:pic>
+              </a:graphicData>
+            </a:graphic>
+          </wp:inline>
+        </w:drawing>
+      </w:r>
+    </w:p>
+    <w:p>
+      <w:r>
+        <w:t>Лаб 7:</w:t>
+      </w:r>
+    </w:p>
+    <w:p>
+      <w:r>
+        <w:t>Запись на сервис:</w:t>
+      </w:r>
+    </w:p>
+    <w:p>
+      <w:r>
+        <w:drawing>
+          <wp:inline distT="0" distB="0" distL="0" distR="0" wp14:anchorId="029B27C3" wp14:editId="2EC07962">
+            <wp:extent cx="5940425" cy="3815715"/>
+            <wp:effectExtent l="0" t="0" r="3175" b="0"/>
+            <wp:docPr id="26" name="Рисунок 26"/>
+            <wp:cNvGraphicFramePr>
+              <a:graphicFrameLocks xmlns:a="http://schemas.openxmlformats.org/drawingml/2006/main" noChangeAspect="1"/>
+            </wp:cNvGraphicFramePr>
+            <a:graphic xmlns:a="http://schemas.openxmlformats.org/drawingml/2006/main">
+              <a:graphicData uri="http://schemas.openxmlformats.org/drawingml/2006/picture">
+                <pic:pic xmlns:pic="http://schemas.openxmlformats.org/drawingml/2006/picture">
+                  <pic:nvPicPr>
+                    <pic:cNvPr id="1" name=""/>
+                    <pic:cNvPicPr/>
+                  </pic:nvPicPr>
+                  <pic:blipFill>
+                    <a:blip r:embed="rId29"/>
+                    <a:stretch>
+                      <a:fillRect/>
+                    </a:stretch>
+                  </pic:blipFill>
+                  <pic:spPr>
+                    <a:xfrm>
+                      <a:off x="0" y="0"/>
+                      <a:ext cx="5940425" cy="3815715"/>
+                    </a:xfrm>
+                    <a:prstGeom prst="rect">
+                      <a:avLst/>
+                    </a:prstGeom>
+                  </pic:spPr>
+                </pic:pic>
+              </a:graphicData>
+            </a:graphic>
+          </wp:inline>
+        </w:drawing>
+      </w:r>
+    </w:p>
+    <w:p>
+      <w:r>
+        <w:t>Вознаграждение:</w:t>
+      </w:r>
+    </w:p>
+    <w:p>
+      <w:r>
+        <w:rPr>
+          <w:lang w:val="en-US"/>
+        </w:rPr>
+        <w:lastRenderedPageBreak/>
+        <w:drawing>
+          <wp:inline distT="0" distB="0" distL="0" distR="0" wp14:anchorId="22F2A8AB" wp14:editId="523D69AF">
+            <wp:extent cx="5715798" cy="5782482"/>
+            <wp:effectExtent l="0" t="0" r="0" b="8890"/>
+            <wp:docPr id="27" name="Рисунок 27"/>
+            <wp:cNvGraphicFramePr>
+              <a:graphicFrameLocks xmlns:a="http://schemas.openxmlformats.org/drawingml/2006/main" noChangeAspect="1"/>
+            </wp:cNvGraphicFramePr>
+            <a:graphic xmlns:a="http://schemas.openxmlformats.org/drawingml/2006/main">
+              <a:graphicData uri="http://schemas.openxmlformats.org/drawingml/2006/picture">
+                <pic:pic xmlns:pic="http://schemas.openxmlformats.org/drawingml/2006/picture">
+                  <pic:nvPicPr>
+                    <pic:cNvPr id="1" name=""/>
+                    <pic:cNvPicPr/>
+                  </pic:nvPicPr>
+                  <pic:blipFill>
+                    <a:blip r:embed="rId30"/>
+                    <a:stretch>
+                      <a:fillRect/>
+                    </a:stretch>
+                  </pic:blipFill>
+                  <pic:spPr>
+                    <a:xfrm>
+                      <a:off x="0" y="0"/>
+                      <a:ext cx="5715798" cy="5782482"/>
                     </a:xfrm>
                     <a:prstGeom prst="rect">
                       <a:avLst/>
@@ -11005,6 +11108,7 @@
     <w:lsdException w:name="HTML Sample" w:semiHidden="1" w:unhideWhenUsed="1"/>
     <w:lsdException w:name="HTML Typewriter" w:semiHidden="1" w:unhideWhenUsed="1"/>
     <w:lsdException w:name="HTML Variable" w:semiHidden="1" w:unhideWhenUsed="1"/>
+    <w:lsdException w:name="Normal Table" w:semiHidden="1" w:unhideWhenUsed="1"/>
     <w:lsdException w:name="annotation subject" w:semiHidden="1" w:unhideWhenUsed="1"/>
     <w:lsdException w:name="No List" w:semiHidden="1" w:unhideWhenUsed="1"/>
     <w:lsdException w:name="Outline List 1" w:semiHidden="1" w:unhideWhenUsed="1"/>
@@ -11047,8 +11151,11 @@
     <w:lsdException w:name="Table Contemporary" w:semiHidden="1" w:unhideWhenUsed="1"/>
     <w:lsdException w:name="Table Elegant" w:semiHidden="1" w:unhideWhenUsed="1"/>
     <w:lsdException w:name="Table Professional" w:semiHidden="1" w:unhideWhenUsed="1"/>
+    <w:lsdException w:name="Table Subtle 1" w:semiHidden="1" w:unhideWhenUsed="1"/>
     <w:lsdException w:name="Table Subtle 2" w:semiHidden="1" w:unhideWhenUsed="1"/>
     <w:lsdException w:name="Table Web 1" w:semiHidden="1" w:unhideWhenUsed="1"/>
+    <w:lsdException w:name="Table Web 2" w:semiHidden="1" w:unhideWhenUsed="1"/>
+    <w:lsdException w:name="Table Web 3" w:semiHidden="1" w:unhideWhenUsed="1"/>
     <w:lsdException w:name="Balloon Text" w:semiHidden="1" w:unhideWhenUsed="1"/>
     <w:lsdException w:name="Table Grid" w:uiPriority="39"/>
     <w:lsdException w:name="Table Theme" w:semiHidden="1" w:unhideWhenUsed="1"/>
@@ -11479,6 +11586,7 @@
   <w:style w:type="character" w:default="1" w:styleId="a0">
     <w:name w:val="Default Paragraph Font"/>
     <w:uiPriority w:val="1"/>
+    <w:semiHidden/>
     <w:unhideWhenUsed/>
   </w:style>
   <w:style w:type="table" w:default="1" w:styleId="a1">
